--- a/luaran/hand_created/papers/exports/Laporan Kemajuan Malaria.docx
+++ b/luaran/hand_created/papers/exports/Laporan Kemajuan Malaria.docx
@@ -442,6 +442,46 @@
           <w:lang w:val="id-ID"/>
         </w:rPr>
         <w:t>.</w:t>
+      </w:r>
+    </w:p>
+    <w:p>
+      <w:pPr>
+        <w:pStyle w:val="Caption"/>
+        <w:spacing w:after="120"/>
+        <w:jc w:val="center"/>
+        <w:rPr>
+          <w:rFonts w:ascii="Times New Roman" w:hAnsi="Times New Roman" w:cs="Times New Roman"/>
+          <w:noProof/>
+          <w:sz w:val="20"/>
+          <w:szCs w:val="20"/>
+          <w:lang w:val="id-ID"/>
+        </w:rPr>
+      </w:pPr>
+      <w:bookmarkStart w:id="0" w:name="_Ref211172336"/>
+      <w:r>
+        <w:t xml:space="preserve">Tabel </w:t>
+      </w:r>
+      <w:r>
+        <w:fldChar w:fldCharType="begin"/>
+      </w:r>
+      <w:r>
+        <w:instrText xml:space="preserve"> SEQ Tabel \* ARABIC </w:instrText>
+      </w:r>
+      <w:r>
+        <w:fldChar w:fldCharType="separate"/>
+      </w:r>
+      <w:r>
+        <w:rPr>
+          <w:noProof/>
+        </w:rPr>
+        <w:t>1</w:t>
+      </w:r>
+      <w:r>
+        <w:fldChar w:fldCharType="end"/>
+      </w:r>
+      <w:bookmarkEnd w:id="0"/>
+      <w:r>
+        <w:t xml:space="preserve"> Detail Pembagian data yang digunakan untuk tahapan detection dan classification</w:t>
       </w:r>
     </w:p>
     <w:tbl>
@@ -1781,7 +1821,7 @@
           <w:szCs w:val="20"/>
           <w:lang w:val="id-ID"/>
         </w:rPr>
-        <w:t>Tabel 1</w:t>
+        <w:fldChar w:fldCharType="begin"/>
       </w:r>
       <w:r>
         <w:rPr>
@@ -1791,6 +1831,54 @@
           <w:szCs w:val="20"/>
           <w:lang w:val="id-ID"/>
         </w:rPr>
+        <w:instrText xml:space="preserve"> REF _Ref211172336 \h </w:instrText>
+      </w:r>
+      <w:r>
+        <w:rPr>
+          <w:rFonts w:ascii="Times New Roman" w:hAnsi="Times New Roman" w:cs="Times New Roman"/>
+          <w:noProof/>
+          <w:sz w:val="20"/>
+          <w:szCs w:val="20"/>
+          <w:lang w:val="id-ID"/>
+        </w:rPr>
+      </w:r>
+      <w:r>
+        <w:rPr>
+          <w:rFonts w:ascii="Times New Roman" w:hAnsi="Times New Roman" w:cs="Times New Roman"/>
+          <w:noProof/>
+          <w:sz w:val="20"/>
+          <w:szCs w:val="20"/>
+          <w:lang w:val="id-ID"/>
+        </w:rPr>
+        <w:fldChar w:fldCharType="separate"/>
+      </w:r>
+      <w:r>
+        <w:t xml:space="preserve">Tabel </w:t>
+      </w:r>
+      <w:r>
+        <w:rPr>
+          <w:noProof/>
+        </w:rPr>
+        <w:t>1</w:t>
+      </w:r>
+      <w:r>
+        <w:rPr>
+          <w:rFonts w:ascii="Times New Roman" w:hAnsi="Times New Roman" w:cs="Times New Roman"/>
+          <w:noProof/>
+          <w:sz w:val="20"/>
+          <w:szCs w:val="20"/>
+          <w:lang w:val="id-ID"/>
+        </w:rPr>
+        <w:fldChar w:fldCharType="end"/>
+      </w:r>
+      <w:r>
+        <w:rPr>
+          <w:rFonts w:ascii="Times New Roman" w:hAnsi="Times New Roman" w:cs="Times New Roman"/>
+          <w:noProof/>
+          <w:sz w:val="20"/>
+          <w:szCs w:val="20"/>
+          <w:lang w:val="id-ID"/>
+        </w:rPr>
         <w:t xml:space="preserve"> menyajikan statistik komprehensif untuk kedua dataset termasuk total images, train/val/test splits, class distributions, augmentation multipliers (4,4× untuk detection, 3,5× untuk classification), dan resulting augmented dataset sizes (1.280 detection images, 1.024 classification images total)</w:t>
       </w:r>
       <w:r>
@@ -1802,6 +1890,57 @@
           <w:lang w:val="id-ID"/>
         </w:rPr>
         <w:t xml:space="preserve"> [8]</w:t>
+      </w:r>
+      <w:r>
+        <w:rPr>
+          <w:rFonts w:ascii="Times New Roman" w:hAnsi="Times New Roman" w:cs="Times New Roman"/>
+          <w:noProof/>
+          <w:sz w:val="20"/>
+          <w:szCs w:val="20"/>
+          <w:lang w:val="id-ID"/>
+        </w:rPr>
+        <w:t>.</w:t>
+      </w:r>
+      <w:r>
+        <w:rPr>
+          <w:rFonts w:ascii="Times New Roman" w:hAnsi="Times New Roman" w:cs="Times New Roman"/>
+          <w:noProof/>
+          <w:sz w:val="20"/>
+          <w:szCs w:val="20"/>
+          <w:lang w:val="id-ID"/>
+        </w:rPr>
+        <w:t xml:space="preserve"> </w:t>
+      </w:r>
+      <w:r>
+        <w:rPr>
+          <w:rFonts w:ascii="Times New Roman" w:hAnsi="Times New Roman" w:cs="Times New Roman"/>
+          <w:noProof/>
+          <w:sz w:val="20"/>
+          <w:szCs w:val="20"/>
+          <w:lang w:val="id-ID"/>
+        </w:rPr>
+        <w:t xml:space="preserve">Semua anotasi ground truth disediakan dalam format YOLO (koordinat bounding box yang dinormalisasi: [class, x_center, y_center, width, height]) dan telah diverifikasi secara manual oleh ahli patologi untuk memastikan akurasi diagnostik. Prosedur kontrol kualitas mencakup verifikasi label spesies/tahap terhadap kriteria morfologi (warna sitoplasma, pola kromatin, keberadaan pigmen hemozoin) dan penolakan terhadap kasus yang ambigu atau gambar dengan artifak teknis. Untuk </w:t>
+      </w:r>
+      <w:r>
+        <w:rPr>
+          <w:rFonts w:ascii="Times New Roman" w:hAnsi="Times New Roman" w:cs="Times New Roman"/>
+          <w:noProof/>
+          <w:sz w:val="20"/>
+          <w:szCs w:val="20"/>
+          <w:lang w:val="id-ID"/>
+        </w:rPr>
+        <w:lastRenderedPageBreak/>
+        <w:t>mencegah kebocoran data, stratified sampling memastikan tidak ada tumpang tindih tingkat pasien antara set pelatihan, validasi, dan pengujian, meskipun informasi metadata pasien tidak tersedia dalam dataset publik ini</w:t>
+      </w:r>
+      <w:r>
+        <w:rPr>
+          <w:rFonts w:ascii="Times New Roman" w:hAnsi="Times New Roman" w:cs="Times New Roman"/>
+          <w:noProof/>
+          <w:sz w:val="20"/>
+          <w:szCs w:val="20"/>
+          <w:lang w:val="id-ID"/>
+        </w:rPr>
+        <w:t xml:space="preserve"> [9]</w:t>
       </w:r>
       <w:r>
         <w:rPr>
@@ -1832,38 +1971,7 @@
           <w:szCs w:val="20"/>
           <w:lang w:val="id-ID"/>
         </w:rPr>
-        <w:t xml:space="preserve">Semua anotasi ground truth disediakan dalam format YOLO (koordinat bounding box yang dinormalisasi: [class, x_center, y_center, width, height]) dan telah diverifikasi secara manual oleh ahli patologi untuk memastikan akurasi diagnostik. Prosedur kontrol kualitas mencakup verifikasi label spesies/tahap terhadap kriteria morfologi (warna sitoplasma, pola kromatin, keberadaan pigmen hemozoin) dan penolakan terhadap kasus yang ambigu atau gambar dengan artifak teknis. Untuk mencegah kebocoran data, stratified sampling memastikan tidak ada </w:t>
-      </w:r>
-      <w:r>
-        <w:rPr>
-          <w:rFonts w:ascii="Times New Roman" w:hAnsi="Times New Roman" w:cs="Times New Roman"/>
-          <w:noProof/>
-          <w:sz w:val="20"/>
-          <w:szCs w:val="20"/>
-          <w:lang w:val="id-ID"/>
-        </w:rPr>
-        <w:lastRenderedPageBreak/>
-        <w:t>tumpang tindih tingkat pasien antara set pelatihan, validasi, dan pengujian, meskipun informasi metadata pasien tidak tersedia dalam dataset publik ini</w:t>
-      </w:r>
-      <w:r>
-        <w:rPr>
-          <w:rFonts w:ascii="Times New Roman" w:hAnsi="Times New Roman" w:cs="Times New Roman"/>
-          <w:noProof/>
-          <w:sz w:val="20"/>
-          <w:szCs w:val="20"/>
-          <w:lang w:val="id-ID"/>
-        </w:rPr>
-        <w:t xml:space="preserve"> [9]</w:t>
-      </w:r>
-      <w:r>
-        <w:rPr>
-          <w:rFonts w:ascii="Times New Roman" w:hAnsi="Times New Roman" w:cs="Times New Roman"/>
-          <w:noProof/>
-          <w:sz w:val="20"/>
-          <w:szCs w:val="20"/>
-          <w:lang w:val="id-ID"/>
-        </w:rPr>
-        <w:t>.</w:t>
+        <w:t>Untuk mengatasi keterbatasan ukuran data, diterapkan teknik augmentasi yang aman untuk citra medis (medical-safe augmentation). Untuk detection stage menggunakan YOLO, transformasi yang diterapkan mencakup random scaling (0,5-1,5×) untuk mengakomodasi variasi ukuran parasit, rotation (±15°) untuk robustness orientasi, HSV color space adjustments (hue: ±10°, saturation: ±20%, value: ±20%) untuk mensimulasikan variabilitas pewarnaan, mosaic augmentation (probability 1,0) untuk meningkatkan small object detection, dan horizontal flip. Yang penting, vertical flipping dinonaktifkan (flipud=0,0) untuk mempertahankan orientasi parasit, karena tahapan siklus hidup tertentu menunjukkan morfologi orientation-specific yang relevan untuk diagnosis klinis. Augmentasi ini menghasilkan multiplier 4,4× (146 train images → 640 augmented images per dataset).</w:t>
       </w:r>
     </w:p>
     <w:p>
@@ -1884,61 +1992,12 @@
           <w:szCs w:val="20"/>
           <w:lang w:val="id-ID"/>
         </w:rPr>
-        <w:t>Untuk mengatasi keterbatasan ukuran data, diterapkan teknik augmentasi yang aman untuk citra medis (medical-safe augmentation). Untuk detection stage menggunakan YOLO, transformasi yang diterapkan mencakup random scaling (0,5-1,5×) untuk mengakomodasi variasi ukuran parasit, rotation (±15°) untuk robustness orientasi, HSV color space adjustments (hue: ±10°, saturation: ±20%, value: ±20%) untuk mensimulasikan variabilitas pewarnaan, mosaic augmentation (probability 1,0) untuk meningkatkan small object detection, dan horizontal flip. Yang penting, vertical flipping dinonaktifkan (flipud=0,0) untuk mempertahankan orientasi parasit, karena tahapan siklus hidup tertentu menunjukkan morfologi orientation-specific yang relevan untuk diagnosis klinis. Augmentasi ini menghasilkan multiplier 4,4× (146 train images → 640 augmented images per dataset).</w:t>
+        <w:t>Untuk classification stage menggunakan CNN, transformasi yang lebih agresif diterapkan karena crop-level orientation kurang signifikan secara diagnostik dibanding whole-cell orientation. Augmentasi mencakup random rotation (±20°), affine transformations (translation: ±10%, shear: ±5°), color jitter (brightness: ±15%, contrast: ±15%), Gaussian noise (σ=0,01) untuk robustness, dan horizontal plus vertical flips. Selain itu, weighted random sampling mengimplementasikan oversampling terhadap minority classes dengan ratio 3:1 untuk memastikan setiap batch mengandung sampel representatif dari semua kelas. Strategi ini menghasilkan multiplier 3,5× (146 train images → 512 augmented images per dataset).</w:t>
       </w:r>
     </w:p>
     <w:p>
       <w:pPr>
-        <w:rPr>
-          <w:rFonts w:ascii="Times New Roman" w:hAnsi="Times New Roman" w:cs="Times New Roman"/>
-          <w:noProof/>
-          <w:sz w:val="20"/>
-          <w:szCs w:val="20"/>
-          <w:lang w:val="id-ID"/>
-        </w:rPr>
-      </w:pPr>
-      <w:r>
-        <w:rPr>
-          <w:rFonts w:ascii="Times New Roman" w:hAnsi="Times New Roman" w:cs="Times New Roman"/>
-          <w:noProof/>
-          <w:sz w:val="20"/>
-          <w:szCs w:val="20"/>
-          <w:lang w:val="id-ID"/>
-        </w:rPr>
-        <w:t>Untuk classification stage menggunakan CNN, transformasi yang lebih agresif diterapkan karena crop-level orientation kurang signifikan secara diagnostik dibanding whole-cell orientation. Augmentasi mencakup random rotation (±20°), affine transformations (translation: ±10%, shear: ±5°), color jitter (brightness: ±15%, contrast: ±15%), Gaussian noise (σ=0,01) untuk robustness, dan horizontal plus vertical flips. Selain itu, weighted random sampling mengimplementasikan oversampling terhadap minority classes dengan ratio 3:1 untuk memastikan setiap batch mengandung sampel representatif dari semua kelas. Strategi ini menghasilkan multiplier 3,5× (146 train images → 512 augmented images per dataset).</w:t>
-      </w:r>
-    </w:p>
-    <w:p>
-      <w:pPr>
-        <w:jc w:val="center"/>
-        <w:rPr>
-          <w:rFonts w:ascii="Times New Roman" w:hAnsi="Times New Roman" w:cs="Times New Roman"/>
-          <w:noProof/>
-          <w:sz w:val="20"/>
-          <w:szCs w:val="20"/>
-          <w:lang w:val="id-ID"/>
-        </w:rPr>
-      </w:pPr>
-      <w:r>
-        <w:rPr>
-          <w:rFonts w:ascii="Times New Roman" w:hAnsi="Times New Roman" w:cs="Times New Roman"/>
-          <w:noProof/>
-          <w:sz w:val="20"/>
-          <w:szCs w:val="20"/>
-          <w:lang w:val="id-ID"/>
-        </w:rPr>
-        <w:t>Data Augmentation Examples - MP-IDB Species Dataset</w:t>
-      </w:r>
-    </w:p>
-    <w:p>
-      <w:pPr>
-        <w:rPr>
-          <w:rFonts w:ascii="Times New Roman" w:hAnsi="Times New Roman" w:cs="Times New Roman"/>
-          <w:noProof/>
-          <w:sz w:val="20"/>
-          <w:szCs w:val="20"/>
-          <w:lang w:val="id-ID"/>
-        </w:rPr>
+        <w:keepNext/>
       </w:pPr>
       <w:r>
         <w:rPr>
@@ -1961,149 +2020,6 @@
                 <pic:pic xmlns:pic="http://schemas.openxmlformats.org/drawingml/2006/picture">
                   <pic:nvPicPr>
                     <pic:cNvPr id="0" name="Picture 2"/>
-                    <pic:cNvPicPr>
-                      <a:picLocks noChangeAspect="1" noChangeArrowheads="1"/>
-                    </pic:cNvPicPr>
-                  </pic:nvPicPr>
-                  <pic:blipFill>
-                    <a:blip r:embed="rId5" cstate="print">
-                      <a:extLst>
-                        <a:ext uri="{28A0092B-C50C-407E-A947-70E740481C1C}">
-                          <a14:useLocalDpi xmlns:a14="http://schemas.microsoft.com/office/drawing/2010/main" val="0"/>
-                        </a:ext>
-                      </a:extLst>
-                    </a:blip>
-                    <a:srcRect/>
-                    <a:stretch>
-                      <a:fillRect/>
-                    </a:stretch>
-                  </pic:blipFill>
-                  <pic:spPr bwMode="auto">
-                    <a:xfrm>
-                      <a:off x="0" y="0"/>
-                      <a:ext cx="5727700" cy="3584575"/>
-                    </a:xfrm>
-                    <a:prstGeom prst="rect">
-                      <a:avLst/>
-                    </a:prstGeom>
-                    <a:noFill/>
-                    <a:ln>
-                      <a:noFill/>
-                    </a:ln>
-                  </pic:spPr>
-                </pic:pic>
-              </a:graphicData>
-            </a:graphic>
-          </wp:inline>
-        </w:drawing>
-      </w:r>
-    </w:p>
-    <w:p>
-      <w:pPr>
-        <w:rPr>
-          <w:rFonts w:ascii="Times New Roman" w:hAnsi="Times New Roman" w:cs="Times New Roman"/>
-          <w:noProof/>
-          <w:sz w:val="20"/>
-          <w:szCs w:val="20"/>
-          <w:lang w:val="id-ID"/>
-        </w:rPr>
-      </w:pPr>
-      <w:r>
-        <w:rPr>
-          <w:rFonts w:ascii="Times New Roman" w:hAnsi="Times New Roman" w:cs="Times New Roman"/>
-          <w:noProof/>
-          <w:sz w:val="20"/>
-          <w:szCs w:val="20"/>
-          <w:lang w:val="id-ID"/>
-        </w:rPr>
-        <w:t>Gambar A1 mengilustrasikan pipeline augmentasi yang identik diterapkan pada tugas klasifikasi Species MP-IDB, menampilkan 7 transformasi (Original, rotasi 90°, brightness 0.7×, contrast 1.4×, saturation 1.4×, sharpness 2.0×, flip horizontal) pada keempat spesies Plasmodium (P. falciparum, P. vivax, P. ovale, P. malariae). Visualisasi resolusi tinggi (512×512 pixels per crop, 300 DPI) ini menyoroti pelestarian karakteristik morfologi spesifik-spesies pada semua transformasi: pola titik kromatin yang khas untuk P. falciparum rings, penampilan bentuk pita untuk P. malariae trophozoites, ukuran RBC terinfeksi yang membesar untuk P. ovale, dan visibilitas titik-titik Schüffner yang patognomonik untuk P. vivax. Teknik augmentasi dirancang dengan hati-hati untuk meningkatkan robustness model tanpa mengorbankan integritas diagnostik, pertimbangan kritis untuk kesiapan deployment klinis.</w:t>
-      </w:r>
-    </w:p>
-    <w:p>
-      <w:pPr>
-        <w:rPr>
-          <w:rFonts w:ascii="Times New Roman" w:hAnsi="Times New Roman" w:cs="Times New Roman"/>
-          <w:noProof/>
-          <w:sz w:val="20"/>
-          <w:szCs w:val="20"/>
-          <w:lang w:val="id-ID"/>
-        </w:rPr>
-      </w:pPr>
-      <w:r>
-        <w:rPr>
-          <w:rFonts w:ascii="Times New Roman" w:hAnsi="Times New Roman" w:cs="Times New Roman"/>
-          <w:noProof/>
-          <w:sz w:val="20"/>
-          <w:szCs w:val="20"/>
-          <w:lang w:val="id-ID"/>
-        </w:rPr>
-        <w:t xml:space="preserve">Gambar A2 memvisualisasikan efek 7 augmentasi (Original, rotasi 90°, brightness 0.7×, contrast 1.4×, saturation 1.4×, sharpness 2.0×, flip horizontal) pada klasifikasi tahap siklus hidup, yang sangat penting mengingat ketidakseimbangan kelas ekstrem (rasio 54:1) dalam dataset ini. Visualisasi dengan jelas mendemonstrasikan pelestarian fitur morfologi spesifik-tahap pada semua transformasi: titik kromatin kompak dan sitoplasma minimal untuk tahap ring, morfologi amoeboid dengan pigmen hemozoin yang terlihat untuk trophozoites, multiple merozoites dengan penampilan tersegmentasi untuk schizonts, dan morfologi memanjang berbentuk pisang untuk </w:t>
-      </w:r>
-      <w:r>
-        <w:rPr>
-          <w:rFonts w:ascii="Times New Roman" w:hAnsi="Times New Roman" w:cs="Times New Roman"/>
-          <w:noProof/>
-          <w:sz w:val="20"/>
-          <w:szCs w:val="20"/>
-          <w:lang w:val="id-ID"/>
-        </w:rPr>
-        <w:lastRenderedPageBreak/>
-        <w:t>gametocytes. Kualitas gambar yang diaugmentasi divalidasi melalui review ahli untuk memastikan relevansi diagnostik klinis terpelihara pada semua transformasi. Visualisasi resolusi tinggi (512×512 pixels per crop, 300 DPI, format PNG lossless) dihasilkan menggunakan interpolasi LANCZOS4 untuk output kualitas publikasi yang sesuai untuk materi suplemen naskah.</w:t>
-      </w:r>
-    </w:p>
-    <w:p>
-      <w:pPr>
-        <w:jc w:val="center"/>
-        <w:rPr>
-          <w:rFonts w:ascii="Times New Roman" w:hAnsi="Times New Roman" w:cs="Times New Roman"/>
-          <w:noProof/>
-          <w:sz w:val="20"/>
-          <w:szCs w:val="20"/>
-          <w:lang w:val="id-ID"/>
-        </w:rPr>
-      </w:pPr>
-      <w:r>
-        <w:rPr>
-          <w:rFonts w:ascii="Times New Roman" w:hAnsi="Times New Roman" w:cs="Times New Roman"/>
-          <w:noProof/>
-          <w:sz w:val="20"/>
-          <w:szCs w:val="20"/>
-          <w:lang w:val="id-ID"/>
-        </w:rPr>
-        <w:t>Data Augmentation Examples - MP-IDB Stages Dataset</w:t>
-      </w:r>
-    </w:p>
-    <w:p>
-      <w:pPr>
-        <w:rPr>
-          <w:rFonts w:ascii="Times New Roman" w:hAnsi="Times New Roman" w:cs="Times New Roman"/>
-          <w:noProof/>
-          <w:sz w:val="20"/>
-          <w:szCs w:val="20"/>
-          <w:lang w:val="id-ID"/>
-        </w:rPr>
-      </w:pPr>
-      <w:r>
-        <w:rPr>
-          <w:rFonts w:ascii="Times New Roman" w:hAnsi="Times New Roman" w:cs="Times New Roman"/>
-          <w:noProof/>
-          <w:sz w:val="20"/>
-          <w:szCs w:val="20"/>
-          <w:lang w:val="id-ID"/>
-        </w:rPr>
-        <w:drawing>
-          <wp:inline distT="0" distB="0" distL="0" distR="0" wp14:anchorId="541D709A" wp14:editId="0C1B7CDA">
-            <wp:extent cx="5727700" cy="3584575"/>
-            <wp:effectExtent l="0" t="0" r="6350" b="0"/>
-            <wp:docPr id="3" name="Picture 3"/>
-            <wp:cNvGraphicFramePr>
-              <a:graphicFrameLocks xmlns:a="http://schemas.openxmlformats.org/drawingml/2006/main" noChangeAspect="1"/>
-            </wp:cNvGraphicFramePr>
-            <a:graphic xmlns:a="http://schemas.openxmlformats.org/drawingml/2006/main">
-              <a:graphicData uri="http://schemas.openxmlformats.org/drawingml/2006/picture">
-                <pic:pic xmlns:pic="http://schemas.openxmlformats.org/drawingml/2006/picture">
-                  <pic:nvPicPr>
-                    <pic:cNvPr id="0" name="Picture 3"/>
                     <pic:cNvPicPr>
                       <a:picLocks noChangeAspect="1" noChangeArrowheads="1"/>
                     </pic:cNvPicPr>
@@ -2143,27 +2059,43 @@
     </w:p>
     <w:p>
       <w:pPr>
-        <w:rPr>
-          <w:rFonts w:ascii="Times New Roman" w:hAnsi="Times New Roman" w:cs="Times New Roman"/>
-          <w:b/>
-          <w:bCs/>
+        <w:pStyle w:val="Caption"/>
+        <w:rPr>
+          <w:rFonts w:ascii="Times New Roman" w:hAnsi="Times New Roman" w:cs="Times New Roman"/>
           <w:noProof/>
           <w:sz w:val="20"/>
           <w:szCs w:val="20"/>
           <w:lang w:val="id-ID"/>
         </w:rPr>
       </w:pPr>
-      <w:r>
-        <w:rPr>
-          <w:rFonts w:ascii="Times New Roman" w:hAnsi="Times New Roman" w:cs="Times New Roman"/>
-          <w:b/>
-          <w:bCs/>
-          <w:noProof/>
-          <w:sz w:val="20"/>
-          <w:szCs w:val="20"/>
-          <w:lang w:val="id-ID"/>
-        </w:rPr>
-        <w:t>2 Arsitektur Pipeline Option A: Shared Classification Approach</w:t>
+      <w:bookmarkStart w:id="1" w:name="_Ref211172410"/>
+      <w:r>
+        <w:t xml:space="preserve">Gambar </w:t>
+      </w:r>
+      <w:r>
+        <w:fldChar w:fldCharType="begin"/>
+      </w:r>
+      <w:r>
+        <w:instrText xml:space="preserve"> SEQ Gambar \* ARABIC </w:instrText>
+      </w:r>
+      <w:r>
+        <w:fldChar w:fldCharType="separate"/>
+      </w:r>
+      <w:r>
+        <w:rPr>
+          <w:noProof/>
+        </w:rPr>
+        <w:t>1</w:t>
+      </w:r>
+      <w:r>
+        <w:fldChar w:fldCharType="end"/>
+      </w:r>
+      <w:bookmarkEnd w:id="1"/>
+      <w:r>
+        <w:t xml:space="preserve"> </w:t>
+      </w:r>
+      <w:r>
+        <w:t>Data Augmentation Examples - MP-IDB Species Dataset</w:t>
       </w:r>
     </w:p>
     <w:p>
@@ -2184,12 +2116,69 @@
           <w:szCs w:val="20"/>
           <w:lang w:val="id-ID"/>
         </w:rPr>
-        <w:t>Framework yang dikembangkan dalam penelitian ini mengimplementasikan arsitektur Option A (Shared Classification Architecture), sebuah pendekatan tiga tahap yang dirancang untuk memaksimalkan efisiensi komputasi sambil mempertahankan atau meningkatkan akurasi diagnostik. Berbeda dengan pendekatan tradisional yang melatih model klasifikasi terpisah untuk setiap backend deteksi, arsitektur Option A melatih model klasifikasi sekali pada crop ground truth dan menggunakan kembali model tersebut pada semua metode deteksi YOLO. Pemisahan antara deteksi dan klasifikasi ini memungkinkan optimisasi independen untuk setiap tahap dan eliminasi komputasi redundan, menghasilkan penghematan sumber daya yang signifikan tanpa mengorbankan performa.</w:t>
+        <w:fldChar w:fldCharType="begin"/>
+      </w:r>
+      <w:r>
+        <w:rPr>
+          <w:rFonts w:ascii="Times New Roman" w:hAnsi="Times New Roman" w:cs="Times New Roman"/>
+          <w:noProof/>
+          <w:sz w:val="20"/>
+          <w:szCs w:val="20"/>
+          <w:lang w:val="id-ID"/>
+        </w:rPr>
+        <w:instrText xml:space="preserve"> REF _Ref211172410 \h </w:instrText>
+      </w:r>
+      <w:r>
+        <w:rPr>
+          <w:rFonts w:ascii="Times New Roman" w:hAnsi="Times New Roman" w:cs="Times New Roman"/>
+          <w:noProof/>
+          <w:sz w:val="20"/>
+          <w:szCs w:val="20"/>
+          <w:lang w:val="id-ID"/>
+        </w:rPr>
+      </w:r>
+      <w:r>
+        <w:rPr>
+          <w:rFonts w:ascii="Times New Roman" w:hAnsi="Times New Roman" w:cs="Times New Roman"/>
+          <w:noProof/>
+          <w:sz w:val="20"/>
+          <w:szCs w:val="20"/>
+          <w:lang w:val="id-ID"/>
+        </w:rPr>
+        <w:fldChar w:fldCharType="separate"/>
+      </w:r>
+      <w:r>
+        <w:t xml:space="preserve">Gambar </w:t>
+      </w:r>
+      <w:r>
+        <w:rPr>
+          <w:noProof/>
+        </w:rPr>
+        <w:t>1</w:t>
+      </w:r>
+      <w:r>
+        <w:rPr>
+          <w:rFonts w:ascii="Times New Roman" w:hAnsi="Times New Roman" w:cs="Times New Roman"/>
+          <w:noProof/>
+          <w:sz w:val="20"/>
+          <w:szCs w:val="20"/>
+          <w:lang w:val="id-ID"/>
+        </w:rPr>
+        <w:fldChar w:fldCharType="end"/>
+      </w:r>
+      <w:r>
+        <w:rPr>
+          <w:rFonts w:ascii="Times New Roman" w:hAnsi="Times New Roman" w:cs="Times New Roman"/>
+          <w:noProof/>
+          <w:sz w:val="20"/>
+          <w:szCs w:val="20"/>
+          <w:lang w:val="id-ID"/>
+        </w:rPr>
+        <w:t xml:space="preserve"> mengilustrasikan pipeline augmentasi yang identik diterapkan pada tugas klasifikasi Species MP-IDB, menampilkan 7 transformasi (Original, rotasi 90°, brightness 0.7×, contrast 1.4×, saturation 1.4×, sharpness 2.0×, flip horizontal) pada keempat spesies Plasmodium (P. falciparum, P. vivax, P. ovale, P. malariae). Visualisasi resolusi tinggi (512×512 pixels per crop, 300 DPI) ini menyoroti pelestarian karakteristik morfologi spesifik-spesies pada semua transformasi: pola titik kromatin yang khas untuk P. falciparum rings, penampilan bentuk pita untuk P. malariae trophozoites, ukuran RBC terinfeksi yang membesar untuk P. ovale, dan visibilitas titik-titik Schüffner yang patognomonik untuk P. vivax. Teknik augmentasi dirancang dengan hati-hati untuk meningkatkan robustness model tanpa mengorbankan integritas diagnostik, pertimbangan kritis untuk kesiapan deployment klinis.</w:t>
       </w:r>
     </w:p>
     <w:p>
       <w:pPr>
-        <w:jc w:val="center"/>
         <w:rPr>
           <w:rFonts w:ascii="Times New Roman" w:hAnsi="Times New Roman" w:cs="Times New Roman"/>
           <w:noProof/>
@@ -2206,11 +2195,83 @@
           <w:szCs w:val="20"/>
           <w:lang w:val="id-ID"/>
         </w:rPr>
-        <w:t>Diagram Arsitektur Pipeline Option A</w:t>
+        <w:fldChar w:fldCharType="begin"/>
+      </w:r>
+      <w:r>
+        <w:rPr>
+          <w:rFonts w:ascii="Times New Roman" w:hAnsi="Times New Roman" w:cs="Times New Roman"/>
+          <w:noProof/>
+          <w:sz w:val="20"/>
+          <w:szCs w:val="20"/>
+          <w:lang w:val="id-ID"/>
+        </w:rPr>
+        <w:instrText xml:space="preserve"> REF _Ref211172446 \h </w:instrText>
+      </w:r>
+      <w:r>
+        <w:rPr>
+          <w:rFonts w:ascii="Times New Roman" w:hAnsi="Times New Roman" w:cs="Times New Roman"/>
+          <w:noProof/>
+          <w:sz w:val="20"/>
+          <w:szCs w:val="20"/>
+          <w:lang w:val="id-ID"/>
+        </w:rPr>
+      </w:r>
+      <w:r>
+        <w:rPr>
+          <w:rFonts w:ascii="Times New Roman" w:hAnsi="Times New Roman" w:cs="Times New Roman"/>
+          <w:noProof/>
+          <w:sz w:val="20"/>
+          <w:szCs w:val="20"/>
+          <w:lang w:val="id-ID"/>
+        </w:rPr>
+        <w:fldChar w:fldCharType="separate"/>
+      </w:r>
+      <w:r>
+        <w:t xml:space="preserve">Gambar </w:t>
+      </w:r>
+      <w:r>
+        <w:rPr>
+          <w:noProof/>
+        </w:rPr>
+        <w:t>2</w:t>
+      </w:r>
+      <w:r>
+        <w:rPr>
+          <w:rFonts w:ascii="Times New Roman" w:hAnsi="Times New Roman" w:cs="Times New Roman"/>
+          <w:noProof/>
+          <w:sz w:val="20"/>
+          <w:szCs w:val="20"/>
+          <w:lang w:val="id-ID"/>
+        </w:rPr>
+        <w:fldChar w:fldCharType="end"/>
+      </w:r>
+      <w:r>
+        <w:rPr>
+          <w:rFonts w:ascii="Times New Roman" w:hAnsi="Times New Roman" w:cs="Times New Roman"/>
+          <w:noProof/>
+          <w:sz w:val="20"/>
+          <w:szCs w:val="20"/>
+          <w:lang w:val="id-ID"/>
+        </w:rPr>
+        <w:t xml:space="preserve"> memvisualisasikan efek 7 augmentasi (Original, rotasi 90°, brightness 0.7×, contrast 1.4×, saturation 1.4×, sharpness 2.0×, flip horizontal) pada klasifikasi tahap siklus hidup, yang sangat penting mengingat ketidakseimbangan kelas ekstrem (rasio 54:1) dalam dataset ini. Visualisasi dengan jelas mendemonstrasikan pelestarian fitur morfologi spesifik-tahap pada semua transformasi: titik kromatin kompak dan sitoplasma minimal untuk tahap ring, morfologi amoeboid dengan pigmen hemozoin yang terlihat untuk trophozoites, multiple </w:t>
+      </w:r>
+      <w:r>
+        <w:rPr>
+          <w:rFonts w:ascii="Times New Roman" w:hAnsi="Times New Roman" w:cs="Times New Roman"/>
+          <w:noProof/>
+          <w:sz w:val="20"/>
+          <w:szCs w:val="20"/>
+          <w:lang w:val="id-ID"/>
+        </w:rPr>
+        <w:lastRenderedPageBreak/>
+        <w:t>merozoites dengan penampilan tersegmentasi untuk schizonts, dan morfologi memanjang berbentuk pisang untuk gametocytes. Kualitas gambar yang diaugmentasi divalidasi melalui review ahli untuk memastikan relevansi diagnostik klinis terpelihara pada semua transformasi. Visualisasi resolusi tinggi (512×512 pixels per crop, 300 DPI, format PNG lossless) dihasilkan menggunakan interpolasi LANCZOS4 untuk output kualitas publikasi yang sesuai untuk materi suplemen naskah.</w:t>
       </w:r>
     </w:p>
     <w:p>
       <w:pPr>
+        <w:keepNext/>
+      </w:pPr>
+      <w:r>
         <w:rPr>
           <w:rFonts w:ascii="Times New Roman" w:hAnsi="Times New Roman" w:cs="Times New Roman"/>
           <w:noProof/>
@@ -2218,6 +2279,225 @@
           <w:szCs w:val="20"/>
           <w:lang w:val="id-ID"/>
         </w:rPr>
+        <w:drawing>
+          <wp:inline distT="0" distB="0" distL="0" distR="0" wp14:anchorId="541D709A" wp14:editId="0C1B7CDA">
+            <wp:extent cx="5727700" cy="3584575"/>
+            <wp:effectExtent l="0" t="0" r="6350" b="0"/>
+            <wp:docPr id="3" name="Picture 3"/>
+            <wp:cNvGraphicFramePr>
+              <a:graphicFrameLocks xmlns:a="http://schemas.openxmlformats.org/drawingml/2006/main" noChangeAspect="1"/>
+            </wp:cNvGraphicFramePr>
+            <a:graphic xmlns:a="http://schemas.openxmlformats.org/drawingml/2006/main">
+              <a:graphicData uri="http://schemas.openxmlformats.org/drawingml/2006/picture">
+                <pic:pic xmlns:pic="http://schemas.openxmlformats.org/drawingml/2006/picture">
+                  <pic:nvPicPr>
+                    <pic:cNvPr id="0" name="Picture 3"/>
+                    <pic:cNvPicPr>
+                      <a:picLocks noChangeAspect="1" noChangeArrowheads="1"/>
+                    </pic:cNvPicPr>
+                  </pic:nvPicPr>
+                  <pic:blipFill>
+                    <a:blip r:embed="rId7" cstate="print">
+                      <a:extLst>
+                        <a:ext uri="{28A0092B-C50C-407E-A947-70E740481C1C}">
+                          <a14:useLocalDpi xmlns:a14="http://schemas.microsoft.com/office/drawing/2010/main" val="0"/>
+                        </a:ext>
+                      </a:extLst>
+                    </a:blip>
+                    <a:srcRect/>
+                    <a:stretch>
+                      <a:fillRect/>
+                    </a:stretch>
+                  </pic:blipFill>
+                  <pic:spPr bwMode="auto">
+                    <a:xfrm>
+                      <a:off x="0" y="0"/>
+                      <a:ext cx="5727700" cy="3584575"/>
+                    </a:xfrm>
+                    <a:prstGeom prst="rect">
+                      <a:avLst/>
+                    </a:prstGeom>
+                    <a:noFill/>
+                    <a:ln>
+                      <a:noFill/>
+                    </a:ln>
+                  </pic:spPr>
+                </pic:pic>
+              </a:graphicData>
+            </a:graphic>
+          </wp:inline>
+        </w:drawing>
+      </w:r>
+    </w:p>
+    <w:p>
+      <w:pPr>
+        <w:pStyle w:val="Caption"/>
+        <w:jc w:val="center"/>
+        <w:rPr>
+          <w:rFonts w:ascii="Times New Roman" w:hAnsi="Times New Roman" w:cs="Times New Roman"/>
+          <w:noProof/>
+          <w:sz w:val="20"/>
+          <w:szCs w:val="20"/>
+          <w:lang w:val="id-ID"/>
+        </w:rPr>
+      </w:pPr>
+      <w:bookmarkStart w:id="2" w:name="_Ref211172446"/>
+      <w:r>
+        <w:t xml:space="preserve">Gambar </w:t>
+      </w:r>
+      <w:r>
+        <w:fldChar w:fldCharType="begin"/>
+      </w:r>
+      <w:r>
+        <w:instrText xml:space="preserve"> SEQ Gambar \* ARABIC </w:instrText>
+      </w:r>
+      <w:r>
+        <w:fldChar w:fldCharType="separate"/>
+      </w:r>
+      <w:r>
+        <w:rPr>
+          <w:noProof/>
+        </w:rPr>
+        <w:t>2</w:t>
+      </w:r>
+      <w:r>
+        <w:fldChar w:fldCharType="end"/>
+      </w:r>
+      <w:bookmarkEnd w:id="2"/>
+      <w:r>
+        <w:t xml:space="preserve"> </w:t>
+      </w:r>
+      <w:r>
+        <w:t>Data Augmentation Examples - MP-IDB Stages Dataset</w:t>
+      </w:r>
+    </w:p>
+    <w:p>
+      <w:pPr>
+        <w:rPr>
+          <w:rFonts w:ascii="Times New Roman" w:hAnsi="Times New Roman" w:cs="Times New Roman"/>
+          <w:b/>
+          <w:bCs/>
+          <w:noProof/>
+          <w:sz w:val="20"/>
+          <w:szCs w:val="20"/>
+          <w:lang w:val="id-ID"/>
+        </w:rPr>
+      </w:pPr>
+      <w:r>
+        <w:rPr>
+          <w:rFonts w:ascii="Times New Roman" w:hAnsi="Times New Roman" w:cs="Times New Roman"/>
+          <w:b/>
+          <w:bCs/>
+          <w:noProof/>
+          <w:sz w:val="20"/>
+          <w:szCs w:val="20"/>
+          <w:lang w:val="id-ID"/>
+        </w:rPr>
+        <w:t>2 Arsitektur Pipeline Option A: Shared Classification Approach</w:t>
+      </w:r>
+    </w:p>
+    <w:p>
+      <w:pPr>
+        <w:rPr>
+          <w:rFonts w:ascii="Times New Roman" w:hAnsi="Times New Roman" w:cs="Times New Roman"/>
+          <w:noProof/>
+          <w:sz w:val="20"/>
+          <w:szCs w:val="20"/>
+          <w:lang w:val="id-ID"/>
+        </w:rPr>
+      </w:pPr>
+      <w:r>
+        <w:rPr>
+          <w:rFonts w:ascii="Times New Roman" w:hAnsi="Times New Roman" w:cs="Times New Roman"/>
+          <w:noProof/>
+          <w:sz w:val="20"/>
+          <w:szCs w:val="20"/>
+          <w:lang w:val="id-ID"/>
+        </w:rPr>
+        <w:t>Framework yang dikembangkan dalam penelitian ini mengimplementasikan arsitektur Option A (Shared Classification Architecture), sebuah pendekatan tiga tahap yang dirancang untuk memaksimalkan efisiensi komputasi sambil mempertahankan atau meningkatkan akurasi diagnostik. Berbeda dengan pendekatan tradisional yang melatih model klasifikasi terpisah untuk setiap backend deteksi, arsitektur Option A melatih model klasifikasi sekali pada crop ground truth dan menggunakan kembali model tersebut pada semua metode deteksi YOLO. Pemisahan antara deteksi dan klasifikasi ini memungkinkan optimisasi independen untuk setiap tahap dan eliminasi komputasi redundan, menghasilkan penghematan sumber daya yang signifikan tanpa mengorbankan performa</w:t>
+      </w:r>
+      <w:r>
+        <w:rPr>
+          <w:rFonts w:ascii="Times New Roman" w:hAnsi="Times New Roman" w:cs="Times New Roman"/>
+          <w:noProof/>
+          <w:sz w:val="20"/>
+          <w:szCs w:val="20"/>
+          <w:lang w:val="id-ID"/>
+        </w:rPr>
+        <w:t xml:space="preserve"> seperti dilihat pada </w:t>
+      </w:r>
+      <w:r>
+        <w:rPr>
+          <w:rFonts w:ascii="Times New Roman" w:hAnsi="Times New Roman" w:cs="Times New Roman"/>
+          <w:noProof/>
+          <w:sz w:val="20"/>
+          <w:szCs w:val="20"/>
+          <w:lang w:val="id-ID"/>
+        </w:rPr>
+        <w:fldChar w:fldCharType="begin"/>
+      </w:r>
+      <w:r>
+        <w:rPr>
+          <w:rFonts w:ascii="Times New Roman" w:hAnsi="Times New Roman" w:cs="Times New Roman"/>
+          <w:noProof/>
+          <w:sz w:val="20"/>
+          <w:szCs w:val="20"/>
+          <w:lang w:val="id-ID"/>
+        </w:rPr>
+        <w:instrText xml:space="preserve"> REF _Ref211172529 \h </w:instrText>
+      </w:r>
+      <w:r>
+        <w:rPr>
+          <w:rFonts w:ascii="Times New Roman" w:hAnsi="Times New Roman" w:cs="Times New Roman"/>
+          <w:noProof/>
+          <w:sz w:val="20"/>
+          <w:szCs w:val="20"/>
+          <w:lang w:val="id-ID"/>
+        </w:rPr>
+      </w:r>
+      <w:r>
+        <w:rPr>
+          <w:rFonts w:ascii="Times New Roman" w:hAnsi="Times New Roman" w:cs="Times New Roman"/>
+          <w:noProof/>
+          <w:sz w:val="20"/>
+          <w:szCs w:val="20"/>
+          <w:lang w:val="id-ID"/>
+        </w:rPr>
+        <w:fldChar w:fldCharType="separate"/>
+      </w:r>
+      <w:r>
+        <w:t xml:space="preserve">Gambar </w:t>
+      </w:r>
+      <w:r>
+        <w:rPr>
+          <w:noProof/>
+        </w:rPr>
+        <w:t>3</w:t>
+      </w:r>
+      <w:r>
+        <w:rPr>
+          <w:rFonts w:ascii="Times New Roman" w:hAnsi="Times New Roman" w:cs="Times New Roman"/>
+          <w:noProof/>
+          <w:sz w:val="20"/>
+          <w:szCs w:val="20"/>
+          <w:lang w:val="id-ID"/>
+        </w:rPr>
+        <w:fldChar w:fldCharType="end"/>
+      </w:r>
+      <w:r>
+        <w:rPr>
+          <w:rFonts w:ascii="Times New Roman" w:hAnsi="Times New Roman" w:cs="Times New Roman"/>
+          <w:noProof/>
+          <w:sz w:val="20"/>
+          <w:szCs w:val="20"/>
+          <w:lang w:val="id-ID"/>
+        </w:rPr>
+        <w:t>.</w:t>
+      </w:r>
+    </w:p>
+    <w:p>
+      <w:pPr>
+        <w:keepNext/>
       </w:pPr>
       <w:r>
         <w:rPr>
@@ -2245,7 +2525,7 @@
                     </pic:cNvPicPr>
                   </pic:nvPicPr>
                   <pic:blipFill rotWithShape="1">
-                    <a:blip r:embed="rId7" cstate="print">
+                    <a:blip r:embed="rId8" cstate="print">
                       <a:extLst>
                         <a:ext uri="{28A0092B-C50C-407E-A947-70E740481C1C}">
                           <a14:useLocalDpi xmlns:a14="http://schemas.microsoft.com/office/drawing/2010/main" val="0"/>
@@ -2282,34 +2562,43 @@
     </w:p>
     <w:p>
       <w:pPr>
-        <w:rPr>
-          <w:rFonts w:ascii="Times New Roman" w:hAnsi="Times New Roman" w:cs="Times New Roman"/>
+        <w:pStyle w:val="Caption"/>
+        <w:jc w:val="center"/>
+        <w:rPr>
+          <w:rFonts w:ascii="Times New Roman" w:hAnsi="Times New Roman" w:cs="Times New Roman"/>
+          <w:i w:val="0"/>
+          <w:iCs w:val="0"/>
           <w:noProof/>
           <w:sz w:val="20"/>
           <w:szCs w:val="20"/>
           <w:lang w:val="id-ID"/>
         </w:rPr>
       </w:pPr>
-      <w:r>
-        <w:rPr>
-          <w:rFonts w:ascii="Times New Roman" w:hAnsi="Times New Roman" w:cs="Times New Roman"/>
-          <w:noProof/>
-          <w:sz w:val="20"/>
-          <w:szCs w:val="20"/>
-          <w:lang w:val="id-ID"/>
-        </w:rPr>
-        <w:t xml:space="preserve">Tahap pertama dari pipeline adalah Deteksi YOLO, dimana tiga varian YOLO (YOLOv10, YOLOv11, YOLOv12) dilatih secara independen untuk melokalisasi parasit dalam gambar apusan darah. Ketiga model menggunakan varian ukuran medium (YOLOv10m, YOLOv11m, YOLOv12m) karena memberikan keseimbangan optimal antara akurasi dan kecepatan inferensi untuk aplikasi pencitraan medis. Gambar input diubah ukurannya menjadi 640×640 piksel dengan mempertahankan rasio aspek melalui letterboxing untuk menghindari distorsi yang dapat mempengaruhi morfologi parasit. Pelatihan menggunakan optimizer AdamW dengan learning rate awal 0,0005, ukuran batch yang disesuaikan secara dinamis berdasarkan ketersediaan memori GPU (berkisar 16-32 gambar), dan jadwal learning rate cosine annealing selama 100 epoch. Penghentian dini dengan patience 20 epoch mencegah overfitting sambil memungkinkan konvergensi pelatihan yang memadai. </w:t>
-      </w:r>
-      <w:r>
-        <w:rPr>
-          <w:rFonts w:ascii="Times New Roman" w:hAnsi="Times New Roman" w:cs="Times New Roman"/>
-          <w:noProof/>
-          <w:sz w:val="20"/>
-          <w:szCs w:val="20"/>
-          <w:lang w:val="id-ID"/>
-        </w:rPr>
-        <w:lastRenderedPageBreak/>
-        <w:t>Total waktu pelatihan untuk tahap deteksi adalah 6,3 jam-GPU untuk keenam model (3 varian YOLO × 2 dataset), dengan pelatihan model individual berkisar 1,8-2,1 jam tergantung kompleksitas arsitektur.</w:t>
+      <w:bookmarkStart w:id="3" w:name="_Ref211172529"/>
+      <w:r>
+        <w:t xml:space="preserve">Gambar </w:t>
+      </w:r>
+      <w:r>
+        <w:fldChar w:fldCharType="begin"/>
+      </w:r>
+      <w:r>
+        <w:instrText xml:space="preserve"> SEQ Gambar \* ARABIC </w:instrText>
+      </w:r>
+      <w:r>
+        <w:fldChar w:fldCharType="separate"/>
+      </w:r>
+      <w:r>
+        <w:rPr>
+          <w:noProof/>
+        </w:rPr>
+        <w:t>3</w:t>
+      </w:r>
+      <w:r>
+        <w:fldChar w:fldCharType="end"/>
+      </w:r>
+      <w:bookmarkEnd w:id="3"/>
+      <w:r>
+        <w:t xml:space="preserve"> Arsitektur pipeline yang akan digunakan dari tahapan detection sampai classification</w:t>
       </w:r>
     </w:p>
     <w:p>
@@ -2330,7 +2619,18 @@
           <w:szCs w:val="20"/>
           <w:lang w:val="id-ID"/>
         </w:rPr>
-        <w:t>Augmentasi data untuk deteksi mengikuti praktik terbaik pencitraan medis dengan transformasi yang mempertahankan fitur diagnostik. Penyesuaian ruang warna HSV mensimulasikan variabilitas pewarnaan Giemsa yang umum terjadi di berbagai laboratorium dan teknisi, penskalaan acak mengakomodasi variasi ukuran parasit dalam berbagai tahap siklus hidup dan spesies, rotasi memberikan ketahanan orientasi, dan augmentasi mosaik (menggabungkan 4 gambar menjadi 1) meningkatkan kemampuan deteksi objek kecil yang kritis untuk lokalisasi parasit. Yang penting, batasan aman-medis diimplementasikan dengan menonaktifkan pembalikan vertikal untuk mempertahankan orientasi parasit, karena beberapa tahap siklus hidup seperti gametosit menunjukkan bentuk memanjang yang khas dimana orientasi penting untuk identifikasi akurat.</w:t>
+        <w:t xml:space="preserve">Tahap pertama dari pipeline adalah Deteksi YOLO, dimana tiga varian YOLO (YOLOv10, YOLOv11, YOLOv12) dilatih secara independen untuk melokalisasi parasit dalam gambar apusan darah. Ketiga model menggunakan varian ukuran medium (YOLOv10m, YOLOv11m, YOLOv12m) karena memberikan keseimbangan optimal antara akurasi dan kecepatan inferensi untuk aplikasi pencitraan medis. Gambar input diubah ukurannya menjadi 640×640 piksel dengan mempertahankan rasio aspek melalui letterboxing untuk menghindari distorsi yang dapat mempengaruhi morfologi parasit. Pelatihan menggunakan optimizer AdamW dengan learning rate awal 0,0005, ukuran batch yang disesuaikan secara dinamis berdasarkan ketersediaan memori GPU (berkisar 16-32 gambar), dan jadwal learning rate cosine annealing selama 100 epoch. Penghentian </w:t>
+      </w:r>
+      <w:r>
+        <w:rPr>
+          <w:rFonts w:ascii="Times New Roman" w:hAnsi="Times New Roman" w:cs="Times New Roman"/>
+          <w:noProof/>
+          <w:sz w:val="20"/>
+          <w:szCs w:val="20"/>
+          <w:lang w:val="id-ID"/>
+        </w:rPr>
+        <w:lastRenderedPageBreak/>
+        <w:t>dini dengan patience 20 epoch mencegah overfitting sambil memungkinkan konvergensi pelatihan yang memadai. Total waktu pelatihan untuk tahap deteksi adalah 6,3 jam-GPU untuk keenam model (3 varian YOLO × 2 dataset), dengan pelatihan model individual berkisar 1,8-2,1 jam tergantung kompleksitas arsitektur.</w:t>
       </w:r>
     </w:p>
     <w:p>
@@ -2351,7 +2651,7 @@
           <w:szCs w:val="20"/>
           <w:lang w:val="id-ID"/>
         </w:rPr>
-        <w:t>Tahap kedua yang merupakan inovasi kunci dari Option A adalah Generasi Crop Ground Truth. Berbeda dengan pendekatan tradisional yang menggunakan output deteksi YOLO untuk pemotongan (yang akan menyebarkan kesalahan deteksi ke tahap klasifikasi), pendekatan ini mengekstrak crop parasit langsung dari kotak pembatas ground truth yang dianotasi ahli. Strategi ini memastikan model klasifikasi dilatih pada sampel yang terlokalisasi sempurna tanpa kontaminasi dari kesalahan deteksi, memungkinkan pembelajaran fitur kuat yang independen dari performa backend deteksi. Setiap crop diekstrak pada ukuran 224×224 piksel (ukuran input standar untuk CNN terlatih-ImageNet) dengan 10 persen padding di sekitar kotak pembatas untuk menyertakan informasi kontekstual dari sel darah merah di sekitarnya yang dapat membantu klasifikasi. Penyaringan kualitas membuang crop yang terlalu kecil (kurang dari 50×50 piksel, biasanya sel parsial di tepi gambar) atau mengandung lebih dari 90 persen piksel latar belakang. Crop disimpan dengan label spesies/tahap yang diwariskan dari anotasi ground truth, menciptakan dataset klasifikasi bersih yang independen dari performa deteksi.</w:t>
+        <w:t>Augmentasi data untuk deteksi mengikuti praktik terbaik pencitraan medis dengan transformasi yang mempertahankan fitur diagnostik. Penyesuaian ruang warna HSV mensimulasikan variabilitas pewarnaan Giemsa yang umum terjadi di berbagai laboratorium dan teknisi, penskalaan acak mengakomodasi variasi ukuran parasit dalam berbagai tahap siklus hidup dan spesies, rotasi memberikan ketahanan orientasi, dan augmentasi mosaik (menggabungkan 4 gambar menjadi 1) meningkatkan kemampuan deteksi objek kecil yang kritis untuk lokalisasi parasit. Yang penting, batasan aman-medis diimplementasikan dengan menonaktifkan pembalikan vertikal untuk mempertahankan orientasi parasit, karena beberapa tahap siklus hidup seperti gametosit menunjukkan bentuk memanjang yang khas dimana orientasi penting untuk identifikasi akurat.</w:t>
       </w:r>
     </w:p>
     <w:p>
@@ -2372,7 +2672,7 @@
           <w:szCs w:val="20"/>
           <w:lang w:val="id-ID"/>
         </w:rPr>
-        <w:t>Pendekatan crop ground truth ini menawarkan tiga keuntungan utama. Pertama, pemisahan antara pelatihan deteksi dan klasifikasi memungkinkan optimisasi independen untuk setiap tahap, dimana hyperparameter dan strategi augmentasi dapat disesuaikan secara spesifik untuk deteksi atau klasifikasi tanpa gangguan timbal balik. Kedua, model klasifikasi dilatih pada parasit yang terlokalisasi sempurna, mempelajari fitur morfologis yang kuat tanpa bias atau noise dari kesalahan lokalisasi. Ketiga, crop dihasilkan sekali dan digunakan kembali pada semua metode deteksi, mengeliminasi komputasi redundan dan mencapai penghematan waktu yang signifikan. Dataset crop yang dihasilkan mengandung 512 gambar pelatihan dan 227 gambar validasi/tes untuk klasifikasi Spesies, dengan jumlah identik untuk klasifikasi Tahap setelah augmentasi 3,5× diterapkan.</w:t>
+        <w:t>Tahap kedua yang merupakan inovasi kunci dari Option A adalah Generasi Crop Ground Truth. Berbeda dengan pendekatan tradisional yang menggunakan output deteksi YOLO untuk pemotongan (yang akan menyebarkan kesalahan deteksi ke tahap klasifikasi), pendekatan ini mengekstrak crop parasit langsung dari kotak pembatas ground truth yang dianotasi ahli. Strategi ini memastikan model klasifikasi dilatih pada sampel yang terlokalisasi sempurna tanpa kontaminasi dari kesalahan deteksi, memungkinkan pembelajaran fitur kuat yang independen dari performa backend deteksi. Setiap crop diekstrak pada ukuran 224×224 piksel (ukuran input standar untuk CNN terlatih-ImageNet) dengan 10 persen padding di sekitar kotak pembatas untuk menyertakan informasi kontekstual dari sel darah merah di sekitarnya yang dapat membantu klasifikasi. Penyaringan kualitas membuang crop yang terlalu kecil (kurang dari 50×50 piksel, biasanya sel parsial di tepi gambar) atau mengandung lebih dari 90 persen piksel latar belakang. Crop disimpan dengan label spesies/tahap yang diwariskan dari anotasi ground truth, menciptakan dataset klasifikasi bersih yang independen dari performa deteksi.</w:t>
       </w:r>
     </w:p>
     <w:p>
@@ -2393,7 +2693,7 @@
           <w:szCs w:val="20"/>
           <w:lang w:val="id-ID"/>
         </w:rPr>
-        <w:t>Tahap ketiga adalah Klasifikasi CNN, dimana enam arsitektur CNN terkini dievaluasi untuk klasifikasi spesies dan tahap siklus hidup: DenseNet121 (8,0 juta parameter), EfficientNet-B0 (5,3 juta), EfficientNet-B1 (7,8 juta), EfficientNet-B2 (9,2 juta), ResNet50 (25,6 juta), dan ResNet101 (44,5 juta parameter). Pemilihan arsitektur ini mencakup spektrum luas dari model yang efisien dan kompak (EfficientNet-B0) hingga jaringan yang sangat dalam (ResNet101), memungkinkan analisis sistematis tentang trade-off antara ukuran model dan performa pada dataset medis kecil. Semua model diinisialisasi dengan bobot terlatih-ImageNet untuk memanfaatkan fitur visual umum yang dipelajari dari gambar alami skala besar, kemudian disesuaikan untuk klasifikasi malaria. Kepala classifier diganti dengan lapisan terhubung penuh yang sesuai dengan jumlah kelas (4 untuk kedua dataset spesies dan tahap), dan semua lapisan dibuka untuk pelatihan ujung-ke-ujung yang memungkinkan adaptasi lengkap dari fitur terlatih ke morfologi malaria spesifik domain.</w:t>
+        <w:t>Pendekatan crop ground truth ini menawarkan tiga keuntungan utama. Pertama, pemisahan antara pelatihan deteksi dan klasifikasi memungkinkan optimisasi independen untuk setiap tahap, dimana hyperparameter dan strategi augmentasi dapat disesuaikan secara spesifik untuk deteksi atau klasifikasi tanpa gangguan timbal balik. Kedua, model klasifikasi dilatih pada parasit yang terlokalisasi sempurna, mempelajari fitur morfologis yang kuat tanpa bias atau noise dari kesalahan lokalisasi. Ketiga, crop dihasilkan sekali dan digunakan kembali pada semua metode deteksi, mengeliminasi komputasi redundan dan mencapai penghematan waktu yang signifikan. Dataset crop yang dihasilkan mengandung 512 gambar pelatihan dan 227 gambar validasi/tes untuk klasifikasi Spesies, dengan jumlah identik untuk klasifikasi Tahap setelah augmentasi 3,5× diterapkan.</w:t>
       </w:r>
     </w:p>
     <w:p>
@@ -2414,7 +2714,7 @@
           <w:szCs w:val="20"/>
           <w:lang w:val="id-ID"/>
         </w:rPr>
-        <w:t>Konfigurasi pelatihan untuk klasifikasi menggunakan optimizer AdamW dengan learning rate awal 0,0001, ukuran batch 32 (optimal untuk RTX 3060 dengan 12GB VRAM), dan jadwal cosine annealing selama 75 epoch (ditingkatkan dari 50 epoch dalam eksperimen pendahuluan untuk mencapai konvergensi yang lebih baik terutama pada kelas minoritas). Untuk mengatasi ketidakseimbangan kelas yang parah, Focal Loss diimplementasikan dengan parameter α=0,25 dan γ=2,0, pengaturan standar yang banyak digunakan dalam literatur medical imaging untuk skenario class imbalance yang parah. Faktor modulasi Focal Loss (1-p_t)^γ menurunkan bobot contoh mudah (prediksi kepercayaan tinggi) sambil memfokuskan pembaruan gradien pada contoh sulit (kepercayaan rendah), membuatnya sangat efektif untuk dataset tidak seimbang dimana contoh kelas mayoritas dapat mendominasi gradien pelatihan. Selain itu, pengambilan sampel acak berbobot melakukan oversampling pada kelas minoritas selama konstruksi batch dengan rasio 3:1, memastikan setiap batch mengandung sampel representatif dari semua kelas meskipun ketidakseimbangan parah dalam dataset keseluruhan. Pelatihan presisi campuran (FP16) diaktifkan untuk mencapai percepatan 30-40 persen tanpa degradasi akurasi, kritis untuk mengurangi waktu pelatihan pada eksperimen skala besar. Penghentian dini memantau balanced accuracy validasi (yang memberikan bobot sama pada semua kelas terlepas dari dukungan) dengan patience 15 epoch untuk mencegah overfitting sambil memungkinkan pelatihan yang memadai.</w:t>
+        <w:t>Tahap ketiga adalah Klasifikasi CNN, dimana enam arsitektur CNN terkini dievaluasi untuk klasifikasi spesies dan tahap siklus hidup: DenseNet121 (8,0 juta parameter), EfficientNet-B0 (5,3 juta), EfficientNet-B1 (7,8 juta), EfficientNet-B2 (9,2 juta), ResNet50 (25,6 juta), dan ResNet101 (44,5 juta parameter). Pemilihan arsitektur ini mencakup spektrum luas dari model yang efisien dan kompak (EfficientNet-B0) hingga jaringan yang sangat dalam (ResNet101), memungkinkan analisis sistematis tentang trade-off antara ukuran model dan performa pada dataset medis kecil. Semua model diinisialisasi dengan bobot terlatih-ImageNet untuk memanfaatkan fitur visual umum yang dipelajari dari gambar alami skala besar, kemudian disesuaikan untuk klasifikasi malaria. Kepala classifier diganti dengan lapisan terhubung penuh yang sesuai dengan jumlah kelas (4 untuk kedua dataset spesies dan tahap), dan semua lapisan dibuka untuk pelatihan ujung-ke-ujung yang memungkinkan adaptasi lengkap dari fitur terlatih ke morfologi malaria spesifik domain.</w:t>
       </w:r>
     </w:p>
     <w:p>
@@ -2435,18 +2735,7 @@
           <w:szCs w:val="20"/>
           <w:lang w:val="id-ID"/>
         </w:rPr>
-        <w:t xml:space="preserve">Augmentasi data untuk klasifikasi menggunakan transformasi aman-medis termasuk rotasi acak (±20°), transformasi affine (translasi: ±10%, geser: ±5%), color jitter (kecerahan: ±15%, kontras: ±15%), dan noise Gaussian (σ=0,01) untuk meningkatkan ketahanan terhadap variasi dalam kondisi pencitraan. Berbeda dengan </w:t>
-      </w:r>
-      <w:r>
-        <w:rPr>
-          <w:rFonts w:ascii="Times New Roman" w:hAnsi="Times New Roman" w:cs="Times New Roman"/>
-          <w:noProof/>
-          <w:sz w:val="20"/>
-          <w:szCs w:val="20"/>
-          <w:lang w:val="id-ID"/>
-        </w:rPr>
-        <w:lastRenderedPageBreak/>
-        <w:t>deteksi, pembalikan horizontal dan vertikal diperbolehkan untuk klasifikasi karena orientasi tingkat-crop kurang signifikan secara diagnostik dibandingkan orientasi sel-utuh. Total waktu pelatihan klasifikasi pada semua 12 model (6 arsitektur × 2 dataset) adalah 32,9 jam-GPU, dengan pelatihan model individual berkisar 2,3-3,4 jam tergantung kompleksitas arsitektur dan kecepatan konvergensi.</w:t>
+        <w:t>Konfigurasi pelatihan untuk klasifikasi menggunakan optimizer AdamW dengan learning rate awal 0,0001, ukuran batch 32 (optimal untuk RTX 3060 dengan 12GB VRAM), dan jadwal cosine annealing selama 75 epoch (ditingkatkan dari 50 epoch dalam eksperimen pendahuluan untuk mencapai konvergensi yang lebih baik terutama pada kelas minoritas). Untuk mengatasi ketidakseimbangan kelas yang parah, Focal Loss diimplementasikan dengan parameter α=0,25 dan γ=2,0, pengaturan standar yang banyak digunakan dalam literatur medical imaging untuk skenario class imbalance yang parah. Faktor modulasi Focal Loss (1-p_t)^γ menurunkan bobot contoh mudah (prediksi kepercayaan tinggi) sambil memfokuskan pembaruan gradien pada contoh sulit (kepercayaan rendah), membuatnya sangat efektif untuk dataset tidak seimbang dimana contoh kelas mayoritas dapat mendominasi gradien pelatihan. Selain itu, pengambilan sampel acak berbobot melakukan oversampling pada kelas minoritas selama konstruksi batch dengan rasio 3:1, memastikan setiap batch mengandung sampel representatif dari semua kelas meskipun ketidakseimbangan parah dalam dataset keseluruhan. Pelatihan presisi campuran (FP16) diaktifkan untuk mencapai percepatan 30-40 persen tanpa degradasi akurasi, kritis untuk mengurangi waktu pelatihan pada eksperimen skala besar. Penghentian dini memantau balanced accuracy validasi (yang memberikan bobot sama pada semua kelas terlepas dari dukungan) dengan patience 15 epoch untuk mencegah overfitting sambil memungkinkan pelatihan yang memadai.</w:t>
       </w:r>
     </w:p>
     <w:p>
@@ -2467,15 +2756,24 @@
           <w:szCs w:val="20"/>
           <w:lang w:val="id-ID"/>
         </w:rPr>
-        <w:t>Keunggulan fundamental arsitektur Option A terletak pada pendekatan klasifikasi bersama yang mengeliminasi pelatihan redundan. Pendekatan tradisional akan memerlukan pelatihan 36 model klasifikasi (6 arsitektur × 3 metode YOLO × 2 dataset), mengonsumsi estimasi 98,7 jam-GPU untuk pelatihan klasifikasi saja (32,9j × 3), ditambah 18,9 jam-GPU untuk deteksi (6,3j × 3 untuk setiap dataset), total sekitar 117,6 jam-GPU per dataset atau 235 jam-GPU untuk kedua dataset. Sebaliknya, Option A hanya memerlukan 6,3 jam-GPU untuk deteksi (melatih 3 model YOLO sekali per dataset) dan 32,9 jam-GPU untuk klasifikasi (melatih 6 CNN sekali pada crop ground truth), total 78,4 jam-GPU pada kedua dataset—merepresentasikan pengurangan 67 persen dalam waktu pelatihan. Demikian pula, kebutuhan penyimpanan menunjukkan peningkatan dramatis: pendekatan tradisional akan menghasilkan dataset crop terpisah untuk setiap metode YOLO (redundansi 3×), menempati estimasi 42GB (14GB basis × 3 varian YOLO), sedangkan Option A menghasilkan crop ground truth sekali (14GB total), mencapai pengurangan penyimpanan 67 persen.</w:t>
+        <w:t xml:space="preserve">Augmentasi data untuk klasifikasi menggunakan transformasi aman-medis termasuk rotasi acak (±20°), transformasi affine (translasi: ±10%, geser: ±5%), color jitter (kecerahan: ±15%, kontras: ±15%), dan noise </w:t>
+      </w:r>
+      <w:r>
+        <w:rPr>
+          <w:rFonts w:ascii="Times New Roman" w:hAnsi="Times New Roman" w:cs="Times New Roman"/>
+          <w:noProof/>
+          <w:sz w:val="20"/>
+          <w:szCs w:val="20"/>
+          <w:lang w:val="id-ID"/>
+        </w:rPr>
+        <w:lastRenderedPageBreak/>
+        <w:t>Gaussian (σ=0,01) untuk meningkatkan ketahanan terhadap variasi dalam kondisi pencitraan. Berbeda dengan deteksi, pembalikan horizontal dan vertikal diperbolehkan untuk klasifikasi karena orientasi tingkat-crop kurang signifikan secara diagnostik dibandingkan orientasi sel-utuh. Total waktu pelatihan klasifikasi pada semua 12 model (6 arsitektur × 2 dataset) adalah 32,9 jam-GPU, dengan pelatihan model individual berkisar 2,3-3,4 jam tergantung kompleksitas arsitektur dan kecepatan konvergensi.</w:t>
       </w:r>
     </w:p>
     <w:p>
       <w:pPr>
         <w:rPr>
           <w:rFonts w:ascii="Times New Roman" w:hAnsi="Times New Roman" w:cs="Times New Roman"/>
-          <w:b/>
-          <w:bCs/>
           <w:noProof/>
           <w:sz w:val="20"/>
           <w:szCs w:val="20"/>
@@ -2485,14 +2783,12 @@
       <w:r>
         <w:rPr>
           <w:rFonts w:ascii="Times New Roman" w:hAnsi="Times New Roman" w:cs="Times New Roman"/>
-          <w:b/>
-          <w:bCs/>
           <w:noProof/>
           <w:sz w:val="20"/>
           <w:szCs w:val="20"/>
           <w:lang w:val="id-ID"/>
         </w:rPr>
-        <w:t>3 Hasil Deteksi Parasit Malaria</w:t>
+        <w:t>Keunggulan fundamental arsitektur Option A terletak pada pendekatan klasifikasi bersama yang mengeliminasi pelatihan redundan. Pendekatan tradisional akan memerlukan pelatihan 36 model klasifikasi (6 arsitektur × 3 metode YOLO × 2 dataset), mengonsumsi estimasi 98,7 jam-GPU untuk pelatihan klasifikasi saja (32,9j × 3), ditambah 18,9 jam-GPU untuk deteksi (6,3j × 3 untuk setiap dataset), total sekitar 117,6 jam-GPU per dataset atau 235 jam-GPU untuk kedua dataset. Sebaliknya, Option A hanya memerlukan 6,3 jam-GPU untuk deteksi (melatih 3 model YOLO sekali per dataset) dan 32,9 jam-GPU untuk klasifikasi (melatih 6 CNN sekali pada crop ground truth), total 78,4 jam-GPU pada kedua dataset—merepresentasikan pengurangan 67 persen dalam waktu pelatihan. Demikian pula, kebutuhan penyimpanan menunjukkan peningkatan dramatis: pendekatan tradisional akan menghasilkan dataset crop terpisah untuk setiap metode YOLO (redundansi 3×), menempati estimasi 42GB (14GB basis × 3 varian YOLO), sedangkan Option A menghasilkan crop ground truth sekali (14GB total), mencapai pengurangan penyimpanan 67 persen.</w:t>
       </w:r>
     </w:p>
     <w:p>
@@ -2517,13 +2813,15 @@
           <w:szCs w:val="20"/>
           <w:lang w:val="id-ID"/>
         </w:rPr>
-        <w:t>3.1 Performa Kuantitatif</w:t>
+        <w:t>3 Hasil Deteksi Parasit Malaria</w:t>
       </w:r>
     </w:p>
     <w:p>
       <w:pPr>
         <w:rPr>
           <w:rFonts w:ascii="Times New Roman" w:hAnsi="Times New Roman" w:cs="Times New Roman"/>
+          <w:b/>
+          <w:bCs/>
           <w:noProof/>
           <w:sz w:val="20"/>
           <w:szCs w:val="20"/>
@@ -2533,16 +2831,40 @@
       <w:r>
         <w:rPr>
           <w:rFonts w:ascii="Times New Roman" w:hAnsi="Times New Roman" w:cs="Times New Roman"/>
+          <w:b/>
+          <w:bCs/>
           <w:noProof/>
           <w:sz w:val="20"/>
           <w:szCs w:val="20"/>
           <w:lang w:val="id-ID"/>
         </w:rPr>
-        <w:t>Model deteksi YOLO menunjukkan performa yang kompetitif pada kedua dataset MP-IDB, dengan ketiga varian mencapai mAP@50 lebih dari 90 persen, mengindikasikan kemampuan lokalisasi parasit yang kuat. Pada dataset MP-IDB Species, YOLOv12 mencapai mAP@50 tertinggi sebesar 93,12 persen, diikuti secara dekat oleh YOLOv11 (93,09 persen) dan YOLOv10 (92,53 persen), dengan perbedaan margin yang sangat kecil (delta kurang dari 0,6 persen), menunjukkan bahwa ketiga versi model memiliki kemampuan lokalisasi fundamental yang setara untuk tugas ini. Namun demikian, analisis lebih detail dari metrik pelengkap mengungkap perbedaan performa yang penting untuk pertimbangan deployment klinis. YOLOv11 menunjukkan recall yang unggul (92,26 persen) dibandingkan YOLOv12 (91,18 persen) dan YOLOv10 (89,57 persen), menjadikannya pilihan yang lebih disukai untuk setting klinis di mana false negatives (parasit yang terlewat) merupakan perhatian lebih kritis dibandingkan false positives. Dalam konteks diagnostik, infeksi yang terlewat dapat menyebabkan tertundanya pengobatan dan potensi kematian, sementara false positives dapat dikoreksi melalui pengujian konfirmasi.</w:t>
+        <w:t>3.1 Performa Kuantitatif</w:t>
       </w:r>
     </w:p>
     <w:p>
       <w:pPr>
+        <w:rPr>
+          <w:rFonts w:ascii="Times New Roman" w:hAnsi="Times New Roman" w:cs="Times New Roman"/>
+          <w:noProof/>
+          <w:sz w:val="20"/>
+          <w:szCs w:val="20"/>
+          <w:lang w:val="id-ID"/>
+        </w:rPr>
+      </w:pPr>
+      <w:r>
+        <w:rPr>
+          <w:rFonts w:ascii="Times New Roman" w:hAnsi="Times New Roman" w:cs="Times New Roman"/>
+          <w:noProof/>
+          <w:sz w:val="20"/>
+          <w:szCs w:val="20"/>
+          <w:lang w:val="id-ID"/>
+        </w:rPr>
+        <w:t>Model deteksi YOLO menunjukkan performa yang kompetitif pada kedua dataset MP-IDB, dengan ketiga varian mencapai mAP@50 lebih dari 90 persen, mengindikasikan kemampuan lokalisasi parasit yang kuat. Pada dataset MP-IDB Species, YOLOv12 mencapai mAP@50 tertinggi sebesar 93,12 persen, diikuti secara dekat oleh YOLOv11 (93,09 persen) dan YOLOv10 (92,53 persen), dengan perbedaan margin yang sangat kecil (delta kurang dari 0,6 persen), menunjukkan bahwa ketiga versi model memiliki kemampuan lokalisasi fundamental yang setara untuk tugas ini. Namun demikian, analisis lebih detail dari metrik pelengkap mengungkap perbedaan performa yang penting untuk pertimbangan deployment klinis. YOLOv11 menunjukkan recall yang unggul (92,26 persen) dibandingkan YOLOv12 (91,18 persen) dan YOLOv10 (89,57 persen), menjadikannya pilihan yang lebih disukai untuk setting klinis di mana false negatives (parasit yang terlewat) merupakan perhatian lebih kritis dibandingkan false positives. Dalam konteks diagnostik, infeksi yang terlewat dapat menyebabkan tertundanya pengobatan dan potensi kematian, sementara false positives dapat dikoreksi melalui pengujian konfirmasi.</w:t>
+      </w:r>
+    </w:p>
+    <w:p>
+      <w:pPr>
+        <w:pStyle w:val="Caption"/>
         <w:jc w:val="center"/>
         <w:rPr>
           <w:rFonts w:ascii="Times New Roman" w:hAnsi="Times New Roman" w:cs="Times New Roman"/>
@@ -2552,14 +2874,33 @@
           <w:lang w:val="id-ID"/>
         </w:rPr>
       </w:pPr>
-      <w:r>
-        <w:rPr>
-          <w:rFonts w:ascii="Times New Roman" w:hAnsi="Times New Roman" w:cs="Times New Roman"/>
-          <w:noProof/>
-          <w:sz w:val="20"/>
-          <w:szCs w:val="20"/>
-          <w:lang w:val="id-ID"/>
-        </w:rPr>
+      <w:bookmarkStart w:id="4" w:name="_Ref211172598"/>
+      <w:r>
+        <w:t xml:space="preserve">Tabel </w:t>
+      </w:r>
+      <w:r>
+        <w:fldChar w:fldCharType="begin"/>
+      </w:r>
+      <w:r>
+        <w:instrText xml:space="preserve"> SEQ Tabel \* ARABIC </w:instrText>
+      </w:r>
+      <w:r>
+        <w:fldChar w:fldCharType="separate"/>
+      </w:r>
+      <w:r>
+        <w:rPr>
+          <w:noProof/>
+        </w:rPr>
+        <w:t>2</w:t>
+      </w:r>
+      <w:r>
+        <w:fldChar w:fldCharType="end"/>
+      </w:r>
+      <w:bookmarkEnd w:id="4"/>
+      <w:r>
+        <w:t xml:space="preserve"> </w:t>
+      </w:r>
+      <w:r>
         <w:t>Performa Deteksi YOLO Across Models dan Datasets</w:t>
       </w:r>
     </w:p>
@@ -2932,6 +3273,7 @@
         <w:tc>
           <w:tcPr>
             <w:tcW w:w="708" w:type="dxa"/>
+            <w:vMerge w:val="restart"/>
             <w:vAlign w:val="center"/>
             <w:hideMark/>
           </w:tcPr>
@@ -3154,29 +3496,20 @@
         <w:tc>
           <w:tcPr>
             <w:tcW w:w="708" w:type="dxa"/>
-            <w:vAlign w:val="center"/>
-            <w:hideMark/>
-          </w:tcPr>
-          <w:p>
-            <w:pPr>
-              <w:rPr>
-                <w:rFonts w:ascii="Times New Roman" w:hAnsi="Times New Roman" w:cs="Times New Roman"/>
-                <w:noProof/>
-                <w:sz w:val="18"/>
-                <w:szCs w:val="18"/>
-                <w:lang w:val="en-ID"/>
-              </w:rPr>
-            </w:pPr>
-            <w:r>
-              <w:rPr>
-                <w:rFonts w:ascii="Times New Roman" w:hAnsi="Times New Roman" w:cs="Times New Roman"/>
-                <w:noProof/>
-                <w:sz w:val="18"/>
-                <w:szCs w:val="18"/>
-                <w:lang w:val="en-ID"/>
-              </w:rPr>
-              <w:t>100</w:t>
-            </w:r>
+            <w:vMerge/>
+            <w:vAlign w:val="center"/>
+            <w:hideMark/>
+          </w:tcPr>
+          <w:p>
+            <w:pPr>
+              <w:rPr>
+                <w:rFonts w:ascii="Times New Roman" w:hAnsi="Times New Roman" w:cs="Times New Roman"/>
+                <w:noProof/>
+                <w:sz w:val="18"/>
+                <w:szCs w:val="18"/>
+                <w:lang w:val="en-ID"/>
+              </w:rPr>
+            </w:pPr>
           </w:p>
         </w:tc>
         <w:tc>
@@ -3376,29 +3709,20 @@
         <w:tc>
           <w:tcPr>
             <w:tcW w:w="708" w:type="dxa"/>
-            <w:vAlign w:val="center"/>
-            <w:hideMark/>
-          </w:tcPr>
-          <w:p>
-            <w:pPr>
-              <w:rPr>
-                <w:rFonts w:ascii="Times New Roman" w:hAnsi="Times New Roman" w:cs="Times New Roman"/>
-                <w:noProof/>
-                <w:sz w:val="18"/>
-                <w:szCs w:val="18"/>
-                <w:lang w:val="en-ID"/>
-              </w:rPr>
-            </w:pPr>
-            <w:r>
-              <w:rPr>
-                <w:rFonts w:ascii="Times New Roman" w:hAnsi="Times New Roman" w:cs="Times New Roman"/>
-                <w:noProof/>
-                <w:sz w:val="18"/>
-                <w:szCs w:val="18"/>
-                <w:lang w:val="en-ID"/>
-              </w:rPr>
-              <w:t>100</w:t>
-            </w:r>
+            <w:vMerge/>
+            <w:vAlign w:val="center"/>
+            <w:hideMark/>
+          </w:tcPr>
+          <w:p>
+            <w:pPr>
+              <w:rPr>
+                <w:rFonts w:ascii="Times New Roman" w:hAnsi="Times New Roman" w:cs="Times New Roman"/>
+                <w:noProof/>
+                <w:sz w:val="18"/>
+                <w:szCs w:val="18"/>
+                <w:lang w:val="en-ID"/>
+              </w:rPr>
+            </w:pPr>
           </w:p>
         </w:tc>
         <w:tc>
@@ -3608,6 +3932,7 @@
         <w:tc>
           <w:tcPr>
             <w:tcW w:w="708" w:type="dxa"/>
+            <w:vMerge w:val="restart"/>
             <w:vAlign w:val="center"/>
             <w:hideMark/>
           </w:tcPr>
@@ -3830,29 +4155,20 @@
         <w:tc>
           <w:tcPr>
             <w:tcW w:w="708" w:type="dxa"/>
-            <w:vAlign w:val="center"/>
-            <w:hideMark/>
-          </w:tcPr>
-          <w:p>
-            <w:pPr>
-              <w:rPr>
-                <w:rFonts w:ascii="Times New Roman" w:hAnsi="Times New Roman" w:cs="Times New Roman"/>
-                <w:noProof/>
-                <w:sz w:val="18"/>
-                <w:szCs w:val="18"/>
-                <w:lang w:val="en-ID"/>
-              </w:rPr>
-            </w:pPr>
-            <w:r>
-              <w:rPr>
-                <w:rFonts w:ascii="Times New Roman" w:hAnsi="Times New Roman" w:cs="Times New Roman"/>
-                <w:noProof/>
-                <w:sz w:val="18"/>
-                <w:szCs w:val="18"/>
-                <w:lang w:val="en-ID"/>
-              </w:rPr>
-              <w:t>100</w:t>
-            </w:r>
+            <w:vMerge/>
+            <w:vAlign w:val="center"/>
+            <w:hideMark/>
+          </w:tcPr>
+          <w:p>
+            <w:pPr>
+              <w:rPr>
+                <w:rFonts w:ascii="Times New Roman" w:hAnsi="Times New Roman" w:cs="Times New Roman"/>
+                <w:noProof/>
+                <w:sz w:val="18"/>
+                <w:szCs w:val="18"/>
+                <w:lang w:val="en-ID"/>
+              </w:rPr>
+            </w:pPr>
           </w:p>
         </w:tc>
         <w:tc>
@@ -4052,29 +4368,20 @@
         <w:tc>
           <w:tcPr>
             <w:tcW w:w="708" w:type="dxa"/>
-            <w:vAlign w:val="center"/>
-            <w:hideMark/>
-          </w:tcPr>
-          <w:p>
-            <w:pPr>
-              <w:rPr>
-                <w:rFonts w:ascii="Times New Roman" w:hAnsi="Times New Roman" w:cs="Times New Roman"/>
-                <w:noProof/>
-                <w:sz w:val="18"/>
-                <w:szCs w:val="18"/>
-                <w:lang w:val="en-ID"/>
-              </w:rPr>
-            </w:pPr>
-            <w:r>
-              <w:rPr>
-                <w:rFonts w:ascii="Times New Roman" w:hAnsi="Times New Roman" w:cs="Times New Roman"/>
-                <w:noProof/>
-                <w:sz w:val="18"/>
-                <w:szCs w:val="18"/>
-                <w:lang w:val="en-ID"/>
-              </w:rPr>
-              <w:t>100</w:t>
-            </w:r>
+            <w:vMerge/>
+            <w:vAlign w:val="center"/>
+            <w:hideMark/>
+          </w:tcPr>
+          <w:p>
+            <w:pPr>
+              <w:rPr>
+                <w:rFonts w:ascii="Times New Roman" w:hAnsi="Times New Roman" w:cs="Times New Roman"/>
+                <w:noProof/>
+                <w:sz w:val="18"/>
+                <w:szCs w:val="18"/>
+                <w:lang w:val="en-ID"/>
+              </w:rPr>
+            </w:pPr>
           </w:p>
         </w:tc>
         <w:tc>
@@ -4248,7 +4555,85 @@
           <w:szCs w:val="20"/>
           <w:lang w:val="en-ID"/>
         </w:rPr>
-        <w:t>Pada dataset Stages dengan tugas deteksi lebih menantang, YOLOv11 muncul sebagai pelaku terbaik dengan mAP@50 92,90% dan recall 90,37%, menunjukkan efektivitas khusus dalam mendeteksi kelas minoritas seperti schizont (7 sampel pelatihan) dan gametocyte (5 sampel pelatihan). Waktu pelatihan menunjukkan progres yang diharapkan: YOLOv10 (1,8 jam), YOLOv11 (1,9 jam), YOLOv12 (2,1 jam), dengan kecepatan inferensi YOLOv10 (12,3 ms/gambar, 81 FPS), YOLOv11 (13,7 ms, 73 FPS), YOLOv12 (15,2 ms, 66 FPS), semuanya memenuhi persyaratan waktu nyata untuk integrasi alur kerja klinis (&gt;30 FPS).</w:t>
+        <w:t>Pada dataset Stages dengan tugas deteksi lebih menantang, YOLOv11 muncul sebagai pelaku terbaik dengan mAP@50 92,90% dan recall 90,37%, menunjukkan efektivitas khusus dalam mendeteksi kelas minoritas seperti schizont (7 sampel pelatihan) dan gametocyte (5 sampel pelatihan). Waktu pelatihan menunjukkan progres yang diharapkan: YOLOv10 (1,8 jam), YOLOv11 (1,9 jam), YOLOv12 (2,1 jam), dengan kecepatan inferensi YOLOv10 (12,3 ms/gambar, 81 FPS), YOLOv11 (13,7 ms, 73 FPS), YOLOv12 (15,2 ms, 66 FPS), semuanya memenuhi persyaratan waktu nyata untuk integrasi alur kerja klinis (&gt;30 FPS)</w:t>
+      </w:r>
+      <w:r>
+        <w:rPr>
+          <w:rFonts w:ascii="Times New Roman" w:hAnsi="Times New Roman" w:cs="Times New Roman"/>
+          <w:noProof/>
+          <w:sz w:val="20"/>
+          <w:szCs w:val="20"/>
+          <w:lang w:val="en-ID"/>
+        </w:rPr>
+        <w:t xml:space="preserve"> dapat dilihat di </w:t>
+      </w:r>
+      <w:r>
+        <w:rPr>
+          <w:rFonts w:ascii="Times New Roman" w:hAnsi="Times New Roman" w:cs="Times New Roman"/>
+          <w:noProof/>
+          <w:sz w:val="20"/>
+          <w:szCs w:val="20"/>
+          <w:lang w:val="en-ID"/>
+        </w:rPr>
+        <w:fldChar w:fldCharType="begin"/>
+      </w:r>
+      <w:r>
+        <w:rPr>
+          <w:rFonts w:ascii="Times New Roman" w:hAnsi="Times New Roman" w:cs="Times New Roman"/>
+          <w:noProof/>
+          <w:sz w:val="20"/>
+          <w:szCs w:val="20"/>
+          <w:lang w:val="en-ID"/>
+        </w:rPr>
+        <w:instrText xml:space="preserve"> REF _Ref211172598 \h </w:instrText>
+      </w:r>
+      <w:r>
+        <w:rPr>
+          <w:rFonts w:ascii="Times New Roman" w:hAnsi="Times New Roman" w:cs="Times New Roman"/>
+          <w:noProof/>
+          <w:sz w:val="20"/>
+          <w:szCs w:val="20"/>
+          <w:lang w:val="en-ID"/>
+        </w:rPr>
+      </w:r>
+      <w:r>
+        <w:rPr>
+          <w:rFonts w:ascii="Times New Roman" w:hAnsi="Times New Roman" w:cs="Times New Roman"/>
+          <w:noProof/>
+          <w:sz w:val="20"/>
+          <w:szCs w:val="20"/>
+          <w:lang w:val="en-ID"/>
+        </w:rPr>
+        <w:fldChar w:fldCharType="separate"/>
+      </w:r>
+      <w:r>
+        <w:t xml:space="preserve">Tabel </w:t>
+      </w:r>
+      <w:r>
+        <w:rPr>
+          <w:noProof/>
+        </w:rPr>
+        <w:t>2</w:t>
+      </w:r>
+      <w:r>
+        <w:rPr>
+          <w:rFonts w:ascii="Times New Roman" w:hAnsi="Times New Roman" w:cs="Times New Roman"/>
+          <w:noProof/>
+          <w:sz w:val="20"/>
+          <w:szCs w:val="20"/>
+          <w:lang w:val="en-ID"/>
+        </w:rPr>
+        <w:fldChar w:fldCharType="end"/>
+      </w:r>
+      <w:r>
+        <w:rPr>
+          <w:rFonts w:ascii="Times New Roman" w:hAnsi="Times New Roman" w:cs="Times New Roman"/>
+          <w:noProof/>
+          <w:sz w:val="20"/>
+          <w:szCs w:val="20"/>
+          <w:lang w:val="en-ID"/>
+        </w:rPr>
+        <w:t>.</w:t>
       </w:r>
     </w:p>
     <w:p>
@@ -4312,7 +4697,7 @@
           <w:szCs w:val="20"/>
           <w:lang w:val="en-ID"/>
         </w:rPr>
-        <w:t xml:space="preserve">Gambar 2A menampilkan hasil deteksi pada kasus malaria parah (gambar uji: 1704282807-0012-R_T) yang mengandung 25+ parasit P. falciparum dengan estimasi parasitemia &gt;10%. Perbandingan berdampingan menunjukkan anotasi acuan (panel kiri, kotak biru) versus deteksi prediksi </w:t>
+        <w:fldChar w:fldCharType="begin"/>
       </w:r>
       <w:r>
         <w:rPr>
@@ -4322,44 +4707,72 @@
           <w:szCs w:val="20"/>
           <w:lang w:val="en-ID"/>
         </w:rPr>
+        <w:instrText xml:space="preserve"> REF _Ref211172642 \h </w:instrText>
+      </w:r>
+      <w:r>
+        <w:rPr>
+          <w:rFonts w:ascii="Times New Roman" w:hAnsi="Times New Roman" w:cs="Times New Roman"/>
+          <w:noProof/>
+          <w:sz w:val="20"/>
+          <w:szCs w:val="20"/>
+          <w:lang w:val="en-ID"/>
+        </w:rPr>
+      </w:r>
+      <w:r>
+        <w:rPr>
+          <w:rFonts w:ascii="Times New Roman" w:hAnsi="Times New Roman" w:cs="Times New Roman"/>
+          <w:noProof/>
+          <w:sz w:val="20"/>
+          <w:szCs w:val="20"/>
+          <w:lang w:val="en-ID"/>
+        </w:rPr>
+        <w:fldChar w:fldCharType="separate"/>
+      </w:r>
+      <w:r>
+        <w:t xml:space="preserve">Gambar </w:t>
+      </w:r>
+      <w:r>
+        <w:rPr>
+          <w:noProof/>
+        </w:rPr>
+        <w:t>4</w:t>
+      </w:r>
+      <w:r>
+        <w:rPr>
+          <w:rFonts w:ascii="Times New Roman" w:hAnsi="Times New Roman" w:cs="Times New Roman"/>
+          <w:noProof/>
+          <w:sz w:val="20"/>
+          <w:szCs w:val="20"/>
+          <w:lang w:val="en-ID"/>
+        </w:rPr>
+        <w:fldChar w:fldCharType="end"/>
+      </w:r>
+      <w:r>
+        <w:rPr>
+          <w:rFonts w:ascii="Times New Roman" w:hAnsi="Times New Roman" w:cs="Times New Roman"/>
+          <w:noProof/>
+          <w:sz w:val="20"/>
+          <w:szCs w:val="20"/>
+          <w:lang w:val="en-ID"/>
+        </w:rPr>
+        <w:t xml:space="preserve"> menampilkan hasil deteksi pada kasus malaria parah (gambar uji: </w:t>
+      </w:r>
+      <w:r>
+        <w:rPr>
+          <w:rFonts w:ascii="Times New Roman" w:hAnsi="Times New Roman" w:cs="Times New Roman"/>
+          <w:noProof/>
+          <w:sz w:val="20"/>
+          <w:szCs w:val="20"/>
+          <w:lang w:val="en-ID"/>
+        </w:rPr>
         <w:lastRenderedPageBreak/>
-        <w:t>YOLOv11 (panel kanan, kotak hijau), dimana semua 25+ parasit berhasil dideteksi dengan presisi lokalisasi tinggi (IoU &gt;0.8), memvalidasi mAP@50 93,09% dan recall 92,26% YOLOv11.</w:t>
+        <w:t>1704282807-0012-R_T) yang mengandung 25+ parasit P. falciparum dengan estimasi parasitemia &gt;10%. Perbandingan berdampingan menunjukkan anotasi acuan (panel kiri, kotak biru) versus deteksi prediksi YOLOv11 (panel kanan, kotak hijau), dimana semua 25+ parasit berhasil dideteksi dengan presisi lokalisasi tinggi (IoU &gt;0.8), memvalidasi mAP@50 93,09% dan recall 92,26% YOLOv11.</w:t>
       </w:r>
     </w:p>
     <w:p>
       <w:pPr>
+        <w:keepNext/>
         <w:jc w:val="center"/>
-        <w:rPr>
-          <w:rFonts w:ascii="Times New Roman" w:hAnsi="Times New Roman" w:cs="Times New Roman"/>
-          <w:noProof/>
-          <w:sz w:val="18"/>
-          <w:szCs w:val="18"/>
-          <w:lang w:val="en-ID"/>
-        </w:rPr>
-      </w:pPr>
-      <w:r>
-        <w:rPr>
-          <w:rFonts w:ascii="Times New Roman" w:hAnsi="Times New Roman" w:cs="Times New Roman"/>
-          <w:noProof/>
-          <w:sz w:val="18"/>
-          <w:szCs w:val="18"/>
-          <w:lang w:val="en-ID"/>
-        </w:rPr>
-        <w:t>Visualisasi Deteksi - Ground Truth vs Prediction</w:t>
-      </w:r>
-    </w:p>
-    <w:p>
-      <w:pPr>
-        <w:jc w:val="center"/>
-        <w:rPr>
-          <w:rFonts w:ascii="Times New Roman" w:hAnsi="Times New Roman" w:cs="Times New Roman"/>
-          <w:b/>
-          <w:bCs/>
-          <w:noProof/>
-          <w:sz w:val="20"/>
-          <w:szCs w:val="20"/>
-          <w:lang w:val="en-ID"/>
-        </w:rPr>
       </w:pPr>
       <w:r>
         <w:rPr>
@@ -4389,7 +4802,7 @@
                     </pic:cNvPicPr>
                   </pic:nvPicPr>
                   <pic:blipFill>
-                    <a:blip r:embed="rId8" cstate="print">
+                    <a:blip r:embed="rId9" cstate="print">
                       <a:extLst>
                         <a:ext uri="{28A0092B-C50C-407E-A947-70E740481C1C}">
                           <a14:useLocalDpi xmlns:a14="http://schemas.microsoft.com/office/drawing/2010/main" val="0"/>
@@ -4448,7 +4861,7 @@
                     </pic:cNvPicPr>
                   </pic:nvPicPr>
                   <pic:blipFill>
-                    <a:blip r:embed="rId9" cstate="print">
+                    <a:blip r:embed="rId10" cstate="print">
                       <a:extLst>
                         <a:ext uri="{28A0092B-C50C-407E-A947-70E740481C1C}">
                           <a14:useLocalDpi xmlns:a14="http://schemas.microsoft.com/office/drawing/2010/main" val="0"/>
@@ -4482,15 +4895,8 @@
     </w:p>
     <w:p>
       <w:pPr>
-        <w:rPr>
-          <w:rFonts w:ascii="Times New Roman" w:hAnsi="Times New Roman" w:cs="Times New Roman"/>
-          <w:noProof/>
-          <w:sz w:val="20"/>
-          <w:szCs w:val="20"/>
-          <w:lang w:val="en-ID"/>
-        </w:rPr>
-      </w:pPr>
-      <w:r>
+        <w:pStyle w:val="Caption"/>
+        <w:jc w:val="center"/>
         <w:rPr>
           <w:rFonts w:ascii="Times New Roman" w:hAnsi="Times New Roman" w:cs="Times New Roman"/>
           <w:b/>
@@ -4500,7 +4906,35 @@
           <w:szCs w:val="20"/>
           <w:lang w:val="en-ID"/>
         </w:rPr>
-        <w:t>4. Hasil Klasifikasi Spesies dan Tahapan Siklus Hidup</w:t>
+      </w:pPr>
+      <w:bookmarkStart w:id="5" w:name="_Ref211172642"/>
+      <w:r>
+        <w:t xml:space="preserve">Gambar </w:t>
+      </w:r>
+      <w:r>
+        <w:fldChar w:fldCharType="begin"/>
+      </w:r>
+      <w:r>
+        <w:instrText xml:space="preserve"> SEQ Gambar \* ARABIC </w:instrText>
+      </w:r>
+      <w:r>
+        <w:fldChar w:fldCharType="separate"/>
+      </w:r>
+      <w:r>
+        <w:rPr>
+          <w:noProof/>
+        </w:rPr>
+        <w:t>4</w:t>
+      </w:r>
+      <w:r>
+        <w:fldChar w:fldCharType="end"/>
+      </w:r>
+      <w:bookmarkEnd w:id="5"/>
+      <w:r>
+        <w:t xml:space="preserve"> </w:t>
+      </w:r>
+      <w:r>
+        <w:t>Visualisasi Deteksi - Ground Truth vs Prediction</w:t>
       </w:r>
     </w:p>
     <w:p>
@@ -4523,7 +4957,7 @@
           <w:szCs w:val="20"/>
           <w:lang w:val="en-ID"/>
         </w:rPr>
-        <w:t>4.1 Performa Kuantitatif</w:t>
+        <w:t>4. Hasil Klasifikasi Spesies dan Tahapan Siklus Hidup</w:t>
       </w:r>
     </w:p>
     <w:p>
@@ -4539,34 +4973,78 @@
       <w:r>
         <w:rPr>
           <w:rFonts w:ascii="Times New Roman" w:hAnsi="Times New Roman" w:cs="Times New Roman"/>
+          <w:b/>
+          <w:bCs/>
           <w:noProof/>
           <w:sz w:val="20"/>
           <w:szCs w:val="20"/>
           <w:lang w:val="en-ID"/>
         </w:rPr>
-        <w:t>Hasil klasifikasi mengungkap perbedaan performa substansial antar arsitektur, menantang kebijaksanaan konvensional "deeper is better" dalam deep learning [7,8,9]. Pada dataset Species, EfficientNet-B1 dan DenseNet121 mencapai akurasi tertinggi 98,80%, namun balanced accuracy mengungkap perbedaan penting: EfficientNet-B1 mencapai 93,18% dibanding DenseNet121's 87,73%, mengindikasikan penanganan jauh lebih baik dari spesies minoritas meskipun akurasi keseluruhan identik.</w:t>
+        <w:t>4.1 Performa Kuantitatif</w:t>
       </w:r>
     </w:p>
     <w:p>
       <w:pPr>
+        <w:rPr>
+          <w:rFonts w:ascii="Times New Roman" w:hAnsi="Times New Roman" w:cs="Times New Roman"/>
+          <w:noProof/>
+          <w:sz w:val="20"/>
+          <w:szCs w:val="20"/>
+          <w:lang w:val="en-ID"/>
+        </w:rPr>
+      </w:pPr>
+      <w:r>
+        <w:rPr>
+          <w:rFonts w:ascii="Times New Roman" w:hAnsi="Times New Roman" w:cs="Times New Roman"/>
+          <w:noProof/>
+          <w:sz w:val="20"/>
+          <w:szCs w:val="20"/>
+          <w:lang w:val="en-ID"/>
+        </w:rPr>
+        <w:t>Hasil klasifikasi mengungkap perbedaan performa substansial antar arsitektur, menantang kebijaksanaan konvensional "deeper is better" dalam deep learning [7,8,9]. Pada dataset Species, EfficientNet-B1 dan DenseNet121 mencapai akurasi tertinggi 98,80%, namun balanced accuracy mengungkap perbedaan penting: EfficientNet-B1 mencapai 93,18% dibanding DenseNet121's 87,73%, mengindikasikan penanganan jauh lebih baik dari spesies minoritas meskipun akurasi keseluruhan identik.</w:t>
+      </w:r>
+    </w:p>
+    <w:p>
+      <w:pPr>
+        <w:pStyle w:val="Caption"/>
         <w:jc w:val="center"/>
         <w:rPr>
           <w:rFonts w:ascii="Times New Roman" w:hAnsi="Times New Roman" w:cs="Times New Roman"/>
           <w:noProof/>
-          <w:sz w:val="18"/>
-          <w:szCs w:val="18"/>
           <w:lang w:val="en-ID"/>
         </w:rPr>
       </w:pPr>
-      <w:r>
-        <w:rPr>
-          <w:rFonts w:ascii="Times New Roman" w:hAnsi="Times New Roman" w:cs="Times New Roman"/>
-          <w:noProof/>
-          <w:sz w:val="18"/>
-          <w:szCs w:val="18"/>
-          <w:lang w:val="en-ID"/>
-        </w:rPr>
+      <w:bookmarkStart w:id="6" w:name="_Ref211172742"/>
+      <w:r>
+        <w:t xml:space="preserve">Tabel </w:t>
+      </w:r>
+      <w:r>
+        <w:fldChar w:fldCharType="begin"/>
+      </w:r>
+      <w:r>
+        <w:instrText xml:space="preserve"> SEQ Tabel \* ARABIC </w:instrText>
+      </w:r>
+      <w:r>
+        <w:fldChar w:fldCharType="separate"/>
+      </w:r>
+      <w:r>
+        <w:rPr>
+          <w:noProof/>
+        </w:rPr>
+        <w:t>3</w:t>
+      </w:r>
+      <w:r>
+        <w:fldChar w:fldCharType="end"/>
+      </w:r>
+      <w:bookmarkEnd w:id="6"/>
+      <w:r>
+        <w:t xml:space="preserve"> </w:t>
+      </w:r>
+      <w:r>
         <w:t>Performa Klasifikasi CNN</w:t>
+      </w:r>
+      <w:r>
+        <w:t xml:space="preserve"> menggunakan beberapa model</w:t>
       </w:r>
     </w:p>
     <w:tbl>
@@ -4955,6 +5433,7 @@
         <w:tc>
           <w:tcPr>
             <w:tcW w:w="864" w:type="dxa"/>
+            <w:vMerge w:val="restart"/>
             <w:vAlign w:val="center"/>
             <w:hideMark/>
           </w:tcPr>
@@ -4983,6 +5462,7 @@
         <w:tc>
           <w:tcPr>
             <w:tcW w:w="695" w:type="dxa"/>
+            <w:vMerge w:val="restart"/>
             <w:vAlign w:val="center"/>
             <w:hideMark/>
           </w:tcPr>
@@ -5153,58 +5633,40 @@
         <w:tc>
           <w:tcPr>
             <w:tcW w:w="864" w:type="dxa"/>
-            <w:vAlign w:val="center"/>
-            <w:hideMark/>
-          </w:tcPr>
-          <w:p>
-            <w:pPr>
-              <w:rPr>
-                <w:rFonts w:ascii="Times New Roman" w:hAnsi="Times New Roman" w:cs="Times New Roman"/>
-                <w:noProof/>
-                <w:sz w:val="18"/>
-                <w:szCs w:val="18"/>
-                <w:lang w:val="en-ID"/>
-              </w:rPr>
-            </w:pPr>
-            <w:r>
-              <w:rPr>
-                <w:rFonts w:ascii="Times New Roman" w:hAnsi="Times New Roman" w:cs="Times New Roman"/>
-                <w:noProof/>
-                <w:sz w:val="18"/>
-                <w:szCs w:val="18"/>
-                <w:lang w:val="en-ID"/>
-              </w:rPr>
-              <w:t>Focal</w:t>
-            </w:r>
+            <w:vMerge/>
+            <w:vAlign w:val="center"/>
+            <w:hideMark/>
+          </w:tcPr>
+          <w:p>
+            <w:pPr>
+              <w:rPr>
+                <w:rFonts w:ascii="Times New Roman" w:hAnsi="Times New Roman" w:cs="Times New Roman"/>
+                <w:noProof/>
+                <w:sz w:val="18"/>
+                <w:szCs w:val="18"/>
+                <w:lang w:val="en-ID"/>
+              </w:rPr>
+            </w:pPr>
           </w:p>
         </w:tc>
         <w:tc>
           <w:tcPr>
             <w:tcW w:w="695" w:type="dxa"/>
-            <w:vAlign w:val="center"/>
-            <w:hideMark/>
-          </w:tcPr>
-          <w:p>
-            <w:pPr>
-              <w:jc w:val="center"/>
-              <w:rPr>
-                <w:rFonts w:ascii="Times New Roman" w:hAnsi="Times New Roman" w:cs="Times New Roman"/>
-                <w:noProof/>
-                <w:sz w:val="18"/>
-                <w:szCs w:val="18"/>
-                <w:lang w:val="en-ID"/>
-              </w:rPr>
-            </w:pPr>
-            <w:r>
-              <w:rPr>
-                <w:rFonts w:ascii="Times New Roman" w:hAnsi="Times New Roman" w:cs="Times New Roman"/>
-                <w:noProof/>
-                <w:sz w:val="18"/>
-                <w:szCs w:val="18"/>
-                <w:lang w:val="en-ID"/>
-              </w:rPr>
-              <w:t>75</w:t>
-            </w:r>
+            <w:vMerge/>
+            <w:vAlign w:val="center"/>
+            <w:hideMark/>
+          </w:tcPr>
+          <w:p>
+            <w:pPr>
+              <w:jc w:val="center"/>
+              <w:rPr>
+                <w:rFonts w:ascii="Times New Roman" w:hAnsi="Times New Roman" w:cs="Times New Roman"/>
+                <w:noProof/>
+                <w:sz w:val="18"/>
+                <w:szCs w:val="18"/>
+                <w:lang w:val="en-ID"/>
+              </w:rPr>
+            </w:pPr>
           </w:p>
         </w:tc>
         <w:tc>
@@ -5351,58 +5813,40 @@
         <w:tc>
           <w:tcPr>
             <w:tcW w:w="864" w:type="dxa"/>
-            <w:vAlign w:val="center"/>
-            <w:hideMark/>
-          </w:tcPr>
-          <w:p>
-            <w:pPr>
-              <w:rPr>
-                <w:rFonts w:ascii="Times New Roman" w:hAnsi="Times New Roman" w:cs="Times New Roman"/>
-                <w:noProof/>
-                <w:sz w:val="18"/>
-                <w:szCs w:val="18"/>
-                <w:lang w:val="en-ID"/>
-              </w:rPr>
-            </w:pPr>
-            <w:r>
-              <w:rPr>
-                <w:rFonts w:ascii="Times New Roman" w:hAnsi="Times New Roman" w:cs="Times New Roman"/>
-                <w:noProof/>
-                <w:sz w:val="18"/>
-                <w:szCs w:val="18"/>
-                <w:lang w:val="en-ID"/>
-              </w:rPr>
-              <w:t>Focal</w:t>
-            </w:r>
+            <w:vMerge/>
+            <w:vAlign w:val="center"/>
+            <w:hideMark/>
+          </w:tcPr>
+          <w:p>
+            <w:pPr>
+              <w:rPr>
+                <w:rFonts w:ascii="Times New Roman" w:hAnsi="Times New Roman" w:cs="Times New Roman"/>
+                <w:noProof/>
+                <w:sz w:val="18"/>
+                <w:szCs w:val="18"/>
+                <w:lang w:val="en-ID"/>
+              </w:rPr>
+            </w:pPr>
           </w:p>
         </w:tc>
         <w:tc>
           <w:tcPr>
             <w:tcW w:w="695" w:type="dxa"/>
-            <w:vAlign w:val="center"/>
-            <w:hideMark/>
-          </w:tcPr>
-          <w:p>
-            <w:pPr>
-              <w:jc w:val="center"/>
-              <w:rPr>
-                <w:rFonts w:ascii="Times New Roman" w:hAnsi="Times New Roman" w:cs="Times New Roman"/>
-                <w:noProof/>
-                <w:sz w:val="18"/>
-                <w:szCs w:val="18"/>
-                <w:lang w:val="en-ID"/>
-              </w:rPr>
-            </w:pPr>
-            <w:r>
-              <w:rPr>
-                <w:rFonts w:ascii="Times New Roman" w:hAnsi="Times New Roman" w:cs="Times New Roman"/>
-                <w:noProof/>
-                <w:sz w:val="18"/>
-                <w:szCs w:val="18"/>
-                <w:lang w:val="en-ID"/>
-              </w:rPr>
-              <w:t>75</w:t>
-            </w:r>
+            <w:vMerge/>
+            <w:vAlign w:val="center"/>
+            <w:hideMark/>
+          </w:tcPr>
+          <w:p>
+            <w:pPr>
+              <w:jc w:val="center"/>
+              <w:rPr>
+                <w:rFonts w:ascii="Times New Roman" w:hAnsi="Times New Roman" w:cs="Times New Roman"/>
+                <w:noProof/>
+                <w:sz w:val="18"/>
+                <w:szCs w:val="18"/>
+                <w:lang w:val="en-ID"/>
+              </w:rPr>
+            </w:pPr>
           </w:p>
         </w:tc>
         <w:tc>
@@ -5549,58 +5993,40 @@
         <w:tc>
           <w:tcPr>
             <w:tcW w:w="864" w:type="dxa"/>
-            <w:vAlign w:val="center"/>
-            <w:hideMark/>
-          </w:tcPr>
-          <w:p>
-            <w:pPr>
-              <w:rPr>
-                <w:rFonts w:ascii="Times New Roman" w:hAnsi="Times New Roman" w:cs="Times New Roman"/>
-                <w:noProof/>
-                <w:sz w:val="18"/>
-                <w:szCs w:val="18"/>
-                <w:lang w:val="en-ID"/>
-              </w:rPr>
-            </w:pPr>
-            <w:r>
-              <w:rPr>
-                <w:rFonts w:ascii="Times New Roman" w:hAnsi="Times New Roman" w:cs="Times New Roman"/>
-                <w:noProof/>
-                <w:sz w:val="18"/>
-                <w:szCs w:val="18"/>
-                <w:lang w:val="en-ID"/>
-              </w:rPr>
-              <w:t>Focal</w:t>
-            </w:r>
+            <w:vMerge/>
+            <w:vAlign w:val="center"/>
+            <w:hideMark/>
+          </w:tcPr>
+          <w:p>
+            <w:pPr>
+              <w:rPr>
+                <w:rFonts w:ascii="Times New Roman" w:hAnsi="Times New Roman" w:cs="Times New Roman"/>
+                <w:noProof/>
+                <w:sz w:val="18"/>
+                <w:szCs w:val="18"/>
+                <w:lang w:val="en-ID"/>
+              </w:rPr>
+            </w:pPr>
           </w:p>
         </w:tc>
         <w:tc>
           <w:tcPr>
             <w:tcW w:w="695" w:type="dxa"/>
-            <w:vAlign w:val="center"/>
-            <w:hideMark/>
-          </w:tcPr>
-          <w:p>
-            <w:pPr>
-              <w:jc w:val="center"/>
-              <w:rPr>
-                <w:rFonts w:ascii="Times New Roman" w:hAnsi="Times New Roman" w:cs="Times New Roman"/>
-                <w:noProof/>
-                <w:sz w:val="18"/>
-                <w:szCs w:val="18"/>
-                <w:lang w:val="en-ID"/>
-              </w:rPr>
-            </w:pPr>
-            <w:r>
-              <w:rPr>
-                <w:rFonts w:ascii="Times New Roman" w:hAnsi="Times New Roman" w:cs="Times New Roman"/>
-                <w:noProof/>
-                <w:sz w:val="18"/>
-                <w:szCs w:val="18"/>
-                <w:lang w:val="en-ID"/>
-              </w:rPr>
-              <w:t>75</w:t>
-            </w:r>
+            <w:vMerge/>
+            <w:vAlign w:val="center"/>
+            <w:hideMark/>
+          </w:tcPr>
+          <w:p>
+            <w:pPr>
+              <w:jc w:val="center"/>
+              <w:rPr>
+                <w:rFonts w:ascii="Times New Roman" w:hAnsi="Times New Roman" w:cs="Times New Roman"/>
+                <w:noProof/>
+                <w:sz w:val="18"/>
+                <w:szCs w:val="18"/>
+                <w:lang w:val="en-ID"/>
+              </w:rPr>
+            </w:pPr>
           </w:p>
         </w:tc>
         <w:tc>
@@ -5747,58 +6173,40 @@
         <w:tc>
           <w:tcPr>
             <w:tcW w:w="864" w:type="dxa"/>
-            <w:vAlign w:val="center"/>
-            <w:hideMark/>
-          </w:tcPr>
-          <w:p>
-            <w:pPr>
-              <w:rPr>
-                <w:rFonts w:ascii="Times New Roman" w:hAnsi="Times New Roman" w:cs="Times New Roman"/>
-                <w:noProof/>
-                <w:sz w:val="18"/>
-                <w:szCs w:val="18"/>
-                <w:lang w:val="en-ID"/>
-              </w:rPr>
-            </w:pPr>
-            <w:r>
-              <w:rPr>
-                <w:rFonts w:ascii="Times New Roman" w:hAnsi="Times New Roman" w:cs="Times New Roman"/>
-                <w:noProof/>
-                <w:sz w:val="18"/>
-                <w:szCs w:val="18"/>
-                <w:lang w:val="en-ID"/>
-              </w:rPr>
-              <w:t>Focal</w:t>
-            </w:r>
+            <w:vMerge/>
+            <w:vAlign w:val="center"/>
+            <w:hideMark/>
+          </w:tcPr>
+          <w:p>
+            <w:pPr>
+              <w:rPr>
+                <w:rFonts w:ascii="Times New Roman" w:hAnsi="Times New Roman" w:cs="Times New Roman"/>
+                <w:noProof/>
+                <w:sz w:val="18"/>
+                <w:szCs w:val="18"/>
+                <w:lang w:val="en-ID"/>
+              </w:rPr>
+            </w:pPr>
           </w:p>
         </w:tc>
         <w:tc>
           <w:tcPr>
             <w:tcW w:w="695" w:type="dxa"/>
-            <w:vAlign w:val="center"/>
-            <w:hideMark/>
-          </w:tcPr>
-          <w:p>
-            <w:pPr>
-              <w:jc w:val="center"/>
-              <w:rPr>
-                <w:rFonts w:ascii="Times New Roman" w:hAnsi="Times New Roman" w:cs="Times New Roman"/>
-                <w:noProof/>
-                <w:sz w:val="18"/>
-                <w:szCs w:val="18"/>
-                <w:lang w:val="en-ID"/>
-              </w:rPr>
-            </w:pPr>
-            <w:r>
-              <w:rPr>
-                <w:rFonts w:ascii="Times New Roman" w:hAnsi="Times New Roman" w:cs="Times New Roman"/>
-                <w:noProof/>
-                <w:sz w:val="18"/>
-                <w:szCs w:val="18"/>
-                <w:lang w:val="en-ID"/>
-              </w:rPr>
-              <w:t>75</w:t>
-            </w:r>
+            <w:vMerge/>
+            <w:vAlign w:val="center"/>
+            <w:hideMark/>
+          </w:tcPr>
+          <w:p>
+            <w:pPr>
+              <w:jc w:val="center"/>
+              <w:rPr>
+                <w:rFonts w:ascii="Times New Roman" w:hAnsi="Times New Roman" w:cs="Times New Roman"/>
+                <w:noProof/>
+                <w:sz w:val="18"/>
+                <w:szCs w:val="18"/>
+                <w:lang w:val="en-ID"/>
+              </w:rPr>
+            </w:pPr>
           </w:p>
         </w:tc>
         <w:tc>
@@ -5945,58 +6353,40 @@
         <w:tc>
           <w:tcPr>
             <w:tcW w:w="864" w:type="dxa"/>
-            <w:vAlign w:val="center"/>
-            <w:hideMark/>
-          </w:tcPr>
-          <w:p>
-            <w:pPr>
-              <w:rPr>
-                <w:rFonts w:ascii="Times New Roman" w:hAnsi="Times New Roman" w:cs="Times New Roman"/>
-                <w:noProof/>
-                <w:sz w:val="18"/>
-                <w:szCs w:val="18"/>
-                <w:lang w:val="en-ID"/>
-              </w:rPr>
-            </w:pPr>
-            <w:r>
-              <w:rPr>
-                <w:rFonts w:ascii="Times New Roman" w:hAnsi="Times New Roman" w:cs="Times New Roman"/>
-                <w:noProof/>
-                <w:sz w:val="18"/>
-                <w:szCs w:val="18"/>
-                <w:lang w:val="en-ID"/>
-              </w:rPr>
-              <w:t>Focal</w:t>
-            </w:r>
+            <w:vMerge/>
+            <w:vAlign w:val="center"/>
+            <w:hideMark/>
+          </w:tcPr>
+          <w:p>
+            <w:pPr>
+              <w:rPr>
+                <w:rFonts w:ascii="Times New Roman" w:hAnsi="Times New Roman" w:cs="Times New Roman"/>
+                <w:noProof/>
+                <w:sz w:val="18"/>
+                <w:szCs w:val="18"/>
+                <w:lang w:val="en-ID"/>
+              </w:rPr>
+            </w:pPr>
           </w:p>
         </w:tc>
         <w:tc>
           <w:tcPr>
             <w:tcW w:w="695" w:type="dxa"/>
-            <w:vAlign w:val="center"/>
-            <w:hideMark/>
-          </w:tcPr>
-          <w:p>
-            <w:pPr>
-              <w:jc w:val="center"/>
-              <w:rPr>
-                <w:rFonts w:ascii="Times New Roman" w:hAnsi="Times New Roman" w:cs="Times New Roman"/>
-                <w:noProof/>
-                <w:sz w:val="18"/>
-                <w:szCs w:val="18"/>
-                <w:lang w:val="en-ID"/>
-              </w:rPr>
-            </w:pPr>
-            <w:r>
-              <w:rPr>
-                <w:rFonts w:ascii="Times New Roman" w:hAnsi="Times New Roman" w:cs="Times New Roman"/>
-                <w:noProof/>
-                <w:sz w:val="18"/>
-                <w:szCs w:val="18"/>
-                <w:lang w:val="en-ID"/>
-              </w:rPr>
-              <w:t>75</w:t>
-            </w:r>
+            <w:vMerge/>
+            <w:vAlign w:val="center"/>
+            <w:hideMark/>
+          </w:tcPr>
+          <w:p>
+            <w:pPr>
+              <w:jc w:val="center"/>
+              <w:rPr>
+                <w:rFonts w:ascii="Times New Roman" w:hAnsi="Times New Roman" w:cs="Times New Roman"/>
+                <w:noProof/>
+                <w:sz w:val="18"/>
+                <w:szCs w:val="18"/>
+                <w:lang w:val="en-ID"/>
+              </w:rPr>
+            </w:pPr>
           </w:p>
         </w:tc>
         <w:tc>
@@ -6173,6 +6563,7 @@
         <w:tc>
           <w:tcPr>
             <w:tcW w:w="864" w:type="dxa"/>
+            <w:vMerge w:val="restart"/>
             <w:vAlign w:val="center"/>
             <w:hideMark/>
           </w:tcPr>
@@ -6201,6 +6592,7 @@
         <w:tc>
           <w:tcPr>
             <w:tcW w:w="695" w:type="dxa"/>
+            <w:vMerge w:val="restart"/>
             <w:vAlign w:val="center"/>
             <w:hideMark/>
           </w:tcPr>
@@ -6371,58 +6763,40 @@
         <w:tc>
           <w:tcPr>
             <w:tcW w:w="864" w:type="dxa"/>
-            <w:vAlign w:val="center"/>
-            <w:hideMark/>
-          </w:tcPr>
-          <w:p>
-            <w:pPr>
-              <w:rPr>
-                <w:rFonts w:ascii="Times New Roman" w:hAnsi="Times New Roman" w:cs="Times New Roman"/>
-                <w:noProof/>
-                <w:sz w:val="18"/>
-                <w:szCs w:val="18"/>
-                <w:lang w:val="en-ID"/>
-              </w:rPr>
-            </w:pPr>
-            <w:r>
-              <w:rPr>
-                <w:rFonts w:ascii="Times New Roman" w:hAnsi="Times New Roman" w:cs="Times New Roman"/>
-                <w:noProof/>
-                <w:sz w:val="18"/>
-                <w:szCs w:val="18"/>
-                <w:lang w:val="en-ID"/>
-              </w:rPr>
-              <w:t>Focal</w:t>
-            </w:r>
+            <w:vMerge/>
+            <w:vAlign w:val="center"/>
+            <w:hideMark/>
+          </w:tcPr>
+          <w:p>
+            <w:pPr>
+              <w:rPr>
+                <w:rFonts w:ascii="Times New Roman" w:hAnsi="Times New Roman" w:cs="Times New Roman"/>
+                <w:noProof/>
+                <w:sz w:val="18"/>
+                <w:szCs w:val="18"/>
+                <w:lang w:val="en-ID"/>
+              </w:rPr>
+            </w:pPr>
           </w:p>
         </w:tc>
         <w:tc>
           <w:tcPr>
             <w:tcW w:w="695" w:type="dxa"/>
-            <w:vAlign w:val="center"/>
-            <w:hideMark/>
-          </w:tcPr>
-          <w:p>
-            <w:pPr>
-              <w:jc w:val="center"/>
-              <w:rPr>
-                <w:rFonts w:ascii="Times New Roman" w:hAnsi="Times New Roman" w:cs="Times New Roman"/>
-                <w:noProof/>
-                <w:sz w:val="18"/>
-                <w:szCs w:val="18"/>
-                <w:lang w:val="en-ID"/>
-              </w:rPr>
-            </w:pPr>
-            <w:r>
-              <w:rPr>
-                <w:rFonts w:ascii="Times New Roman" w:hAnsi="Times New Roman" w:cs="Times New Roman"/>
-                <w:noProof/>
-                <w:sz w:val="18"/>
-                <w:szCs w:val="18"/>
-                <w:lang w:val="en-ID"/>
-              </w:rPr>
-              <w:t>75</w:t>
-            </w:r>
+            <w:vMerge/>
+            <w:vAlign w:val="center"/>
+            <w:hideMark/>
+          </w:tcPr>
+          <w:p>
+            <w:pPr>
+              <w:jc w:val="center"/>
+              <w:rPr>
+                <w:rFonts w:ascii="Times New Roman" w:hAnsi="Times New Roman" w:cs="Times New Roman"/>
+                <w:noProof/>
+                <w:sz w:val="18"/>
+                <w:szCs w:val="18"/>
+                <w:lang w:val="en-ID"/>
+              </w:rPr>
+            </w:pPr>
           </w:p>
         </w:tc>
         <w:tc>
@@ -6569,58 +6943,40 @@
         <w:tc>
           <w:tcPr>
             <w:tcW w:w="864" w:type="dxa"/>
-            <w:vAlign w:val="center"/>
-            <w:hideMark/>
-          </w:tcPr>
-          <w:p>
-            <w:pPr>
-              <w:rPr>
-                <w:rFonts w:ascii="Times New Roman" w:hAnsi="Times New Roman" w:cs="Times New Roman"/>
-                <w:noProof/>
-                <w:sz w:val="18"/>
-                <w:szCs w:val="18"/>
-                <w:lang w:val="en-ID"/>
-              </w:rPr>
-            </w:pPr>
-            <w:r>
-              <w:rPr>
-                <w:rFonts w:ascii="Times New Roman" w:hAnsi="Times New Roman" w:cs="Times New Roman"/>
-                <w:noProof/>
-                <w:sz w:val="18"/>
-                <w:szCs w:val="18"/>
-                <w:lang w:val="en-ID"/>
-              </w:rPr>
-              <w:t>Focal</w:t>
-            </w:r>
+            <w:vMerge/>
+            <w:vAlign w:val="center"/>
+            <w:hideMark/>
+          </w:tcPr>
+          <w:p>
+            <w:pPr>
+              <w:rPr>
+                <w:rFonts w:ascii="Times New Roman" w:hAnsi="Times New Roman" w:cs="Times New Roman"/>
+                <w:noProof/>
+                <w:sz w:val="18"/>
+                <w:szCs w:val="18"/>
+                <w:lang w:val="en-ID"/>
+              </w:rPr>
+            </w:pPr>
           </w:p>
         </w:tc>
         <w:tc>
           <w:tcPr>
             <w:tcW w:w="695" w:type="dxa"/>
-            <w:vAlign w:val="center"/>
-            <w:hideMark/>
-          </w:tcPr>
-          <w:p>
-            <w:pPr>
-              <w:jc w:val="center"/>
-              <w:rPr>
-                <w:rFonts w:ascii="Times New Roman" w:hAnsi="Times New Roman" w:cs="Times New Roman"/>
-                <w:noProof/>
-                <w:sz w:val="18"/>
-                <w:szCs w:val="18"/>
-                <w:lang w:val="en-ID"/>
-              </w:rPr>
-            </w:pPr>
-            <w:r>
-              <w:rPr>
-                <w:rFonts w:ascii="Times New Roman" w:hAnsi="Times New Roman" w:cs="Times New Roman"/>
-                <w:noProof/>
-                <w:sz w:val="18"/>
-                <w:szCs w:val="18"/>
-                <w:lang w:val="en-ID"/>
-              </w:rPr>
-              <w:t>75</w:t>
-            </w:r>
+            <w:vMerge/>
+            <w:vAlign w:val="center"/>
+            <w:hideMark/>
+          </w:tcPr>
+          <w:p>
+            <w:pPr>
+              <w:jc w:val="center"/>
+              <w:rPr>
+                <w:rFonts w:ascii="Times New Roman" w:hAnsi="Times New Roman" w:cs="Times New Roman"/>
+                <w:noProof/>
+                <w:sz w:val="18"/>
+                <w:szCs w:val="18"/>
+                <w:lang w:val="en-ID"/>
+              </w:rPr>
+            </w:pPr>
           </w:p>
         </w:tc>
         <w:tc>
@@ -6767,58 +7123,40 @@
         <w:tc>
           <w:tcPr>
             <w:tcW w:w="864" w:type="dxa"/>
-            <w:vAlign w:val="center"/>
-            <w:hideMark/>
-          </w:tcPr>
-          <w:p>
-            <w:pPr>
-              <w:rPr>
-                <w:rFonts w:ascii="Times New Roman" w:hAnsi="Times New Roman" w:cs="Times New Roman"/>
-                <w:noProof/>
-                <w:sz w:val="18"/>
-                <w:szCs w:val="18"/>
-                <w:lang w:val="en-ID"/>
-              </w:rPr>
-            </w:pPr>
-            <w:r>
-              <w:rPr>
-                <w:rFonts w:ascii="Times New Roman" w:hAnsi="Times New Roman" w:cs="Times New Roman"/>
-                <w:noProof/>
-                <w:sz w:val="18"/>
-                <w:szCs w:val="18"/>
-                <w:lang w:val="en-ID"/>
-              </w:rPr>
-              <w:t>Focal</w:t>
-            </w:r>
+            <w:vMerge/>
+            <w:vAlign w:val="center"/>
+            <w:hideMark/>
+          </w:tcPr>
+          <w:p>
+            <w:pPr>
+              <w:rPr>
+                <w:rFonts w:ascii="Times New Roman" w:hAnsi="Times New Roman" w:cs="Times New Roman"/>
+                <w:noProof/>
+                <w:sz w:val="18"/>
+                <w:szCs w:val="18"/>
+                <w:lang w:val="en-ID"/>
+              </w:rPr>
+            </w:pPr>
           </w:p>
         </w:tc>
         <w:tc>
           <w:tcPr>
             <w:tcW w:w="695" w:type="dxa"/>
-            <w:vAlign w:val="center"/>
-            <w:hideMark/>
-          </w:tcPr>
-          <w:p>
-            <w:pPr>
-              <w:jc w:val="center"/>
-              <w:rPr>
-                <w:rFonts w:ascii="Times New Roman" w:hAnsi="Times New Roman" w:cs="Times New Roman"/>
-                <w:noProof/>
-                <w:sz w:val="18"/>
-                <w:szCs w:val="18"/>
-                <w:lang w:val="en-ID"/>
-              </w:rPr>
-            </w:pPr>
-            <w:r>
-              <w:rPr>
-                <w:rFonts w:ascii="Times New Roman" w:hAnsi="Times New Roman" w:cs="Times New Roman"/>
-                <w:noProof/>
-                <w:sz w:val="18"/>
-                <w:szCs w:val="18"/>
-                <w:lang w:val="en-ID"/>
-              </w:rPr>
-              <w:t>75</w:t>
-            </w:r>
+            <w:vMerge/>
+            <w:vAlign w:val="center"/>
+            <w:hideMark/>
+          </w:tcPr>
+          <w:p>
+            <w:pPr>
+              <w:jc w:val="center"/>
+              <w:rPr>
+                <w:rFonts w:ascii="Times New Roman" w:hAnsi="Times New Roman" w:cs="Times New Roman"/>
+                <w:noProof/>
+                <w:sz w:val="18"/>
+                <w:szCs w:val="18"/>
+                <w:lang w:val="en-ID"/>
+              </w:rPr>
+            </w:pPr>
           </w:p>
         </w:tc>
         <w:tc>
@@ -6965,58 +7303,40 @@
         <w:tc>
           <w:tcPr>
             <w:tcW w:w="864" w:type="dxa"/>
-            <w:vAlign w:val="center"/>
-            <w:hideMark/>
-          </w:tcPr>
-          <w:p>
-            <w:pPr>
-              <w:rPr>
-                <w:rFonts w:ascii="Times New Roman" w:hAnsi="Times New Roman" w:cs="Times New Roman"/>
-                <w:noProof/>
-                <w:sz w:val="18"/>
-                <w:szCs w:val="18"/>
-                <w:lang w:val="en-ID"/>
-              </w:rPr>
-            </w:pPr>
-            <w:r>
-              <w:rPr>
-                <w:rFonts w:ascii="Times New Roman" w:hAnsi="Times New Roman" w:cs="Times New Roman"/>
-                <w:noProof/>
-                <w:sz w:val="18"/>
-                <w:szCs w:val="18"/>
-                <w:lang w:val="en-ID"/>
-              </w:rPr>
-              <w:t>Focal</w:t>
-            </w:r>
+            <w:vMerge/>
+            <w:vAlign w:val="center"/>
+            <w:hideMark/>
+          </w:tcPr>
+          <w:p>
+            <w:pPr>
+              <w:rPr>
+                <w:rFonts w:ascii="Times New Roman" w:hAnsi="Times New Roman" w:cs="Times New Roman"/>
+                <w:noProof/>
+                <w:sz w:val="18"/>
+                <w:szCs w:val="18"/>
+                <w:lang w:val="en-ID"/>
+              </w:rPr>
+            </w:pPr>
           </w:p>
         </w:tc>
         <w:tc>
           <w:tcPr>
             <w:tcW w:w="695" w:type="dxa"/>
-            <w:vAlign w:val="center"/>
-            <w:hideMark/>
-          </w:tcPr>
-          <w:p>
-            <w:pPr>
-              <w:jc w:val="center"/>
-              <w:rPr>
-                <w:rFonts w:ascii="Times New Roman" w:hAnsi="Times New Roman" w:cs="Times New Roman"/>
-                <w:noProof/>
-                <w:sz w:val="18"/>
-                <w:szCs w:val="18"/>
-                <w:lang w:val="en-ID"/>
-              </w:rPr>
-            </w:pPr>
-            <w:r>
-              <w:rPr>
-                <w:rFonts w:ascii="Times New Roman" w:hAnsi="Times New Roman" w:cs="Times New Roman"/>
-                <w:noProof/>
-                <w:sz w:val="18"/>
-                <w:szCs w:val="18"/>
-                <w:lang w:val="en-ID"/>
-              </w:rPr>
-              <w:t>75</w:t>
-            </w:r>
+            <w:vMerge/>
+            <w:vAlign w:val="center"/>
+            <w:hideMark/>
+          </w:tcPr>
+          <w:p>
+            <w:pPr>
+              <w:jc w:val="center"/>
+              <w:rPr>
+                <w:rFonts w:ascii="Times New Roman" w:hAnsi="Times New Roman" w:cs="Times New Roman"/>
+                <w:noProof/>
+                <w:sz w:val="18"/>
+                <w:szCs w:val="18"/>
+                <w:lang w:val="en-ID"/>
+              </w:rPr>
+            </w:pPr>
           </w:p>
         </w:tc>
         <w:tc>
@@ -7163,58 +7483,40 @@
         <w:tc>
           <w:tcPr>
             <w:tcW w:w="864" w:type="dxa"/>
-            <w:vAlign w:val="center"/>
-            <w:hideMark/>
-          </w:tcPr>
-          <w:p>
-            <w:pPr>
-              <w:rPr>
-                <w:rFonts w:ascii="Times New Roman" w:hAnsi="Times New Roman" w:cs="Times New Roman"/>
-                <w:noProof/>
-                <w:sz w:val="18"/>
-                <w:szCs w:val="18"/>
-                <w:lang w:val="en-ID"/>
-              </w:rPr>
-            </w:pPr>
-            <w:r>
-              <w:rPr>
-                <w:rFonts w:ascii="Times New Roman" w:hAnsi="Times New Roman" w:cs="Times New Roman"/>
-                <w:noProof/>
-                <w:sz w:val="18"/>
-                <w:szCs w:val="18"/>
-                <w:lang w:val="en-ID"/>
-              </w:rPr>
-              <w:t>Focal</w:t>
-            </w:r>
+            <w:vMerge/>
+            <w:vAlign w:val="center"/>
+            <w:hideMark/>
+          </w:tcPr>
+          <w:p>
+            <w:pPr>
+              <w:rPr>
+                <w:rFonts w:ascii="Times New Roman" w:hAnsi="Times New Roman" w:cs="Times New Roman"/>
+                <w:noProof/>
+                <w:sz w:val="18"/>
+                <w:szCs w:val="18"/>
+                <w:lang w:val="en-ID"/>
+              </w:rPr>
+            </w:pPr>
           </w:p>
         </w:tc>
         <w:tc>
           <w:tcPr>
             <w:tcW w:w="695" w:type="dxa"/>
-            <w:vAlign w:val="center"/>
-            <w:hideMark/>
-          </w:tcPr>
-          <w:p>
-            <w:pPr>
-              <w:jc w:val="center"/>
-              <w:rPr>
-                <w:rFonts w:ascii="Times New Roman" w:hAnsi="Times New Roman" w:cs="Times New Roman"/>
-                <w:noProof/>
-                <w:sz w:val="18"/>
-                <w:szCs w:val="18"/>
-                <w:lang w:val="en-ID"/>
-              </w:rPr>
-            </w:pPr>
-            <w:r>
-              <w:rPr>
-                <w:rFonts w:ascii="Times New Roman" w:hAnsi="Times New Roman" w:cs="Times New Roman"/>
-                <w:noProof/>
-                <w:sz w:val="18"/>
-                <w:szCs w:val="18"/>
-                <w:lang w:val="en-ID"/>
-              </w:rPr>
-              <w:t>75</w:t>
-            </w:r>
+            <w:vMerge/>
+            <w:vAlign w:val="center"/>
+            <w:hideMark/>
+          </w:tcPr>
+          <w:p>
+            <w:pPr>
+              <w:jc w:val="center"/>
+              <w:rPr>
+                <w:rFonts w:ascii="Times New Roman" w:hAnsi="Times New Roman" w:cs="Times New Roman"/>
+                <w:noProof/>
+                <w:sz w:val="18"/>
+                <w:szCs w:val="18"/>
+                <w:lang w:val="en-ID"/>
+              </w:rPr>
+            </w:pPr>
           </w:p>
         </w:tc>
         <w:tc>
@@ -7335,7 +7637,65 @@
           <w:szCs w:val="20"/>
           <w:lang w:val="en-ID"/>
         </w:rPr>
-        <w:t>Tabel 3 menyajikan hasil klasifikasi untuk keenam model CNN pada kedua dataset MP-IDB, menyertakan kolom Dataset, Model, Fungsi Loss (Focal Loss), Epoch (75), Akurasi, Balanced Accuracy, dan Training Time (jam), mengkuantifikasi temuan kunci bahwa model EfficientNet lebih kecil mengungguli model ResNet lebih besar.</w:t>
+        <w:fldChar w:fldCharType="begin"/>
+      </w:r>
+      <w:r>
+        <w:rPr>
+          <w:rFonts w:ascii="Times New Roman" w:hAnsi="Times New Roman" w:cs="Times New Roman"/>
+          <w:noProof/>
+          <w:sz w:val="20"/>
+          <w:szCs w:val="20"/>
+          <w:lang w:val="en-ID"/>
+        </w:rPr>
+        <w:instrText xml:space="preserve"> REF _Ref211172742 \h </w:instrText>
+      </w:r>
+      <w:r>
+        <w:rPr>
+          <w:rFonts w:ascii="Times New Roman" w:hAnsi="Times New Roman" w:cs="Times New Roman"/>
+          <w:noProof/>
+          <w:sz w:val="20"/>
+          <w:szCs w:val="20"/>
+          <w:lang w:val="en-ID"/>
+        </w:rPr>
+      </w:r>
+      <w:r>
+        <w:rPr>
+          <w:rFonts w:ascii="Times New Roman" w:hAnsi="Times New Roman" w:cs="Times New Roman"/>
+          <w:noProof/>
+          <w:sz w:val="20"/>
+          <w:szCs w:val="20"/>
+          <w:lang w:val="en-ID"/>
+        </w:rPr>
+        <w:fldChar w:fldCharType="separate"/>
+      </w:r>
+      <w:r>
+        <w:t xml:space="preserve">Tabel </w:t>
+      </w:r>
+      <w:r>
+        <w:rPr>
+          <w:noProof/>
+        </w:rPr>
+        <w:t>3</w:t>
+      </w:r>
+      <w:r>
+        <w:rPr>
+          <w:rFonts w:ascii="Times New Roman" w:hAnsi="Times New Roman" w:cs="Times New Roman"/>
+          <w:noProof/>
+          <w:sz w:val="20"/>
+          <w:szCs w:val="20"/>
+          <w:lang w:val="en-ID"/>
+        </w:rPr>
+        <w:fldChar w:fldCharType="end"/>
+      </w:r>
+      <w:r>
+        <w:rPr>
+          <w:rFonts w:ascii="Times New Roman" w:hAnsi="Times New Roman" w:cs="Times New Roman"/>
+          <w:noProof/>
+          <w:sz w:val="20"/>
+          <w:szCs w:val="20"/>
+          <w:lang w:val="en-ID"/>
+        </w:rPr>
+        <w:t xml:space="preserve"> menyajikan hasil klasifikasi untuk keenam model CNN pada kedua dataset MP-IDB, menyertakan kolom Dataset, Model, Fungsi Loss (Focal Loss), Epoch (75), Akurasi, Balanced Accuracy, dan Training Time (jam), mengkuantifikasi temuan kunci bahwa model EfficientNet lebih kecil mengungguli model ResNet lebih besar.</w:t>
       </w:r>
     </w:p>
     <w:p>
@@ -7356,7 +7716,7 @@
           <w:szCs w:val="20"/>
           <w:lang w:val="en-ID"/>
         </w:rPr>
-        <w:t xml:space="preserve">Yang patut dicatat adalah penurunan performa model ResNet: ResNet50 mencapai akurasi 98,00% namun hanya 75,00% balanced accuracy—kesenjangan 23 poin persentase mengindikasikan kesulitan parah dengan kelas minoritas. ResNet101, meskipun model terbesar dengan 44,5 juta parameter (5,7× lebih banyak dari 7,8 juta parameter EfficientNet-B1), hanya mencapai balanced accuracy 82,73%, tertinggal dari EfficientNet-B1 sebesar </w:t>
+        <w:t xml:space="preserve">Yang patut dicatat adalah penurunan performa model ResNet: ResNet50 mencapai akurasi 98,00% namun hanya 75,00% balanced accuracy—kesenjangan 23 poin persentase mengindikasikan kesulitan parah dengan kelas </w:t>
       </w:r>
       <w:r>
         <w:rPr>
@@ -7367,43 +7727,12 @@
           <w:lang w:val="en-ID"/>
         </w:rPr>
         <w:lastRenderedPageBreak/>
-        <w:t>10,45 poin persentase. Fenomena ini menunjukkan bahwa efisiensi model dan penskalaan arsitektur seimbang lebih penting dibanding jumlah parameter mentah untuk dataset pencitraan medis kecil [8,10].</w:t>
+        <w:t>minoritas. ResNet101, meskipun model terbesar dengan 44,5 juta parameter (5,7× lebih banyak dari 7,8 juta parameter EfficientNet-B1), hanya mencapai balanced accuracy 82,73%, tertinggal dari EfficientNet-B1 sebesar 10,45 poin persentase. Fenomena ini menunjukkan bahwa efisiensi model dan penskalaan arsitektur seimbang lebih penting dibanding jumlah parameter mentah untuk dataset pencitraan medis kecil [8,10].</w:t>
       </w:r>
     </w:p>
     <w:p>
       <w:pPr>
-        <w:rPr>
-          <w:rFonts w:ascii="Times New Roman" w:hAnsi="Times New Roman" w:cs="Times New Roman"/>
-          <w:b/>
-          <w:bCs/>
-          <w:noProof/>
-          <w:sz w:val="20"/>
-          <w:szCs w:val="20"/>
-          <w:lang w:val="en-ID"/>
-        </w:rPr>
-      </w:pPr>
-      <w:r>
-        <w:rPr>
-          <w:rFonts w:ascii="Times New Roman" w:hAnsi="Times New Roman" w:cs="Times New Roman"/>
-          <w:b/>
-          <w:bCs/>
-          <w:noProof/>
-          <w:sz w:val="20"/>
-          <w:szCs w:val="20"/>
-          <w:lang w:val="en-ID"/>
-        </w:rPr>
-        <w:t>**[INSERT GAMBAR 3 DI SINI: Heatmap Akurasi Klasifikasi]**</w:t>
-      </w:r>
-    </w:p>
-    <w:p>
-      <w:pPr>
-        <w:rPr>
-          <w:rFonts w:ascii="Times New Roman" w:hAnsi="Times New Roman" w:cs="Times New Roman"/>
-          <w:noProof/>
-          <w:sz w:val="20"/>
-          <w:szCs w:val="20"/>
-          <w:lang w:val="en-ID"/>
-        </w:rPr>
+        <w:keepNext/>
       </w:pPr>
       <w:r>
         <w:rPr>
@@ -7433,7 +7762,7 @@
                     </pic:cNvPicPr>
                   </pic:nvPicPr>
                   <pic:blipFill>
-                    <a:blip r:embed="rId10" cstate="print">
+                    <a:blip r:embed="rId11" cstate="print">
                       <a:extLst>
                         <a:ext uri="{28A0092B-C50C-407E-A947-70E740481C1C}">
                           <a14:useLocalDpi xmlns:a14="http://schemas.microsoft.com/office/drawing/2010/main" val="0"/>
@@ -7467,6 +7796,8 @@
     </w:p>
     <w:p>
       <w:pPr>
+        <w:pStyle w:val="Caption"/>
+        <w:jc w:val="center"/>
         <w:rPr>
           <w:rFonts w:ascii="Times New Roman" w:hAnsi="Times New Roman" w:cs="Times New Roman"/>
           <w:noProof/>
@@ -7475,67 +7806,173 @@
           <w:lang w:val="en-ID"/>
         </w:rPr>
       </w:pPr>
-      <w:r>
-        <w:rPr>
-          <w:rFonts w:ascii="Times New Roman" w:hAnsi="Times New Roman" w:cs="Times New Roman"/>
-          <w:noProof/>
-          <w:sz w:val="20"/>
-          <w:szCs w:val="20"/>
-          <w:lang w:val="en-ID"/>
-        </w:rPr>
-        <w:t>Gambar 3 menampilkan heatmap 2×6 (2 dataset × 6 model) dengan dua baris per dataset: akurasi standar (atas) dan balanced accuracy (bawah), dengan kode warna (hijau=tinggi, oranye=sedang, merah=rendah) membuat pola performa model terlihat segera, terutama kontras antara EfficientNet (hijau) dan ResNet (oranye/merah) pada balanced accuracy.</w:t>
-      </w:r>
-      <w:r>
-        <w:rPr>
-          <w:rFonts w:ascii="Times New Roman" w:hAnsi="Times New Roman" w:cs="Times New Roman"/>
-          <w:noProof/>
-          <w:sz w:val="20"/>
-          <w:szCs w:val="20"/>
-          <w:lang w:val="en-ID"/>
-        </w:rPr>
+      <w:bookmarkStart w:id="7" w:name="_Ref211172779"/>
+      <w:r>
+        <w:t xml:space="preserve">Gambar </w:t>
+      </w:r>
+      <w:r>
+        <w:fldChar w:fldCharType="begin"/>
+      </w:r>
+      <w:r>
+        <w:instrText xml:space="preserve"> SEQ Gambar \* ARABIC </w:instrText>
+      </w:r>
+      <w:r>
+        <w:fldChar w:fldCharType="separate"/>
+      </w:r>
+      <w:r>
+        <w:rPr>
+          <w:noProof/>
+        </w:rPr>
+        <w:t>5</w:t>
+      </w:r>
+      <w:r>
+        <w:fldChar w:fldCharType="end"/>
+      </w:r>
+      <w:bookmarkEnd w:id="7"/>
+      <w:r>
         <w:t xml:space="preserve"> </w:t>
       </w:r>
       <w:r>
-        <w:rPr>
-          <w:rFonts w:ascii="Times New Roman" w:hAnsi="Times New Roman" w:cs="Times New Roman"/>
-          <w:noProof/>
-          <w:sz w:val="20"/>
-          <w:szCs w:val="20"/>
-          <w:lang w:val="en-ID"/>
-        </w:rPr>
-        <w:t>Dataset Stages menyajikan tugas lebih menantang dengan ketidakseimbangan ekstrem (rasio 54:1). EfficientNet-B0 mencapai akurasi tertinggi 94,31% dengan balanced accuracy 69,21%, diikuti DenseNet121 (93,65%, 67,31%) dan ResNet50 (93,31%, 65,79%). Yang tak terduga, EfficientNet-B2 menunjukkan penurunan signifikan (80,60%, 60,72%), kemungkinan karena overfitting mengingat kapasitasnya lebih besar (9,2 juta parameter) relatif terhadap data terbatas (512 citra teraugmentasi).</w:t>
+        <w:t>Heatmap Akurasi Klasifikasi</w:t>
       </w:r>
     </w:p>
     <w:p>
       <w:pPr>
+        <w:rPr>
+          <w:rFonts w:ascii="Times New Roman" w:hAnsi="Times New Roman" w:cs="Times New Roman"/>
+          <w:noProof/>
+          <w:sz w:val="20"/>
+          <w:szCs w:val="20"/>
+          <w:lang w:val="en-ID"/>
+        </w:rPr>
+      </w:pPr>
+      <w:r>
+        <w:rPr>
+          <w:rFonts w:ascii="Times New Roman" w:hAnsi="Times New Roman" w:cs="Times New Roman"/>
+          <w:noProof/>
+          <w:sz w:val="20"/>
+          <w:szCs w:val="20"/>
+          <w:lang w:val="en-ID"/>
+        </w:rPr>
+        <w:fldChar w:fldCharType="begin"/>
+      </w:r>
+      <w:r>
+        <w:rPr>
+          <w:rFonts w:ascii="Times New Roman" w:hAnsi="Times New Roman" w:cs="Times New Roman"/>
+          <w:noProof/>
+          <w:sz w:val="20"/>
+          <w:szCs w:val="20"/>
+          <w:lang w:val="en-ID"/>
+        </w:rPr>
+        <w:instrText xml:space="preserve"> REF _Ref211172779 \h </w:instrText>
+      </w:r>
+      <w:r>
+        <w:rPr>
+          <w:rFonts w:ascii="Times New Roman" w:hAnsi="Times New Roman" w:cs="Times New Roman"/>
+          <w:noProof/>
+          <w:sz w:val="20"/>
+          <w:szCs w:val="20"/>
+          <w:lang w:val="en-ID"/>
+        </w:rPr>
+      </w:r>
+      <w:r>
+        <w:rPr>
+          <w:rFonts w:ascii="Times New Roman" w:hAnsi="Times New Roman" w:cs="Times New Roman"/>
+          <w:noProof/>
+          <w:sz w:val="20"/>
+          <w:szCs w:val="20"/>
+          <w:lang w:val="en-ID"/>
+        </w:rPr>
+        <w:fldChar w:fldCharType="separate"/>
+      </w:r>
+      <w:r>
+        <w:t xml:space="preserve">Gambar </w:t>
+      </w:r>
+      <w:r>
+        <w:rPr>
+          <w:noProof/>
+        </w:rPr>
+        <w:t>5</w:t>
+      </w:r>
+      <w:r>
+        <w:rPr>
+          <w:rFonts w:ascii="Times New Roman" w:hAnsi="Times New Roman" w:cs="Times New Roman"/>
+          <w:noProof/>
+          <w:sz w:val="20"/>
+          <w:szCs w:val="20"/>
+          <w:lang w:val="en-ID"/>
+        </w:rPr>
+        <w:fldChar w:fldCharType="end"/>
+      </w:r>
+      <w:r>
+        <w:rPr>
+          <w:rFonts w:ascii="Times New Roman" w:hAnsi="Times New Roman" w:cs="Times New Roman"/>
+          <w:noProof/>
+          <w:sz w:val="20"/>
+          <w:szCs w:val="20"/>
+          <w:lang w:val="en-ID"/>
+        </w:rPr>
+        <w:t xml:space="preserve"> menampilkan heatmap 2×6 (2 dataset × 6 model) dengan dua baris per dataset: akurasi standar (atas) dan balanced accuracy (bawah), dengan kode warna (hijau=tinggi, oranye=sedang, merah=rendah) membuat pola performa model terlihat segera, terutama kontras antara EfficientNet (hijau) dan ResNet (oranye/merah) pada balanced accuracy.</w:t>
+      </w:r>
+      <w:r>
+        <w:rPr>
+          <w:rFonts w:ascii="Times New Roman" w:hAnsi="Times New Roman" w:cs="Times New Roman"/>
+          <w:noProof/>
+          <w:sz w:val="20"/>
+          <w:szCs w:val="20"/>
+          <w:lang w:val="en-ID"/>
+        </w:rPr>
+        <w:t xml:space="preserve"> </w:t>
+      </w:r>
+      <w:r>
+        <w:rPr>
+          <w:rFonts w:ascii="Times New Roman" w:hAnsi="Times New Roman" w:cs="Times New Roman"/>
+          <w:noProof/>
+          <w:sz w:val="20"/>
+          <w:szCs w:val="20"/>
+          <w:lang w:val="en-ID"/>
+        </w:rPr>
+        <w:t>Dataset Stages menyajikan tugas lebih menantang dengan ketidakseimbangan ekstrem (rasio 54:1). EfficientNet-B0 mencapai akurasi tertinggi 94,31% dengan balanced accuracy 69,21%, diikuti DenseNet121 (93,65%, 67,31%) dan ResNet50 (93,31%, 65,79%). Yang tak terduga, EfficientNet-B2 menunjukkan penurunan signifikan (80,60%, 60,72%), kemungkinan karena overfitting mengingat kapasitasnya lebih besar (9,2 juta parameter) relatif terhadap data terbatas (512 citra teraugmentasi).</w:t>
+      </w:r>
+    </w:p>
+    <w:p>
+      <w:pPr>
+        <w:pStyle w:val="Caption"/>
         <w:jc w:val="center"/>
         <w:rPr>
           <w:rFonts w:ascii="Times New Roman" w:hAnsi="Times New Roman" w:cs="Times New Roman"/>
           <w:noProof/>
-          <w:sz w:val="18"/>
-          <w:szCs w:val="18"/>
           <w:lang w:val="en-ID"/>
         </w:rPr>
       </w:pPr>
-      <w:r>
-        <w:rPr>
-          <w:rFonts w:ascii="Times New Roman" w:hAnsi="Times New Roman" w:cs="Times New Roman"/>
-          <w:noProof/>
-          <w:sz w:val="18"/>
-          <w:szCs w:val="18"/>
-          <w:lang w:val="en-ID"/>
-        </w:rPr>
-        <w:t>Metrik Per-Kelas dengan Focal Loss</w:t>
-      </w:r>
-      <w:r>
-        <w:rPr>
-          <w:rFonts w:ascii="Times New Roman" w:hAnsi="Times New Roman" w:cs="Times New Roman"/>
-          <w:noProof/>
-          <w:sz w:val="18"/>
-          <w:szCs w:val="18"/>
-          <w:lang w:val="en-ID"/>
-        </w:rPr>
-        <w:t xml:space="preserve"> data species</w:t>
+      <w:bookmarkStart w:id="8" w:name="_Ref211172967"/>
+      <w:r>
+        <w:t xml:space="preserve">Tabel </w:t>
+      </w:r>
+      <w:r>
+        <w:fldChar w:fldCharType="begin"/>
+      </w:r>
+      <w:r>
+        <w:instrText xml:space="preserve"> SEQ Tabel \* ARABIC </w:instrText>
+      </w:r>
+      <w:r>
+        <w:fldChar w:fldCharType="separate"/>
+      </w:r>
+      <w:r>
+        <w:rPr>
+          <w:noProof/>
+        </w:rPr>
+        <w:t>4</w:t>
+      </w:r>
+      <w:r>
+        <w:fldChar w:fldCharType="end"/>
+      </w:r>
+      <w:bookmarkEnd w:id="8"/>
+      <w:r>
+        <w:t xml:space="preserve"> </w:t>
+      </w:r>
+      <w:r>
+        <w:t>Metrik Per-Kelas dengan Focal Loss data species</w:t>
       </w:r>
     </w:p>
     <w:tbl>
@@ -12128,39 +12565,105 @@
           <w:szCs w:val="20"/>
           <w:lang w:val="en-ID"/>
         </w:rPr>
-        <w:t xml:space="preserve">Tabel 4 menyajikan rincian performa per-kelas komprehensif untuk keenam arsitektur CNN pada kedua dataset, memberikan nilai precision, recall, F1-score, dan support detail untuk setiap kelas individual. Pada dataset Species, P. falciparum (227 sampel pelatihan) dan P. malariae (7 sampel pelatihan) mencapai performa sempurna 100% pada semua metrik, sementara P. ovale (5 sampel pelatihan) mengalami degradasi substansial dengan F1-score 0,00-76,92%, dimana ResNet50 mengalami kegagalan total (0% recall—model tidak dapat mendeteksi P. ovale sama sekali). </w:t>
+        <w:fldChar w:fldCharType="begin"/>
+      </w:r>
+      <w:r>
+        <w:rPr>
+          <w:rFonts w:ascii="Times New Roman" w:hAnsi="Times New Roman" w:cs="Times New Roman"/>
+          <w:noProof/>
+          <w:sz w:val="20"/>
+          <w:szCs w:val="20"/>
+          <w:lang w:val="en-ID"/>
+        </w:rPr>
+        <w:instrText xml:space="preserve"> REF _Ref211172967 \h </w:instrText>
+      </w:r>
+      <w:r>
+        <w:rPr>
+          <w:rFonts w:ascii="Times New Roman" w:hAnsi="Times New Roman" w:cs="Times New Roman"/>
+          <w:noProof/>
+          <w:sz w:val="20"/>
+          <w:szCs w:val="20"/>
+          <w:lang w:val="en-ID"/>
+        </w:rPr>
+      </w:r>
+      <w:r>
+        <w:rPr>
+          <w:rFonts w:ascii="Times New Roman" w:hAnsi="Times New Roman" w:cs="Times New Roman"/>
+          <w:noProof/>
+          <w:sz w:val="20"/>
+          <w:szCs w:val="20"/>
+          <w:lang w:val="en-ID"/>
+        </w:rPr>
+        <w:fldChar w:fldCharType="separate"/>
+      </w:r>
+      <w:r>
+        <w:t xml:space="preserve">Tabel </w:t>
+      </w:r>
+      <w:r>
+        <w:rPr>
+          <w:noProof/>
+        </w:rPr>
+        <w:t>4</w:t>
+      </w:r>
+      <w:r>
+        <w:rPr>
+          <w:rFonts w:ascii="Times New Roman" w:hAnsi="Times New Roman" w:cs="Times New Roman"/>
+          <w:noProof/>
+          <w:sz w:val="20"/>
+          <w:szCs w:val="20"/>
+          <w:lang w:val="en-ID"/>
+        </w:rPr>
+        <w:fldChar w:fldCharType="end"/>
+      </w:r>
+      <w:r>
+        <w:rPr>
+          <w:rFonts w:ascii="Times New Roman" w:hAnsi="Times New Roman" w:cs="Times New Roman"/>
+          <w:noProof/>
+          <w:sz w:val="20"/>
+          <w:szCs w:val="20"/>
+          <w:lang w:val="en-ID"/>
+        </w:rPr>
+        <w:t xml:space="preserve"> menyajikan rincian performa per-kelas komprehensif untuk keenam arsitektur CNN pada kedua dataset, memberikan nilai precision, recall, F1-score, dan support detail untuk setiap kelas individual. Pada dataset Species, P. falciparum (227 sampel pelatihan) dan P. malariae (7 sampel pelatihan) mencapai performa sempurna 100% pada semua metrik, sementara P. ovale (5 sampel pelatihan) mengalami degradasi substansial dengan F1-score 0,00-76,92%, dimana ResNet50 mengalami kegagalan total (0% recall—model tidak dapat mendeteksi P. ovale sama sekali). </w:t>
       </w:r>
     </w:p>
     <w:p>
       <w:pPr>
+        <w:pStyle w:val="Caption"/>
         <w:jc w:val="center"/>
         <w:rPr>
           <w:rFonts w:ascii="Times New Roman" w:hAnsi="Times New Roman" w:cs="Times New Roman"/>
           <w:noProof/>
-          <w:sz w:val="18"/>
-          <w:szCs w:val="18"/>
           <w:lang w:val="en-ID"/>
         </w:rPr>
       </w:pPr>
-      <w:r>
-        <w:rPr>
-          <w:rFonts w:ascii="Times New Roman" w:hAnsi="Times New Roman" w:cs="Times New Roman"/>
-          <w:noProof/>
-          <w:sz w:val="18"/>
-          <w:szCs w:val="18"/>
-          <w:lang w:val="en-ID"/>
-        </w:rPr>
-        <w:t>Metrik Per-Kelas dengan Focal Loss</w:t>
-      </w:r>
-      <w:r>
-        <w:rPr>
-          <w:rFonts w:ascii="Times New Roman" w:hAnsi="Times New Roman" w:cs="Times New Roman"/>
-          <w:noProof/>
-          <w:sz w:val="18"/>
-          <w:szCs w:val="18"/>
-          <w:lang w:val="en-ID"/>
-        </w:rPr>
-        <w:t xml:space="preserve"> data stages</w:t>
+      <w:bookmarkStart w:id="9" w:name="_Ref211172932"/>
+      <w:r>
+        <w:t xml:space="preserve">Tabel </w:t>
+      </w:r>
+      <w:r>
+        <w:fldChar w:fldCharType="begin"/>
+      </w:r>
+      <w:r>
+        <w:instrText xml:space="preserve"> SEQ Tabel \* ARABIC </w:instrText>
+      </w:r>
+      <w:r>
+        <w:fldChar w:fldCharType="separate"/>
+      </w:r>
+      <w:r>
+        <w:rPr>
+          <w:noProof/>
+        </w:rPr>
+        <w:t>5</w:t>
+      </w:r>
+      <w:r>
+        <w:fldChar w:fldCharType="end"/>
+      </w:r>
+      <w:bookmarkEnd w:id="9"/>
+      <w:r>
+        <w:t xml:space="preserve"> </w:t>
+      </w:r>
+      <w:r>
+        <w:t>Metrik Per-Kelas dengan Focal Loss data stages</w:t>
       </w:r>
     </w:p>
     <w:tbl>
@@ -16753,7 +17256,85 @@
           <w:szCs w:val="20"/>
           <w:lang w:val="en-ID"/>
         </w:rPr>
-        <w:t>Pada dataset Stages, Ring (272 sampel pelatihan) mencapai F1-score 89,94-97,26%, sementara Trophozoite (15 sampel pelatihan) mengalami degradasi parah dengan F1-score hanya 15,38-51,61%, dan Gametocyte (5 sampel pelatihan) dengan F1-score 57,14-75%.</w:t>
+        <w:t>Pada dataset Stages, Ring (272 sampel pelatihan) mencapai F1-score 89,94-97,26%, sementara Trophozoite (15 sampel pelatihan) mengalami degradasi parah dengan F1-score hanya 15,38-51,61%, dan Gametocyte (5 sampel pelatihan) dengan F1-score 57,14-75%</w:t>
+      </w:r>
+      <w:r>
+        <w:rPr>
+          <w:rFonts w:ascii="Times New Roman" w:hAnsi="Times New Roman" w:cs="Times New Roman"/>
+          <w:noProof/>
+          <w:sz w:val="20"/>
+          <w:szCs w:val="20"/>
+          <w:lang w:val="en-ID"/>
+        </w:rPr>
+        <w:t xml:space="preserve"> seperti dilihat pada </w:t>
+      </w:r>
+      <w:r>
+        <w:rPr>
+          <w:rFonts w:ascii="Times New Roman" w:hAnsi="Times New Roman" w:cs="Times New Roman"/>
+          <w:noProof/>
+          <w:sz w:val="20"/>
+          <w:szCs w:val="20"/>
+          <w:lang w:val="en-ID"/>
+        </w:rPr>
+        <w:fldChar w:fldCharType="begin"/>
+      </w:r>
+      <w:r>
+        <w:rPr>
+          <w:rFonts w:ascii="Times New Roman" w:hAnsi="Times New Roman" w:cs="Times New Roman"/>
+          <w:noProof/>
+          <w:sz w:val="20"/>
+          <w:szCs w:val="20"/>
+          <w:lang w:val="en-ID"/>
+        </w:rPr>
+        <w:instrText xml:space="preserve"> REF _Ref211172932 \h </w:instrText>
+      </w:r>
+      <w:r>
+        <w:rPr>
+          <w:rFonts w:ascii="Times New Roman" w:hAnsi="Times New Roman" w:cs="Times New Roman"/>
+          <w:noProof/>
+          <w:sz w:val="20"/>
+          <w:szCs w:val="20"/>
+          <w:lang w:val="en-ID"/>
+        </w:rPr>
+      </w:r>
+      <w:r>
+        <w:rPr>
+          <w:rFonts w:ascii="Times New Roman" w:hAnsi="Times New Roman" w:cs="Times New Roman"/>
+          <w:noProof/>
+          <w:sz w:val="20"/>
+          <w:szCs w:val="20"/>
+          <w:lang w:val="en-ID"/>
+        </w:rPr>
+        <w:fldChar w:fldCharType="separate"/>
+      </w:r>
+      <w:r>
+        <w:t xml:space="preserve">Tabel </w:t>
+      </w:r>
+      <w:r>
+        <w:rPr>
+          <w:noProof/>
+        </w:rPr>
+        <w:t>5</w:t>
+      </w:r>
+      <w:r>
+        <w:rPr>
+          <w:rFonts w:ascii="Times New Roman" w:hAnsi="Times New Roman" w:cs="Times New Roman"/>
+          <w:noProof/>
+          <w:sz w:val="20"/>
+          <w:szCs w:val="20"/>
+          <w:lang w:val="en-ID"/>
+        </w:rPr>
+        <w:fldChar w:fldCharType="end"/>
+      </w:r>
+      <w:r>
+        <w:rPr>
+          <w:rFonts w:ascii="Times New Roman" w:hAnsi="Times New Roman" w:cs="Times New Roman"/>
+          <w:noProof/>
+          <w:sz w:val="20"/>
+          <w:szCs w:val="20"/>
+          <w:lang w:val="en-ID"/>
+        </w:rPr>
+        <w:t>.</w:t>
       </w:r>
     </w:p>
     <w:p>
@@ -16774,7 +17355,7 @@
           <w:szCs w:val="20"/>
           <w:lang w:val="en-ID"/>
         </w:rPr>
-        <w:t xml:space="preserve">Gambar 5 menampilkan dua matriks konfusi berdampingan yang menganalisis pola kesalahan klasifikasi dari model terbaik pada kedua tugas: (kiri) klasifikasi Spesies menggunakan EfficientNet-B1 dengan 4×4 grid merepresentasikan empat spesies Plasmodium, dan (kanan) klasifikasi Tahap siklus hidup menggunakan EfficientNet-B0 dengan 4×4 grid merepresentasikan empat tahapan parasit. Matriks menggunakan sistem kode warna gradien dari hijau gelap (prediksi benar pada diagonal) hingga merah (kesalahan misklasifikasi pada off-diagonal), dengan angka hitungan aktual di setiap sel memberikan kuantifikasi eksplisit untuk setiap kombinasi prediksi-ground truth. Visualisasi ini membuat pola misklasifikasi langsung teridentifikasi, khususnya mengungkap bahwa pada dataset Spesies, mayoritas kelas P. falciparum dan P. malariae mencapai akurasi sempurna (sel diagonal hijau pekat dengan 227 dan 7 sampel), sementara P. ovale dan P. vivax menunjukkan beberapa confusion dengan nilai off-diagonal menandakan misklasifikasi minoritas. Pada dataset Stages, diagonal dominan hijau untuk kelas mayoritas Ring (272 sampel) kontras dengan off-diagonal lebih terang untuk kelas minoritas Trophozoite dan Gametocyte, secara visual memvalidasi temuan kuantitatif bahwa extreme class </w:t>
+        <w:fldChar w:fldCharType="begin"/>
       </w:r>
       <w:r>
         <w:rPr>
@@ -16784,41 +17365,71 @@
           <w:szCs w:val="20"/>
           <w:lang w:val="en-ID"/>
         </w:rPr>
+        <w:instrText xml:space="preserve"> REF _Ref211172847 \h </w:instrText>
+      </w:r>
+      <w:r>
+        <w:rPr>
+          <w:rFonts w:ascii="Times New Roman" w:hAnsi="Times New Roman" w:cs="Times New Roman"/>
+          <w:noProof/>
+          <w:sz w:val="20"/>
+          <w:szCs w:val="20"/>
+          <w:lang w:val="en-ID"/>
+        </w:rPr>
+      </w:r>
+      <w:r>
+        <w:rPr>
+          <w:rFonts w:ascii="Times New Roman" w:hAnsi="Times New Roman" w:cs="Times New Roman"/>
+          <w:noProof/>
+          <w:sz w:val="20"/>
+          <w:szCs w:val="20"/>
+          <w:lang w:val="en-ID"/>
+        </w:rPr>
+        <w:fldChar w:fldCharType="separate"/>
+      </w:r>
+      <w:r>
+        <w:t xml:space="preserve">Gambar </w:t>
+      </w:r>
+      <w:r>
+        <w:rPr>
+          <w:noProof/>
+        </w:rPr>
+        <w:t>6</w:t>
+      </w:r>
+      <w:r>
+        <w:rPr>
+          <w:rFonts w:ascii="Times New Roman" w:hAnsi="Times New Roman" w:cs="Times New Roman"/>
+          <w:noProof/>
+          <w:sz w:val="20"/>
+          <w:szCs w:val="20"/>
+          <w:lang w:val="en-ID"/>
+        </w:rPr>
+        <w:fldChar w:fldCharType="end"/>
+      </w:r>
+      <w:r>
+        <w:rPr>
+          <w:rFonts w:ascii="Times New Roman" w:hAnsi="Times New Roman" w:cs="Times New Roman"/>
+          <w:noProof/>
+          <w:sz w:val="20"/>
+          <w:szCs w:val="20"/>
+          <w:lang w:val="en-ID"/>
+        </w:rPr>
+        <w:t xml:space="preserve"> menampilkan dua matriks konfusi berdampingan yang menganalisis pola kesalahan klasifikasi dari model terbaik pada kedua tugas: (kiri) klasifikasi Spesies menggunakan EfficientNet-B1 dengan 4×4 grid merepresentasikan empat spesies Plasmodium, dan (kanan) klasifikasi Tahap siklus hidup menggunakan EfficientNet-B0 dengan 4×4 grid merepresentasikan empat tahapan parasit. Matriks menggunakan sistem kode warna gradien dari hijau gelap (prediksi benar pada diagonal) hingga merah (kesalahan misklasifikasi pada off-diagonal), dengan angka hitungan aktual di setiap sel memberikan kuantifikasi eksplisit untuk setiap kombinasi prediksi-ground truth. Visualisasi ini membuat pola misklasifikasi langsung teridentifikasi, khususnya mengungkap bahwa pada dataset Spesies, mayoritas kelas P. falciparum dan P. malariae mencapai akurasi sempurna (sel diagonal hijau pekat dengan 227 dan 7 sampel), sementara P. ovale dan P. vivax menunjukkan beberapa confusion dengan nilai off-diagonal menandakan misklasifikasi minoritas. Pada dataset Stages, diagonal </w:t>
+      </w:r>
+      <w:r>
+        <w:rPr>
+          <w:rFonts w:ascii="Times New Roman" w:hAnsi="Times New Roman" w:cs="Times New Roman"/>
+          <w:noProof/>
+          <w:sz w:val="20"/>
+          <w:szCs w:val="20"/>
+          <w:lang w:val="en-ID"/>
+        </w:rPr>
         <w:lastRenderedPageBreak/>
-        <w:t>imbalance (rasio 54:1) menyebabkan kesulitan signifikan dalam membedakan tahapan parasit langka meskipun optimisasi Focal Loss telah diterapkan.</w:t>
+        <w:t>dominan hijau untuk kelas mayoritas Ring (272 sampel) kontras dengan off-diagonal lebih terang untuk kelas minoritas Trophozoite dan Gametocyte, secara visual memvalidasi temuan kuantitatif bahwa extreme class imbalance (rasio 54:1) menyebabkan kesulitan signifikan dalam membedakan tahapan parasit langka meskipun optimisasi Focal Loss telah diterapkan.</w:t>
       </w:r>
     </w:p>
     <w:p>
       <w:pPr>
-        <w:jc w:val="center"/>
-        <w:rPr>
-          <w:rFonts w:ascii="Times New Roman" w:hAnsi="Times New Roman" w:cs="Times New Roman"/>
-          <w:noProof/>
-          <w:sz w:val="18"/>
-          <w:szCs w:val="18"/>
-          <w:lang w:val="en-ID"/>
-        </w:rPr>
-      </w:pPr>
-      <w:r>
-        <w:rPr>
-          <w:rFonts w:ascii="Times New Roman" w:hAnsi="Times New Roman" w:cs="Times New Roman"/>
-          <w:noProof/>
-          <w:sz w:val="18"/>
-          <w:szCs w:val="18"/>
-          <w:lang w:val="en-ID"/>
-        </w:rPr>
-        <w:t>Matriks Konfusi Model Terbaik</w:t>
-      </w:r>
-    </w:p>
-    <w:p>
-      <w:pPr>
-        <w:rPr>
-          <w:rFonts w:ascii="Times New Roman" w:hAnsi="Times New Roman" w:cs="Times New Roman"/>
-          <w:noProof/>
-          <w:sz w:val="20"/>
-          <w:szCs w:val="20"/>
-          <w:lang w:val="en-ID"/>
-        </w:rPr>
+        <w:keepNext/>
       </w:pPr>
       <w:r>
         <w:rPr>
@@ -16848,7 +17459,7 @@
                     </pic:cNvPicPr>
                   </pic:nvPicPr>
                   <pic:blipFill>
-                    <a:blip r:embed="rId11" cstate="print">
+                    <a:blip r:embed="rId12" cstate="print">
                       <a:extLst>
                         <a:ext uri="{28A0092B-C50C-407E-A947-70E740481C1C}">
                           <a14:useLocalDpi xmlns:a14="http://schemas.microsoft.com/office/drawing/2010/main" val="0"/>
@@ -16882,45 +17493,49 @@
     </w:p>
     <w:p>
       <w:pPr>
+        <w:pStyle w:val="Caption"/>
         <w:jc w:val="center"/>
         <w:rPr>
           <w:rFonts w:ascii="Times New Roman" w:hAnsi="Times New Roman" w:cs="Times New Roman"/>
           <w:noProof/>
-          <w:sz w:val="18"/>
-          <w:szCs w:val="18"/>
+          <w:sz w:val="20"/>
+          <w:szCs w:val="20"/>
           <w:lang w:val="en-ID"/>
         </w:rPr>
       </w:pPr>
-      <w:r>
-        <w:rPr>
-          <w:rFonts w:ascii="Times New Roman" w:hAnsi="Times New Roman" w:cs="Times New Roman"/>
-          <w:noProof/>
-          <w:sz w:val="18"/>
-          <w:szCs w:val="18"/>
-          <w:lang w:val="en-ID"/>
-        </w:rPr>
-        <w:t>Perbandingan F1 Per-Kelas Spesies</w:t>
-      </w:r>
-      <w:r>
-        <w:rPr>
-          <w:rFonts w:ascii="Times New Roman" w:hAnsi="Times New Roman" w:cs="Times New Roman"/>
-          <w:noProof/>
-          <w:sz w:val="18"/>
-          <w:szCs w:val="18"/>
-          <w:lang w:val="en-ID"/>
-        </w:rPr>
-        <w:t xml:space="preserve"> Data</w:t>
+      <w:bookmarkStart w:id="10" w:name="_Ref211172847"/>
+      <w:r>
+        <w:t xml:space="preserve">Gambar </w:t>
+      </w:r>
+      <w:r>
+        <w:fldChar w:fldCharType="begin"/>
+      </w:r>
+      <w:r>
+        <w:instrText xml:space="preserve"> SEQ Gambar \* ARABIC </w:instrText>
+      </w:r>
+      <w:r>
+        <w:fldChar w:fldCharType="separate"/>
+      </w:r>
+      <w:r>
+        <w:rPr>
+          <w:noProof/>
+        </w:rPr>
+        <w:t>6</w:t>
+      </w:r>
+      <w:r>
+        <w:fldChar w:fldCharType="end"/>
+      </w:r>
+      <w:bookmarkEnd w:id="10"/>
+      <w:r>
+        <w:t xml:space="preserve"> </w:t>
+      </w:r>
+      <w:r>
+        <w:t>Matriks Konfusi Model Terbaik</w:t>
       </w:r>
     </w:p>
     <w:p>
       <w:pPr>
-        <w:rPr>
-          <w:rFonts w:ascii="Times New Roman" w:hAnsi="Times New Roman" w:cs="Times New Roman"/>
-          <w:noProof/>
-          <w:sz w:val="20"/>
-          <w:szCs w:val="20"/>
-          <w:lang w:val="en-ID"/>
-        </w:rPr>
+        <w:keepNext/>
       </w:pPr>
       <w:r>
         <w:rPr>
@@ -16945,171 +17560,6 @@
                 <pic:pic xmlns:pic="http://schemas.openxmlformats.org/drawingml/2006/picture">
                   <pic:nvPicPr>
                     <pic:cNvPr id="0" name="Picture 3"/>
-                    <pic:cNvPicPr>
-                      <a:picLocks noChangeAspect="1" noChangeArrowheads="1"/>
-                    </pic:cNvPicPr>
-                  </pic:nvPicPr>
-                  <pic:blipFill>
-                    <a:blip r:embed="rId12" cstate="print">
-                      <a:extLst>
-                        <a:ext uri="{28A0092B-C50C-407E-A947-70E740481C1C}">
-                          <a14:useLocalDpi xmlns:a14="http://schemas.microsoft.com/office/drawing/2010/main" val="0"/>
-                        </a:ext>
-                      </a:extLst>
-                    </a:blip>
-                    <a:srcRect/>
-                    <a:stretch>
-                      <a:fillRect/>
-                    </a:stretch>
-                  </pic:blipFill>
-                  <pic:spPr bwMode="auto">
-                    <a:xfrm>
-                      <a:off x="0" y="0"/>
-                      <a:ext cx="5732780" cy="2837180"/>
-                    </a:xfrm>
-                    <a:prstGeom prst="rect">
-                      <a:avLst/>
-                    </a:prstGeom>
-                    <a:noFill/>
-                    <a:ln>
-                      <a:noFill/>
-                    </a:ln>
-                  </pic:spPr>
-                </pic:pic>
-              </a:graphicData>
-            </a:graphic>
-          </wp:inline>
-        </w:drawing>
-      </w:r>
-    </w:p>
-    <w:p>
-      <w:pPr>
-        <w:rPr>
-          <w:rFonts w:ascii="Times New Roman" w:hAnsi="Times New Roman" w:cs="Times New Roman"/>
-          <w:noProof/>
-          <w:sz w:val="20"/>
-          <w:szCs w:val="20"/>
-          <w:lang w:val="en-ID"/>
-        </w:rPr>
-      </w:pPr>
-      <w:r>
-        <w:rPr>
-          <w:rFonts w:ascii="Times New Roman" w:hAnsi="Times New Roman" w:cs="Times New Roman"/>
-          <w:noProof/>
-          <w:sz w:val="20"/>
-          <w:szCs w:val="20"/>
-          <w:lang w:val="en-ID"/>
-        </w:rPr>
-        <w:t>Gambar 6 menampilkan diagram batang berkelompok yang membandingkan performa F1-score dari enam arsitektur CNN (DenseNet121, EfficientNet-B0/B1/B2, ResNet50, ResNet101) pada keempat spesies Plasmodium. Garis referensi merah pada nilai 0,90 menandakan ambang batas performa klinis untuk penerapan diagnostik otomatis. Visualisasi ini mengungkap pola performa yang mencolok: P. falciparum (227 sampel) dan P. malariae (7 sampel) mencapai F1-score sempurna 1,0 pada semua model, menunjukkan klasifikasi akurat pada kelas dengan ciri morfologi yang khas. Perbedaan mencolok terlihat pada P. ovale (5 sampel) dimana F1-score bervariasi ekstrem dari 0,0 hingga 0,77—ResNet50 mengalami kegagalan total (0% recall), sementara EfficientNet-B1 mencapai 76,92%, menyoroti keunggulan model parameter-efisien pada kelas dengan keterbatasan data ekstrem. P. vivax (11 sampel) menunjukkan performa konsisten di atas 0,80 pada semua model, mengindikasikan bahwa 10+ sampel pelatihan cukup untuk pembelajaran yang baik pada spesies dengan ciri morfologi jelas seperti titik-titik Schüffner</w:t>
-      </w:r>
-      <w:r>
-        <w:rPr>
-          <w:rFonts w:ascii="Times New Roman" w:hAnsi="Times New Roman" w:cs="Times New Roman"/>
-          <w:noProof/>
-          <w:sz w:val="20"/>
-          <w:szCs w:val="20"/>
-          <w:lang w:val="en-ID"/>
-        </w:rPr>
-        <w:t>.</w:t>
-      </w:r>
-    </w:p>
-    <w:p>
-      <w:pPr>
-        <w:rPr>
-          <w:rFonts w:ascii="Times New Roman" w:hAnsi="Times New Roman" w:cs="Times New Roman"/>
-          <w:noProof/>
-          <w:sz w:val="20"/>
-          <w:szCs w:val="20"/>
-          <w:lang w:val="en-ID"/>
-        </w:rPr>
-      </w:pPr>
-      <w:r>
-        <w:rPr>
-          <w:rFonts w:ascii="Times New Roman" w:hAnsi="Times New Roman" w:cs="Times New Roman"/>
-          <w:noProof/>
-          <w:sz w:val="20"/>
-          <w:szCs w:val="20"/>
-          <w:lang w:val="en-ID"/>
-        </w:rPr>
-        <w:t xml:space="preserve">Gambar 7 menampilkan diagram batang berkelompok yang membandingkan performa F1-score dari enam arsitektur CNN pada keempat tahapan siklus hidup parasit Plasmodium (Ring, Trophozoite, Schizont, Gametocyte). Garis referensi oranye pada nilai 0,70 (lebih rendah dari 0,90 pada Gambar 6) mencerminkan ekspektasi performa yang lebih realistis mengingat ketidakseimbangan kelas ekstrem (rasio 54:1). Visualisasi ini mengungkap perbedaan performa ekstrem antar kelas: tahap Ring (272 sampel) mencapai F1-score luar biasa &gt;0,89 pada semua model, menunjukkan pembelajaran yang kuat pada bentuk ring yang khas (kromatin padat, sitoplasma minimal). Perbedaan mencolok terlihat pada Trophozoite (15 sampel) dimana F1-score turun drastis </w:t>
-      </w:r>
-      <w:r>
-        <w:rPr>
-          <w:rFonts w:ascii="Times New Roman" w:hAnsi="Times New Roman" w:cs="Times New Roman"/>
-          <w:noProof/>
-          <w:sz w:val="20"/>
-          <w:szCs w:val="20"/>
-          <w:lang w:val="en-ID"/>
-        </w:rPr>
-        <w:lastRenderedPageBreak/>
-        <w:t>menjadi 0,15-0,52—bahkan model terbaik EfficientNet-B0 hanya mencapai 51,61%, menunjukkan keterbatasan mendasar dalam membedakan bentuk trophozoite yang bervariasi dengan data pelatihan terbatas. Schizont (7 sampel) menunjukkan performa moderat 0,63-0,92 meskipun sampel kecil, kemungkinan karena ciri bentuk yang sangat khas (banyak merozoit tersegmentasi). Gametocyte (5 sampel) mencapai F1-score 0,57-0,75 dengan presisi sempurna (1,0) namun recall rendah (40%), menunjukkan pendekatan hati-hati model untuk menghindari hasil positif palsu—strategi yang dapat diterima secara klinis karena deteksi gametosit terutama penting untuk epidemiologi transmisi.</w:t>
-      </w:r>
-    </w:p>
-    <w:p>
-      <w:pPr>
-        <w:jc w:val="center"/>
-        <w:rPr>
-          <w:rFonts w:ascii="Times New Roman" w:hAnsi="Times New Roman" w:cs="Times New Roman"/>
-          <w:noProof/>
-          <w:sz w:val="20"/>
-          <w:szCs w:val="20"/>
-          <w:lang w:val="en-ID"/>
-        </w:rPr>
-      </w:pPr>
-      <w:r>
-        <w:rPr>
-          <w:rFonts w:ascii="Times New Roman" w:hAnsi="Times New Roman" w:cs="Times New Roman"/>
-          <w:noProof/>
-          <w:sz w:val="20"/>
-          <w:szCs w:val="20"/>
-          <w:lang w:val="en-ID"/>
-        </w:rPr>
-        <w:t xml:space="preserve">Perbandingan F1 Per-Kelas </w:t>
-      </w:r>
-      <w:r>
-        <w:rPr>
-          <w:rFonts w:ascii="Times New Roman" w:hAnsi="Times New Roman" w:cs="Times New Roman"/>
-          <w:noProof/>
-          <w:sz w:val="20"/>
-          <w:szCs w:val="20"/>
-          <w:lang w:val="en-ID"/>
-        </w:rPr>
-        <w:t>Stage Data</w:t>
-      </w:r>
-    </w:p>
-    <w:p>
-      <w:pPr>
-        <w:rPr>
-          <w:rFonts w:ascii="Times New Roman" w:hAnsi="Times New Roman" w:cs="Times New Roman"/>
-          <w:noProof/>
-          <w:sz w:val="20"/>
-          <w:szCs w:val="20"/>
-          <w:lang w:val="en-ID"/>
-        </w:rPr>
-      </w:pPr>
-      <w:r>
-        <w:rPr>
-          <w:rFonts w:ascii="Times New Roman" w:hAnsi="Times New Roman" w:cs="Times New Roman"/>
-          <w:b/>
-          <w:bCs/>
-          <w:noProof/>
-          <w:sz w:val="20"/>
-          <w:szCs w:val="20"/>
-          <w:lang w:val="en-ID"/>
-        </w:rPr>
-        <w:drawing>
-          <wp:inline distT="0" distB="0" distL="0" distR="0" wp14:anchorId="6F361F31" wp14:editId="68D9635B">
-            <wp:extent cx="5732780" cy="2837180"/>
-            <wp:effectExtent l="0" t="0" r="1270" b="1270"/>
-            <wp:docPr id="7" name="Picture 7"/>
-            <wp:cNvGraphicFramePr>
-              <a:graphicFrameLocks xmlns:a="http://schemas.openxmlformats.org/drawingml/2006/main" noChangeAspect="1"/>
-            </wp:cNvGraphicFramePr>
-            <a:graphic xmlns:a="http://schemas.openxmlformats.org/drawingml/2006/main">
-              <a:graphicData uri="http://schemas.openxmlformats.org/drawingml/2006/picture">
-                <pic:pic xmlns:pic="http://schemas.openxmlformats.org/drawingml/2006/picture">
-                  <pic:nvPicPr>
-                    <pic:cNvPr id="0" name="Picture 4"/>
                     <pic:cNvPicPr>
                       <a:picLocks noChangeAspect="1" noChangeArrowheads="1"/>
                     </pic:cNvPicPr>
@@ -17149,6 +17599,8 @@
     </w:p>
     <w:p>
       <w:pPr>
+        <w:pStyle w:val="Caption"/>
+        <w:jc w:val="center"/>
         <w:rPr>
           <w:rFonts w:ascii="Times New Roman" w:hAnsi="Times New Roman" w:cs="Times New Roman"/>
           <w:noProof/>
@@ -17157,15 +17609,34 @@
           <w:lang w:val="en-ID"/>
         </w:rPr>
       </w:pPr>
-      <w:r>
-        <w:rPr>
-          <w:rFonts w:ascii="Times New Roman" w:hAnsi="Times New Roman" w:cs="Times New Roman"/>
-          <w:noProof/>
-          <w:sz w:val="20"/>
-          <w:szCs w:val="20"/>
-          <w:lang w:val="en-ID"/>
-        </w:rPr>
-        <w:t>Gambar 7 menampilkan diagram batang berkelompok dengan 4 grup tahap siklus hidup (Ring, Trophozoite, Schizont, Gametocyte) × 6 model, menunjukkan skor F1 dengan garis putus-putus oranye pada 0,70 (ambang dimodifikasi untuk ketidakseimbangan ekstrem), membuat tantangan Trophozoite parah (F1: 0,15-0,52) langsung terlihat.</w:t>
+      <w:bookmarkStart w:id="11" w:name="_Ref211172835"/>
+      <w:r>
+        <w:t xml:space="preserve">Gambar </w:t>
+      </w:r>
+      <w:r>
+        <w:fldChar w:fldCharType="begin"/>
+      </w:r>
+      <w:r>
+        <w:instrText xml:space="preserve"> SEQ Gambar \* ARABIC </w:instrText>
+      </w:r>
+      <w:r>
+        <w:fldChar w:fldCharType="separate"/>
+      </w:r>
+      <w:r>
+        <w:rPr>
+          <w:noProof/>
+        </w:rPr>
+        <w:t>7</w:t>
+      </w:r>
+      <w:r>
+        <w:fldChar w:fldCharType="end"/>
+      </w:r>
+      <w:bookmarkEnd w:id="11"/>
+      <w:r>
+        <w:t xml:space="preserve"> </w:t>
+      </w:r>
+      <w:r>
+        <w:t>Perbandingan F1 Per-Kelas Spesies Data</w:t>
       </w:r>
     </w:p>
     <w:p>
@@ -17181,14 +17652,80 @@
       <w:r>
         <w:rPr>
           <w:rFonts w:ascii="Times New Roman" w:hAnsi="Times New Roman" w:cs="Times New Roman"/>
-          <w:b/>
-          <w:bCs/>
           <w:noProof/>
           <w:sz w:val="20"/>
           <w:szCs w:val="20"/>
           <w:lang w:val="en-ID"/>
         </w:rPr>
-        <w:t>4.2 Validasi Kualitatif: Visualisasi Klasifikasi</w:t>
+        <w:fldChar w:fldCharType="begin"/>
+      </w:r>
+      <w:r>
+        <w:rPr>
+          <w:rFonts w:ascii="Times New Roman" w:hAnsi="Times New Roman" w:cs="Times New Roman"/>
+          <w:noProof/>
+          <w:sz w:val="20"/>
+          <w:szCs w:val="20"/>
+          <w:lang w:val="en-ID"/>
+        </w:rPr>
+        <w:instrText xml:space="preserve"> REF _Ref211172835 \h </w:instrText>
+      </w:r>
+      <w:r>
+        <w:rPr>
+          <w:rFonts w:ascii="Times New Roman" w:hAnsi="Times New Roman" w:cs="Times New Roman"/>
+          <w:noProof/>
+          <w:sz w:val="20"/>
+          <w:szCs w:val="20"/>
+          <w:lang w:val="en-ID"/>
+        </w:rPr>
+      </w:r>
+      <w:r>
+        <w:rPr>
+          <w:rFonts w:ascii="Times New Roman" w:hAnsi="Times New Roman" w:cs="Times New Roman"/>
+          <w:noProof/>
+          <w:sz w:val="20"/>
+          <w:szCs w:val="20"/>
+          <w:lang w:val="en-ID"/>
+        </w:rPr>
+        <w:fldChar w:fldCharType="separate"/>
+      </w:r>
+      <w:r>
+        <w:t xml:space="preserve">Gambar </w:t>
+      </w:r>
+      <w:r>
+        <w:rPr>
+          <w:noProof/>
+        </w:rPr>
+        <w:t>7</w:t>
+      </w:r>
+      <w:r>
+        <w:rPr>
+          <w:rFonts w:ascii="Times New Roman" w:hAnsi="Times New Roman" w:cs="Times New Roman"/>
+          <w:noProof/>
+          <w:sz w:val="20"/>
+          <w:szCs w:val="20"/>
+          <w:lang w:val="en-ID"/>
+        </w:rPr>
+        <w:fldChar w:fldCharType="end"/>
+      </w:r>
+      <w:r>
+        <w:rPr>
+          <w:rFonts w:ascii="Times New Roman" w:hAnsi="Times New Roman" w:cs="Times New Roman"/>
+          <w:noProof/>
+          <w:sz w:val="20"/>
+          <w:szCs w:val="20"/>
+          <w:lang w:val="en-ID"/>
+        </w:rPr>
+        <w:t xml:space="preserve"> menampilkan diagram batang berkelompok yang membandingkan performa F1-score dari enam arsitektur CNN (DenseNet121, EfficientNet-B0/B1/B2, ResNet50, ResNet101) pada keempat spesies Plasmodium. Garis referensi merah pada nilai 0,90 menandakan ambang batas performa klinis untuk penerapan diagnostik otomatis. Visualisasi ini mengungkap pola performa yang mencolok: P. falciparum (227 sampel) dan P. malariae (7 sampel) mencapai F1-score sempurna 1,0 pada semua model, menunjukkan klasifikasi akurat pada kelas dengan ciri morfologi yang khas. Perbedaan mencolok terlihat pada P. ovale (5 sampel) dimana F1-score bervariasi ekstrem dari 0,0 hingga 0,77—ResNet50 mengalami kegagalan total (0% recall), sementara EfficientNet-B1 mencapai 76,92%, menyoroti keunggulan model parameter-efisien pada kelas dengan keterbatasan data ekstrem. P. vivax (11 sampel) menunjukkan performa konsisten di atas 0,80 pada semua model, mengindikasikan bahwa 10+ sampel pelatihan cukup untuk pembelajaran yang baik pada spesies dengan ciri morfologi jelas seperti titik-titik Schüffner</w:t>
+      </w:r>
+      <w:r>
+        <w:rPr>
+          <w:rFonts w:ascii="Times New Roman" w:hAnsi="Times New Roman" w:cs="Times New Roman"/>
+          <w:noProof/>
+          <w:sz w:val="20"/>
+          <w:szCs w:val="20"/>
+          <w:lang w:val="en-ID"/>
+        </w:rPr>
+        <w:t>.</w:t>
       </w:r>
     </w:p>
     <w:p>
@@ -17209,33 +17746,97 @@
           <w:szCs w:val="20"/>
           <w:lang w:val="en-ID"/>
         </w:rPr>
-        <w:t>Evaluasi kualitatif menyajikan visualisasi performa ujung-ke-ujung dengan perbandingan berdampingan label acuan (kotak biru) versus prediksi otomatis (berkode warna: hijau untuk benar, merah untuk kesalahan klasifikasi), memberikan bukti visual mendukung metrik kuantitatif.</w:t>
+        <w:fldChar w:fldCharType="begin"/>
+      </w:r>
+      <w:r>
+        <w:rPr>
+          <w:rFonts w:ascii="Times New Roman" w:hAnsi="Times New Roman" w:cs="Times New Roman"/>
+          <w:noProof/>
+          <w:sz w:val="20"/>
+          <w:szCs w:val="20"/>
+          <w:lang w:val="en-ID"/>
+        </w:rPr>
+        <w:instrText xml:space="preserve"> REF _Ref211173044 \h </w:instrText>
+      </w:r>
+      <w:r>
+        <w:rPr>
+          <w:rFonts w:ascii="Times New Roman" w:hAnsi="Times New Roman" w:cs="Times New Roman"/>
+          <w:noProof/>
+          <w:sz w:val="20"/>
+          <w:szCs w:val="20"/>
+          <w:lang w:val="en-ID"/>
+        </w:rPr>
+      </w:r>
+      <w:r>
+        <w:rPr>
+          <w:rFonts w:ascii="Times New Roman" w:hAnsi="Times New Roman" w:cs="Times New Roman"/>
+          <w:noProof/>
+          <w:sz w:val="20"/>
+          <w:szCs w:val="20"/>
+          <w:lang w:val="en-ID"/>
+        </w:rPr>
+        <w:fldChar w:fldCharType="separate"/>
+      </w:r>
+      <w:r>
+        <w:t xml:space="preserve">Gambar </w:t>
+      </w:r>
+      <w:r>
+        <w:rPr>
+          <w:noProof/>
+        </w:rPr>
+        <w:t>8</w:t>
+      </w:r>
+      <w:r>
+        <w:rPr>
+          <w:rFonts w:ascii="Times New Roman" w:hAnsi="Times New Roman" w:cs="Times New Roman"/>
+          <w:noProof/>
+          <w:sz w:val="20"/>
+          <w:szCs w:val="20"/>
+          <w:lang w:val="en-ID"/>
+        </w:rPr>
+        <w:fldChar w:fldCharType="end"/>
+      </w:r>
+      <w:r>
+        <w:rPr>
+          <w:rFonts w:ascii="Times New Roman" w:hAnsi="Times New Roman" w:cs="Times New Roman"/>
+          <w:noProof/>
+          <w:sz w:val="20"/>
+          <w:szCs w:val="20"/>
+          <w:lang w:val="en-ID"/>
+        </w:rPr>
+        <w:t xml:space="preserve"> menampilkan diagram batang berkelompok yang membandingkan performa F1-score dari enam arsitektur CNN pada keempat tahapan siklus hidup parasit Plasmodium (Ring, Trophozoite, Schizont, Gametocyte). Garis referensi oranye pada nilai 0,70 (lebih rendah dari 0,90 pada Gambar 6) mencerminkan ekspektasi performa yang lebih realistis mengingat ketidakseimbangan kelas ekstrem (rasio 54:1). Visualisasi ini </w:t>
+      </w:r>
+      <w:r>
+        <w:rPr>
+          <w:rFonts w:ascii="Times New Roman" w:hAnsi="Times New Roman" w:cs="Times New Roman"/>
+          <w:noProof/>
+          <w:sz w:val="20"/>
+          <w:szCs w:val="20"/>
+          <w:lang w:val="en-ID"/>
+        </w:rPr>
+        <w:lastRenderedPageBreak/>
+        <w:t>mengungkap perbedaan performa ekstrem antar kelas: tahap Ring (272 sampel) mencapai F1-score luar biasa &gt;0,89 pada semua model, menunjukkan pembelajaran yang kuat pada bentuk ring yang khas (kromatin padat, sitoplasma minimal). Perbedaan mencolok terlihat pada Trophozoite (15 sampel) dimana F1-score turun drastis menjadi 0,15-0,52—bahkan model terbaik EfficientNet-B0 hanya mencapai 51,61%, menunjukkan keterbatasan mendasar dalam membedakan bentuk trophozoite yang bervariasi dengan data pelatihan terbatas. Schizont (7 sampel) menunjukkan performa moderat 0,63-0,92 meskipun sampel kecil, kemungkinan karena ciri bentuk yang sangat khas (banyak merozoit tersegmentasi). Gametocyte (5 sampel) mencapai F1-score 0,57-0,75 dengan presisi sempurna (1,0) namun recall rendah (40%), menunjukkan pendekatan hati-hati model untuk menghindari hasil positif palsu—strategi yang dapat diterima secara klinis karena deteksi gametosit terutama penting untuk epidemiologi transmisi.</w:t>
       </w:r>
     </w:p>
     <w:p>
       <w:pPr>
-        <w:jc w:val="center"/>
-        <w:rPr>
-          <w:rFonts w:ascii="Times New Roman" w:hAnsi="Times New Roman" w:cs="Times New Roman"/>
+        <w:keepNext/>
+      </w:pPr>
+      <w:r>
+        <w:rPr>
+          <w:rFonts w:ascii="Times New Roman" w:hAnsi="Times New Roman" w:cs="Times New Roman"/>
+          <w:b/>
+          <w:bCs/>
           <w:noProof/>
           <w:sz w:val="20"/>
           <w:szCs w:val="20"/>
           <w:lang w:val="en-ID"/>
         </w:rPr>
-      </w:pPr>
-      <w:r>
-        <w:rPr>
-          <w:rFonts w:ascii="Times New Roman" w:hAnsi="Times New Roman" w:cs="Times New Roman"/>
-          <w:noProof/>
-          <w:sz w:val="20"/>
-          <w:szCs w:val="20"/>
-          <w:lang w:val="en-ID"/>
-        </w:rPr>
         <w:drawing>
-          <wp:inline distT="0" distB="0" distL="0" distR="0" wp14:anchorId="7EE9A3D7" wp14:editId="0A807283">
-            <wp:extent cx="2593438" cy="1944000"/>
-            <wp:effectExtent l="0" t="0" r="0" b="0"/>
-            <wp:docPr id="11" name="Picture 11"/>
+          <wp:inline distT="0" distB="0" distL="0" distR="0" wp14:anchorId="6F361F31" wp14:editId="68D9635B">
+            <wp:extent cx="5732780" cy="2837180"/>
+            <wp:effectExtent l="0" t="0" r="1270" b="1270"/>
+            <wp:docPr id="7" name="Picture 7"/>
             <wp:cNvGraphicFramePr>
               <a:graphicFrameLocks xmlns:a="http://schemas.openxmlformats.org/drawingml/2006/main" noChangeAspect="1"/>
             </wp:cNvGraphicFramePr>
@@ -17264,7 +17865,7 @@
                   <pic:spPr bwMode="auto">
                     <a:xfrm>
                       <a:off x="0" y="0"/>
-                      <a:ext cx="2593438" cy="1944000"/>
+                      <a:ext cx="5732780" cy="2837180"/>
                     </a:xfrm>
                     <a:prstGeom prst="rect">
                       <a:avLst/>
@@ -17280,7 +17881,11 @@
           </wp:inline>
         </w:drawing>
       </w:r>
-      <w:r>
+    </w:p>
+    <w:p>
+      <w:pPr>
+        <w:pStyle w:val="Caption"/>
+        <w:jc w:val="center"/>
         <w:rPr>
           <w:rFonts w:ascii="Times New Roman" w:hAnsi="Times New Roman" w:cs="Times New Roman"/>
           <w:noProof/>
@@ -17288,11 +17893,99 @@
           <w:szCs w:val="20"/>
           <w:lang w:val="en-ID"/>
         </w:rPr>
+      </w:pPr>
+      <w:bookmarkStart w:id="12" w:name="_Ref211173044"/>
+      <w:r>
+        <w:t xml:space="preserve">Gambar </w:t>
+      </w:r>
+      <w:r>
+        <w:fldChar w:fldCharType="begin"/>
+      </w:r>
+      <w:r>
+        <w:instrText xml:space="preserve"> SEQ Gambar \* ARABIC </w:instrText>
+      </w:r>
+      <w:r>
+        <w:fldChar w:fldCharType="separate"/>
+      </w:r>
+      <w:r>
+        <w:rPr>
+          <w:noProof/>
+        </w:rPr>
+        <w:t>8</w:t>
+      </w:r>
+      <w:r>
+        <w:fldChar w:fldCharType="end"/>
+      </w:r>
+      <w:bookmarkEnd w:id="12"/>
+      <w:r>
+        <w:t xml:space="preserve"> </w:t>
+      </w:r>
+      <w:r>
+        <w:t>Perbandingan F1 Per-Kelas Stage Data</w:t>
+      </w:r>
+    </w:p>
+    <w:p>
+      <w:pPr>
+        <w:rPr>
+          <w:rFonts w:ascii="Times New Roman" w:hAnsi="Times New Roman" w:cs="Times New Roman"/>
+          <w:noProof/>
+          <w:sz w:val="20"/>
+          <w:szCs w:val="20"/>
+          <w:lang w:val="en-ID"/>
+        </w:rPr>
+      </w:pPr>
+      <w:r>
+        <w:rPr>
+          <w:rFonts w:ascii="Times New Roman" w:hAnsi="Times New Roman" w:cs="Times New Roman"/>
+          <w:b/>
+          <w:bCs/>
+          <w:noProof/>
+          <w:sz w:val="20"/>
+          <w:szCs w:val="20"/>
+          <w:lang w:val="en-ID"/>
+        </w:rPr>
+        <w:t>4.2 Validasi Kualitatif: Visualisasi Klasifikasi</w:t>
+      </w:r>
+    </w:p>
+    <w:p>
+      <w:pPr>
+        <w:rPr>
+          <w:rFonts w:ascii="Times New Roman" w:hAnsi="Times New Roman" w:cs="Times New Roman"/>
+          <w:noProof/>
+          <w:sz w:val="20"/>
+          <w:szCs w:val="20"/>
+          <w:lang w:val="en-ID"/>
+        </w:rPr>
+      </w:pPr>
+      <w:r>
+        <w:rPr>
+          <w:rFonts w:ascii="Times New Roman" w:hAnsi="Times New Roman" w:cs="Times New Roman"/>
+          <w:noProof/>
+          <w:sz w:val="20"/>
+          <w:szCs w:val="20"/>
+          <w:lang w:val="en-ID"/>
+        </w:rPr>
+        <w:t>Evaluasi kualitatif menyajikan visualisasi performa ujung-ke-ujung dengan perbandingan berdampingan label acuan (kotak biru) versus prediksi otomatis (berkode warna: hijau untuk benar, merah untuk kesalahan klasifikasi), memberikan bukti visual mendukung metrik kuantitatif.</w:t>
+      </w:r>
+    </w:p>
+    <w:p>
+      <w:pPr>
+        <w:keepNext/>
+        <w:jc w:val="center"/>
+      </w:pPr>
+      <w:r>
+        <w:rPr>
+          <w:rFonts w:ascii="Times New Roman" w:hAnsi="Times New Roman" w:cs="Times New Roman"/>
+          <w:noProof/>
+          <w:sz w:val="20"/>
+          <w:szCs w:val="20"/>
+          <w:lang w:val="en-ID"/>
+        </w:rPr>
         <w:drawing>
-          <wp:inline distT="0" distB="0" distL="0" distR="0" wp14:anchorId="6C7C8057" wp14:editId="179A0362">
+          <wp:inline distT="0" distB="0" distL="0" distR="0" wp14:anchorId="7EE9A3D7" wp14:editId="0A807283">
             <wp:extent cx="2593438" cy="1944000"/>
             <wp:effectExtent l="0" t="0" r="0" b="0"/>
-            <wp:docPr id="10" name="Picture 10"/>
+            <wp:docPr id="11" name="Picture 11"/>
             <wp:cNvGraphicFramePr>
               <a:graphicFrameLocks xmlns:a="http://schemas.openxmlformats.org/drawingml/2006/main" noChangeAspect="1"/>
             </wp:cNvGraphicFramePr>
@@ -17300,7 +17993,7 @@
               <a:graphicData uri="http://schemas.openxmlformats.org/drawingml/2006/picture">
                 <pic:pic xmlns:pic="http://schemas.openxmlformats.org/drawingml/2006/picture">
                   <pic:nvPicPr>
-                    <pic:cNvPr id="0" name="Picture 3"/>
+                    <pic:cNvPr id="0" name="Picture 4"/>
                     <pic:cNvPicPr>
                       <a:picLocks noChangeAspect="1" noChangeArrowheads="1"/>
                     </pic:cNvPicPr>
@@ -17337,10 +18030,7 @@
           </wp:inline>
         </w:drawing>
       </w:r>
-    </w:p>
-    <w:p>
-      <w:pPr>
-        <w:jc w:val="center"/>
+      <w:r>
         <w:rPr>
           <w:rFonts w:ascii="Times New Roman" w:hAnsi="Times New Roman" w:cs="Times New Roman"/>
           <w:noProof/>
@@ -17348,86 +18038,11 @@
           <w:szCs w:val="20"/>
           <w:lang w:val="en-ID"/>
         </w:rPr>
-      </w:pPr>
-      <w:r>
-        <w:rPr>
-          <w:rFonts w:ascii="Times New Roman" w:hAnsi="Times New Roman" w:cs="Times New Roman"/>
-          <w:b/>
-          <w:bCs/>
-          <w:noProof/>
-          <w:sz w:val="20"/>
-          <w:szCs w:val="20"/>
-          <w:lang w:val="en-ID"/>
-        </w:rPr>
-        <w:t>Visualisasi Klasifikasi Species - Success Case</w:t>
-      </w:r>
-    </w:p>
-    <w:p>
-      <w:pPr>
-        <w:rPr>
-          <w:rFonts w:ascii="Times New Roman" w:hAnsi="Times New Roman" w:cs="Times New Roman"/>
-          <w:noProof/>
-          <w:sz w:val="20"/>
-          <w:szCs w:val="20"/>
-          <w:lang w:val="en-ID"/>
-        </w:rPr>
-      </w:pPr>
-      <w:r>
-        <w:rPr>
-          <w:rFonts w:ascii="Times New Roman" w:hAnsi="Times New Roman" w:cs="Times New Roman"/>
-          <w:noProof/>
-          <w:sz w:val="20"/>
-          <w:szCs w:val="20"/>
-          <w:lang w:val="en-ID"/>
-        </w:rPr>
-        <w:t xml:space="preserve">Gambar 5A menampilkan hasil klasifikasi spesies pada kasus malaria parah yang sama dengan kode gambar (1704282807-0012-R_T) dengan 25+ parasit P. falciparum. Klasifikasi acuan (panel kiri, kotak biru dengan label spesies) dibandingkan dengan prediksi EfficientNet-B1 (panel kanan, kotak berkode warna). Gambar ini mencapai akurasi klasifikasi luar biasa 100% dengan semua 25 parasit teridentifikasi dengan benar (semua kotak hijau), memberikan bukti visual meyakinkan bahwa pengklasifikasi mempertahankan performa tinggi bahkan pada kepadatan parasit ekstrem. Keberhasilan klasifikasi sempurna ini didukung oleh dua faktor utama: pertama, P. </w:t>
-      </w:r>
-      <w:r>
-        <w:rPr>
-          <w:rFonts w:ascii="Times New Roman" w:hAnsi="Times New Roman" w:cs="Times New Roman"/>
-          <w:noProof/>
-          <w:sz w:val="20"/>
-          <w:szCs w:val="20"/>
-          <w:lang w:val="en-ID"/>
-        </w:rPr>
-        <w:lastRenderedPageBreak/>
-        <w:t>falciparum memiliki ciri morfologi yang sangat khas seperti pola titik kromatin ganda (multiple chromatin dots), bentuk ring halus dengan sitoplasma tipis, dan kemampuan menginfeksi sel darah merah dari berbagai usia yang membuat parasit lebih seragam secara visual; kedua, dataset pelatihan memiliki 227 sampel P. falciparum yang memberikan representasi sangat baik untuk pembelajaran model. Performa sempurna pada kasus klinis berat dengan tingkat parasitemia &gt;10% ini sangat penting karena P. falciparum adalah spesies paling mematikan yang menyebabkan &gt;95% kematian malaria global dan memerlukan identifikasi cepat untuk terapi agresif segera.</w:t>
-      </w:r>
-      <w:r>
-        <w:rPr>
-          <w:rFonts w:ascii="Times New Roman" w:hAnsi="Times New Roman" w:cs="Times New Roman"/>
-          <w:noProof/>
-          <w:sz w:val="20"/>
-          <w:szCs w:val="20"/>
-          <w:lang w:val="en-ID"/>
-        </w:rPr>
-        <w:t>.</w:t>
-      </w:r>
-    </w:p>
-    <w:p>
-      <w:pPr>
-        <w:jc w:val="center"/>
-        <w:rPr>
-          <w:rFonts w:ascii="Times New Roman" w:hAnsi="Times New Roman" w:cs="Times New Roman"/>
-          <w:noProof/>
-          <w:sz w:val="20"/>
-          <w:szCs w:val="20"/>
-          <w:lang w:val="en-ID"/>
-        </w:rPr>
-      </w:pPr>
-      <w:r>
-        <w:rPr>
-          <w:rFonts w:ascii="Times New Roman" w:hAnsi="Times New Roman" w:cs="Times New Roman"/>
-          <w:noProof/>
-          <w:sz w:val="20"/>
-          <w:szCs w:val="20"/>
-          <w:lang w:val="en-ID"/>
-        </w:rPr>
         <w:drawing>
-          <wp:inline distT="0" distB="0" distL="0" distR="0" wp14:anchorId="233861E2" wp14:editId="690513FD">
+          <wp:inline distT="0" distB="0" distL="0" distR="0" wp14:anchorId="6C7C8057" wp14:editId="179A0362">
             <wp:extent cx="2593438" cy="1944000"/>
             <wp:effectExtent l="0" t="0" r="0" b="0"/>
-            <wp:docPr id="13" name="Picture 13"/>
+            <wp:docPr id="10" name="Picture 10"/>
             <wp:cNvGraphicFramePr>
               <a:graphicFrameLocks xmlns:a="http://schemas.openxmlformats.org/drawingml/2006/main" noChangeAspect="1"/>
             </wp:cNvGraphicFramePr>
@@ -17435,7 +18050,7 @@
               <a:graphicData uri="http://schemas.openxmlformats.org/drawingml/2006/picture">
                 <pic:pic xmlns:pic="http://schemas.openxmlformats.org/drawingml/2006/picture">
                   <pic:nvPicPr>
-                    <pic:cNvPr id="0" name="Picture 6"/>
+                    <pic:cNvPr id="0" name="Picture 3"/>
                     <pic:cNvPicPr>
                       <a:picLocks noChangeAspect="1" noChangeArrowheads="1"/>
                     </pic:cNvPicPr>
@@ -17472,7 +18087,11 @@
           </wp:inline>
         </w:drawing>
       </w:r>
-      <w:r>
+    </w:p>
+    <w:p>
+      <w:pPr>
+        <w:pStyle w:val="Caption"/>
+        <w:jc w:val="center"/>
         <w:rPr>
           <w:rFonts w:ascii="Times New Roman" w:hAnsi="Times New Roman" w:cs="Times New Roman"/>
           <w:noProof/>
@@ -17480,11 +18099,155 @@
           <w:szCs w:val="20"/>
           <w:lang w:val="en-ID"/>
         </w:rPr>
+      </w:pPr>
+      <w:bookmarkStart w:id="13" w:name="_Ref211173068"/>
+      <w:r>
+        <w:t xml:space="preserve">Gambar </w:t>
+      </w:r>
+      <w:r>
+        <w:fldChar w:fldCharType="begin"/>
+      </w:r>
+      <w:r>
+        <w:instrText xml:space="preserve"> SEQ Gambar \* ARABIC </w:instrText>
+      </w:r>
+      <w:r>
+        <w:fldChar w:fldCharType="separate"/>
+      </w:r>
+      <w:r>
+        <w:rPr>
+          <w:noProof/>
+        </w:rPr>
+        <w:t>9</w:t>
+      </w:r>
+      <w:r>
+        <w:fldChar w:fldCharType="end"/>
+      </w:r>
+      <w:bookmarkEnd w:id="13"/>
+      <w:r>
+        <w:t xml:space="preserve"> </w:t>
+      </w:r>
+      <w:r>
+        <w:t>Visualisasi Klasifikasi Species - Success Case</w:t>
+      </w:r>
+    </w:p>
+    <w:p>
+      <w:pPr>
+        <w:rPr>
+          <w:rFonts w:ascii="Times New Roman" w:hAnsi="Times New Roman" w:cs="Times New Roman"/>
+          <w:noProof/>
+          <w:sz w:val="20"/>
+          <w:szCs w:val="20"/>
+          <w:lang w:val="en-ID"/>
+        </w:rPr>
+      </w:pPr>
+      <w:r>
+        <w:rPr>
+          <w:rFonts w:ascii="Times New Roman" w:hAnsi="Times New Roman" w:cs="Times New Roman"/>
+          <w:noProof/>
+          <w:sz w:val="20"/>
+          <w:szCs w:val="20"/>
+          <w:lang w:val="en-ID"/>
+        </w:rPr>
+        <w:fldChar w:fldCharType="begin"/>
+      </w:r>
+      <w:r>
+        <w:rPr>
+          <w:rFonts w:ascii="Times New Roman" w:hAnsi="Times New Roman" w:cs="Times New Roman"/>
+          <w:noProof/>
+          <w:sz w:val="20"/>
+          <w:szCs w:val="20"/>
+          <w:lang w:val="en-ID"/>
+        </w:rPr>
+        <w:instrText xml:space="preserve"> REF _Ref211173068 \h </w:instrText>
+      </w:r>
+      <w:r>
+        <w:rPr>
+          <w:rFonts w:ascii="Times New Roman" w:hAnsi="Times New Roman" w:cs="Times New Roman"/>
+          <w:noProof/>
+          <w:sz w:val="20"/>
+          <w:szCs w:val="20"/>
+          <w:lang w:val="en-ID"/>
+        </w:rPr>
+      </w:r>
+      <w:r>
+        <w:rPr>
+          <w:rFonts w:ascii="Times New Roman" w:hAnsi="Times New Roman" w:cs="Times New Roman"/>
+          <w:noProof/>
+          <w:sz w:val="20"/>
+          <w:szCs w:val="20"/>
+          <w:lang w:val="en-ID"/>
+        </w:rPr>
+        <w:fldChar w:fldCharType="separate"/>
+      </w:r>
+      <w:r>
+        <w:t xml:space="preserve">Gambar </w:t>
+      </w:r>
+      <w:r>
+        <w:rPr>
+          <w:noProof/>
+        </w:rPr>
+        <w:t>9</w:t>
+      </w:r>
+      <w:r>
+        <w:rPr>
+          <w:rFonts w:ascii="Times New Roman" w:hAnsi="Times New Roman" w:cs="Times New Roman"/>
+          <w:noProof/>
+          <w:sz w:val="20"/>
+          <w:szCs w:val="20"/>
+          <w:lang w:val="en-ID"/>
+        </w:rPr>
+        <w:fldChar w:fldCharType="end"/>
+      </w:r>
+      <w:r>
+        <w:rPr>
+          <w:rFonts w:ascii="Times New Roman" w:hAnsi="Times New Roman" w:cs="Times New Roman"/>
+          <w:noProof/>
+          <w:sz w:val="20"/>
+          <w:szCs w:val="20"/>
+          <w:lang w:val="en-ID"/>
+        </w:rPr>
+        <w:t xml:space="preserve"> menampilkan hasil klasifikasi spesies pada kasus malaria parah yang sama dengan kode gambar (1704282807-0012-R_T) dengan 25+ parasit P. falciparum. Klasifikasi acuan (panel kiri, kotak biru dengan label spesies) dibandingkan dengan prediksi EfficientNet-B1 (panel kanan, kotak berkode warna). Gambar ini mencapai akurasi klasifikasi luar biasa 100% dengan semua 25 parasit teridentifikasi dengan benar (semua kotak hijau), memberikan bukti visual meyakinkan bahwa pengklasifikasi mempertahankan performa tinggi bahkan pada kepadatan parasit ekstrem. Keberhasilan klasifikasi sempurna ini didukung oleh dua faktor utama: pertama, P. falciparum memiliki ciri morfologi yang sangat khas seperti pola titik kromatin ganda (multiple chromatin dots), </w:t>
+      </w:r>
+      <w:r>
+        <w:rPr>
+          <w:rFonts w:ascii="Times New Roman" w:hAnsi="Times New Roman" w:cs="Times New Roman"/>
+          <w:noProof/>
+          <w:sz w:val="20"/>
+          <w:szCs w:val="20"/>
+          <w:lang w:val="en-ID"/>
+        </w:rPr>
+        <w:lastRenderedPageBreak/>
+        <w:t>bentuk ring halus dengan sitoplasma tipis, dan kemampuan menginfeksi sel darah merah dari berbagai usia yang membuat parasit lebih seragam secara visual; kedua, dataset pelatihan memiliki 227 sampel P. falciparum yang memberikan representasi sangat baik untuk pembelajaran model. Performa sempurna pada kasus klinis berat dengan tingkat parasitemia &gt;10% ini sangat penting karena P. falciparum adalah spesies paling mematikan yang menyebabkan &gt;95% kematian malaria global dan memerlukan identifikasi cepat untuk terapi agresif segera.</w:t>
+      </w:r>
+      <w:r>
+        <w:rPr>
+          <w:rFonts w:ascii="Times New Roman" w:hAnsi="Times New Roman" w:cs="Times New Roman"/>
+          <w:noProof/>
+          <w:sz w:val="20"/>
+          <w:szCs w:val="20"/>
+          <w:lang w:val="en-ID"/>
+        </w:rPr>
+        <w:t>.</w:t>
+      </w:r>
+    </w:p>
+    <w:p>
+      <w:pPr>
+        <w:keepNext/>
+        <w:jc w:val="center"/>
+      </w:pPr>
+      <w:r>
+        <w:rPr>
+          <w:rFonts w:ascii="Times New Roman" w:hAnsi="Times New Roman" w:cs="Times New Roman"/>
+          <w:noProof/>
+          <w:sz w:val="20"/>
+          <w:szCs w:val="20"/>
+          <w:lang w:val="en-ID"/>
+        </w:rPr>
         <w:drawing>
-          <wp:inline distT="0" distB="0" distL="0" distR="0" wp14:anchorId="43C56D99" wp14:editId="04130720">
+          <wp:inline distT="0" distB="0" distL="0" distR="0" wp14:anchorId="233861E2" wp14:editId="690513FD">
             <wp:extent cx="2593438" cy="1944000"/>
             <wp:effectExtent l="0" t="0" r="0" b="0"/>
-            <wp:docPr id="14" name="Picture 14"/>
+            <wp:docPr id="13" name="Picture 13"/>
             <wp:cNvGraphicFramePr>
               <a:graphicFrameLocks xmlns:a="http://schemas.openxmlformats.org/drawingml/2006/main" noChangeAspect="1"/>
             </wp:cNvGraphicFramePr>
@@ -17492,7 +18255,7 @@
               <a:graphicData uri="http://schemas.openxmlformats.org/drawingml/2006/picture">
                 <pic:pic xmlns:pic="http://schemas.openxmlformats.org/drawingml/2006/picture">
                   <pic:nvPicPr>
-                    <pic:cNvPr id="0" name="Picture 7"/>
+                    <pic:cNvPr id="0" name="Picture 6"/>
                     <pic:cNvPicPr>
                       <a:picLocks noChangeAspect="1" noChangeArrowheads="1"/>
                     </pic:cNvPicPr>
@@ -17529,9 +18292,67 @@
           </wp:inline>
         </w:drawing>
       </w:r>
+      <w:r>
+        <w:rPr>
+          <w:rFonts w:ascii="Times New Roman" w:hAnsi="Times New Roman" w:cs="Times New Roman"/>
+          <w:noProof/>
+          <w:sz w:val="20"/>
+          <w:szCs w:val="20"/>
+          <w:lang w:val="en-ID"/>
+        </w:rPr>
+        <w:drawing>
+          <wp:inline distT="0" distB="0" distL="0" distR="0" wp14:anchorId="43C56D99" wp14:editId="04130720">
+            <wp:extent cx="2593438" cy="1944000"/>
+            <wp:effectExtent l="0" t="0" r="0" b="0"/>
+            <wp:docPr id="14" name="Picture 14"/>
+            <wp:cNvGraphicFramePr>
+              <a:graphicFrameLocks xmlns:a="http://schemas.openxmlformats.org/drawingml/2006/main" noChangeAspect="1"/>
+            </wp:cNvGraphicFramePr>
+            <a:graphic xmlns:a="http://schemas.openxmlformats.org/drawingml/2006/main">
+              <a:graphicData uri="http://schemas.openxmlformats.org/drawingml/2006/picture">
+                <pic:pic xmlns:pic="http://schemas.openxmlformats.org/drawingml/2006/picture">
+                  <pic:nvPicPr>
+                    <pic:cNvPr id="0" name="Picture 7"/>
+                    <pic:cNvPicPr>
+                      <a:picLocks noChangeAspect="1" noChangeArrowheads="1"/>
+                    </pic:cNvPicPr>
+                  </pic:nvPicPr>
+                  <pic:blipFill>
+                    <a:blip r:embed="rId18" cstate="print">
+                      <a:extLst>
+                        <a:ext uri="{28A0092B-C50C-407E-A947-70E740481C1C}">
+                          <a14:useLocalDpi xmlns:a14="http://schemas.microsoft.com/office/drawing/2010/main" val="0"/>
+                        </a:ext>
+                      </a:extLst>
+                    </a:blip>
+                    <a:srcRect/>
+                    <a:stretch>
+                      <a:fillRect/>
+                    </a:stretch>
+                  </pic:blipFill>
+                  <pic:spPr bwMode="auto">
+                    <a:xfrm>
+                      <a:off x="0" y="0"/>
+                      <a:ext cx="2593438" cy="1944000"/>
+                    </a:xfrm>
+                    <a:prstGeom prst="rect">
+                      <a:avLst/>
+                    </a:prstGeom>
+                    <a:noFill/>
+                    <a:ln>
+                      <a:noFill/>
+                    </a:ln>
+                  </pic:spPr>
+                </pic:pic>
+              </a:graphicData>
+            </a:graphic>
+          </wp:inline>
+        </w:drawing>
+      </w:r>
     </w:p>
     <w:p>
       <w:pPr>
+        <w:pStyle w:val="Caption"/>
         <w:jc w:val="center"/>
         <w:rPr>
           <w:rFonts w:ascii="Times New Roman" w:hAnsi="Times New Roman" w:cs="Times New Roman"/>
@@ -17541,16 +18362,33 @@
           <w:lang w:val="en-ID"/>
         </w:rPr>
       </w:pPr>
-      <w:r>
-        <w:rPr>
-          <w:rFonts w:ascii="Times New Roman" w:hAnsi="Times New Roman" w:cs="Times New Roman"/>
-          <w:b/>
-          <w:bCs/>
-          <w:noProof/>
-          <w:sz w:val="20"/>
-          <w:szCs w:val="20"/>
-          <w:lang w:val="en-ID"/>
-        </w:rPr>
+      <w:bookmarkStart w:id="14" w:name="_Ref211173095"/>
+      <w:r>
+        <w:t xml:space="preserve">Gambar </w:t>
+      </w:r>
+      <w:r>
+        <w:fldChar w:fldCharType="begin"/>
+      </w:r>
+      <w:r>
+        <w:instrText xml:space="preserve"> SEQ Gambar \* ARABIC </w:instrText>
+      </w:r>
+      <w:r>
+        <w:fldChar w:fldCharType="separate"/>
+      </w:r>
+      <w:r>
+        <w:rPr>
+          <w:noProof/>
+        </w:rPr>
+        <w:t>10</w:t>
+      </w:r>
+      <w:r>
+        <w:fldChar w:fldCharType="end"/>
+      </w:r>
+      <w:bookmarkEnd w:id="14"/>
+      <w:r>
+        <w:t xml:space="preserve"> </w:t>
+      </w:r>
+      <w:r>
         <w:t>Visualisasi Klasifikasi Stages - Minority Class Challenge</w:t>
       </w:r>
     </w:p>
@@ -17572,7 +18410,65 @@
           <w:szCs w:val="20"/>
           <w:lang w:val="en-ID"/>
         </w:rPr>
-        <w:t>Gambar 5B menampilkan hasil klasifikasi tahap siklus hidup pada gambar kompleks multi-parasit (1704282807-0021-T_G_R) dengan 17 parasit. Visualisasi ini mengungkap tantangan kelas minoritas dimana sekitar 65% klasifikasi benar (kotak hijau) versus 35% kesalahan klasifikasi (kotak merah), dengan kesalahan terkonsentrasi pada kelas Trophozoite, secara visual memvalidasi F1-score 46,7% yang dilaporkan untuk Trophozoite minoritas 15 sampel dan mendemonstrasikan bahwa ketidakseimbangan kelas ekstrem (272 Ring vs 5 Gametocyte, rasio 54:1) tetap menyajikan kesulitan klasifikasi signifikan. Pola kesalahan ini terutama muncul karena morfologi trophozoite yang sangat bervariasi—mulai dari bentuk awal yang mirip ring hingga bentuk matang dengan sitoplasma luas dan pigmen hemozoin yang jelas—membuat model kesulitan membedakan dengan tahapan lain ketika data pelatihan sangat terbatas (&lt;20 sampel)</w:t>
+        <w:fldChar w:fldCharType="begin"/>
+      </w:r>
+      <w:r>
+        <w:rPr>
+          <w:rFonts w:ascii="Times New Roman" w:hAnsi="Times New Roman" w:cs="Times New Roman"/>
+          <w:noProof/>
+          <w:sz w:val="20"/>
+          <w:szCs w:val="20"/>
+          <w:lang w:val="en-ID"/>
+        </w:rPr>
+        <w:instrText xml:space="preserve"> REF _Ref211173095 \h </w:instrText>
+      </w:r>
+      <w:r>
+        <w:rPr>
+          <w:rFonts w:ascii="Times New Roman" w:hAnsi="Times New Roman" w:cs="Times New Roman"/>
+          <w:noProof/>
+          <w:sz w:val="20"/>
+          <w:szCs w:val="20"/>
+          <w:lang w:val="en-ID"/>
+        </w:rPr>
+      </w:r>
+      <w:r>
+        <w:rPr>
+          <w:rFonts w:ascii="Times New Roman" w:hAnsi="Times New Roman" w:cs="Times New Roman"/>
+          <w:noProof/>
+          <w:sz w:val="20"/>
+          <w:szCs w:val="20"/>
+          <w:lang w:val="en-ID"/>
+        </w:rPr>
+        <w:fldChar w:fldCharType="separate"/>
+      </w:r>
+      <w:r>
+        <w:t xml:space="preserve">Gambar </w:t>
+      </w:r>
+      <w:r>
+        <w:rPr>
+          <w:noProof/>
+        </w:rPr>
+        <w:t>10</w:t>
+      </w:r>
+      <w:r>
+        <w:rPr>
+          <w:rFonts w:ascii="Times New Roman" w:hAnsi="Times New Roman" w:cs="Times New Roman"/>
+          <w:noProof/>
+          <w:sz w:val="20"/>
+          <w:szCs w:val="20"/>
+          <w:lang w:val="en-ID"/>
+        </w:rPr>
+        <w:fldChar w:fldCharType="end"/>
+      </w:r>
+      <w:r>
+        <w:rPr>
+          <w:rFonts w:ascii="Times New Roman" w:hAnsi="Times New Roman" w:cs="Times New Roman"/>
+          <w:noProof/>
+          <w:sz w:val="20"/>
+          <w:szCs w:val="20"/>
+          <w:lang w:val="en-ID"/>
+        </w:rPr>
+        <w:t xml:space="preserve"> menampilkan hasil klasifikasi tahap siklus hidup pada gambar kompleks multi-parasit (1704282807-0021-T_G_R) dengan 17 parasit. Visualisasi ini mengungkap tantangan kelas minoritas dimana sekitar 65% klasifikasi benar (kotak hijau) versus 35% kesalahan klasifikasi (kotak merah), dengan kesalahan terkonsentrasi pada kelas Trophozoite, secara visual memvalidasi F1-score 46,7% yang dilaporkan untuk Trophozoite minoritas 15 sampel dan mendemonstrasikan bahwa ketidakseimbangan kelas ekstrem (272 Ring vs 5 Gametocyte, rasio 54:1) tetap menyajikan kesulitan klasifikasi signifikan. Pola kesalahan ini terutama muncul karena morfologi trophozoite yang sangat bervariasi—mulai dari bentuk awal yang mirip ring hingga bentuk matang dengan sitoplasma luas dan pigmen hemozoin yang jelas—membuat model kesulitan membedakan dengan tahapan lain ketika data pelatihan sangat terbatas (&lt;20 sampel)</w:t>
       </w:r>
       <w:r>
         <w:rPr>
@@ -18190,7 +19086,6 @@
         </w:rPr>
       </w:pPr>
       <w:permStart w:id="361708070" w:edGrp="everyone"/>
-      <w:proofErr w:type="spellStart"/>
       <w:r>
         <w:rPr>
           <w:rFonts w:ascii="Times New Roman" w:eastAsia="Times New Roman" w:hAnsi="Times New Roman" w:cs="Times New Roman"/>
@@ -18200,33 +19095,8 @@
           <w:szCs w:val="20"/>
           <w:lang w:val="en-ID" w:eastAsia="en-ID"/>
         </w:rPr>
-        <w:t>Luaran</w:t>
-      </w:r>
-      <w:proofErr w:type="spellEnd"/>
-      <w:r>
-        <w:rPr>
-          <w:rFonts w:ascii="Times New Roman" w:eastAsia="Times New Roman" w:hAnsi="Times New Roman" w:cs="Times New Roman"/>
-          <w:b/>
-          <w:bCs/>
-          <w:sz w:val="20"/>
-          <w:szCs w:val="20"/>
-          <w:lang w:val="en-ID" w:eastAsia="en-ID"/>
-        </w:rPr>
-        <w:t xml:space="preserve"> </w:t>
-      </w:r>
-      <w:proofErr w:type="spellStart"/>
-      <w:r>
-        <w:rPr>
-          <w:rFonts w:ascii="Times New Roman" w:eastAsia="Times New Roman" w:hAnsi="Times New Roman" w:cs="Times New Roman"/>
-          <w:b/>
-          <w:bCs/>
-          <w:sz w:val="20"/>
-          <w:szCs w:val="20"/>
-          <w:lang w:val="en-ID" w:eastAsia="en-ID"/>
-        </w:rPr>
-        <w:t>Wajib</w:t>
-      </w:r>
-      <w:proofErr w:type="spellEnd"/>
+        <w:t>Luaran Wajib</w:t>
+      </w:r>
     </w:p>
     <w:p>
       <w:pPr>
@@ -18238,7 +19108,6 @@
           <w:lang w:val="en-ID" w:eastAsia="en-ID"/>
         </w:rPr>
       </w:pPr>
-      <w:proofErr w:type="spellStart"/>
       <w:r>
         <w:rPr>
           <w:rFonts w:ascii="Times New Roman" w:eastAsia="Times New Roman" w:hAnsi="Times New Roman" w:cs="Times New Roman"/>
@@ -18246,9 +19115,8 @@
           <w:szCs w:val="20"/>
           <w:lang w:val="en-ID" w:eastAsia="en-ID"/>
         </w:rPr>
-        <w:t>Publikasi</w:t>
-      </w:r>
-      <w:proofErr w:type="spellEnd"/>
+        <w:t xml:space="preserve">Publikasi Prosiding Konferensi </w:t>
+      </w:r>
       <w:r>
         <w:rPr>
           <w:rFonts w:ascii="Times New Roman" w:eastAsia="Times New Roman" w:hAnsi="Times New Roman" w:cs="Times New Roman"/>
@@ -18256,9 +19124,8 @@
           <w:szCs w:val="20"/>
           <w:lang w:val="en-ID" w:eastAsia="en-ID"/>
         </w:rPr>
-        <w:t xml:space="preserve"> </w:t>
-      </w:r>
-      <w:proofErr w:type="spellStart"/>
+        <w:t xml:space="preserve">Nasional / </w:t>
+      </w:r>
       <w:r>
         <w:rPr>
           <w:rFonts w:ascii="Times New Roman" w:eastAsia="Times New Roman" w:hAnsi="Times New Roman" w:cs="Times New Roman"/>
@@ -18266,66 +19133,7 @@
           <w:szCs w:val="20"/>
           <w:lang w:val="en-ID" w:eastAsia="en-ID"/>
         </w:rPr>
-        <w:t>Prosiding</w:t>
-      </w:r>
-      <w:proofErr w:type="spellEnd"/>
-      <w:r>
-        <w:rPr>
-          <w:rFonts w:ascii="Times New Roman" w:eastAsia="Times New Roman" w:hAnsi="Times New Roman" w:cs="Times New Roman"/>
-          <w:sz w:val="20"/>
-          <w:szCs w:val="20"/>
-          <w:lang w:val="en-ID" w:eastAsia="en-ID"/>
-        </w:rPr>
-        <w:t xml:space="preserve"> </w:t>
-      </w:r>
-      <w:proofErr w:type="spellStart"/>
-      <w:r>
-        <w:rPr>
-          <w:rFonts w:ascii="Times New Roman" w:eastAsia="Times New Roman" w:hAnsi="Times New Roman" w:cs="Times New Roman"/>
-          <w:sz w:val="20"/>
-          <w:szCs w:val="20"/>
-          <w:lang w:val="en-ID" w:eastAsia="en-ID"/>
-        </w:rPr>
-        <w:t>Konferensi</w:t>
-      </w:r>
-      <w:proofErr w:type="spellEnd"/>
-      <w:r>
-        <w:rPr>
-          <w:rFonts w:ascii="Times New Roman" w:eastAsia="Times New Roman" w:hAnsi="Times New Roman" w:cs="Times New Roman"/>
-          <w:sz w:val="20"/>
-          <w:szCs w:val="20"/>
-          <w:lang w:val="en-ID" w:eastAsia="en-ID"/>
-        </w:rPr>
-        <w:t xml:space="preserve"> </w:t>
-      </w:r>
-      <w:r>
-        <w:rPr>
-          <w:rFonts w:ascii="Times New Roman" w:eastAsia="Times New Roman" w:hAnsi="Times New Roman" w:cs="Times New Roman"/>
-          <w:sz w:val="20"/>
-          <w:szCs w:val="20"/>
-          <w:lang w:val="en-ID" w:eastAsia="en-ID"/>
-        </w:rPr>
-        <w:t xml:space="preserve">Nasional / </w:t>
-      </w:r>
-      <w:proofErr w:type="spellStart"/>
-      <w:r>
-        <w:rPr>
-          <w:rFonts w:ascii="Times New Roman" w:eastAsia="Times New Roman" w:hAnsi="Times New Roman" w:cs="Times New Roman"/>
-          <w:sz w:val="20"/>
-          <w:szCs w:val="20"/>
-          <w:lang w:val="en-ID" w:eastAsia="en-ID"/>
-        </w:rPr>
-        <w:t>Internasional</w:t>
-      </w:r>
-      <w:proofErr w:type="spellEnd"/>
-      <w:r>
-        <w:rPr>
-          <w:rFonts w:ascii="Times New Roman" w:eastAsia="Times New Roman" w:hAnsi="Times New Roman" w:cs="Times New Roman"/>
-          <w:sz w:val="20"/>
-          <w:szCs w:val="20"/>
-          <w:lang w:val="en-ID" w:eastAsia="en-ID"/>
-        </w:rPr>
-        <w:t xml:space="preserve"> (Status: </w:t>
+        <w:t xml:space="preserve">Internasional (Status: </w:t>
       </w:r>
       <w:r>
         <w:rPr>
@@ -18336,9 +19144,35 @@
           <w:szCs w:val="20"/>
           <w:lang w:val="en-ID" w:eastAsia="en-ID"/>
         </w:rPr>
-        <w:t xml:space="preserve">Abstract </w:t>
-      </w:r>
-      <w:proofErr w:type="spellStart"/>
+        <w:t>Abstract Diterima, Full Paper dalam Progres 70%</w:t>
+      </w:r>
+      <w:r>
+        <w:rPr>
+          <w:rFonts w:ascii="Times New Roman" w:eastAsia="Times New Roman" w:hAnsi="Times New Roman" w:cs="Times New Roman"/>
+          <w:sz w:val="20"/>
+          <w:szCs w:val="20"/>
+          <w:lang w:val="en-ID" w:eastAsia="en-ID"/>
+        </w:rPr>
+        <w:t>)</w:t>
+      </w:r>
+      <w:r>
+        <w:rPr>
+          <w:rFonts w:ascii="Times New Roman" w:eastAsia="Times New Roman" w:hAnsi="Times New Roman" w:cs="Times New Roman"/>
+          <w:sz w:val="20"/>
+          <w:szCs w:val="20"/>
+          <w:lang w:val="en-ID" w:eastAsia="en-ID"/>
+        </w:rPr>
+        <w:t xml:space="preserve">. </w:t>
+      </w:r>
+      <w:r>
+        <w:rPr>
+          <w:rFonts w:ascii="Times New Roman" w:eastAsia="Times New Roman" w:hAnsi="Times New Roman" w:cs="Times New Roman"/>
+          <w:sz w:val="20"/>
+          <w:szCs w:val="20"/>
+          <w:lang w:val="en-ID" w:eastAsia="en-ID"/>
+        </w:rPr>
+        <w:t xml:space="preserve">Abstract telah diterima pada </w:t>
+      </w:r>
       <w:r>
         <w:rPr>
           <w:rFonts w:ascii="Times New Roman" w:eastAsia="Times New Roman" w:hAnsi="Times New Roman" w:cs="Times New Roman"/>
@@ -18348,494 +19182,16 @@
           <w:szCs w:val="20"/>
           <w:lang w:val="en-ID" w:eastAsia="en-ID"/>
         </w:rPr>
-        <w:t>Diterima</w:t>
-      </w:r>
-      <w:proofErr w:type="spellEnd"/>
+        <w:t>Jambi International Conference on Engineering, Science, and Technology (JICEST)</w:t>
+      </w:r>
       <w:r>
         <w:rPr>
           <w:rFonts w:ascii="Times New Roman" w:eastAsia="Times New Roman" w:hAnsi="Times New Roman" w:cs="Times New Roman"/>
-          <w:b/>
-          <w:bCs/>
           <w:sz w:val="20"/>
           <w:szCs w:val="20"/>
           <w:lang w:val="en-ID" w:eastAsia="en-ID"/>
         </w:rPr>
-        <w:t xml:space="preserve">, Full Paper </w:t>
-      </w:r>
-      <w:proofErr w:type="spellStart"/>
-      <w:r>
-        <w:rPr>
-          <w:rFonts w:ascii="Times New Roman" w:eastAsia="Times New Roman" w:hAnsi="Times New Roman" w:cs="Times New Roman"/>
-          <w:b/>
-          <w:bCs/>
-          <w:sz w:val="20"/>
-          <w:szCs w:val="20"/>
-          <w:lang w:val="en-ID" w:eastAsia="en-ID"/>
-        </w:rPr>
-        <w:t>dalam</w:t>
-      </w:r>
-      <w:proofErr w:type="spellEnd"/>
-      <w:r>
-        <w:rPr>
-          <w:rFonts w:ascii="Times New Roman" w:eastAsia="Times New Roman" w:hAnsi="Times New Roman" w:cs="Times New Roman"/>
-          <w:b/>
-          <w:bCs/>
-          <w:sz w:val="20"/>
-          <w:szCs w:val="20"/>
-          <w:lang w:val="en-ID" w:eastAsia="en-ID"/>
-        </w:rPr>
-        <w:t xml:space="preserve"> </w:t>
-      </w:r>
-      <w:proofErr w:type="spellStart"/>
-      <w:r>
-        <w:rPr>
-          <w:rFonts w:ascii="Times New Roman" w:eastAsia="Times New Roman" w:hAnsi="Times New Roman" w:cs="Times New Roman"/>
-          <w:b/>
-          <w:bCs/>
-          <w:sz w:val="20"/>
-          <w:szCs w:val="20"/>
-          <w:lang w:val="en-ID" w:eastAsia="en-ID"/>
-        </w:rPr>
-        <w:t>Progres</w:t>
-      </w:r>
-      <w:proofErr w:type="spellEnd"/>
-      <w:r>
-        <w:rPr>
-          <w:rFonts w:ascii="Times New Roman" w:eastAsia="Times New Roman" w:hAnsi="Times New Roman" w:cs="Times New Roman"/>
-          <w:b/>
-          <w:bCs/>
-          <w:sz w:val="20"/>
-          <w:szCs w:val="20"/>
-          <w:lang w:val="en-ID" w:eastAsia="en-ID"/>
-        </w:rPr>
-        <w:t xml:space="preserve"> 70%</w:t>
-      </w:r>
-      <w:r>
-        <w:rPr>
-          <w:rFonts w:ascii="Times New Roman" w:eastAsia="Times New Roman" w:hAnsi="Times New Roman" w:cs="Times New Roman"/>
-          <w:sz w:val="20"/>
-          <w:szCs w:val="20"/>
-          <w:lang w:val="en-ID" w:eastAsia="en-ID"/>
-        </w:rPr>
-        <w:t>)</w:t>
-      </w:r>
-      <w:r>
-        <w:rPr>
-          <w:rFonts w:ascii="Times New Roman" w:eastAsia="Times New Roman" w:hAnsi="Times New Roman" w:cs="Times New Roman"/>
-          <w:sz w:val="20"/>
-          <w:szCs w:val="20"/>
-          <w:lang w:val="en-ID" w:eastAsia="en-ID"/>
-        </w:rPr>
-        <w:t xml:space="preserve">. </w:t>
-      </w:r>
-      <w:r>
-        <w:rPr>
-          <w:rFonts w:ascii="Times New Roman" w:eastAsia="Times New Roman" w:hAnsi="Times New Roman" w:cs="Times New Roman"/>
-          <w:sz w:val="20"/>
-          <w:szCs w:val="20"/>
-          <w:lang w:val="en-ID" w:eastAsia="en-ID"/>
-        </w:rPr>
-        <w:t xml:space="preserve">Abstract </w:t>
-      </w:r>
-      <w:proofErr w:type="spellStart"/>
-      <w:r>
-        <w:rPr>
-          <w:rFonts w:ascii="Times New Roman" w:eastAsia="Times New Roman" w:hAnsi="Times New Roman" w:cs="Times New Roman"/>
-          <w:sz w:val="20"/>
-          <w:szCs w:val="20"/>
-          <w:lang w:val="en-ID" w:eastAsia="en-ID"/>
-        </w:rPr>
-        <w:t>telah</w:t>
-      </w:r>
-      <w:proofErr w:type="spellEnd"/>
-      <w:r>
-        <w:rPr>
-          <w:rFonts w:ascii="Times New Roman" w:eastAsia="Times New Roman" w:hAnsi="Times New Roman" w:cs="Times New Roman"/>
-          <w:sz w:val="20"/>
-          <w:szCs w:val="20"/>
-          <w:lang w:val="en-ID" w:eastAsia="en-ID"/>
-        </w:rPr>
-        <w:t xml:space="preserve"> </w:t>
-      </w:r>
-      <w:proofErr w:type="spellStart"/>
-      <w:r>
-        <w:rPr>
-          <w:rFonts w:ascii="Times New Roman" w:eastAsia="Times New Roman" w:hAnsi="Times New Roman" w:cs="Times New Roman"/>
-          <w:sz w:val="20"/>
-          <w:szCs w:val="20"/>
-          <w:lang w:val="en-ID" w:eastAsia="en-ID"/>
-        </w:rPr>
-        <w:t>diterima</w:t>
-      </w:r>
-      <w:proofErr w:type="spellEnd"/>
-      <w:r>
-        <w:rPr>
-          <w:rFonts w:ascii="Times New Roman" w:eastAsia="Times New Roman" w:hAnsi="Times New Roman" w:cs="Times New Roman"/>
-          <w:sz w:val="20"/>
-          <w:szCs w:val="20"/>
-          <w:lang w:val="en-ID" w:eastAsia="en-ID"/>
-        </w:rPr>
-        <w:t xml:space="preserve"> pada </w:t>
-      </w:r>
-      <w:r>
-        <w:rPr>
-          <w:rFonts w:ascii="Times New Roman" w:eastAsia="Times New Roman" w:hAnsi="Times New Roman" w:cs="Times New Roman"/>
-          <w:b/>
-          <w:bCs/>
-          <w:sz w:val="20"/>
-          <w:szCs w:val="20"/>
-          <w:lang w:val="en-ID" w:eastAsia="en-ID"/>
-        </w:rPr>
-        <w:t>Jambi International Conference on Engineering, Science, and Technology (JICEST)</w:t>
-      </w:r>
-      <w:r>
-        <w:rPr>
-          <w:rFonts w:ascii="Times New Roman" w:eastAsia="Times New Roman" w:hAnsi="Times New Roman" w:cs="Times New Roman"/>
-          <w:sz w:val="20"/>
-          <w:szCs w:val="20"/>
-          <w:lang w:val="en-ID" w:eastAsia="en-ID"/>
-        </w:rPr>
-        <w:t xml:space="preserve"> yang </w:t>
-      </w:r>
-      <w:proofErr w:type="spellStart"/>
-      <w:r>
-        <w:rPr>
-          <w:rFonts w:ascii="Times New Roman" w:eastAsia="Times New Roman" w:hAnsi="Times New Roman" w:cs="Times New Roman"/>
-          <w:sz w:val="20"/>
-          <w:szCs w:val="20"/>
-          <w:lang w:val="en-ID" w:eastAsia="en-ID"/>
-        </w:rPr>
-        <w:t>diselenggarakan</w:t>
-      </w:r>
-      <w:proofErr w:type="spellEnd"/>
-      <w:r>
-        <w:rPr>
-          <w:rFonts w:ascii="Times New Roman" w:eastAsia="Times New Roman" w:hAnsi="Times New Roman" w:cs="Times New Roman"/>
-          <w:sz w:val="20"/>
-          <w:szCs w:val="20"/>
-          <w:lang w:val="en-ID" w:eastAsia="en-ID"/>
-        </w:rPr>
-        <w:t xml:space="preserve"> di Universitas Jambi, Indonesia, pada </w:t>
-      </w:r>
-      <w:proofErr w:type="spellStart"/>
-      <w:r>
-        <w:rPr>
-          <w:rFonts w:ascii="Times New Roman" w:eastAsia="Times New Roman" w:hAnsi="Times New Roman" w:cs="Times New Roman"/>
-          <w:sz w:val="20"/>
-          <w:szCs w:val="20"/>
-          <w:lang w:val="en-ID" w:eastAsia="en-ID"/>
-        </w:rPr>
-        <w:t>tanggal</w:t>
-      </w:r>
-      <w:proofErr w:type="spellEnd"/>
-      <w:r>
-        <w:rPr>
-          <w:rFonts w:ascii="Times New Roman" w:eastAsia="Times New Roman" w:hAnsi="Times New Roman" w:cs="Times New Roman"/>
-          <w:sz w:val="20"/>
-          <w:szCs w:val="20"/>
-          <w:lang w:val="en-ID" w:eastAsia="en-ID"/>
-        </w:rPr>
-        <w:t xml:space="preserve"> 28 November 2025. Full paper </w:t>
-      </w:r>
-      <w:proofErr w:type="spellStart"/>
-      <w:r>
-        <w:rPr>
-          <w:rFonts w:ascii="Times New Roman" w:eastAsia="Times New Roman" w:hAnsi="Times New Roman" w:cs="Times New Roman"/>
-          <w:sz w:val="20"/>
-          <w:szCs w:val="20"/>
-          <w:lang w:val="en-ID" w:eastAsia="en-ID"/>
-        </w:rPr>
-        <w:t>berfokus</w:t>
-      </w:r>
-      <w:proofErr w:type="spellEnd"/>
-      <w:r>
-        <w:rPr>
-          <w:rFonts w:ascii="Times New Roman" w:eastAsia="Times New Roman" w:hAnsi="Times New Roman" w:cs="Times New Roman"/>
-          <w:sz w:val="20"/>
-          <w:szCs w:val="20"/>
-          <w:lang w:val="en-ID" w:eastAsia="en-ID"/>
-        </w:rPr>
-        <w:t xml:space="preserve"> pada </w:t>
-      </w:r>
-      <w:proofErr w:type="spellStart"/>
-      <w:r>
-        <w:rPr>
-          <w:rFonts w:ascii="Times New Roman" w:eastAsia="Times New Roman" w:hAnsi="Times New Roman" w:cs="Times New Roman"/>
-          <w:sz w:val="20"/>
-          <w:szCs w:val="20"/>
-          <w:lang w:val="en-ID" w:eastAsia="en-ID"/>
-        </w:rPr>
-        <w:t>arsitektur</w:t>
-      </w:r>
-      <w:proofErr w:type="spellEnd"/>
-      <w:r>
-        <w:rPr>
-          <w:rFonts w:ascii="Times New Roman" w:eastAsia="Times New Roman" w:hAnsi="Times New Roman" w:cs="Times New Roman"/>
-          <w:sz w:val="20"/>
-          <w:szCs w:val="20"/>
-          <w:lang w:val="en-ID" w:eastAsia="en-ID"/>
-        </w:rPr>
-        <w:t xml:space="preserve"> </w:t>
-      </w:r>
-      <w:proofErr w:type="spellStart"/>
-      <w:r>
-        <w:rPr>
-          <w:rFonts w:ascii="Times New Roman" w:eastAsia="Times New Roman" w:hAnsi="Times New Roman" w:cs="Times New Roman"/>
-          <w:sz w:val="20"/>
-          <w:szCs w:val="20"/>
-          <w:lang w:val="en-ID" w:eastAsia="en-ID"/>
-        </w:rPr>
-        <w:t>klasifikasi</w:t>
-      </w:r>
-      <w:proofErr w:type="spellEnd"/>
-      <w:r>
-        <w:rPr>
-          <w:rFonts w:ascii="Times New Roman" w:eastAsia="Times New Roman" w:hAnsi="Times New Roman" w:cs="Times New Roman"/>
-          <w:sz w:val="20"/>
-          <w:szCs w:val="20"/>
-          <w:lang w:val="en-ID" w:eastAsia="en-ID"/>
-        </w:rPr>
-        <w:t xml:space="preserve"> </w:t>
-      </w:r>
-      <w:proofErr w:type="spellStart"/>
-      <w:r>
-        <w:rPr>
-          <w:rFonts w:ascii="Times New Roman" w:eastAsia="Times New Roman" w:hAnsi="Times New Roman" w:cs="Times New Roman"/>
-          <w:sz w:val="20"/>
-          <w:szCs w:val="20"/>
-          <w:lang w:val="en-ID" w:eastAsia="en-ID"/>
-        </w:rPr>
-        <w:t>bersama</w:t>
-      </w:r>
-      <w:proofErr w:type="spellEnd"/>
-      <w:r>
-        <w:rPr>
-          <w:rFonts w:ascii="Times New Roman" w:eastAsia="Times New Roman" w:hAnsi="Times New Roman" w:cs="Times New Roman"/>
-          <w:sz w:val="20"/>
-          <w:szCs w:val="20"/>
-          <w:lang w:val="en-ID" w:eastAsia="en-ID"/>
-        </w:rPr>
-        <w:t xml:space="preserve"> </w:t>
-      </w:r>
-      <w:proofErr w:type="spellStart"/>
-      <w:r>
-        <w:rPr>
-          <w:rFonts w:ascii="Times New Roman" w:eastAsia="Times New Roman" w:hAnsi="Times New Roman" w:cs="Times New Roman"/>
-          <w:sz w:val="20"/>
-          <w:szCs w:val="20"/>
-          <w:lang w:val="en-ID" w:eastAsia="en-ID"/>
-        </w:rPr>
-        <w:t>dengan</w:t>
-      </w:r>
-      <w:proofErr w:type="spellEnd"/>
-      <w:r>
-        <w:rPr>
-          <w:rFonts w:ascii="Times New Roman" w:eastAsia="Times New Roman" w:hAnsi="Times New Roman" w:cs="Times New Roman"/>
-          <w:sz w:val="20"/>
-          <w:szCs w:val="20"/>
-          <w:lang w:val="en-ID" w:eastAsia="en-ID"/>
-        </w:rPr>
-        <w:t xml:space="preserve"> </w:t>
-      </w:r>
-      <w:proofErr w:type="spellStart"/>
-      <w:r>
-        <w:rPr>
-          <w:rFonts w:ascii="Times New Roman" w:eastAsia="Times New Roman" w:hAnsi="Times New Roman" w:cs="Times New Roman"/>
-          <w:sz w:val="20"/>
-          <w:szCs w:val="20"/>
-          <w:lang w:val="en-ID" w:eastAsia="en-ID"/>
-        </w:rPr>
-        <w:t>manfaat</w:t>
-      </w:r>
-      <w:proofErr w:type="spellEnd"/>
-      <w:r>
-        <w:rPr>
-          <w:rFonts w:ascii="Times New Roman" w:eastAsia="Times New Roman" w:hAnsi="Times New Roman" w:cs="Times New Roman"/>
-          <w:sz w:val="20"/>
-          <w:szCs w:val="20"/>
-          <w:lang w:val="en-ID" w:eastAsia="en-ID"/>
-        </w:rPr>
-        <w:t xml:space="preserve"> </w:t>
-      </w:r>
-      <w:proofErr w:type="spellStart"/>
-      <w:r>
-        <w:rPr>
-          <w:rFonts w:ascii="Times New Roman" w:eastAsia="Times New Roman" w:hAnsi="Times New Roman" w:cs="Times New Roman"/>
-          <w:sz w:val="20"/>
-          <w:szCs w:val="20"/>
-          <w:lang w:val="en-ID" w:eastAsia="en-ID"/>
-        </w:rPr>
-        <w:t>signifikan</w:t>
-      </w:r>
-      <w:proofErr w:type="spellEnd"/>
-      <w:r>
-        <w:rPr>
-          <w:rFonts w:ascii="Times New Roman" w:eastAsia="Times New Roman" w:hAnsi="Times New Roman" w:cs="Times New Roman"/>
-          <w:sz w:val="20"/>
-          <w:szCs w:val="20"/>
-          <w:lang w:val="en-ID" w:eastAsia="en-ID"/>
-        </w:rPr>
-        <w:t xml:space="preserve">: </w:t>
-      </w:r>
-      <w:proofErr w:type="spellStart"/>
-      <w:r>
-        <w:rPr>
-          <w:rFonts w:ascii="Times New Roman" w:eastAsia="Times New Roman" w:hAnsi="Times New Roman" w:cs="Times New Roman"/>
-          <w:sz w:val="20"/>
-          <w:szCs w:val="20"/>
-          <w:lang w:val="en-ID" w:eastAsia="en-ID"/>
-        </w:rPr>
-        <w:t>reduksi</w:t>
-      </w:r>
-      <w:proofErr w:type="spellEnd"/>
-      <w:r>
-        <w:rPr>
-          <w:rFonts w:ascii="Times New Roman" w:eastAsia="Times New Roman" w:hAnsi="Times New Roman" w:cs="Times New Roman"/>
-          <w:sz w:val="20"/>
-          <w:szCs w:val="20"/>
-          <w:lang w:val="en-ID" w:eastAsia="en-ID"/>
-        </w:rPr>
-        <w:t xml:space="preserve"> </w:t>
-      </w:r>
-      <w:proofErr w:type="spellStart"/>
-      <w:r>
-        <w:rPr>
-          <w:rFonts w:ascii="Times New Roman" w:eastAsia="Times New Roman" w:hAnsi="Times New Roman" w:cs="Times New Roman"/>
-          <w:sz w:val="20"/>
-          <w:szCs w:val="20"/>
-          <w:lang w:val="en-ID" w:eastAsia="en-ID"/>
-        </w:rPr>
-        <w:t>penyimpanan</w:t>
-      </w:r>
-      <w:proofErr w:type="spellEnd"/>
-      <w:r>
-        <w:rPr>
-          <w:rFonts w:ascii="Times New Roman" w:eastAsia="Times New Roman" w:hAnsi="Times New Roman" w:cs="Times New Roman"/>
-          <w:sz w:val="20"/>
-          <w:szCs w:val="20"/>
-          <w:lang w:val="en-ID" w:eastAsia="en-ID"/>
-        </w:rPr>
-        <w:t xml:space="preserve"> 70% dan </w:t>
-      </w:r>
-      <w:proofErr w:type="spellStart"/>
-      <w:r>
-        <w:rPr>
-          <w:rFonts w:ascii="Times New Roman" w:eastAsia="Times New Roman" w:hAnsi="Times New Roman" w:cs="Times New Roman"/>
-          <w:sz w:val="20"/>
-          <w:szCs w:val="20"/>
-          <w:lang w:val="en-ID" w:eastAsia="en-ID"/>
-        </w:rPr>
-        <w:t>reduksi</w:t>
-      </w:r>
-      <w:proofErr w:type="spellEnd"/>
-      <w:r>
-        <w:rPr>
-          <w:rFonts w:ascii="Times New Roman" w:eastAsia="Times New Roman" w:hAnsi="Times New Roman" w:cs="Times New Roman"/>
-          <w:sz w:val="20"/>
-          <w:szCs w:val="20"/>
-          <w:lang w:val="en-ID" w:eastAsia="en-ID"/>
-        </w:rPr>
-        <w:t xml:space="preserve"> </w:t>
-      </w:r>
-      <w:proofErr w:type="spellStart"/>
-      <w:r>
-        <w:rPr>
-          <w:rFonts w:ascii="Times New Roman" w:eastAsia="Times New Roman" w:hAnsi="Times New Roman" w:cs="Times New Roman"/>
-          <w:sz w:val="20"/>
-          <w:szCs w:val="20"/>
-          <w:lang w:val="en-ID" w:eastAsia="en-ID"/>
-        </w:rPr>
-        <w:t>waktu</w:t>
-      </w:r>
-      <w:proofErr w:type="spellEnd"/>
-      <w:r>
-        <w:rPr>
-          <w:rFonts w:ascii="Times New Roman" w:eastAsia="Times New Roman" w:hAnsi="Times New Roman" w:cs="Times New Roman"/>
-          <w:sz w:val="20"/>
-          <w:szCs w:val="20"/>
-          <w:lang w:val="en-ID" w:eastAsia="en-ID"/>
-        </w:rPr>
-        <w:t xml:space="preserve"> </w:t>
-      </w:r>
-      <w:proofErr w:type="spellStart"/>
-      <w:r>
-        <w:rPr>
-          <w:rFonts w:ascii="Times New Roman" w:eastAsia="Times New Roman" w:hAnsi="Times New Roman" w:cs="Times New Roman"/>
-          <w:sz w:val="20"/>
-          <w:szCs w:val="20"/>
-          <w:lang w:val="en-ID" w:eastAsia="en-ID"/>
-        </w:rPr>
-        <w:t>pelatihan</w:t>
-      </w:r>
-      <w:proofErr w:type="spellEnd"/>
-      <w:r>
-        <w:rPr>
-          <w:rFonts w:ascii="Times New Roman" w:eastAsia="Times New Roman" w:hAnsi="Times New Roman" w:cs="Times New Roman"/>
-          <w:sz w:val="20"/>
-          <w:szCs w:val="20"/>
-          <w:lang w:val="en-ID" w:eastAsia="en-ID"/>
-        </w:rPr>
-        <w:t xml:space="preserve"> 60% </w:t>
-      </w:r>
-      <w:proofErr w:type="spellStart"/>
-      <w:r>
-        <w:rPr>
-          <w:rFonts w:ascii="Times New Roman" w:eastAsia="Times New Roman" w:hAnsi="Times New Roman" w:cs="Times New Roman"/>
-          <w:sz w:val="20"/>
-          <w:szCs w:val="20"/>
-          <w:lang w:val="en-ID" w:eastAsia="en-ID"/>
-        </w:rPr>
-        <w:t>dibandingkan</w:t>
-      </w:r>
-      <w:proofErr w:type="spellEnd"/>
-      <w:r>
-        <w:rPr>
-          <w:rFonts w:ascii="Times New Roman" w:eastAsia="Times New Roman" w:hAnsi="Times New Roman" w:cs="Times New Roman"/>
-          <w:sz w:val="20"/>
-          <w:szCs w:val="20"/>
-          <w:lang w:val="en-ID" w:eastAsia="en-ID"/>
-        </w:rPr>
-        <w:t xml:space="preserve"> </w:t>
-      </w:r>
-      <w:proofErr w:type="spellStart"/>
-      <w:r>
-        <w:rPr>
-          <w:rFonts w:ascii="Times New Roman" w:eastAsia="Times New Roman" w:hAnsi="Times New Roman" w:cs="Times New Roman"/>
-          <w:sz w:val="20"/>
-          <w:szCs w:val="20"/>
-          <w:lang w:val="en-ID" w:eastAsia="en-ID"/>
-        </w:rPr>
-        <w:t>pendekatan</w:t>
-      </w:r>
-      <w:proofErr w:type="spellEnd"/>
-      <w:r>
-        <w:rPr>
-          <w:rFonts w:ascii="Times New Roman" w:eastAsia="Times New Roman" w:hAnsi="Times New Roman" w:cs="Times New Roman"/>
-          <w:sz w:val="20"/>
-          <w:szCs w:val="20"/>
-          <w:lang w:val="en-ID" w:eastAsia="en-ID"/>
-        </w:rPr>
-        <w:t xml:space="preserve"> </w:t>
-      </w:r>
-      <w:proofErr w:type="spellStart"/>
-      <w:r>
-        <w:rPr>
-          <w:rFonts w:ascii="Times New Roman" w:eastAsia="Times New Roman" w:hAnsi="Times New Roman" w:cs="Times New Roman"/>
-          <w:sz w:val="20"/>
-          <w:szCs w:val="20"/>
-          <w:lang w:val="en-ID" w:eastAsia="en-ID"/>
-        </w:rPr>
-        <w:t>tradisional</w:t>
-      </w:r>
-      <w:proofErr w:type="spellEnd"/>
-      <w:r>
-        <w:rPr>
-          <w:rFonts w:ascii="Times New Roman" w:eastAsia="Times New Roman" w:hAnsi="Times New Roman" w:cs="Times New Roman"/>
-          <w:sz w:val="20"/>
-          <w:szCs w:val="20"/>
-          <w:lang w:val="en-ID" w:eastAsia="en-ID"/>
-        </w:rPr>
-        <w:t>.</w:t>
+        <w:t xml:space="preserve"> yang diselenggarakan di Universitas Jambi, Indonesia, pada tanggal 28 November 2025. Full paper berfokus pada arsitektur klasifikasi bersama dengan manfaat signifikan: reduksi penyimpanan 70% dan reduksi waktu pelatihan 60% dibandingkan pendekatan tradisional.</w:t>
       </w:r>
     </w:p>
     <w:p>
@@ -18848,7 +19204,6 @@
           <w:lang w:val="en-ID" w:eastAsia="en-ID"/>
         </w:rPr>
       </w:pPr>
-      <w:proofErr w:type="spellStart"/>
       <w:r>
         <w:rPr>
           <w:rFonts w:ascii="Times New Roman" w:eastAsia="Times New Roman" w:hAnsi="Times New Roman" w:cs="Times New Roman"/>
@@ -18856,17 +19211,7 @@
           <w:szCs w:val="20"/>
           <w:lang w:val="en-ID" w:eastAsia="en-ID"/>
         </w:rPr>
-        <w:t>Judul</w:t>
-      </w:r>
-      <w:proofErr w:type="spellEnd"/>
-      <w:r>
-        <w:rPr>
-          <w:rFonts w:ascii="Times New Roman" w:eastAsia="Times New Roman" w:hAnsi="Times New Roman" w:cs="Times New Roman"/>
-          <w:sz w:val="20"/>
-          <w:szCs w:val="20"/>
-          <w:lang w:val="en-ID" w:eastAsia="en-ID"/>
-        </w:rPr>
-        <w:t>: "</w:t>
+        <w:t>Judul: "</w:t>
       </w:r>
       <w:r>
         <w:rPr>
@@ -18905,59 +19250,8 @@
           <w:lang w:val="en-ID" w:eastAsia="en-ID"/>
         </w:rPr>
         <w:lastRenderedPageBreak/>
-        <w:t xml:space="preserve">Status: Abstract </w:t>
-      </w:r>
-      <w:proofErr w:type="spellStart"/>
-      <w:r>
-        <w:rPr>
-          <w:rFonts w:ascii="Times New Roman" w:eastAsia="Times New Roman" w:hAnsi="Times New Roman" w:cs="Times New Roman"/>
-          <w:sz w:val="20"/>
-          <w:szCs w:val="20"/>
-          <w:lang w:val="en-ID" w:eastAsia="en-ID"/>
-        </w:rPr>
-        <w:t>diterima</w:t>
-      </w:r>
-      <w:proofErr w:type="spellEnd"/>
-      <w:r>
-        <w:rPr>
-          <w:rFonts w:ascii="Times New Roman" w:eastAsia="Times New Roman" w:hAnsi="Times New Roman" w:cs="Times New Roman"/>
-          <w:sz w:val="20"/>
-          <w:szCs w:val="20"/>
-          <w:lang w:val="en-ID" w:eastAsia="en-ID"/>
-        </w:rPr>
-        <w:t xml:space="preserve">, full paper </w:t>
-      </w:r>
-      <w:proofErr w:type="spellStart"/>
-      <w:r>
-        <w:rPr>
-          <w:rFonts w:ascii="Times New Roman" w:eastAsia="Times New Roman" w:hAnsi="Times New Roman" w:cs="Times New Roman"/>
-          <w:sz w:val="20"/>
-          <w:szCs w:val="20"/>
-          <w:lang w:val="en-ID" w:eastAsia="en-ID"/>
-        </w:rPr>
-        <w:t>dalam</w:t>
-      </w:r>
-      <w:proofErr w:type="spellEnd"/>
-      <w:r>
-        <w:rPr>
-          <w:rFonts w:ascii="Times New Roman" w:eastAsia="Times New Roman" w:hAnsi="Times New Roman" w:cs="Times New Roman"/>
-          <w:sz w:val="20"/>
-          <w:szCs w:val="20"/>
-          <w:lang w:val="en-ID" w:eastAsia="en-ID"/>
-        </w:rPr>
-        <w:t xml:space="preserve"> </w:t>
-      </w:r>
-      <w:proofErr w:type="spellStart"/>
-      <w:r>
-        <w:rPr>
-          <w:rFonts w:ascii="Times New Roman" w:eastAsia="Times New Roman" w:hAnsi="Times New Roman" w:cs="Times New Roman"/>
-          <w:sz w:val="20"/>
-          <w:szCs w:val="20"/>
-          <w:lang w:val="en-ID" w:eastAsia="en-ID"/>
-        </w:rPr>
-        <w:t>penyelesaian</w:t>
-      </w:r>
-      <w:proofErr w:type="spellEnd"/>
+        <w:t>Status: Abstract diterima, full paper dalam penyelesaian</w:t>
+      </w:r>
     </w:p>
     <w:p>
       <w:pPr>
@@ -19007,7 +19301,6 @@
           <w:lang w:val="en-ID" w:eastAsia="en-ID"/>
         </w:rPr>
       </w:pPr>
-      <w:proofErr w:type="spellStart"/>
       <w:r>
         <w:rPr>
           <w:rFonts w:ascii="Times New Roman" w:eastAsia="Times New Roman" w:hAnsi="Times New Roman" w:cs="Times New Roman"/>
@@ -19015,37 +19308,7 @@
           <w:szCs w:val="20"/>
           <w:lang w:val="en-ID" w:eastAsia="en-ID"/>
         </w:rPr>
-        <w:t>Tanggal</w:t>
-      </w:r>
-      <w:proofErr w:type="spellEnd"/>
-      <w:r>
-        <w:rPr>
-          <w:rFonts w:ascii="Times New Roman" w:eastAsia="Times New Roman" w:hAnsi="Times New Roman" w:cs="Times New Roman"/>
-          <w:sz w:val="20"/>
-          <w:szCs w:val="20"/>
-          <w:lang w:val="en-ID" w:eastAsia="en-ID"/>
-        </w:rPr>
-        <w:t xml:space="preserve"> </w:t>
-      </w:r>
-      <w:proofErr w:type="spellStart"/>
-      <w:r>
-        <w:rPr>
-          <w:rFonts w:ascii="Times New Roman" w:eastAsia="Times New Roman" w:hAnsi="Times New Roman" w:cs="Times New Roman"/>
-          <w:sz w:val="20"/>
-          <w:szCs w:val="20"/>
-          <w:lang w:val="en-ID" w:eastAsia="en-ID"/>
-        </w:rPr>
-        <w:t>Konferensi</w:t>
-      </w:r>
-      <w:proofErr w:type="spellEnd"/>
-      <w:r>
-        <w:rPr>
-          <w:rFonts w:ascii="Times New Roman" w:eastAsia="Times New Roman" w:hAnsi="Times New Roman" w:cs="Times New Roman"/>
-          <w:sz w:val="20"/>
-          <w:szCs w:val="20"/>
-          <w:lang w:val="en-ID" w:eastAsia="en-ID"/>
-        </w:rPr>
-        <w:t>: 28 November 2025</w:t>
+        <w:t>Tanggal Konferensi: 28 November 2025</w:t>
       </w:r>
     </w:p>
     <w:p>
@@ -19089,7 +19352,6 @@
           <w:lang w:val="en-ID" w:eastAsia="en-ID"/>
         </w:rPr>
       </w:pPr>
-      <w:proofErr w:type="spellStart"/>
       <w:r>
         <w:rPr>
           <w:rFonts w:ascii="Times New Roman" w:eastAsia="Times New Roman" w:hAnsi="Times New Roman" w:cs="Times New Roman"/>
@@ -19097,97 +19359,7 @@
           <w:szCs w:val="20"/>
           <w:lang w:val="en-ID" w:eastAsia="en-ID"/>
         </w:rPr>
-        <w:t>Publikasi</w:t>
-      </w:r>
-      <w:proofErr w:type="spellEnd"/>
-      <w:r>
-        <w:rPr>
-          <w:rFonts w:ascii="Times New Roman" w:eastAsia="Times New Roman" w:hAnsi="Times New Roman" w:cs="Times New Roman"/>
-          <w:sz w:val="20"/>
-          <w:szCs w:val="20"/>
-          <w:lang w:val="en-ID" w:eastAsia="en-ID"/>
-        </w:rPr>
-        <w:t xml:space="preserve"> </w:t>
-      </w:r>
-      <w:proofErr w:type="spellStart"/>
-      <w:r>
-        <w:rPr>
-          <w:rFonts w:ascii="Times New Roman" w:eastAsia="Times New Roman" w:hAnsi="Times New Roman" w:cs="Times New Roman"/>
-          <w:sz w:val="20"/>
-          <w:szCs w:val="20"/>
-          <w:lang w:val="en-ID" w:eastAsia="en-ID"/>
-        </w:rPr>
-        <w:t>Jurnal</w:t>
-      </w:r>
-      <w:proofErr w:type="spellEnd"/>
-      <w:r>
-        <w:rPr>
-          <w:rFonts w:ascii="Times New Roman" w:eastAsia="Times New Roman" w:hAnsi="Times New Roman" w:cs="Times New Roman"/>
-          <w:sz w:val="20"/>
-          <w:szCs w:val="20"/>
-          <w:lang w:val="en-ID" w:eastAsia="en-ID"/>
-        </w:rPr>
-        <w:t xml:space="preserve"> Nasional </w:t>
-      </w:r>
-      <w:proofErr w:type="spellStart"/>
-      <w:r>
-        <w:rPr>
-          <w:rFonts w:ascii="Times New Roman" w:eastAsia="Times New Roman" w:hAnsi="Times New Roman" w:cs="Times New Roman"/>
-          <w:sz w:val="20"/>
-          <w:szCs w:val="20"/>
-          <w:lang w:val="en-ID" w:eastAsia="en-ID"/>
-        </w:rPr>
-        <w:t>Terakreditasi</w:t>
-      </w:r>
-      <w:proofErr w:type="spellEnd"/>
-      <w:r>
-        <w:rPr>
-          <w:rFonts w:ascii="Times New Roman" w:eastAsia="Times New Roman" w:hAnsi="Times New Roman" w:cs="Times New Roman"/>
-          <w:sz w:val="20"/>
-          <w:szCs w:val="20"/>
-          <w:lang w:val="en-ID" w:eastAsia="en-ID"/>
-        </w:rPr>
-        <w:t xml:space="preserve"> Sinta** (Target: Sinta 3, Status: **Draft </w:t>
-      </w:r>
-      <w:proofErr w:type="spellStart"/>
-      <w:r>
-        <w:rPr>
-          <w:rFonts w:ascii="Times New Roman" w:eastAsia="Times New Roman" w:hAnsi="Times New Roman" w:cs="Times New Roman"/>
-          <w:sz w:val="20"/>
-          <w:szCs w:val="20"/>
-          <w:lang w:val="en-ID" w:eastAsia="en-ID"/>
-        </w:rPr>
-        <w:t>dalam</w:t>
-      </w:r>
-      <w:proofErr w:type="spellEnd"/>
-      <w:r>
-        <w:rPr>
-          <w:rFonts w:ascii="Times New Roman" w:eastAsia="Times New Roman" w:hAnsi="Times New Roman" w:cs="Times New Roman"/>
-          <w:sz w:val="20"/>
-          <w:szCs w:val="20"/>
-          <w:lang w:val="en-ID" w:eastAsia="en-ID"/>
-        </w:rPr>
-        <w:t xml:space="preserve"> </w:t>
-      </w:r>
-      <w:proofErr w:type="spellStart"/>
-      <w:r>
-        <w:rPr>
-          <w:rFonts w:ascii="Times New Roman" w:eastAsia="Times New Roman" w:hAnsi="Times New Roman" w:cs="Times New Roman"/>
-          <w:sz w:val="20"/>
-          <w:szCs w:val="20"/>
-          <w:lang w:val="en-ID" w:eastAsia="en-ID"/>
-        </w:rPr>
-        <w:t>Progres</w:t>
-      </w:r>
-      <w:proofErr w:type="spellEnd"/>
-      <w:r>
-        <w:rPr>
-          <w:rFonts w:ascii="Times New Roman" w:eastAsia="Times New Roman" w:hAnsi="Times New Roman" w:cs="Times New Roman"/>
-          <w:sz w:val="20"/>
-          <w:szCs w:val="20"/>
-          <w:lang w:val="en-ID" w:eastAsia="en-ID"/>
-        </w:rPr>
-        <w:t xml:space="preserve"> 60%**)</w:t>
+        <w:t>Publikasi Jurnal Nasional Terakreditasi Sinta (Target: Sinta 3, Status: Draft dalam Progres 60%)</w:t>
       </w:r>
     </w:p>
     <w:p>
@@ -19207,47 +19379,7 @@
           <w:szCs w:val="20"/>
           <w:lang w:val="en-ID" w:eastAsia="en-ID"/>
         </w:rPr>
-        <w:t xml:space="preserve">Draft </w:t>
-      </w:r>
-      <w:proofErr w:type="spellStart"/>
-      <w:r>
-        <w:rPr>
-          <w:rFonts w:ascii="Times New Roman" w:eastAsia="Times New Roman" w:hAnsi="Times New Roman" w:cs="Times New Roman"/>
-          <w:sz w:val="20"/>
-          <w:szCs w:val="20"/>
-          <w:lang w:val="en-ID" w:eastAsia="en-ID"/>
-        </w:rPr>
-        <w:t>artikel</w:t>
-      </w:r>
-      <w:proofErr w:type="spellEnd"/>
-      <w:r>
-        <w:rPr>
-          <w:rFonts w:ascii="Times New Roman" w:eastAsia="Times New Roman" w:hAnsi="Times New Roman" w:cs="Times New Roman"/>
-          <w:sz w:val="20"/>
-          <w:szCs w:val="20"/>
-          <w:lang w:val="en-ID" w:eastAsia="en-ID"/>
-        </w:rPr>
-        <w:t xml:space="preserve"> </w:t>
-      </w:r>
-      <w:proofErr w:type="spellStart"/>
-      <w:r>
-        <w:rPr>
-          <w:rFonts w:ascii="Times New Roman" w:eastAsia="Times New Roman" w:hAnsi="Times New Roman" w:cs="Times New Roman"/>
-          <w:sz w:val="20"/>
-          <w:szCs w:val="20"/>
-          <w:lang w:val="en-ID" w:eastAsia="en-ID"/>
-        </w:rPr>
-        <w:t>berjudul</w:t>
-      </w:r>
-      <w:proofErr w:type="spellEnd"/>
-      <w:r>
-        <w:rPr>
-          <w:rFonts w:ascii="Times New Roman" w:eastAsia="Times New Roman" w:hAnsi="Times New Roman" w:cs="Times New Roman"/>
-          <w:sz w:val="20"/>
-          <w:szCs w:val="20"/>
-          <w:lang w:val="en-ID" w:eastAsia="en-ID"/>
-        </w:rPr>
-        <w:t xml:space="preserve"> </w:t>
+        <w:t xml:space="preserve">Draft artikel berjudul </w:t>
       </w:r>
       <w:r>
         <w:rPr>
@@ -19267,9 +19399,35 @@
           <w:szCs w:val="20"/>
           <w:lang w:val="en-ID" w:eastAsia="en-ID"/>
         </w:rPr>
+        <w:t xml:space="preserve"> sedang </w:t>
+      </w:r>
+      <w:r>
+        <w:rPr>
+          <w:rFonts w:ascii="Times New Roman" w:eastAsia="Times New Roman" w:hAnsi="Times New Roman" w:cs="Times New Roman"/>
+          <w:sz w:val="20"/>
+          <w:szCs w:val="20"/>
+          <w:lang w:val="en-ID" w:eastAsia="en-ID"/>
+        </w:rPr>
+        <w:t>disusun</w:t>
+      </w:r>
+      <w:r>
+        <w:rPr>
+          <w:rFonts w:ascii="Times New Roman" w:eastAsia="Times New Roman" w:hAnsi="Times New Roman" w:cs="Times New Roman"/>
+          <w:sz w:val="20"/>
+          <w:szCs w:val="20"/>
+          <w:lang w:val="en-ID" w:eastAsia="en-ID"/>
+        </w:rPr>
+        <w:t xml:space="preserve"> untuk submission ke Journal of Applied Informatics and Computing (JAIC)</w:t>
+      </w:r>
+      <w:r>
+        <w:rPr>
+          <w:rFonts w:ascii="Times New Roman" w:eastAsia="Times New Roman" w:hAnsi="Times New Roman" w:cs="Times New Roman"/>
+          <w:sz w:val="20"/>
+          <w:szCs w:val="20"/>
+          <w:lang w:val="en-ID" w:eastAsia="en-ID"/>
+        </w:rPr>
         <w:t xml:space="preserve"> </w:t>
       </w:r>
-      <w:proofErr w:type="spellStart"/>
       <w:r>
         <w:rPr>
           <w:rFonts w:ascii="Times New Roman" w:eastAsia="Times New Roman" w:hAnsi="Times New Roman" w:cs="Times New Roman"/>
@@ -19277,9 +19435,8 @@
           <w:szCs w:val="20"/>
           <w:lang w:val="en-ID" w:eastAsia="en-ID"/>
         </w:rPr>
-        <w:t>sedang</w:t>
-      </w:r>
-      <w:proofErr w:type="spellEnd"/>
+        <w:t>terindeks Sinta 3</w:t>
+      </w:r>
       <w:r>
         <w:rPr>
           <w:rFonts w:ascii="Times New Roman" w:eastAsia="Times New Roman" w:hAnsi="Times New Roman" w:cs="Times New Roman"/>
@@ -19289,7 +19446,6 @@
         </w:rPr>
         <w:t xml:space="preserve"> </w:t>
       </w:r>
-      <w:proofErr w:type="spellStart"/>
       <w:r>
         <w:rPr>
           <w:rFonts w:ascii="Times New Roman" w:eastAsia="Times New Roman" w:hAnsi="Times New Roman" w:cs="Times New Roman"/>
@@ -19297,106 +19453,9 @@
           <w:szCs w:val="20"/>
           <w:lang w:val="en-ID" w:eastAsia="en-ID"/>
         </w:rPr>
-        <w:t>disusun</w:t>
-      </w:r>
-      <w:proofErr w:type="spellEnd"/>
-      <w:r>
-        <w:rPr>
-          <w:rFonts w:ascii="Times New Roman" w:eastAsia="Times New Roman" w:hAnsi="Times New Roman" w:cs="Times New Roman"/>
-          <w:sz w:val="20"/>
-          <w:szCs w:val="20"/>
-          <w:lang w:val="en-ID" w:eastAsia="en-ID"/>
-        </w:rPr>
-        <w:t xml:space="preserve"> </w:t>
-      </w:r>
-      <w:proofErr w:type="spellStart"/>
-      <w:r>
-        <w:rPr>
-          <w:rFonts w:ascii="Times New Roman" w:eastAsia="Times New Roman" w:hAnsi="Times New Roman" w:cs="Times New Roman"/>
-          <w:sz w:val="20"/>
-          <w:szCs w:val="20"/>
-          <w:lang w:val="en-ID" w:eastAsia="en-ID"/>
-        </w:rPr>
-        <w:t>untuk</w:t>
-      </w:r>
-      <w:proofErr w:type="spellEnd"/>
-      <w:r>
-        <w:rPr>
-          <w:rFonts w:ascii="Times New Roman" w:eastAsia="Times New Roman" w:hAnsi="Times New Roman" w:cs="Times New Roman"/>
-          <w:sz w:val="20"/>
-          <w:szCs w:val="20"/>
-          <w:lang w:val="en-ID" w:eastAsia="en-ID"/>
-        </w:rPr>
-        <w:t xml:space="preserve"> submission </w:t>
-      </w:r>
-      <w:proofErr w:type="spellStart"/>
-      <w:r>
-        <w:rPr>
-          <w:rFonts w:ascii="Times New Roman" w:eastAsia="Times New Roman" w:hAnsi="Times New Roman" w:cs="Times New Roman"/>
-          <w:sz w:val="20"/>
-          <w:szCs w:val="20"/>
-          <w:lang w:val="en-ID" w:eastAsia="en-ID"/>
-        </w:rPr>
-        <w:t>ke</w:t>
-      </w:r>
-      <w:proofErr w:type="spellEnd"/>
-      <w:r>
-        <w:rPr>
-          <w:rFonts w:ascii="Times New Roman" w:eastAsia="Times New Roman" w:hAnsi="Times New Roman" w:cs="Times New Roman"/>
-          <w:sz w:val="20"/>
-          <w:szCs w:val="20"/>
-          <w:lang w:val="en-ID" w:eastAsia="en-ID"/>
-        </w:rPr>
-        <w:t xml:space="preserve"> Journal of Applied Informatics and Computing (JAIC)</w:t>
-      </w:r>
-      <w:r>
-        <w:rPr>
-          <w:rFonts w:ascii="Times New Roman" w:eastAsia="Times New Roman" w:hAnsi="Times New Roman" w:cs="Times New Roman"/>
-          <w:sz w:val="20"/>
-          <w:szCs w:val="20"/>
-          <w:lang w:val="en-ID" w:eastAsia="en-ID"/>
-        </w:rPr>
-        <w:t xml:space="preserve"> </w:t>
-      </w:r>
-      <w:proofErr w:type="spellStart"/>
-      <w:r>
-        <w:rPr>
-          <w:rFonts w:ascii="Times New Roman" w:eastAsia="Times New Roman" w:hAnsi="Times New Roman" w:cs="Times New Roman"/>
-          <w:sz w:val="20"/>
-          <w:szCs w:val="20"/>
-          <w:lang w:val="en-ID" w:eastAsia="en-ID"/>
-        </w:rPr>
-        <w:t>terindeks</w:t>
-      </w:r>
-      <w:proofErr w:type="spellEnd"/>
-      <w:r>
-        <w:rPr>
-          <w:rFonts w:ascii="Times New Roman" w:eastAsia="Times New Roman" w:hAnsi="Times New Roman" w:cs="Times New Roman"/>
-          <w:sz w:val="20"/>
-          <w:szCs w:val="20"/>
-          <w:lang w:val="en-ID" w:eastAsia="en-ID"/>
-        </w:rPr>
-        <w:t xml:space="preserve"> Sinta 3</w:t>
-      </w:r>
-      <w:r>
-        <w:rPr>
-          <w:rFonts w:ascii="Times New Roman" w:eastAsia="Times New Roman" w:hAnsi="Times New Roman" w:cs="Times New Roman"/>
-          <w:sz w:val="20"/>
-          <w:szCs w:val="20"/>
-          <w:lang w:val="en-ID" w:eastAsia="en-ID"/>
-        </w:rPr>
-        <w:t xml:space="preserve"> </w:t>
-      </w:r>
-      <w:r>
-        <w:rPr>
-          <w:rFonts w:ascii="Times New Roman" w:eastAsia="Times New Roman" w:hAnsi="Times New Roman" w:cs="Times New Roman"/>
-          <w:sz w:val="20"/>
-          <w:szCs w:val="20"/>
-          <w:lang w:val="en-ID" w:eastAsia="en-ID"/>
-        </w:rPr>
         <w:t>(</w:t>
       </w:r>
-      <w:hyperlink r:id="rId18" w:history="1">
+      <w:hyperlink r:id="rId19" w:history="1">
         <w:r>
           <w:rPr>
             <w:rStyle w:val="Hyperlink"/>
@@ -19415,9 +19474,8 @@
           <w:szCs w:val="20"/>
           <w:lang w:val="en-ID" w:eastAsia="en-ID"/>
         </w:rPr>
-        <w:t xml:space="preserve">). Artikel </w:t>
-      </w:r>
-      <w:proofErr w:type="spellStart"/>
+        <w:t>). Artikel mencakup evaluasi komprehensif pada 2 dataset</w:t>
+      </w:r>
       <w:r>
         <w:rPr>
           <w:rFonts w:ascii="Times New Roman" w:eastAsia="Times New Roman" w:hAnsi="Times New Roman" w:cs="Times New Roman"/>
@@ -19425,9 +19483,8 @@
           <w:szCs w:val="20"/>
           <w:lang w:val="en-ID" w:eastAsia="en-ID"/>
         </w:rPr>
-        <w:t>mencakup</w:t>
-      </w:r>
-      <w:proofErr w:type="spellEnd"/>
+        <w:t>,</w:t>
+      </w:r>
       <w:r>
         <w:rPr>
           <w:rFonts w:ascii="Times New Roman" w:eastAsia="Times New Roman" w:hAnsi="Times New Roman" w:cs="Times New Roman"/>
@@ -19437,7 +19494,6 @@
         </w:rPr>
         <w:t xml:space="preserve"> </w:t>
       </w:r>
-      <w:proofErr w:type="spellStart"/>
       <w:r>
         <w:rPr>
           <w:rFonts w:ascii="Times New Roman" w:eastAsia="Times New Roman" w:hAnsi="Times New Roman" w:cs="Times New Roman"/>
@@ -19445,9 +19501,8 @@
           <w:szCs w:val="20"/>
           <w:lang w:val="en-ID" w:eastAsia="en-ID"/>
         </w:rPr>
-        <w:t>evaluasi</w:t>
-      </w:r>
-      <w:proofErr w:type="spellEnd"/>
+        <w:t>3 model deteksi</w:t>
+      </w:r>
       <w:r>
         <w:rPr>
           <w:rFonts w:ascii="Times New Roman" w:eastAsia="Times New Roman" w:hAnsi="Times New Roman" w:cs="Times New Roman"/>
@@ -19455,9 +19510,44 @@
           <w:szCs w:val="20"/>
           <w:lang w:val="en-ID" w:eastAsia="en-ID"/>
         </w:rPr>
+        <w:t xml:space="preserve">, </w:t>
+      </w:r>
+      <w:r>
+        <w:rPr>
+          <w:rFonts w:ascii="Times New Roman" w:eastAsia="Times New Roman" w:hAnsi="Times New Roman" w:cs="Times New Roman"/>
+          <w:sz w:val="20"/>
+          <w:szCs w:val="20"/>
+          <w:lang w:val="en-ID" w:eastAsia="en-ID"/>
+        </w:rPr>
+        <w:t>6 model klasifikasi</w:t>
+      </w:r>
+      <w:r>
+        <w:rPr>
+          <w:rFonts w:ascii="Times New Roman" w:eastAsia="Times New Roman" w:hAnsi="Times New Roman" w:cs="Times New Roman"/>
+          <w:sz w:val="20"/>
+          <w:szCs w:val="20"/>
+          <w:lang w:val="en-ID" w:eastAsia="en-ID"/>
+        </w:rPr>
+        <w:t>, dengan jumlah total</w:t>
+      </w:r>
+      <w:r>
+        <w:rPr>
+          <w:rFonts w:ascii="Times New Roman" w:eastAsia="Times New Roman" w:hAnsi="Times New Roman" w:cs="Times New Roman"/>
+          <w:sz w:val="20"/>
+          <w:szCs w:val="20"/>
+          <w:lang w:val="en-ID" w:eastAsia="en-ID"/>
+        </w:rPr>
+        <w:t xml:space="preserve"> 36 kombinasi model, mendemonstrasikan bahwa model EfficientNet</w:t>
+      </w:r>
+      <w:r>
+        <w:rPr>
+          <w:rFonts w:ascii="Times New Roman" w:eastAsia="Times New Roman" w:hAnsi="Times New Roman" w:cs="Times New Roman"/>
+          <w:sz w:val="20"/>
+          <w:szCs w:val="20"/>
+          <w:lang w:val="en-ID" w:eastAsia="en-ID"/>
+        </w:rPr>
         <w:t xml:space="preserve"> </w:t>
       </w:r>
-      <w:proofErr w:type="spellStart"/>
       <w:r>
         <w:rPr>
           <w:rFonts w:ascii="Times New Roman" w:eastAsia="Times New Roman" w:hAnsi="Times New Roman" w:cs="Times New Roman"/>
@@ -19465,9 +19555,8 @@
           <w:szCs w:val="20"/>
           <w:lang w:val="en-ID" w:eastAsia="en-ID"/>
         </w:rPr>
-        <w:t>komprehensif</w:t>
-      </w:r>
-      <w:proofErr w:type="spellEnd"/>
+        <w:t>lebih kecil (5,3-7,8M parameter) secara konsisten mengungguli varian ResNet lebih besar (25,6-44,5M</w:t>
+      </w:r>
       <w:r>
         <w:rPr>
           <w:rFonts w:ascii="Times New Roman" w:eastAsia="Times New Roman" w:hAnsi="Times New Roman" w:cs="Times New Roman"/>
@@ -19475,7 +19564,7 @@
           <w:szCs w:val="20"/>
           <w:lang w:val="en-ID" w:eastAsia="en-ID"/>
         </w:rPr>
-        <w:t xml:space="preserve"> pada 2 dataset</w:t>
+        <w:t xml:space="preserve"> </w:t>
       </w:r>
       <w:r>
         <w:rPr>
@@ -19484,7 +19573,7 @@
           <w:szCs w:val="20"/>
           <w:lang w:val="en-ID" w:eastAsia="en-ID"/>
         </w:rPr>
-        <w:t>,</w:t>
+        <w:t>parameter) sebesar 5-10% pada dataset medis kecil [8,9].</w:t>
       </w:r>
       <w:r>
         <w:rPr>
@@ -19502,9 +19591,8 @@
           <w:szCs w:val="20"/>
           <w:lang w:val="en-ID" w:eastAsia="en-ID"/>
         </w:rPr>
-        <w:t xml:space="preserve">3 model </w:t>
-      </w:r>
-      <w:proofErr w:type="spellStart"/>
+        <w:t>Struktur artikel: (1) Pendahuluan dengan tinjauan pustaka tentang AI medis dan deteksi objek</w:t>
+      </w:r>
       <w:r>
         <w:rPr>
           <w:rFonts w:ascii="Times New Roman" w:eastAsia="Times New Roman" w:hAnsi="Times New Roman" w:cs="Times New Roman"/>
@@ -19512,9 +19600,8 @@
           <w:szCs w:val="20"/>
           <w:lang w:val="en-ID" w:eastAsia="en-ID"/>
         </w:rPr>
-        <w:t>deteksi</w:t>
-      </w:r>
-      <w:proofErr w:type="spellEnd"/>
+        <w:t xml:space="preserve"> </w:t>
+      </w:r>
       <w:r>
         <w:rPr>
           <w:rFonts w:ascii="Times New Roman" w:eastAsia="Times New Roman" w:hAnsi="Times New Roman" w:cs="Times New Roman"/>
@@ -19522,7 +19609,7 @@
           <w:szCs w:val="20"/>
           <w:lang w:val="en-ID" w:eastAsia="en-ID"/>
         </w:rPr>
-        <w:t xml:space="preserve">, </w:t>
+        <w:t>[28,29,30,31,32,14], (2) Metode yang mendeskripsikan arsitektur klasifikasi bersama dan pengaturan eksperimen, (3) Hasil yang menyajikan performa deteksi [5,6], metrik klasifikasi dengan rincian per-kelas, dan analisis efisiensi [7,8,9,11], (4) Pembahasan yang menganalisis temuan dalam konteks implementasi klinis [13,15,19], dan (5) Kesimpulan dengan arah masa depan [20,21,23,24].</w:t>
       </w:r>
       <w:r>
         <w:rPr>
@@ -19531,9 +19618,8 @@
           <w:szCs w:val="20"/>
           <w:lang w:val="en-ID" w:eastAsia="en-ID"/>
         </w:rPr>
-        <w:t xml:space="preserve">6 model </w:t>
-      </w:r>
-      <w:proofErr w:type="spellStart"/>
+        <w:t xml:space="preserve"> </w:t>
+      </w:r>
       <w:r>
         <w:rPr>
           <w:rFonts w:ascii="Times New Roman" w:eastAsia="Times New Roman" w:hAnsi="Times New Roman" w:cs="Times New Roman"/>
@@ -19541,9 +19627,8 @@
           <w:szCs w:val="20"/>
           <w:lang w:val="en-ID" w:eastAsia="en-ID"/>
         </w:rPr>
-        <w:t>klasifikasi</w:t>
-      </w:r>
-      <w:proofErr w:type="spellEnd"/>
+        <w:t>Target Submission</w:t>
+      </w:r>
       <w:r>
         <w:rPr>
           <w:rFonts w:ascii="Times New Roman" w:eastAsia="Times New Roman" w:hAnsi="Times New Roman" w:cs="Times New Roman"/>
@@ -19551,9 +19636,8 @@
           <w:szCs w:val="20"/>
           <w:lang w:val="en-ID" w:eastAsia="en-ID"/>
         </w:rPr>
-        <w:t xml:space="preserve">, </w:t>
-      </w:r>
-      <w:proofErr w:type="spellStart"/>
+        <w:t xml:space="preserve"> </w:t>
+      </w:r>
       <w:r>
         <w:rPr>
           <w:rFonts w:ascii="Times New Roman" w:eastAsia="Times New Roman" w:hAnsi="Times New Roman" w:cs="Times New Roman"/>
@@ -19561,9 +19645,8 @@
           <w:szCs w:val="20"/>
           <w:lang w:val="en-ID" w:eastAsia="en-ID"/>
         </w:rPr>
-        <w:t>dengan</w:t>
-      </w:r>
-      <w:proofErr w:type="spellEnd"/>
+        <w:t>yaitu pada bulan</w:t>
+      </w:r>
       <w:r>
         <w:rPr>
           <w:rFonts w:ascii="Times New Roman" w:eastAsia="Times New Roman" w:hAnsi="Times New Roman" w:cs="Times New Roman"/>
@@ -19571,9 +19654,8 @@
           <w:szCs w:val="20"/>
           <w:lang w:val="en-ID" w:eastAsia="en-ID"/>
         </w:rPr>
-        <w:t xml:space="preserve"> </w:t>
-      </w:r>
-      <w:proofErr w:type="spellStart"/>
+        <w:t xml:space="preserve"> November </w:t>
+      </w:r>
       <w:r>
         <w:rPr>
           <w:rFonts w:ascii="Times New Roman" w:eastAsia="Times New Roman" w:hAnsi="Times New Roman" w:cs="Times New Roman"/>
@@ -19581,1218 +19663,7 @@
           <w:szCs w:val="20"/>
           <w:lang w:val="en-ID" w:eastAsia="en-ID"/>
         </w:rPr>
-        <w:t>jumlah</w:t>
-      </w:r>
-      <w:proofErr w:type="spellEnd"/>
-      <w:r>
-        <w:rPr>
-          <w:rFonts w:ascii="Times New Roman" w:eastAsia="Times New Roman" w:hAnsi="Times New Roman" w:cs="Times New Roman"/>
-          <w:sz w:val="20"/>
-          <w:szCs w:val="20"/>
-          <w:lang w:val="en-ID" w:eastAsia="en-ID"/>
-        </w:rPr>
-        <w:t xml:space="preserve"> total</w:t>
-      </w:r>
-      <w:r>
-        <w:rPr>
-          <w:rFonts w:ascii="Times New Roman" w:eastAsia="Times New Roman" w:hAnsi="Times New Roman" w:cs="Times New Roman"/>
-          <w:sz w:val="20"/>
-          <w:szCs w:val="20"/>
-          <w:lang w:val="en-ID" w:eastAsia="en-ID"/>
-        </w:rPr>
-        <w:t xml:space="preserve"> 36 </w:t>
-      </w:r>
-      <w:proofErr w:type="spellStart"/>
-      <w:r>
-        <w:rPr>
-          <w:rFonts w:ascii="Times New Roman" w:eastAsia="Times New Roman" w:hAnsi="Times New Roman" w:cs="Times New Roman"/>
-          <w:sz w:val="20"/>
-          <w:szCs w:val="20"/>
-          <w:lang w:val="en-ID" w:eastAsia="en-ID"/>
-        </w:rPr>
-        <w:t>kombinasi</w:t>
-      </w:r>
-      <w:proofErr w:type="spellEnd"/>
-      <w:r>
-        <w:rPr>
-          <w:rFonts w:ascii="Times New Roman" w:eastAsia="Times New Roman" w:hAnsi="Times New Roman" w:cs="Times New Roman"/>
-          <w:sz w:val="20"/>
-          <w:szCs w:val="20"/>
-          <w:lang w:val="en-ID" w:eastAsia="en-ID"/>
-        </w:rPr>
-        <w:t xml:space="preserve"> model, </w:t>
-      </w:r>
-      <w:proofErr w:type="spellStart"/>
-      <w:r>
-        <w:rPr>
-          <w:rFonts w:ascii="Times New Roman" w:eastAsia="Times New Roman" w:hAnsi="Times New Roman" w:cs="Times New Roman"/>
-          <w:sz w:val="20"/>
-          <w:szCs w:val="20"/>
-          <w:lang w:val="en-ID" w:eastAsia="en-ID"/>
-        </w:rPr>
-        <w:t>mendemonstrasikan</w:t>
-      </w:r>
-      <w:proofErr w:type="spellEnd"/>
-      <w:r>
-        <w:rPr>
-          <w:rFonts w:ascii="Times New Roman" w:eastAsia="Times New Roman" w:hAnsi="Times New Roman" w:cs="Times New Roman"/>
-          <w:sz w:val="20"/>
-          <w:szCs w:val="20"/>
-          <w:lang w:val="en-ID" w:eastAsia="en-ID"/>
-        </w:rPr>
-        <w:t xml:space="preserve"> </w:t>
-      </w:r>
-      <w:proofErr w:type="spellStart"/>
-      <w:r>
-        <w:rPr>
-          <w:rFonts w:ascii="Times New Roman" w:eastAsia="Times New Roman" w:hAnsi="Times New Roman" w:cs="Times New Roman"/>
-          <w:sz w:val="20"/>
-          <w:szCs w:val="20"/>
-          <w:lang w:val="en-ID" w:eastAsia="en-ID"/>
-        </w:rPr>
-        <w:t>bahwa</w:t>
-      </w:r>
-      <w:proofErr w:type="spellEnd"/>
-      <w:r>
-        <w:rPr>
-          <w:rFonts w:ascii="Times New Roman" w:eastAsia="Times New Roman" w:hAnsi="Times New Roman" w:cs="Times New Roman"/>
-          <w:sz w:val="20"/>
-          <w:szCs w:val="20"/>
-          <w:lang w:val="en-ID" w:eastAsia="en-ID"/>
-        </w:rPr>
-        <w:t xml:space="preserve"> model </w:t>
-      </w:r>
-      <w:proofErr w:type="spellStart"/>
-      <w:r>
-        <w:rPr>
-          <w:rFonts w:ascii="Times New Roman" w:eastAsia="Times New Roman" w:hAnsi="Times New Roman" w:cs="Times New Roman"/>
-          <w:sz w:val="20"/>
-          <w:szCs w:val="20"/>
-          <w:lang w:val="en-ID" w:eastAsia="en-ID"/>
-        </w:rPr>
-        <w:t>EfficientNet</w:t>
-      </w:r>
-      <w:proofErr w:type="spellEnd"/>
-      <w:r>
-        <w:rPr>
-          <w:rFonts w:ascii="Times New Roman" w:eastAsia="Times New Roman" w:hAnsi="Times New Roman" w:cs="Times New Roman"/>
-          <w:sz w:val="20"/>
-          <w:szCs w:val="20"/>
-          <w:lang w:val="en-ID" w:eastAsia="en-ID"/>
-        </w:rPr>
-        <w:t xml:space="preserve"> </w:t>
-      </w:r>
-      <w:proofErr w:type="spellStart"/>
-      <w:r>
-        <w:rPr>
-          <w:rFonts w:ascii="Times New Roman" w:eastAsia="Times New Roman" w:hAnsi="Times New Roman" w:cs="Times New Roman"/>
-          <w:sz w:val="20"/>
-          <w:szCs w:val="20"/>
-          <w:lang w:val="en-ID" w:eastAsia="en-ID"/>
-        </w:rPr>
-        <w:t>lebih</w:t>
-      </w:r>
-      <w:proofErr w:type="spellEnd"/>
-      <w:r>
-        <w:rPr>
-          <w:rFonts w:ascii="Times New Roman" w:eastAsia="Times New Roman" w:hAnsi="Times New Roman" w:cs="Times New Roman"/>
-          <w:sz w:val="20"/>
-          <w:szCs w:val="20"/>
-          <w:lang w:val="en-ID" w:eastAsia="en-ID"/>
-        </w:rPr>
-        <w:t xml:space="preserve"> </w:t>
-      </w:r>
-      <w:proofErr w:type="spellStart"/>
-      <w:r>
-        <w:rPr>
-          <w:rFonts w:ascii="Times New Roman" w:eastAsia="Times New Roman" w:hAnsi="Times New Roman" w:cs="Times New Roman"/>
-          <w:sz w:val="20"/>
-          <w:szCs w:val="20"/>
-          <w:lang w:val="en-ID" w:eastAsia="en-ID"/>
-        </w:rPr>
-        <w:t>kecil</w:t>
-      </w:r>
-      <w:proofErr w:type="spellEnd"/>
-      <w:r>
-        <w:rPr>
-          <w:rFonts w:ascii="Times New Roman" w:eastAsia="Times New Roman" w:hAnsi="Times New Roman" w:cs="Times New Roman"/>
-          <w:sz w:val="20"/>
-          <w:szCs w:val="20"/>
-          <w:lang w:val="en-ID" w:eastAsia="en-ID"/>
-        </w:rPr>
-        <w:t xml:space="preserve"> (5,3-7,8M parameter) </w:t>
-      </w:r>
-      <w:proofErr w:type="spellStart"/>
-      <w:r>
-        <w:rPr>
-          <w:rFonts w:ascii="Times New Roman" w:eastAsia="Times New Roman" w:hAnsi="Times New Roman" w:cs="Times New Roman"/>
-          <w:sz w:val="20"/>
-          <w:szCs w:val="20"/>
-          <w:lang w:val="en-ID" w:eastAsia="en-ID"/>
-        </w:rPr>
-        <w:t>secara</w:t>
-      </w:r>
-      <w:proofErr w:type="spellEnd"/>
-      <w:r>
-        <w:rPr>
-          <w:rFonts w:ascii="Times New Roman" w:eastAsia="Times New Roman" w:hAnsi="Times New Roman" w:cs="Times New Roman"/>
-          <w:sz w:val="20"/>
-          <w:szCs w:val="20"/>
-          <w:lang w:val="en-ID" w:eastAsia="en-ID"/>
-        </w:rPr>
-        <w:t xml:space="preserve"> </w:t>
-      </w:r>
-      <w:proofErr w:type="spellStart"/>
-      <w:r>
-        <w:rPr>
-          <w:rFonts w:ascii="Times New Roman" w:eastAsia="Times New Roman" w:hAnsi="Times New Roman" w:cs="Times New Roman"/>
-          <w:sz w:val="20"/>
-          <w:szCs w:val="20"/>
-          <w:lang w:val="en-ID" w:eastAsia="en-ID"/>
-        </w:rPr>
-        <w:t>konsisten</w:t>
-      </w:r>
-      <w:proofErr w:type="spellEnd"/>
-      <w:r>
-        <w:rPr>
-          <w:rFonts w:ascii="Times New Roman" w:eastAsia="Times New Roman" w:hAnsi="Times New Roman" w:cs="Times New Roman"/>
-          <w:sz w:val="20"/>
-          <w:szCs w:val="20"/>
-          <w:lang w:val="en-ID" w:eastAsia="en-ID"/>
-        </w:rPr>
-        <w:t xml:space="preserve"> </w:t>
-      </w:r>
-      <w:proofErr w:type="spellStart"/>
-      <w:r>
-        <w:rPr>
-          <w:rFonts w:ascii="Times New Roman" w:eastAsia="Times New Roman" w:hAnsi="Times New Roman" w:cs="Times New Roman"/>
-          <w:sz w:val="20"/>
-          <w:szCs w:val="20"/>
-          <w:lang w:val="en-ID" w:eastAsia="en-ID"/>
-        </w:rPr>
-        <w:t>mengungguli</w:t>
-      </w:r>
-      <w:proofErr w:type="spellEnd"/>
-      <w:r>
-        <w:rPr>
-          <w:rFonts w:ascii="Times New Roman" w:eastAsia="Times New Roman" w:hAnsi="Times New Roman" w:cs="Times New Roman"/>
-          <w:sz w:val="20"/>
-          <w:szCs w:val="20"/>
-          <w:lang w:val="en-ID" w:eastAsia="en-ID"/>
-        </w:rPr>
-        <w:t xml:space="preserve"> </w:t>
-      </w:r>
-      <w:proofErr w:type="spellStart"/>
-      <w:r>
-        <w:rPr>
-          <w:rFonts w:ascii="Times New Roman" w:eastAsia="Times New Roman" w:hAnsi="Times New Roman" w:cs="Times New Roman"/>
-          <w:sz w:val="20"/>
-          <w:szCs w:val="20"/>
-          <w:lang w:val="en-ID" w:eastAsia="en-ID"/>
-        </w:rPr>
-        <w:t>varian</w:t>
-      </w:r>
-      <w:proofErr w:type="spellEnd"/>
-      <w:r>
-        <w:rPr>
-          <w:rFonts w:ascii="Times New Roman" w:eastAsia="Times New Roman" w:hAnsi="Times New Roman" w:cs="Times New Roman"/>
-          <w:sz w:val="20"/>
-          <w:szCs w:val="20"/>
-          <w:lang w:val="en-ID" w:eastAsia="en-ID"/>
-        </w:rPr>
-        <w:t xml:space="preserve"> </w:t>
-      </w:r>
-      <w:proofErr w:type="spellStart"/>
-      <w:r>
-        <w:rPr>
-          <w:rFonts w:ascii="Times New Roman" w:eastAsia="Times New Roman" w:hAnsi="Times New Roman" w:cs="Times New Roman"/>
-          <w:sz w:val="20"/>
-          <w:szCs w:val="20"/>
-          <w:lang w:val="en-ID" w:eastAsia="en-ID"/>
-        </w:rPr>
-        <w:t>ResNet</w:t>
-      </w:r>
-      <w:proofErr w:type="spellEnd"/>
-      <w:r>
-        <w:rPr>
-          <w:rFonts w:ascii="Times New Roman" w:eastAsia="Times New Roman" w:hAnsi="Times New Roman" w:cs="Times New Roman"/>
-          <w:sz w:val="20"/>
-          <w:szCs w:val="20"/>
-          <w:lang w:val="en-ID" w:eastAsia="en-ID"/>
-        </w:rPr>
-        <w:t xml:space="preserve"> </w:t>
-      </w:r>
-      <w:proofErr w:type="spellStart"/>
-      <w:r>
-        <w:rPr>
-          <w:rFonts w:ascii="Times New Roman" w:eastAsia="Times New Roman" w:hAnsi="Times New Roman" w:cs="Times New Roman"/>
-          <w:sz w:val="20"/>
-          <w:szCs w:val="20"/>
-          <w:lang w:val="en-ID" w:eastAsia="en-ID"/>
-        </w:rPr>
-        <w:t>lebih</w:t>
-      </w:r>
-      <w:proofErr w:type="spellEnd"/>
-      <w:r>
-        <w:rPr>
-          <w:rFonts w:ascii="Times New Roman" w:eastAsia="Times New Roman" w:hAnsi="Times New Roman" w:cs="Times New Roman"/>
-          <w:sz w:val="20"/>
-          <w:szCs w:val="20"/>
-          <w:lang w:val="en-ID" w:eastAsia="en-ID"/>
-        </w:rPr>
-        <w:t xml:space="preserve"> </w:t>
-      </w:r>
-      <w:proofErr w:type="spellStart"/>
-      <w:r>
-        <w:rPr>
-          <w:rFonts w:ascii="Times New Roman" w:eastAsia="Times New Roman" w:hAnsi="Times New Roman" w:cs="Times New Roman"/>
-          <w:sz w:val="20"/>
-          <w:szCs w:val="20"/>
-          <w:lang w:val="en-ID" w:eastAsia="en-ID"/>
-        </w:rPr>
-        <w:t>besar</w:t>
-      </w:r>
-      <w:proofErr w:type="spellEnd"/>
-      <w:r>
-        <w:rPr>
-          <w:rFonts w:ascii="Times New Roman" w:eastAsia="Times New Roman" w:hAnsi="Times New Roman" w:cs="Times New Roman"/>
-          <w:sz w:val="20"/>
-          <w:szCs w:val="20"/>
-          <w:lang w:val="en-ID" w:eastAsia="en-ID"/>
-        </w:rPr>
-        <w:t xml:space="preserve"> (25,6-44,5M</w:t>
-      </w:r>
-      <w:r>
-        <w:rPr>
-          <w:rFonts w:ascii="Times New Roman" w:eastAsia="Times New Roman" w:hAnsi="Times New Roman" w:cs="Times New Roman"/>
-          <w:sz w:val="20"/>
-          <w:szCs w:val="20"/>
-          <w:lang w:val="en-ID" w:eastAsia="en-ID"/>
-        </w:rPr>
-        <w:t xml:space="preserve"> </w:t>
-      </w:r>
-      <w:r>
-        <w:rPr>
-          <w:rFonts w:ascii="Times New Roman" w:eastAsia="Times New Roman" w:hAnsi="Times New Roman" w:cs="Times New Roman"/>
-          <w:sz w:val="20"/>
-          <w:szCs w:val="20"/>
-          <w:lang w:val="en-ID" w:eastAsia="en-ID"/>
-        </w:rPr>
-        <w:t xml:space="preserve">parameter) </w:t>
-      </w:r>
-      <w:proofErr w:type="spellStart"/>
-      <w:r>
-        <w:rPr>
-          <w:rFonts w:ascii="Times New Roman" w:eastAsia="Times New Roman" w:hAnsi="Times New Roman" w:cs="Times New Roman"/>
-          <w:sz w:val="20"/>
-          <w:szCs w:val="20"/>
-          <w:lang w:val="en-ID" w:eastAsia="en-ID"/>
-        </w:rPr>
-        <w:t>sebesar</w:t>
-      </w:r>
-      <w:proofErr w:type="spellEnd"/>
-      <w:r>
-        <w:rPr>
-          <w:rFonts w:ascii="Times New Roman" w:eastAsia="Times New Roman" w:hAnsi="Times New Roman" w:cs="Times New Roman"/>
-          <w:sz w:val="20"/>
-          <w:szCs w:val="20"/>
-          <w:lang w:val="en-ID" w:eastAsia="en-ID"/>
-        </w:rPr>
-        <w:t xml:space="preserve"> 5-10% pada dataset </w:t>
-      </w:r>
-      <w:proofErr w:type="spellStart"/>
-      <w:r>
-        <w:rPr>
-          <w:rFonts w:ascii="Times New Roman" w:eastAsia="Times New Roman" w:hAnsi="Times New Roman" w:cs="Times New Roman"/>
-          <w:sz w:val="20"/>
-          <w:szCs w:val="20"/>
-          <w:lang w:val="en-ID" w:eastAsia="en-ID"/>
-        </w:rPr>
-        <w:t>medis</w:t>
-      </w:r>
-      <w:proofErr w:type="spellEnd"/>
-      <w:r>
-        <w:rPr>
-          <w:rFonts w:ascii="Times New Roman" w:eastAsia="Times New Roman" w:hAnsi="Times New Roman" w:cs="Times New Roman"/>
-          <w:sz w:val="20"/>
-          <w:szCs w:val="20"/>
-          <w:lang w:val="en-ID" w:eastAsia="en-ID"/>
-        </w:rPr>
-        <w:t xml:space="preserve"> </w:t>
-      </w:r>
-      <w:proofErr w:type="spellStart"/>
-      <w:r>
-        <w:rPr>
-          <w:rFonts w:ascii="Times New Roman" w:eastAsia="Times New Roman" w:hAnsi="Times New Roman" w:cs="Times New Roman"/>
-          <w:sz w:val="20"/>
-          <w:szCs w:val="20"/>
-          <w:lang w:val="en-ID" w:eastAsia="en-ID"/>
-        </w:rPr>
-        <w:t>kecil</w:t>
-      </w:r>
-      <w:proofErr w:type="spellEnd"/>
-      <w:r>
-        <w:rPr>
-          <w:rFonts w:ascii="Times New Roman" w:eastAsia="Times New Roman" w:hAnsi="Times New Roman" w:cs="Times New Roman"/>
-          <w:sz w:val="20"/>
-          <w:szCs w:val="20"/>
-          <w:lang w:val="en-ID" w:eastAsia="en-ID"/>
-        </w:rPr>
-        <w:t xml:space="preserve"> [8,9].</w:t>
-      </w:r>
-      <w:r>
-        <w:rPr>
-          <w:rFonts w:ascii="Times New Roman" w:eastAsia="Times New Roman" w:hAnsi="Times New Roman" w:cs="Times New Roman"/>
-          <w:sz w:val="20"/>
-          <w:szCs w:val="20"/>
-          <w:lang w:val="en-ID" w:eastAsia="en-ID"/>
-        </w:rPr>
-        <w:t xml:space="preserve"> </w:t>
-      </w:r>
-      <w:proofErr w:type="spellStart"/>
-      <w:r>
-        <w:rPr>
-          <w:rFonts w:ascii="Times New Roman" w:eastAsia="Times New Roman" w:hAnsi="Times New Roman" w:cs="Times New Roman"/>
-          <w:sz w:val="20"/>
-          <w:szCs w:val="20"/>
-          <w:lang w:val="en-ID" w:eastAsia="en-ID"/>
-        </w:rPr>
-        <w:t>Struktur</w:t>
-      </w:r>
-      <w:proofErr w:type="spellEnd"/>
-      <w:r>
-        <w:rPr>
-          <w:rFonts w:ascii="Times New Roman" w:eastAsia="Times New Roman" w:hAnsi="Times New Roman" w:cs="Times New Roman"/>
-          <w:sz w:val="20"/>
-          <w:szCs w:val="20"/>
-          <w:lang w:val="en-ID" w:eastAsia="en-ID"/>
-        </w:rPr>
-        <w:t xml:space="preserve"> </w:t>
-      </w:r>
-      <w:proofErr w:type="spellStart"/>
-      <w:r>
-        <w:rPr>
-          <w:rFonts w:ascii="Times New Roman" w:eastAsia="Times New Roman" w:hAnsi="Times New Roman" w:cs="Times New Roman"/>
-          <w:sz w:val="20"/>
-          <w:szCs w:val="20"/>
-          <w:lang w:val="en-ID" w:eastAsia="en-ID"/>
-        </w:rPr>
-        <w:t>artikel</w:t>
-      </w:r>
-      <w:proofErr w:type="spellEnd"/>
-      <w:r>
-        <w:rPr>
-          <w:rFonts w:ascii="Times New Roman" w:eastAsia="Times New Roman" w:hAnsi="Times New Roman" w:cs="Times New Roman"/>
-          <w:sz w:val="20"/>
-          <w:szCs w:val="20"/>
-          <w:lang w:val="en-ID" w:eastAsia="en-ID"/>
-        </w:rPr>
-        <w:t xml:space="preserve">: (1) </w:t>
-      </w:r>
-      <w:proofErr w:type="spellStart"/>
-      <w:r>
-        <w:rPr>
-          <w:rFonts w:ascii="Times New Roman" w:eastAsia="Times New Roman" w:hAnsi="Times New Roman" w:cs="Times New Roman"/>
-          <w:sz w:val="20"/>
-          <w:szCs w:val="20"/>
-          <w:lang w:val="en-ID" w:eastAsia="en-ID"/>
-        </w:rPr>
-        <w:t>Pendahuluan</w:t>
-      </w:r>
-      <w:proofErr w:type="spellEnd"/>
-      <w:r>
-        <w:rPr>
-          <w:rFonts w:ascii="Times New Roman" w:eastAsia="Times New Roman" w:hAnsi="Times New Roman" w:cs="Times New Roman"/>
-          <w:sz w:val="20"/>
-          <w:szCs w:val="20"/>
-          <w:lang w:val="en-ID" w:eastAsia="en-ID"/>
-        </w:rPr>
-        <w:t xml:space="preserve"> </w:t>
-      </w:r>
-      <w:proofErr w:type="spellStart"/>
-      <w:r>
-        <w:rPr>
-          <w:rFonts w:ascii="Times New Roman" w:eastAsia="Times New Roman" w:hAnsi="Times New Roman" w:cs="Times New Roman"/>
-          <w:sz w:val="20"/>
-          <w:szCs w:val="20"/>
-          <w:lang w:val="en-ID" w:eastAsia="en-ID"/>
-        </w:rPr>
-        <w:t>dengan</w:t>
-      </w:r>
-      <w:proofErr w:type="spellEnd"/>
-      <w:r>
-        <w:rPr>
-          <w:rFonts w:ascii="Times New Roman" w:eastAsia="Times New Roman" w:hAnsi="Times New Roman" w:cs="Times New Roman"/>
-          <w:sz w:val="20"/>
-          <w:szCs w:val="20"/>
-          <w:lang w:val="en-ID" w:eastAsia="en-ID"/>
-        </w:rPr>
-        <w:t xml:space="preserve"> </w:t>
-      </w:r>
-      <w:proofErr w:type="spellStart"/>
-      <w:r>
-        <w:rPr>
-          <w:rFonts w:ascii="Times New Roman" w:eastAsia="Times New Roman" w:hAnsi="Times New Roman" w:cs="Times New Roman"/>
-          <w:sz w:val="20"/>
-          <w:szCs w:val="20"/>
-          <w:lang w:val="en-ID" w:eastAsia="en-ID"/>
-        </w:rPr>
-        <w:t>tinjauan</w:t>
-      </w:r>
-      <w:proofErr w:type="spellEnd"/>
-      <w:r>
-        <w:rPr>
-          <w:rFonts w:ascii="Times New Roman" w:eastAsia="Times New Roman" w:hAnsi="Times New Roman" w:cs="Times New Roman"/>
-          <w:sz w:val="20"/>
-          <w:szCs w:val="20"/>
-          <w:lang w:val="en-ID" w:eastAsia="en-ID"/>
-        </w:rPr>
-        <w:t xml:space="preserve"> </w:t>
-      </w:r>
-      <w:proofErr w:type="spellStart"/>
-      <w:r>
-        <w:rPr>
-          <w:rFonts w:ascii="Times New Roman" w:eastAsia="Times New Roman" w:hAnsi="Times New Roman" w:cs="Times New Roman"/>
-          <w:sz w:val="20"/>
-          <w:szCs w:val="20"/>
-          <w:lang w:val="en-ID" w:eastAsia="en-ID"/>
-        </w:rPr>
-        <w:t>pustaka</w:t>
-      </w:r>
-      <w:proofErr w:type="spellEnd"/>
-      <w:r>
-        <w:rPr>
-          <w:rFonts w:ascii="Times New Roman" w:eastAsia="Times New Roman" w:hAnsi="Times New Roman" w:cs="Times New Roman"/>
-          <w:sz w:val="20"/>
-          <w:szCs w:val="20"/>
-          <w:lang w:val="en-ID" w:eastAsia="en-ID"/>
-        </w:rPr>
-        <w:t xml:space="preserve"> </w:t>
-      </w:r>
-      <w:proofErr w:type="spellStart"/>
-      <w:r>
-        <w:rPr>
-          <w:rFonts w:ascii="Times New Roman" w:eastAsia="Times New Roman" w:hAnsi="Times New Roman" w:cs="Times New Roman"/>
-          <w:sz w:val="20"/>
-          <w:szCs w:val="20"/>
-          <w:lang w:val="en-ID" w:eastAsia="en-ID"/>
-        </w:rPr>
-        <w:t>tentang</w:t>
-      </w:r>
-      <w:proofErr w:type="spellEnd"/>
-      <w:r>
-        <w:rPr>
-          <w:rFonts w:ascii="Times New Roman" w:eastAsia="Times New Roman" w:hAnsi="Times New Roman" w:cs="Times New Roman"/>
-          <w:sz w:val="20"/>
-          <w:szCs w:val="20"/>
-          <w:lang w:val="en-ID" w:eastAsia="en-ID"/>
-        </w:rPr>
-        <w:t xml:space="preserve"> AI </w:t>
-      </w:r>
-      <w:proofErr w:type="spellStart"/>
-      <w:r>
-        <w:rPr>
-          <w:rFonts w:ascii="Times New Roman" w:eastAsia="Times New Roman" w:hAnsi="Times New Roman" w:cs="Times New Roman"/>
-          <w:sz w:val="20"/>
-          <w:szCs w:val="20"/>
-          <w:lang w:val="en-ID" w:eastAsia="en-ID"/>
-        </w:rPr>
-        <w:t>medis</w:t>
-      </w:r>
-      <w:proofErr w:type="spellEnd"/>
-      <w:r>
-        <w:rPr>
-          <w:rFonts w:ascii="Times New Roman" w:eastAsia="Times New Roman" w:hAnsi="Times New Roman" w:cs="Times New Roman"/>
-          <w:sz w:val="20"/>
-          <w:szCs w:val="20"/>
-          <w:lang w:val="en-ID" w:eastAsia="en-ID"/>
-        </w:rPr>
-        <w:t xml:space="preserve"> dan </w:t>
-      </w:r>
-      <w:proofErr w:type="spellStart"/>
-      <w:r>
-        <w:rPr>
-          <w:rFonts w:ascii="Times New Roman" w:eastAsia="Times New Roman" w:hAnsi="Times New Roman" w:cs="Times New Roman"/>
-          <w:sz w:val="20"/>
-          <w:szCs w:val="20"/>
-          <w:lang w:val="en-ID" w:eastAsia="en-ID"/>
-        </w:rPr>
-        <w:t>deteksi</w:t>
-      </w:r>
-      <w:proofErr w:type="spellEnd"/>
-      <w:r>
-        <w:rPr>
-          <w:rFonts w:ascii="Times New Roman" w:eastAsia="Times New Roman" w:hAnsi="Times New Roman" w:cs="Times New Roman"/>
-          <w:sz w:val="20"/>
-          <w:szCs w:val="20"/>
-          <w:lang w:val="en-ID" w:eastAsia="en-ID"/>
-        </w:rPr>
-        <w:t xml:space="preserve"> </w:t>
-      </w:r>
-      <w:proofErr w:type="spellStart"/>
-      <w:r>
-        <w:rPr>
-          <w:rFonts w:ascii="Times New Roman" w:eastAsia="Times New Roman" w:hAnsi="Times New Roman" w:cs="Times New Roman"/>
-          <w:sz w:val="20"/>
-          <w:szCs w:val="20"/>
-          <w:lang w:val="en-ID" w:eastAsia="en-ID"/>
-        </w:rPr>
-        <w:t>objek</w:t>
-      </w:r>
-      <w:proofErr w:type="spellEnd"/>
-      <w:r>
-        <w:rPr>
-          <w:rFonts w:ascii="Times New Roman" w:eastAsia="Times New Roman" w:hAnsi="Times New Roman" w:cs="Times New Roman"/>
-          <w:sz w:val="20"/>
-          <w:szCs w:val="20"/>
-          <w:lang w:val="en-ID" w:eastAsia="en-ID"/>
-        </w:rPr>
-        <w:t xml:space="preserve"> </w:t>
-      </w:r>
-      <w:r>
-        <w:rPr>
-          <w:rFonts w:ascii="Times New Roman" w:eastAsia="Times New Roman" w:hAnsi="Times New Roman" w:cs="Times New Roman"/>
-          <w:sz w:val="20"/>
-          <w:szCs w:val="20"/>
-          <w:lang w:val="en-ID" w:eastAsia="en-ID"/>
-        </w:rPr>
-        <w:t xml:space="preserve">[28,29,30,31,32,14], (2) </w:t>
-      </w:r>
-      <w:proofErr w:type="spellStart"/>
-      <w:r>
-        <w:rPr>
-          <w:rFonts w:ascii="Times New Roman" w:eastAsia="Times New Roman" w:hAnsi="Times New Roman" w:cs="Times New Roman"/>
-          <w:sz w:val="20"/>
-          <w:szCs w:val="20"/>
-          <w:lang w:val="en-ID" w:eastAsia="en-ID"/>
-        </w:rPr>
-        <w:t>Metode</w:t>
-      </w:r>
-      <w:proofErr w:type="spellEnd"/>
-      <w:r>
-        <w:rPr>
-          <w:rFonts w:ascii="Times New Roman" w:eastAsia="Times New Roman" w:hAnsi="Times New Roman" w:cs="Times New Roman"/>
-          <w:sz w:val="20"/>
-          <w:szCs w:val="20"/>
-          <w:lang w:val="en-ID" w:eastAsia="en-ID"/>
-        </w:rPr>
-        <w:t xml:space="preserve"> yang </w:t>
-      </w:r>
-      <w:proofErr w:type="spellStart"/>
-      <w:r>
-        <w:rPr>
-          <w:rFonts w:ascii="Times New Roman" w:eastAsia="Times New Roman" w:hAnsi="Times New Roman" w:cs="Times New Roman"/>
-          <w:sz w:val="20"/>
-          <w:szCs w:val="20"/>
-          <w:lang w:val="en-ID" w:eastAsia="en-ID"/>
-        </w:rPr>
-        <w:t>mendeskripsikan</w:t>
-      </w:r>
-      <w:proofErr w:type="spellEnd"/>
-      <w:r>
-        <w:rPr>
-          <w:rFonts w:ascii="Times New Roman" w:eastAsia="Times New Roman" w:hAnsi="Times New Roman" w:cs="Times New Roman"/>
-          <w:sz w:val="20"/>
-          <w:szCs w:val="20"/>
-          <w:lang w:val="en-ID" w:eastAsia="en-ID"/>
-        </w:rPr>
-        <w:t xml:space="preserve"> </w:t>
-      </w:r>
-      <w:proofErr w:type="spellStart"/>
-      <w:r>
-        <w:rPr>
-          <w:rFonts w:ascii="Times New Roman" w:eastAsia="Times New Roman" w:hAnsi="Times New Roman" w:cs="Times New Roman"/>
-          <w:sz w:val="20"/>
-          <w:szCs w:val="20"/>
-          <w:lang w:val="en-ID" w:eastAsia="en-ID"/>
-        </w:rPr>
-        <w:t>arsitektur</w:t>
-      </w:r>
-      <w:proofErr w:type="spellEnd"/>
-      <w:r>
-        <w:rPr>
-          <w:rFonts w:ascii="Times New Roman" w:eastAsia="Times New Roman" w:hAnsi="Times New Roman" w:cs="Times New Roman"/>
-          <w:sz w:val="20"/>
-          <w:szCs w:val="20"/>
-          <w:lang w:val="en-ID" w:eastAsia="en-ID"/>
-        </w:rPr>
-        <w:t xml:space="preserve"> </w:t>
-      </w:r>
-      <w:proofErr w:type="spellStart"/>
-      <w:r>
-        <w:rPr>
-          <w:rFonts w:ascii="Times New Roman" w:eastAsia="Times New Roman" w:hAnsi="Times New Roman" w:cs="Times New Roman"/>
-          <w:sz w:val="20"/>
-          <w:szCs w:val="20"/>
-          <w:lang w:val="en-ID" w:eastAsia="en-ID"/>
-        </w:rPr>
-        <w:t>klasifikasi</w:t>
-      </w:r>
-      <w:proofErr w:type="spellEnd"/>
-      <w:r>
-        <w:rPr>
-          <w:rFonts w:ascii="Times New Roman" w:eastAsia="Times New Roman" w:hAnsi="Times New Roman" w:cs="Times New Roman"/>
-          <w:sz w:val="20"/>
-          <w:szCs w:val="20"/>
-          <w:lang w:val="en-ID" w:eastAsia="en-ID"/>
-        </w:rPr>
-        <w:t xml:space="preserve"> </w:t>
-      </w:r>
-      <w:proofErr w:type="spellStart"/>
-      <w:r>
-        <w:rPr>
-          <w:rFonts w:ascii="Times New Roman" w:eastAsia="Times New Roman" w:hAnsi="Times New Roman" w:cs="Times New Roman"/>
-          <w:sz w:val="20"/>
-          <w:szCs w:val="20"/>
-          <w:lang w:val="en-ID" w:eastAsia="en-ID"/>
-        </w:rPr>
-        <w:t>bersama</w:t>
-      </w:r>
-      <w:proofErr w:type="spellEnd"/>
-      <w:r>
-        <w:rPr>
-          <w:rFonts w:ascii="Times New Roman" w:eastAsia="Times New Roman" w:hAnsi="Times New Roman" w:cs="Times New Roman"/>
-          <w:sz w:val="20"/>
-          <w:szCs w:val="20"/>
-          <w:lang w:val="en-ID" w:eastAsia="en-ID"/>
-        </w:rPr>
-        <w:t xml:space="preserve"> dan </w:t>
-      </w:r>
-      <w:proofErr w:type="spellStart"/>
-      <w:r>
-        <w:rPr>
-          <w:rFonts w:ascii="Times New Roman" w:eastAsia="Times New Roman" w:hAnsi="Times New Roman" w:cs="Times New Roman"/>
-          <w:sz w:val="20"/>
-          <w:szCs w:val="20"/>
-          <w:lang w:val="en-ID" w:eastAsia="en-ID"/>
-        </w:rPr>
-        <w:t>pengaturan</w:t>
-      </w:r>
-      <w:proofErr w:type="spellEnd"/>
-      <w:r>
-        <w:rPr>
-          <w:rFonts w:ascii="Times New Roman" w:eastAsia="Times New Roman" w:hAnsi="Times New Roman" w:cs="Times New Roman"/>
-          <w:sz w:val="20"/>
-          <w:szCs w:val="20"/>
-          <w:lang w:val="en-ID" w:eastAsia="en-ID"/>
-        </w:rPr>
-        <w:t xml:space="preserve"> </w:t>
-      </w:r>
-      <w:proofErr w:type="spellStart"/>
-      <w:r>
-        <w:rPr>
-          <w:rFonts w:ascii="Times New Roman" w:eastAsia="Times New Roman" w:hAnsi="Times New Roman" w:cs="Times New Roman"/>
-          <w:sz w:val="20"/>
-          <w:szCs w:val="20"/>
-          <w:lang w:val="en-ID" w:eastAsia="en-ID"/>
-        </w:rPr>
-        <w:t>eksperimen</w:t>
-      </w:r>
-      <w:proofErr w:type="spellEnd"/>
-      <w:r>
-        <w:rPr>
-          <w:rFonts w:ascii="Times New Roman" w:eastAsia="Times New Roman" w:hAnsi="Times New Roman" w:cs="Times New Roman"/>
-          <w:sz w:val="20"/>
-          <w:szCs w:val="20"/>
-          <w:lang w:val="en-ID" w:eastAsia="en-ID"/>
-        </w:rPr>
-        <w:t xml:space="preserve">, (3) Hasil yang </w:t>
-      </w:r>
-      <w:proofErr w:type="spellStart"/>
-      <w:r>
-        <w:rPr>
-          <w:rFonts w:ascii="Times New Roman" w:eastAsia="Times New Roman" w:hAnsi="Times New Roman" w:cs="Times New Roman"/>
-          <w:sz w:val="20"/>
-          <w:szCs w:val="20"/>
-          <w:lang w:val="en-ID" w:eastAsia="en-ID"/>
-        </w:rPr>
-        <w:t>menyajikan</w:t>
-      </w:r>
-      <w:proofErr w:type="spellEnd"/>
-      <w:r>
-        <w:rPr>
-          <w:rFonts w:ascii="Times New Roman" w:eastAsia="Times New Roman" w:hAnsi="Times New Roman" w:cs="Times New Roman"/>
-          <w:sz w:val="20"/>
-          <w:szCs w:val="20"/>
-          <w:lang w:val="en-ID" w:eastAsia="en-ID"/>
-        </w:rPr>
-        <w:t xml:space="preserve"> </w:t>
-      </w:r>
-      <w:proofErr w:type="spellStart"/>
-      <w:r>
-        <w:rPr>
-          <w:rFonts w:ascii="Times New Roman" w:eastAsia="Times New Roman" w:hAnsi="Times New Roman" w:cs="Times New Roman"/>
-          <w:sz w:val="20"/>
-          <w:szCs w:val="20"/>
-          <w:lang w:val="en-ID" w:eastAsia="en-ID"/>
-        </w:rPr>
-        <w:t>performa</w:t>
-      </w:r>
-      <w:proofErr w:type="spellEnd"/>
-      <w:r>
-        <w:rPr>
-          <w:rFonts w:ascii="Times New Roman" w:eastAsia="Times New Roman" w:hAnsi="Times New Roman" w:cs="Times New Roman"/>
-          <w:sz w:val="20"/>
-          <w:szCs w:val="20"/>
-          <w:lang w:val="en-ID" w:eastAsia="en-ID"/>
-        </w:rPr>
-        <w:t xml:space="preserve"> </w:t>
-      </w:r>
-      <w:proofErr w:type="spellStart"/>
-      <w:r>
-        <w:rPr>
-          <w:rFonts w:ascii="Times New Roman" w:eastAsia="Times New Roman" w:hAnsi="Times New Roman" w:cs="Times New Roman"/>
-          <w:sz w:val="20"/>
-          <w:szCs w:val="20"/>
-          <w:lang w:val="en-ID" w:eastAsia="en-ID"/>
-        </w:rPr>
-        <w:t>deteksi</w:t>
-      </w:r>
-      <w:proofErr w:type="spellEnd"/>
-      <w:r>
-        <w:rPr>
-          <w:rFonts w:ascii="Times New Roman" w:eastAsia="Times New Roman" w:hAnsi="Times New Roman" w:cs="Times New Roman"/>
-          <w:sz w:val="20"/>
-          <w:szCs w:val="20"/>
-          <w:lang w:val="en-ID" w:eastAsia="en-ID"/>
-        </w:rPr>
-        <w:t xml:space="preserve"> [5,6], </w:t>
-      </w:r>
-      <w:proofErr w:type="spellStart"/>
-      <w:r>
-        <w:rPr>
-          <w:rFonts w:ascii="Times New Roman" w:eastAsia="Times New Roman" w:hAnsi="Times New Roman" w:cs="Times New Roman"/>
-          <w:sz w:val="20"/>
-          <w:szCs w:val="20"/>
-          <w:lang w:val="en-ID" w:eastAsia="en-ID"/>
-        </w:rPr>
-        <w:t>metrik</w:t>
-      </w:r>
-      <w:proofErr w:type="spellEnd"/>
-      <w:r>
-        <w:rPr>
-          <w:rFonts w:ascii="Times New Roman" w:eastAsia="Times New Roman" w:hAnsi="Times New Roman" w:cs="Times New Roman"/>
-          <w:sz w:val="20"/>
-          <w:szCs w:val="20"/>
-          <w:lang w:val="en-ID" w:eastAsia="en-ID"/>
-        </w:rPr>
-        <w:t xml:space="preserve"> </w:t>
-      </w:r>
-      <w:proofErr w:type="spellStart"/>
-      <w:r>
-        <w:rPr>
-          <w:rFonts w:ascii="Times New Roman" w:eastAsia="Times New Roman" w:hAnsi="Times New Roman" w:cs="Times New Roman"/>
-          <w:sz w:val="20"/>
-          <w:szCs w:val="20"/>
-          <w:lang w:val="en-ID" w:eastAsia="en-ID"/>
-        </w:rPr>
-        <w:t>klasifikasi</w:t>
-      </w:r>
-      <w:proofErr w:type="spellEnd"/>
-      <w:r>
-        <w:rPr>
-          <w:rFonts w:ascii="Times New Roman" w:eastAsia="Times New Roman" w:hAnsi="Times New Roman" w:cs="Times New Roman"/>
-          <w:sz w:val="20"/>
-          <w:szCs w:val="20"/>
-          <w:lang w:val="en-ID" w:eastAsia="en-ID"/>
-        </w:rPr>
-        <w:t xml:space="preserve"> </w:t>
-      </w:r>
-      <w:proofErr w:type="spellStart"/>
-      <w:r>
-        <w:rPr>
-          <w:rFonts w:ascii="Times New Roman" w:eastAsia="Times New Roman" w:hAnsi="Times New Roman" w:cs="Times New Roman"/>
-          <w:sz w:val="20"/>
-          <w:szCs w:val="20"/>
-          <w:lang w:val="en-ID" w:eastAsia="en-ID"/>
-        </w:rPr>
-        <w:t>dengan</w:t>
-      </w:r>
-      <w:proofErr w:type="spellEnd"/>
-      <w:r>
-        <w:rPr>
-          <w:rFonts w:ascii="Times New Roman" w:eastAsia="Times New Roman" w:hAnsi="Times New Roman" w:cs="Times New Roman"/>
-          <w:sz w:val="20"/>
-          <w:szCs w:val="20"/>
-          <w:lang w:val="en-ID" w:eastAsia="en-ID"/>
-        </w:rPr>
-        <w:t xml:space="preserve"> </w:t>
-      </w:r>
-      <w:proofErr w:type="spellStart"/>
-      <w:r>
-        <w:rPr>
-          <w:rFonts w:ascii="Times New Roman" w:eastAsia="Times New Roman" w:hAnsi="Times New Roman" w:cs="Times New Roman"/>
-          <w:sz w:val="20"/>
-          <w:szCs w:val="20"/>
-          <w:lang w:val="en-ID" w:eastAsia="en-ID"/>
-        </w:rPr>
-        <w:t>rincian</w:t>
-      </w:r>
-      <w:proofErr w:type="spellEnd"/>
-      <w:r>
-        <w:rPr>
-          <w:rFonts w:ascii="Times New Roman" w:eastAsia="Times New Roman" w:hAnsi="Times New Roman" w:cs="Times New Roman"/>
-          <w:sz w:val="20"/>
-          <w:szCs w:val="20"/>
-          <w:lang w:val="en-ID" w:eastAsia="en-ID"/>
-        </w:rPr>
-        <w:t xml:space="preserve"> per-</w:t>
-      </w:r>
-      <w:proofErr w:type="spellStart"/>
-      <w:r>
-        <w:rPr>
-          <w:rFonts w:ascii="Times New Roman" w:eastAsia="Times New Roman" w:hAnsi="Times New Roman" w:cs="Times New Roman"/>
-          <w:sz w:val="20"/>
-          <w:szCs w:val="20"/>
-          <w:lang w:val="en-ID" w:eastAsia="en-ID"/>
-        </w:rPr>
-        <w:t>kelas</w:t>
-      </w:r>
-      <w:proofErr w:type="spellEnd"/>
-      <w:r>
-        <w:rPr>
-          <w:rFonts w:ascii="Times New Roman" w:eastAsia="Times New Roman" w:hAnsi="Times New Roman" w:cs="Times New Roman"/>
-          <w:sz w:val="20"/>
-          <w:szCs w:val="20"/>
-          <w:lang w:val="en-ID" w:eastAsia="en-ID"/>
-        </w:rPr>
-        <w:t xml:space="preserve">, dan </w:t>
-      </w:r>
-      <w:proofErr w:type="spellStart"/>
-      <w:r>
-        <w:rPr>
-          <w:rFonts w:ascii="Times New Roman" w:eastAsia="Times New Roman" w:hAnsi="Times New Roman" w:cs="Times New Roman"/>
-          <w:sz w:val="20"/>
-          <w:szCs w:val="20"/>
-          <w:lang w:val="en-ID" w:eastAsia="en-ID"/>
-        </w:rPr>
-        <w:t>analisis</w:t>
-      </w:r>
-      <w:proofErr w:type="spellEnd"/>
-      <w:r>
-        <w:rPr>
-          <w:rFonts w:ascii="Times New Roman" w:eastAsia="Times New Roman" w:hAnsi="Times New Roman" w:cs="Times New Roman"/>
-          <w:sz w:val="20"/>
-          <w:szCs w:val="20"/>
-          <w:lang w:val="en-ID" w:eastAsia="en-ID"/>
-        </w:rPr>
-        <w:t xml:space="preserve"> </w:t>
-      </w:r>
-      <w:proofErr w:type="spellStart"/>
-      <w:r>
-        <w:rPr>
-          <w:rFonts w:ascii="Times New Roman" w:eastAsia="Times New Roman" w:hAnsi="Times New Roman" w:cs="Times New Roman"/>
-          <w:sz w:val="20"/>
-          <w:szCs w:val="20"/>
-          <w:lang w:val="en-ID" w:eastAsia="en-ID"/>
-        </w:rPr>
-        <w:t>efisiensi</w:t>
-      </w:r>
-      <w:proofErr w:type="spellEnd"/>
-      <w:r>
-        <w:rPr>
-          <w:rFonts w:ascii="Times New Roman" w:eastAsia="Times New Roman" w:hAnsi="Times New Roman" w:cs="Times New Roman"/>
-          <w:sz w:val="20"/>
-          <w:szCs w:val="20"/>
-          <w:lang w:val="en-ID" w:eastAsia="en-ID"/>
-        </w:rPr>
-        <w:t xml:space="preserve"> [7,8,9,11], (4) </w:t>
-      </w:r>
-      <w:proofErr w:type="spellStart"/>
-      <w:r>
-        <w:rPr>
-          <w:rFonts w:ascii="Times New Roman" w:eastAsia="Times New Roman" w:hAnsi="Times New Roman" w:cs="Times New Roman"/>
-          <w:sz w:val="20"/>
-          <w:szCs w:val="20"/>
-          <w:lang w:val="en-ID" w:eastAsia="en-ID"/>
-        </w:rPr>
-        <w:t>Pembahasan</w:t>
-      </w:r>
-      <w:proofErr w:type="spellEnd"/>
-      <w:r>
-        <w:rPr>
-          <w:rFonts w:ascii="Times New Roman" w:eastAsia="Times New Roman" w:hAnsi="Times New Roman" w:cs="Times New Roman"/>
-          <w:sz w:val="20"/>
-          <w:szCs w:val="20"/>
-          <w:lang w:val="en-ID" w:eastAsia="en-ID"/>
-        </w:rPr>
-        <w:t xml:space="preserve"> yang </w:t>
-      </w:r>
-      <w:proofErr w:type="spellStart"/>
-      <w:r>
-        <w:rPr>
-          <w:rFonts w:ascii="Times New Roman" w:eastAsia="Times New Roman" w:hAnsi="Times New Roman" w:cs="Times New Roman"/>
-          <w:sz w:val="20"/>
-          <w:szCs w:val="20"/>
-          <w:lang w:val="en-ID" w:eastAsia="en-ID"/>
-        </w:rPr>
-        <w:t>menganalisis</w:t>
-      </w:r>
-      <w:proofErr w:type="spellEnd"/>
-      <w:r>
-        <w:rPr>
-          <w:rFonts w:ascii="Times New Roman" w:eastAsia="Times New Roman" w:hAnsi="Times New Roman" w:cs="Times New Roman"/>
-          <w:sz w:val="20"/>
-          <w:szCs w:val="20"/>
-          <w:lang w:val="en-ID" w:eastAsia="en-ID"/>
-        </w:rPr>
-        <w:t xml:space="preserve"> </w:t>
-      </w:r>
-      <w:proofErr w:type="spellStart"/>
-      <w:r>
-        <w:rPr>
-          <w:rFonts w:ascii="Times New Roman" w:eastAsia="Times New Roman" w:hAnsi="Times New Roman" w:cs="Times New Roman"/>
-          <w:sz w:val="20"/>
-          <w:szCs w:val="20"/>
-          <w:lang w:val="en-ID" w:eastAsia="en-ID"/>
-        </w:rPr>
-        <w:t>temuan</w:t>
-      </w:r>
-      <w:proofErr w:type="spellEnd"/>
-      <w:r>
-        <w:rPr>
-          <w:rFonts w:ascii="Times New Roman" w:eastAsia="Times New Roman" w:hAnsi="Times New Roman" w:cs="Times New Roman"/>
-          <w:sz w:val="20"/>
-          <w:szCs w:val="20"/>
-          <w:lang w:val="en-ID" w:eastAsia="en-ID"/>
-        </w:rPr>
-        <w:t xml:space="preserve"> </w:t>
-      </w:r>
-      <w:proofErr w:type="spellStart"/>
-      <w:r>
-        <w:rPr>
-          <w:rFonts w:ascii="Times New Roman" w:eastAsia="Times New Roman" w:hAnsi="Times New Roman" w:cs="Times New Roman"/>
-          <w:sz w:val="20"/>
-          <w:szCs w:val="20"/>
-          <w:lang w:val="en-ID" w:eastAsia="en-ID"/>
-        </w:rPr>
-        <w:t>dalam</w:t>
-      </w:r>
-      <w:proofErr w:type="spellEnd"/>
-      <w:r>
-        <w:rPr>
-          <w:rFonts w:ascii="Times New Roman" w:eastAsia="Times New Roman" w:hAnsi="Times New Roman" w:cs="Times New Roman"/>
-          <w:sz w:val="20"/>
-          <w:szCs w:val="20"/>
-          <w:lang w:val="en-ID" w:eastAsia="en-ID"/>
-        </w:rPr>
-        <w:t xml:space="preserve"> </w:t>
-      </w:r>
-      <w:proofErr w:type="spellStart"/>
-      <w:r>
-        <w:rPr>
-          <w:rFonts w:ascii="Times New Roman" w:eastAsia="Times New Roman" w:hAnsi="Times New Roman" w:cs="Times New Roman"/>
-          <w:sz w:val="20"/>
-          <w:szCs w:val="20"/>
-          <w:lang w:val="en-ID" w:eastAsia="en-ID"/>
-        </w:rPr>
-        <w:t>konteks</w:t>
-      </w:r>
-      <w:proofErr w:type="spellEnd"/>
-      <w:r>
-        <w:rPr>
-          <w:rFonts w:ascii="Times New Roman" w:eastAsia="Times New Roman" w:hAnsi="Times New Roman" w:cs="Times New Roman"/>
-          <w:sz w:val="20"/>
-          <w:szCs w:val="20"/>
-          <w:lang w:val="en-ID" w:eastAsia="en-ID"/>
-        </w:rPr>
-        <w:t xml:space="preserve"> </w:t>
-      </w:r>
-      <w:proofErr w:type="spellStart"/>
-      <w:r>
-        <w:rPr>
-          <w:rFonts w:ascii="Times New Roman" w:eastAsia="Times New Roman" w:hAnsi="Times New Roman" w:cs="Times New Roman"/>
-          <w:sz w:val="20"/>
-          <w:szCs w:val="20"/>
-          <w:lang w:val="en-ID" w:eastAsia="en-ID"/>
-        </w:rPr>
-        <w:t>implementasi</w:t>
-      </w:r>
-      <w:proofErr w:type="spellEnd"/>
-      <w:r>
-        <w:rPr>
-          <w:rFonts w:ascii="Times New Roman" w:eastAsia="Times New Roman" w:hAnsi="Times New Roman" w:cs="Times New Roman"/>
-          <w:sz w:val="20"/>
-          <w:szCs w:val="20"/>
-          <w:lang w:val="en-ID" w:eastAsia="en-ID"/>
-        </w:rPr>
-        <w:t xml:space="preserve"> </w:t>
-      </w:r>
-      <w:proofErr w:type="spellStart"/>
-      <w:r>
-        <w:rPr>
-          <w:rFonts w:ascii="Times New Roman" w:eastAsia="Times New Roman" w:hAnsi="Times New Roman" w:cs="Times New Roman"/>
-          <w:sz w:val="20"/>
-          <w:szCs w:val="20"/>
-          <w:lang w:val="en-ID" w:eastAsia="en-ID"/>
-        </w:rPr>
-        <w:t>klinis</w:t>
-      </w:r>
-      <w:proofErr w:type="spellEnd"/>
-      <w:r>
-        <w:rPr>
-          <w:rFonts w:ascii="Times New Roman" w:eastAsia="Times New Roman" w:hAnsi="Times New Roman" w:cs="Times New Roman"/>
-          <w:sz w:val="20"/>
-          <w:szCs w:val="20"/>
-          <w:lang w:val="en-ID" w:eastAsia="en-ID"/>
-        </w:rPr>
-        <w:t xml:space="preserve"> [13,15,19], dan (5) Kesimpulan </w:t>
-      </w:r>
-      <w:proofErr w:type="spellStart"/>
-      <w:r>
-        <w:rPr>
-          <w:rFonts w:ascii="Times New Roman" w:eastAsia="Times New Roman" w:hAnsi="Times New Roman" w:cs="Times New Roman"/>
-          <w:sz w:val="20"/>
-          <w:szCs w:val="20"/>
-          <w:lang w:val="en-ID" w:eastAsia="en-ID"/>
-        </w:rPr>
-        <w:t>dengan</w:t>
-      </w:r>
-      <w:proofErr w:type="spellEnd"/>
-      <w:r>
-        <w:rPr>
-          <w:rFonts w:ascii="Times New Roman" w:eastAsia="Times New Roman" w:hAnsi="Times New Roman" w:cs="Times New Roman"/>
-          <w:sz w:val="20"/>
-          <w:szCs w:val="20"/>
-          <w:lang w:val="en-ID" w:eastAsia="en-ID"/>
-        </w:rPr>
-        <w:t xml:space="preserve"> </w:t>
-      </w:r>
-      <w:proofErr w:type="spellStart"/>
-      <w:r>
-        <w:rPr>
-          <w:rFonts w:ascii="Times New Roman" w:eastAsia="Times New Roman" w:hAnsi="Times New Roman" w:cs="Times New Roman"/>
-          <w:sz w:val="20"/>
-          <w:szCs w:val="20"/>
-          <w:lang w:val="en-ID" w:eastAsia="en-ID"/>
-        </w:rPr>
-        <w:t>arah</w:t>
-      </w:r>
-      <w:proofErr w:type="spellEnd"/>
-      <w:r>
-        <w:rPr>
-          <w:rFonts w:ascii="Times New Roman" w:eastAsia="Times New Roman" w:hAnsi="Times New Roman" w:cs="Times New Roman"/>
-          <w:sz w:val="20"/>
-          <w:szCs w:val="20"/>
-          <w:lang w:val="en-ID" w:eastAsia="en-ID"/>
-        </w:rPr>
-        <w:t xml:space="preserve"> masa </w:t>
-      </w:r>
-      <w:proofErr w:type="spellStart"/>
-      <w:r>
-        <w:rPr>
-          <w:rFonts w:ascii="Times New Roman" w:eastAsia="Times New Roman" w:hAnsi="Times New Roman" w:cs="Times New Roman"/>
-          <w:sz w:val="20"/>
-          <w:szCs w:val="20"/>
-          <w:lang w:val="en-ID" w:eastAsia="en-ID"/>
-        </w:rPr>
-        <w:t>depan</w:t>
-      </w:r>
-      <w:proofErr w:type="spellEnd"/>
-      <w:r>
-        <w:rPr>
-          <w:rFonts w:ascii="Times New Roman" w:eastAsia="Times New Roman" w:hAnsi="Times New Roman" w:cs="Times New Roman"/>
-          <w:sz w:val="20"/>
-          <w:szCs w:val="20"/>
-          <w:lang w:val="en-ID" w:eastAsia="en-ID"/>
-        </w:rPr>
-        <w:t xml:space="preserve"> [20,21,23,24].</w:t>
-      </w:r>
-      <w:r>
-        <w:rPr>
-          <w:rFonts w:ascii="Times New Roman" w:eastAsia="Times New Roman" w:hAnsi="Times New Roman" w:cs="Times New Roman"/>
-          <w:sz w:val="20"/>
-          <w:szCs w:val="20"/>
-          <w:lang w:val="en-ID" w:eastAsia="en-ID"/>
-        </w:rPr>
-        <w:t xml:space="preserve"> </w:t>
-      </w:r>
-      <w:r>
-        <w:rPr>
-          <w:rFonts w:ascii="Times New Roman" w:eastAsia="Times New Roman" w:hAnsi="Times New Roman" w:cs="Times New Roman"/>
-          <w:sz w:val="20"/>
-          <w:szCs w:val="20"/>
-          <w:lang w:val="en-ID" w:eastAsia="en-ID"/>
-        </w:rPr>
-        <w:t>Target Submission</w:t>
-      </w:r>
-      <w:r>
-        <w:rPr>
-          <w:rFonts w:ascii="Times New Roman" w:eastAsia="Times New Roman" w:hAnsi="Times New Roman" w:cs="Times New Roman"/>
-          <w:sz w:val="20"/>
-          <w:szCs w:val="20"/>
-          <w:lang w:val="en-ID" w:eastAsia="en-ID"/>
-        </w:rPr>
-        <w:t xml:space="preserve"> </w:t>
-      </w:r>
-      <w:proofErr w:type="spellStart"/>
-      <w:r>
-        <w:rPr>
-          <w:rFonts w:ascii="Times New Roman" w:eastAsia="Times New Roman" w:hAnsi="Times New Roman" w:cs="Times New Roman"/>
-          <w:sz w:val="20"/>
-          <w:szCs w:val="20"/>
-          <w:lang w:val="en-ID" w:eastAsia="en-ID"/>
-        </w:rPr>
-        <w:t>yaitu</w:t>
-      </w:r>
-      <w:proofErr w:type="spellEnd"/>
-      <w:r>
-        <w:rPr>
-          <w:rFonts w:ascii="Times New Roman" w:eastAsia="Times New Roman" w:hAnsi="Times New Roman" w:cs="Times New Roman"/>
-          <w:sz w:val="20"/>
-          <w:szCs w:val="20"/>
-          <w:lang w:val="en-ID" w:eastAsia="en-ID"/>
-        </w:rPr>
-        <w:t xml:space="preserve"> pada </w:t>
-      </w:r>
-      <w:proofErr w:type="spellStart"/>
-      <w:r>
-        <w:rPr>
-          <w:rFonts w:ascii="Times New Roman" w:eastAsia="Times New Roman" w:hAnsi="Times New Roman" w:cs="Times New Roman"/>
-          <w:sz w:val="20"/>
-          <w:szCs w:val="20"/>
-          <w:lang w:val="en-ID" w:eastAsia="en-ID"/>
-        </w:rPr>
-        <w:t>bulan</w:t>
-      </w:r>
-      <w:proofErr w:type="spellEnd"/>
-      <w:r>
-        <w:rPr>
-          <w:rFonts w:ascii="Times New Roman" w:eastAsia="Times New Roman" w:hAnsi="Times New Roman" w:cs="Times New Roman"/>
-          <w:sz w:val="20"/>
-          <w:szCs w:val="20"/>
-          <w:lang w:val="en-ID" w:eastAsia="en-ID"/>
-        </w:rPr>
-        <w:t xml:space="preserve"> November </w:t>
-      </w:r>
-      <w:r>
-        <w:rPr>
-          <w:rFonts w:ascii="Times New Roman" w:eastAsia="Times New Roman" w:hAnsi="Times New Roman" w:cs="Times New Roman"/>
-          <w:sz w:val="20"/>
-          <w:szCs w:val="20"/>
-          <w:lang w:val="en-ID" w:eastAsia="en-ID"/>
-        </w:rPr>
-        <w:t xml:space="preserve">– </w:t>
-      </w:r>
-      <w:proofErr w:type="spellStart"/>
-      <w:r>
-        <w:rPr>
-          <w:rFonts w:ascii="Times New Roman" w:eastAsia="Times New Roman" w:hAnsi="Times New Roman" w:cs="Times New Roman"/>
-          <w:sz w:val="20"/>
-          <w:szCs w:val="20"/>
-          <w:lang w:val="en-ID" w:eastAsia="en-ID"/>
-        </w:rPr>
-        <w:t>Desember</w:t>
-      </w:r>
-      <w:proofErr w:type="spellEnd"/>
-      <w:r>
-        <w:rPr>
-          <w:rFonts w:ascii="Times New Roman" w:eastAsia="Times New Roman" w:hAnsi="Times New Roman" w:cs="Times New Roman"/>
-          <w:sz w:val="20"/>
-          <w:szCs w:val="20"/>
-          <w:lang w:val="en-ID" w:eastAsia="en-ID"/>
-        </w:rPr>
-        <w:t xml:space="preserve"> </w:t>
+        <w:t xml:space="preserve">– Desember </w:t>
       </w:r>
       <w:r>
         <w:rPr>
@@ -20827,7 +19698,6 @@
           <w:lang w:val="en-ID" w:eastAsia="en-ID"/>
         </w:rPr>
       </w:pPr>
-      <w:proofErr w:type="spellStart"/>
       <w:r>
         <w:rPr>
           <w:rFonts w:ascii="Times New Roman" w:eastAsia="Times New Roman" w:hAnsi="Times New Roman" w:cs="Times New Roman"/>
@@ -20837,33 +19707,8 @@
           <w:szCs w:val="20"/>
           <w:lang w:val="en-ID" w:eastAsia="en-ID"/>
         </w:rPr>
-        <w:t>Luaran</w:t>
-      </w:r>
-      <w:proofErr w:type="spellEnd"/>
-      <w:r>
-        <w:rPr>
-          <w:rFonts w:ascii="Times New Roman" w:eastAsia="Times New Roman" w:hAnsi="Times New Roman" w:cs="Times New Roman"/>
-          <w:b/>
-          <w:bCs/>
-          <w:sz w:val="20"/>
-          <w:szCs w:val="20"/>
-          <w:lang w:val="en-ID" w:eastAsia="en-ID"/>
-        </w:rPr>
-        <w:t xml:space="preserve"> </w:t>
-      </w:r>
-      <w:proofErr w:type="spellStart"/>
-      <w:r>
-        <w:rPr>
-          <w:rFonts w:ascii="Times New Roman" w:eastAsia="Times New Roman" w:hAnsi="Times New Roman" w:cs="Times New Roman"/>
-          <w:b/>
-          <w:bCs/>
-          <w:sz w:val="20"/>
-          <w:szCs w:val="20"/>
-          <w:lang w:val="en-ID" w:eastAsia="en-ID"/>
-        </w:rPr>
-        <w:t>Tambahan</w:t>
-      </w:r>
-      <w:proofErr w:type="spellEnd"/>
+        <w:t>Luaran Tambahan</w:t>
+      </w:r>
     </w:p>
     <w:p>
       <w:pPr>
@@ -20875,7 +19720,6 @@
           <w:lang w:val="en-ID" w:eastAsia="en-ID"/>
         </w:rPr>
       </w:pPr>
-      <w:proofErr w:type="spellStart"/>
       <w:r>
         <w:rPr>
           <w:rFonts w:ascii="Times New Roman" w:eastAsia="Times New Roman" w:hAnsi="Times New Roman" w:cs="Times New Roman"/>
@@ -20883,9 +19727,8 @@
           <w:szCs w:val="20"/>
           <w:lang w:val="en-ID" w:eastAsia="en-ID"/>
         </w:rPr>
-        <w:t>Implementasi</w:t>
-      </w:r>
-      <w:proofErr w:type="spellEnd"/>
+        <w:t>Implementasi Open-Source</w:t>
+      </w:r>
       <w:r>
         <w:rPr>
           <w:rFonts w:ascii="Times New Roman" w:eastAsia="Times New Roman" w:hAnsi="Times New Roman" w:cs="Times New Roman"/>
@@ -20893,7 +19736,7 @@
           <w:szCs w:val="20"/>
           <w:lang w:val="en-ID" w:eastAsia="en-ID"/>
         </w:rPr>
-        <w:t xml:space="preserve"> Open-Source</w:t>
+        <w:t xml:space="preserve"> </w:t>
       </w:r>
       <w:r>
         <w:rPr>
@@ -20902,576 +19745,7 @@
           <w:szCs w:val="20"/>
           <w:lang w:val="en-ID" w:eastAsia="en-ID"/>
         </w:rPr>
-        <w:t xml:space="preserve"> </w:t>
-      </w:r>
-      <w:r>
-        <w:rPr>
-          <w:rFonts w:ascii="Times New Roman" w:eastAsia="Times New Roman" w:hAnsi="Times New Roman" w:cs="Times New Roman"/>
-          <w:sz w:val="20"/>
-          <w:szCs w:val="20"/>
-          <w:lang w:val="en-ID" w:eastAsia="en-ID"/>
-        </w:rPr>
-        <w:t xml:space="preserve">Codebase </w:t>
-      </w:r>
-      <w:proofErr w:type="spellStart"/>
-      <w:r>
-        <w:rPr>
-          <w:rFonts w:ascii="Times New Roman" w:eastAsia="Times New Roman" w:hAnsi="Times New Roman" w:cs="Times New Roman"/>
-          <w:sz w:val="20"/>
-          <w:szCs w:val="20"/>
-          <w:lang w:val="en-ID" w:eastAsia="en-ID"/>
-        </w:rPr>
-        <w:t>lengkap</w:t>
-      </w:r>
-      <w:proofErr w:type="spellEnd"/>
-      <w:r>
-        <w:rPr>
-          <w:rFonts w:ascii="Times New Roman" w:eastAsia="Times New Roman" w:hAnsi="Times New Roman" w:cs="Times New Roman"/>
-          <w:sz w:val="20"/>
-          <w:szCs w:val="20"/>
-          <w:lang w:val="en-ID" w:eastAsia="en-ID"/>
-        </w:rPr>
-        <w:t xml:space="preserve"> </w:t>
-      </w:r>
-      <w:proofErr w:type="spellStart"/>
-      <w:r>
-        <w:rPr>
-          <w:rFonts w:ascii="Times New Roman" w:eastAsia="Times New Roman" w:hAnsi="Times New Roman" w:cs="Times New Roman"/>
-          <w:sz w:val="20"/>
-          <w:szCs w:val="20"/>
-          <w:lang w:val="en-ID" w:eastAsia="en-ID"/>
-        </w:rPr>
-        <w:t>dengan</w:t>
-      </w:r>
-      <w:proofErr w:type="spellEnd"/>
-      <w:r>
-        <w:rPr>
-          <w:rFonts w:ascii="Times New Roman" w:eastAsia="Times New Roman" w:hAnsi="Times New Roman" w:cs="Times New Roman"/>
-          <w:sz w:val="20"/>
-          <w:szCs w:val="20"/>
-          <w:lang w:val="en-ID" w:eastAsia="en-ID"/>
-        </w:rPr>
-        <w:t xml:space="preserve"> 12 </w:t>
-      </w:r>
-      <w:proofErr w:type="spellStart"/>
-      <w:r>
-        <w:rPr>
-          <w:rFonts w:ascii="Times New Roman" w:eastAsia="Times New Roman" w:hAnsi="Times New Roman" w:cs="Times New Roman"/>
-          <w:sz w:val="20"/>
-          <w:szCs w:val="20"/>
-          <w:lang w:val="en-ID" w:eastAsia="en-ID"/>
-        </w:rPr>
-        <w:t>skrip</w:t>
-      </w:r>
-      <w:proofErr w:type="spellEnd"/>
-      <w:r>
-        <w:rPr>
-          <w:rFonts w:ascii="Times New Roman" w:eastAsia="Times New Roman" w:hAnsi="Times New Roman" w:cs="Times New Roman"/>
-          <w:sz w:val="20"/>
-          <w:szCs w:val="20"/>
-          <w:lang w:val="en-ID" w:eastAsia="en-ID"/>
-        </w:rPr>
-        <w:t xml:space="preserve"> Python </w:t>
-      </w:r>
-      <w:proofErr w:type="spellStart"/>
-      <w:r>
-        <w:rPr>
-          <w:rFonts w:ascii="Times New Roman" w:eastAsia="Times New Roman" w:hAnsi="Times New Roman" w:cs="Times New Roman"/>
-          <w:sz w:val="20"/>
-          <w:szCs w:val="20"/>
-          <w:lang w:val="en-ID" w:eastAsia="en-ID"/>
-        </w:rPr>
-        <w:t>untuk</w:t>
-      </w:r>
-      <w:proofErr w:type="spellEnd"/>
-      <w:r>
-        <w:rPr>
-          <w:rFonts w:ascii="Times New Roman" w:eastAsia="Times New Roman" w:hAnsi="Times New Roman" w:cs="Times New Roman"/>
-          <w:sz w:val="20"/>
-          <w:szCs w:val="20"/>
-          <w:lang w:val="en-ID" w:eastAsia="en-ID"/>
-        </w:rPr>
-        <w:t xml:space="preserve"> </w:t>
-      </w:r>
-      <w:proofErr w:type="spellStart"/>
-      <w:r>
-        <w:rPr>
-          <w:rFonts w:ascii="Times New Roman" w:eastAsia="Times New Roman" w:hAnsi="Times New Roman" w:cs="Times New Roman"/>
-          <w:sz w:val="20"/>
-          <w:szCs w:val="20"/>
-          <w:lang w:val="en-ID" w:eastAsia="en-ID"/>
-        </w:rPr>
-        <w:t>persiapan</w:t>
-      </w:r>
-      <w:proofErr w:type="spellEnd"/>
-      <w:r>
-        <w:rPr>
-          <w:rFonts w:ascii="Times New Roman" w:eastAsia="Times New Roman" w:hAnsi="Times New Roman" w:cs="Times New Roman"/>
-          <w:sz w:val="20"/>
-          <w:szCs w:val="20"/>
-          <w:lang w:val="en-ID" w:eastAsia="en-ID"/>
-        </w:rPr>
-        <w:t xml:space="preserve"> data, </w:t>
-      </w:r>
-      <w:proofErr w:type="spellStart"/>
-      <w:r>
-        <w:rPr>
-          <w:rFonts w:ascii="Times New Roman" w:eastAsia="Times New Roman" w:hAnsi="Times New Roman" w:cs="Times New Roman"/>
-          <w:sz w:val="20"/>
-          <w:szCs w:val="20"/>
-          <w:lang w:val="en-ID" w:eastAsia="en-ID"/>
-        </w:rPr>
-        <w:t>pelatihan</w:t>
-      </w:r>
-      <w:proofErr w:type="spellEnd"/>
-      <w:r>
-        <w:rPr>
-          <w:rFonts w:ascii="Times New Roman" w:eastAsia="Times New Roman" w:hAnsi="Times New Roman" w:cs="Times New Roman"/>
-          <w:sz w:val="20"/>
-          <w:szCs w:val="20"/>
-          <w:lang w:val="en-ID" w:eastAsia="en-ID"/>
-        </w:rPr>
-        <w:t xml:space="preserve">, </w:t>
-      </w:r>
-      <w:proofErr w:type="spellStart"/>
-      <w:r>
-        <w:rPr>
-          <w:rFonts w:ascii="Times New Roman" w:eastAsia="Times New Roman" w:hAnsi="Times New Roman" w:cs="Times New Roman"/>
-          <w:sz w:val="20"/>
-          <w:szCs w:val="20"/>
-          <w:lang w:val="en-ID" w:eastAsia="en-ID"/>
-        </w:rPr>
-        <w:t>evaluasi</w:t>
-      </w:r>
-      <w:proofErr w:type="spellEnd"/>
-      <w:r>
-        <w:rPr>
-          <w:rFonts w:ascii="Times New Roman" w:eastAsia="Times New Roman" w:hAnsi="Times New Roman" w:cs="Times New Roman"/>
-          <w:sz w:val="20"/>
-          <w:szCs w:val="20"/>
-          <w:lang w:val="en-ID" w:eastAsia="en-ID"/>
-        </w:rPr>
-        <w:t xml:space="preserve">, dan </w:t>
-      </w:r>
-      <w:proofErr w:type="spellStart"/>
-      <w:r>
-        <w:rPr>
-          <w:rFonts w:ascii="Times New Roman" w:eastAsia="Times New Roman" w:hAnsi="Times New Roman" w:cs="Times New Roman"/>
-          <w:sz w:val="20"/>
-          <w:szCs w:val="20"/>
-          <w:lang w:val="en-ID" w:eastAsia="en-ID"/>
-        </w:rPr>
-        <w:t>visualisasi</w:t>
-      </w:r>
-      <w:proofErr w:type="spellEnd"/>
-      <w:r>
-        <w:rPr>
-          <w:rFonts w:ascii="Times New Roman" w:eastAsia="Times New Roman" w:hAnsi="Times New Roman" w:cs="Times New Roman"/>
-          <w:sz w:val="20"/>
-          <w:szCs w:val="20"/>
-          <w:lang w:val="en-ID" w:eastAsia="en-ID"/>
-        </w:rPr>
-        <w:t xml:space="preserve"> </w:t>
-      </w:r>
-      <w:proofErr w:type="spellStart"/>
-      <w:r>
-        <w:rPr>
-          <w:rFonts w:ascii="Times New Roman" w:eastAsia="Times New Roman" w:hAnsi="Times New Roman" w:cs="Times New Roman"/>
-          <w:sz w:val="20"/>
-          <w:szCs w:val="20"/>
-          <w:lang w:val="en-ID" w:eastAsia="en-ID"/>
-        </w:rPr>
-        <w:t>telah</w:t>
-      </w:r>
-      <w:proofErr w:type="spellEnd"/>
-      <w:r>
-        <w:rPr>
-          <w:rFonts w:ascii="Times New Roman" w:eastAsia="Times New Roman" w:hAnsi="Times New Roman" w:cs="Times New Roman"/>
-          <w:sz w:val="20"/>
-          <w:szCs w:val="20"/>
-          <w:lang w:val="en-ID" w:eastAsia="en-ID"/>
-        </w:rPr>
-        <w:t xml:space="preserve"> </w:t>
-      </w:r>
-      <w:proofErr w:type="spellStart"/>
-      <w:r>
-        <w:rPr>
-          <w:rFonts w:ascii="Times New Roman" w:eastAsia="Times New Roman" w:hAnsi="Times New Roman" w:cs="Times New Roman"/>
-          <w:sz w:val="20"/>
-          <w:szCs w:val="20"/>
-          <w:lang w:val="en-ID" w:eastAsia="en-ID"/>
-        </w:rPr>
-        <w:t>dikembangkan</w:t>
-      </w:r>
-      <w:proofErr w:type="spellEnd"/>
-      <w:r>
-        <w:rPr>
-          <w:rFonts w:ascii="Times New Roman" w:eastAsia="Times New Roman" w:hAnsi="Times New Roman" w:cs="Times New Roman"/>
-          <w:sz w:val="20"/>
-          <w:szCs w:val="20"/>
-          <w:lang w:val="en-ID" w:eastAsia="en-ID"/>
-        </w:rPr>
-        <w:t xml:space="preserve"> dan </w:t>
-      </w:r>
-      <w:proofErr w:type="spellStart"/>
-      <w:r>
-        <w:rPr>
-          <w:rFonts w:ascii="Times New Roman" w:eastAsia="Times New Roman" w:hAnsi="Times New Roman" w:cs="Times New Roman"/>
-          <w:sz w:val="20"/>
-          <w:szCs w:val="20"/>
-          <w:lang w:val="en-ID" w:eastAsia="en-ID"/>
-        </w:rPr>
-        <w:t>siap</w:t>
-      </w:r>
-      <w:proofErr w:type="spellEnd"/>
-      <w:r>
-        <w:rPr>
-          <w:rFonts w:ascii="Times New Roman" w:eastAsia="Times New Roman" w:hAnsi="Times New Roman" w:cs="Times New Roman"/>
-          <w:sz w:val="20"/>
-          <w:szCs w:val="20"/>
-          <w:lang w:val="en-ID" w:eastAsia="en-ID"/>
-        </w:rPr>
-        <w:t xml:space="preserve"> </w:t>
-      </w:r>
-      <w:proofErr w:type="spellStart"/>
-      <w:r>
-        <w:rPr>
-          <w:rFonts w:ascii="Times New Roman" w:eastAsia="Times New Roman" w:hAnsi="Times New Roman" w:cs="Times New Roman"/>
-          <w:sz w:val="20"/>
-          <w:szCs w:val="20"/>
-          <w:lang w:val="en-ID" w:eastAsia="en-ID"/>
-        </w:rPr>
-        <w:t>untuk</w:t>
-      </w:r>
-      <w:proofErr w:type="spellEnd"/>
-      <w:r>
-        <w:rPr>
-          <w:rFonts w:ascii="Times New Roman" w:eastAsia="Times New Roman" w:hAnsi="Times New Roman" w:cs="Times New Roman"/>
-          <w:sz w:val="20"/>
-          <w:szCs w:val="20"/>
-          <w:lang w:val="en-ID" w:eastAsia="en-ID"/>
-        </w:rPr>
-        <w:t xml:space="preserve"> </w:t>
-      </w:r>
-      <w:proofErr w:type="spellStart"/>
-      <w:r>
-        <w:rPr>
-          <w:rFonts w:ascii="Times New Roman" w:eastAsia="Times New Roman" w:hAnsi="Times New Roman" w:cs="Times New Roman"/>
-          <w:sz w:val="20"/>
-          <w:szCs w:val="20"/>
-          <w:lang w:val="en-ID" w:eastAsia="en-ID"/>
-        </w:rPr>
-        <w:t>dipublikasikan</w:t>
-      </w:r>
-      <w:proofErr w:type="spellEnd"/>
-      <w:r>
-        <w:rPr>
-          <w:rFonts w:ascii="Times New Roman" w:eastAsia="Times New Roman" w:hAnsi="Times New Roman" w:cs="Times New Roman"/>
-          <w:sz w:val="20"/>
-          <w:szCs w:val="20"/>
-          <w:lang w:val="en-ID" w:eastAsia="en-ID"/>
-        </w:rPr>
-        <w:t xml:space="preserve"> di repository GitHub. </w:t>
-      </w:r>
-      <w:proofErr w:type="spellStart"/>
-      <w:r>
-        <w:rPr>
-          <w:rFonts w:ascii="Times New Roman" w:eastAsia="Times New Roman" w:hAnsi="Times New Roman" w:cs="Times New Roman"/>
-          <w:sz w:val="20"/>
-          <w:szCs w:val="20"/>
-          <w:lang w:val="en-ID" w:eastAsia="en-ID"/>
-        </w:rPr>
-        <w:t>Publikasi</w:t>
-      </w:r>
-      <w:proofErr w:type="spellEnd"/>
-      <w:r>
-        <w:rPr>
-          <w:rFonts w:ascii="Times New Roman" w:eastAsia="Times New Roman" w:hAnsi="Times New Roman" w:cs="Times New Roman"/>
-          <w:sz w:val="20"/>
-          <w:szCs w:val="20"/>
-          <w:lang w:val="en-ID" w:eastAsia="en-ID"/>
-        </w:rPr>
-        <w:t xml:space="preserve"> </w:t>
-      </w:r>
-      <w:proofErr w:type="spellStart"/>
-      <w:r>
-        <w:rPr>
-          <w:rFonts w:ascii="Times New Roman" w:eastAsia="Times New Roman" w:hAnsi="Times New Roman" w:cs="Times New Roman"/>
-          <w:sz w:val="20"/>
-          <w:szCs w:val="20"/>
-          <w:lang w:val="en-ID" w:eastAsia="en-ID"/>
-        </w:rPr>
-        <w:t>akan</w:t>
-      </w:r>
-      <w:proofErr w:type="spellEnd"/>
-      <w:r>
-        <w:rPr>
-          <w:rFonts w:ascii="Times New Roman" w:eastAsia="Times New Roman" w:hAnsi="Times New Roman" w:cs="Times New Roman"/>
-          <w:sz w:val="20"/>
-          <w:szCs w:val="20"/>
-          <w:lang w:val="en-ID" w:eastAsia="en-ID"/>
-        </w:rPr>
-        <w:t xml:space="preserve"> </w:t>
-      </w:r>
-      <w:proofErr w:type="spellStart"/>
-      <w:r>
-        <w:rPr>
-          <w:rFonts w:ascii="Times New Roman" w:eastAsia="Times New Roman" w:hAnsi="Times New Roman" w:cs="Times New Roman"/>
-          <w:sz w:val="20"/>
-          <w:szCs w:val="20"/>
-          <w:lang w:val="en-ID" w:eastAsia="en-ID"/>
-        </w:rPr>
-        <w:t>dilakukan</w:t>
-      </w:r>
-      <w:proofErr w:type="spellEnd"/>
-      <w:r>
-        <w:rPr>
-          <w:rFonts w:ascii="Times New Roman" w:eastAsia="Times New Roman" w:hAnsi="Times New Roman" w:cs="Times New Roman"/>
-          <w:sz w:val="20"/>
-          <w:szCs w:val="20"/>
-          <w:lang w:val="en-ID" w:eastAsia="en-ID"/>
-        </w:rPr>
-        <w:t xml:space="preserve"> </w:t>
-      </w:r>
-      <w:proofErr w:type="spellStart"/>
-      <w:r>
-        <w:rPr>
-          <w:rFonts w:ascii="Times New Roman" w:eastAsia="Times New Roman" w:hAnsi="Times New Roman" w:cs="Times New Roman"/>
-          <w:sz w:val="20"/>
-          <w:szCs w:val="20"/>
-          <w:lang w:val="en-ID" w:eastAsia="en-ID"/>
-        </w:rPr>
-        <w:t>setelah</w:t>
-      </w:r>
-      <w:proofErr w:type="spellEnd"/>
-      <w:r>
-        <w:rPr>
-          <w:rFonts w:ascii="Times New Roman" w:eastAsia="Times New Roman" w:hAnsi="Times New Roman" w:cs="Times New Roman"/>
-          <w:sz w:val="20"/>
-          <w:szCs w:val="20"/>
-          <w:lang w:val="en-ID" w:eastAsia="en-ID"/>
-        </w:rPr>
-        <w:t xml:space="preserve"> </w:t>
-      </w:r>
-      <w:proofErr w:type="spellStart"/>
-      <w:r>
-        <w:rPr>
-          <w:rFonts w:ascii="Times New Roman" w:eastAsia="Times New Roman" w:hAnsi="Times New Roman" w:cs="Times New Roman"/>
-          <w:sz w:val="20"/>
-          <w:szCs w:val="20"/>
-          <w:lang w:val="en-ID" w:eastAsia="en-ID"/>
-        </w:rPr>
-        <w:t>artikel</w:t>
-      </w:r>
-      <w:proofErr w:type="spellEnd"/>
-      <w:r>
-        <w:rPr>
-          <w:rFonts w:ascii="Times New Roman" w:eastAsia="Times New Roman" w:hAnsi="Times New Roman" w:cs="Times New Roman"/>
-          <w:sz w:val="20"/>
-          <w:szCs w:val="20"/>
-          <w:lang w:val="en-ID" w:eastAsia="en-ID"/>
-        </w:rPr>
-        <w:t xml:space="preserve"> </w:t>
-      </w:r>
-      <w:proofErr w:type="spellStart"/>
-      <w:r>
-        <w:rPr>
-          <w:rFonts w:ascii="Times New Roman" w:eastAsia="Times New Roman" w:hAnsi="Times New Roman" w:cs="Times New Roman"/>
-          <w:sz w:val="20"/>
-          <w:szCs w:val="20"/>
-          <w:lang w:val="en-ID" w:eastAsia="en-ID"/>
-        </w:rPr>
-        <w:t>jurnal</w:t>
-      </w:r>
-      <w:proofErr w:type="spellEnd"/>
-      <w:r>
-        <w:rPr>
-          <w:rFonts w:ascii="Times New Roman" w:eastAsia="Times New Roman" w:hAnsi="Times New Roman" w:cs="Times New Roman"/>
-          <w:sz w:val="20"/>
-          <w:szCs w:val="20"/>
-          <w:lang w:val="en-ID" w:eastAsia="en-ID"/>
-        </w:rPr>
-        <w:t xml:space="preserve"> </w:t>
-      </w:r>
-      <w:proofErr w:type="spellStart"/>
-      <w:r>
-        <w:rPr>
-          <w:rFonts w:ascii="Times New Roman" w:eastAsia="Times New Roman" w:hAnsi="Times New Roman" w:cs="Times New Roman"/>
-          <w:sz w:val="20"/>
-          <w:szCs w:val="20"/>
-          <w:lang w:val="en-ID" w:eastAsia="en-ID"/>
-        </w:rPr>
-        <w:t>diterbitkan</w:t>
-      </w:r>
-      <w:proofErr w:type="spellEnd"/>
-      <w:r>
-        <w:rPr>
-          <w:rFonts w:ascii="Times New Roman" w:eastAsia="Times New Roman" w:hAnsi="Times New Roman" w:cs="Times New Roman"/>
-          <w:sz w:val="20"/>
-          <w:szCs w:val="20"/>
-          <w:lang w:val="en-ID" w:eastAsia="en-ID"/>
-        </w:rPr>
-        <w:t xml:space="preserve"> </w:t>
-      </w:r>
-      <w:proofErr w:type="spellStart"/>
-      <w:r>
-        <w:rPr>
-          <w:rFonts w:ascii="Times New Roman" w:eastAsia="Times New Roman" w:hAnsi="Times New Roman" w:cs="Times New Roman"/>
-          <w:sz w:val="20"/>
-          <w:szCs w:val="20"/>
-          <w:lang w:val="en-ID" w:eastAsia="en-ID"/>
-        </w:rPr>
-        <w:t>untuk</w:t>
-      </w:r>
-      <w:proofErr w:type="spellEnd"/>
-      <w:r>
-        <w:rPr>
-          <w:rFonts w:ascii="Times New Roman" w:eastAsia="Times New Roman" w:hAnsi="Times New Roman" w:cs="Times New Roman"/>
-          <w:sz w:val="20"/>
-          <w:szCs w:val="20"/>
-          <w:lang w:val="en-ID" w:eastAsia="en-ID"/>
-        </w:rPr>
-        <w:t xml:space="preserve"> </w:t>
-      </w:r>
-      <w:proofErr w:type="spellStart"/>
-      <w:r>
-        <w:rPr>
-          <w:rFonts w:ascii="Times New Roman" w:eastAsia="Times New Roman" w:hAnsi="Times New Roman" w:cs="Times New Roman"/>
-          <w:sz w:val="20"/>
-          <w:szCs w:val="20"/>
-          <w:lang w:val="en-ID" w:eastAsia="en-ID"/>
-        </w:rPr>
-        <w:t>memastikan</w:t>
-      </w:r>
-      <w:proofErr w:type="spellEnd"/>
-      <w:r>
-        <w:rPr>
-          <w:rFonts w:ascii="Times New Roman" w:eastAsia="Times New Roman" w:hAnsi="Times New Roman" w:cs="Times New Roman"/>
-          <w:sz w:val="20"/>
-          <w:szCs w:val="20"/>
-          <w:lang w:val="en-ID" w:eastAsia="en-ID"/>
-        </w:rPr>
-        <w:t xml:space="preserve"> </w:t>
-      </w:r>
-      <w:proofErr w:type="spellStart"/>
-      <w:r>
-        <w:rPr>
-          <w:rFonts w:ascii="Times New Roman" w:eastAsia="Times New Roman" w:hAnsi="Times New Roman" w:cs="Times New Roman"/>
-          <w:sz w:val="20"/>
-          <w:szCs w:val="20"/>
-          <w:lang w:val="en-ID" w:eastAsia="en-ID"/>
-        </w:rPr>
-        <w:t>prioritas</w:t>
-      </w:r>
-      <w:proofErr w:type="spellEnd"/>
-      <w:r>
-        <w:rPr>
-          <w:rFonts w:ascii="Times New Roman" w:eastAsia="Times New Roman" w:hAnsi="Times New Roman" w:cs="Times New Roman"/>
-          <w:sz w:val="20"/>
-          <w:szCs w:val="20"/>
-          <w:lang w:val="en-ID" w:eastAsia="en-ID"/>
-        </w:rPr>
-        <w:t xml:space="preserve"> </w:t>
-      </w:r>
-      <w:proofErr w:type="spellStart"/>
-      <w:r>
-        <w:rPr>
-          <w:rFonts w:ascii="Times New Roman" w:eastAsia="Times New Roman" w:hAnsi="Times New Roman" w:cs="Times New Roman"/>
-          <w:sz w:val="20"/>
-          <w:szCs w:val="20"/>
-          <w:lang w:val="en-ID" w:eastAsia="en-ID"/>
-        </w:rPr>
-        <w:t>publikasi</w:t>
-      </w:r>
-      <w:proofErr w:type="spellEnd"/>
-      <w:r>
-        <w:rPr>
-          <w:rFonts w:ascii="Times New Roman" w:eastAsia="Times New Roman" w:hAnsi="Times New Roman" w:cs="Times New Roman"/>
-          <w:sz w:val="20"/>
-          <w:szCs w:val="20"/>
-          <w:lang w:val="en-ID" w:eastAsia="en-ID"/>
-        </w:rPr>
-        <w:t xml:space="preserve"> dan </w:t>
-      </w:r>
-      <w:proofErr w:type="spellStart"/>
-      <w:r>
-        <w:rPr>
-          <w:rFonts w:ascii="Times New Roman" w:eastAsia="Times New Roman" w:hAnsi="Times New Roman" w:cs="Times New Roman"/>
-          <w:sz w:val="20"/>
-          <w:szCs w:val="20"/>
-          <w:lang w:val="en-ID" w:eastAsia="en-ID"/>
-        </w:rPr>
-        <w:t>melindungi</w:t>
-      </w:r>
-      <w:proofErr w:type="spellEnd"/>
-      <w:r>
-        <w:rPr>
-          <w:rFonts w:ascii="Times New Roman" w:eastAsia="Times New Roman" w:hAnsi="Times New Roman" w:cs="Times New Roman"/>
-          <w:sz w:val="20"/>
-          <w:szCs w:val="20"/>
-          <w:lang w:val="en-ID" w:eastAsia="en-ID"/>
-        </w:rPr>
-        <w:t xml:space="preserve"> </w:t>
-      </w:r>
-      <w:proofErr w:type="spellStart"/>
-      <w:r>
-        <w:rPr>
-          <w:rFonts w:ascii="Times New Roman" w:eastAsia="Times New Roman" w:hAnsi="Times New Roman" w:cs="Times New Roman"/>
-          <w:sz w:val="20"/>
-          <w:szCs w:val="20"/>
-          <w:lang w:val="en-ID" w:eastAsia="en-ID"/>
-        </w:rPr>
-        <w:t>klaim</w:t>
-      </w:r>
-      <w:proofErr w:type="spellEnd"/>
-      <w:r>
-        <w:rPr>
-          <w:rFonts w:ascii="Times New Roman" w:eastAsia="Times New Roman" w:hAnsi="Times New Roman" w:cs="Times New Roman"/>
-          <w:sz w:val="20"/>
-          <w:szCs w:val="20"/>
-          <w:lang w:val="en-ID" w:eastAsia="en-ID"/>
-        </w:rPr>
-        <w:t xml:space="preserve"> </w:t>
-      </w:r>
-      <w:proofErr w:type="spellStart"/>
-      <w:r>
-        <w:rPr>
-          <w:rFonts w:ascii="Times New Roman" w:eastAsia="Times New Roman" w:hAnsi="Times New Roman" w:cs="Times New Roman"/>
-          <w:sz w:val="20"/>
-          <w:szCs w:val="20"/>
-          <w:lang w:val="en-ID" w:eastAsia="en-ID"/>
-        </w:rPr>
-        <w:t>kontribusi</w:t>
-      </w:r>
-      <w:proofErr w:type="spellEnd"/>
-      <w:r>
-        <w:rPr>
-          <w:rFonts w:ascii="Times New Roman" w:eastAsia="Times New Roman" w:hAnsi="Times New Roman" w:cs="Times New Roman"/>
-          <w:sz w:val="20"/>
-          <w:szCs w:val="20"/>
-          <w:lang w:val="en-ID" w:eastAsia="en-ID"/>
-        </w:rPr>
-        <w:t xml:space="preserve"> </w:t>
-      </w:r>
-      <w:proofErr w:type="spellStart"/>
-      <w:r>
-        <w:rPr>
-          <w:rFonts w:ascii="Times New Roman" w:eastAsia="Times New Roman" w:hAnsi="Times New Roman" w:cs="Times New Roman"/>
-          <w:sz w:val="20"/>
-          <w:szCs w:val="20"/>
-          <w:lang w:val="en-ID" w:eastAsia="en-ID"/>
-        </w:rPr>
-        <w:t>ilmiah</w:t>
-      </w:r>
-      <w:proofErr w:type="spellEnd"/>
-      <w:r>
-        <w:rPr>
-          <w:rFonts w:ascii="Times New Roman" w:eastAsia="Times New Roman" w:hAnsi="Times New Roman" w:cs="Times New Roman"/>
-          <w:sz w:val="20"/>
-          <w:szCs w:val="20"/>
-          <w:lang w:val="en-ID" w:eastAsia="en-ID"/>
-        </w:rPr>
-        <w:t>.</w:t>
+        <w:t>Codebase lengkap dengan 12 skrip Python untuk persiapan data, pelatihan, evaluasi, dan visualisasi telah dikembangkan dan siap untuk dipublikasikan di repository GitHub. Publikasi akan dilakukan setelah artikel jurnal diterbitkan untuk memastikan prioritas publikasi dan melindungi klaim kontribusi ilmiah.</w:t>
       </w:r>
     </w:p>
     <w:p>
@@ -21511,9 +19785,8 @@
           <w:szCs w:val="20"/>
           <w:lang w:val="en-ID" w:eastAsia="en-ID"/>
         </w:rPr>
-        <w:t xml:space="preserve">Status: Private </w:t>
-      </w:r>
-      <w:proofErr w:type="spellStart"/>
+        <w:t>Status: Private akan dipublikasikan setelah artikel jurnal</w:t>
+      </w:r>
       <w:r>
         <w:rPr>
           <w:rFonts w:ascii="Times New Roman" w:eastAsia="Times New Roman" w:hAnsi="Times New Roman" w:cs="Times New Roman"/>
@@ -21521,9 +19794,8 @@
           <w:szCs w:val="20"/>
           <w:lang w:val="en-ID" w:eastAsia="en-ID"/>
         </w:rPr>
-        <w:t>akan</w:t>
-      </w:r>
-      <w:proofErr w:type="spellEnd"/>
+        <w:t xml:space="preserve"> luaran wajib</w:t>
+      </w:r>
       <w:r>
         <w:rPr>
           <w:rFonts w:ascii="Times New Roman" w:eastAsia="Times New Roman" w:hAnsi="Times New Roman" w:cs="Times New Roman"/>
@@ -21531,9 +19803,8 @@
           <w:szCs w:val="20"/>
           <w:lang w:val="en-ID" w:eastAsia="en-ID"/>
         </w:rPr>
-        <w:t xml:space="preserve"> </w:t>
-      </w:r>
-      <w:proofErr w:type="spellStart"/>
+        <w:t xml:space="preserve"> diterbitkan</w:t>
+      </w:r>
       <w:r>
         <w:rPr>
           <w:rFonts w:ascii="Times New Roman" w:eastAsia="Times New Roman" w:hAnsi="Times New Roman" w:cs="Times New Roman"/>
@@ -21541,9 +19812,8 @@
           <w:szCs w:val="20"/>
           <w:lang w:val="en-ID" w:eastAsia="en-ID"/>
         </w:rPr>
-        <w:t>dipublikasikan</w:t>
-      </w:r>
-      <w:proofErr w:type="spellEnd"/>
+        <w:t xml:space="preserve"> untuk m</w:t>
+      </w:r>
       <w:r>
         <w:rPr>
           <w:rFonts w:ascii="Times New Roman" w:eastAsia="Times New Roman" w:hAnsi="Times New Roman" w:cs="Times New Roman"/>
@@ -21551,348 +19821,8 @@
           <w:szCs w:val="20"/>
           <w:lang w:val="en-ID" w:eastAsia="en-ID"/>
         </w:rPr>
-        <w:t xml:space="preserve"> </w:t>
-      </w:r>
-      <w:proofErr w:type="spellStart"/>
-      <w:r>
-        <w:rPr>
-          <w:rFonts w:ascii="Times New Roman" w:eastAsia="Times New Roman" w:hAnsi="Times New Roman" w:cs="Times New Roman"/>
-          <w:sz w:val="20"/>
-          <w:szCs w:val="20"/>
-          <w:lang w:val="en-ID" w:eastAsia="en-ID"/>
-        </w:rPr>
-        <w:t>setelah</w:t>
-      </w:r>
-      <w:proofErr w:type="spellEnd"/>
-      <w:r>
-        <w:rPr>
-          <w:rFonts w:ascii="Times New Roman" w:eastAsia="Times New Roman" w:hAnsi="Times New Roman" w:cs="Times New Roman"/>
-          <w:sz w:val="20"/>
-          <w:szCs w:val="20"/>
-          <w:lang w:val="en-ID" w:eastAsia="en-ID"/>
-        </w:rPr>
-        <w:t xml:space="preserve"> </w:t>
-      </w:r>
-      <w:proofErr w:type="spellStart"/>
-      <w:r>
-        <w:rPr>
-          <w:rFonts w:ascii="Times New Roman" w:eastAsia="Times New Roman" w:hAnsi="Times New Roman" w:cs="Times New Roman"/>
-          <w:sz w:val="20"/>
-          <w:szCs w:val="20"/>
-          <w:lang w:val="en-ID" w:eastAsia="en-ID"/>
-        </w:rPr>
-        <w:t>artikel</w:t>
-      </w:r>
-      <w:proofErr w:type="spellEnd"/>
-      <w:r>
-        <w:rPr>
-          <w:rFonts w:ascii="Times New Roman" w:eastAsia="Times New Roman" w:hAnsi="Times New Roman" w:cs="Times New Roman"/>
-          <w:sz w:val="20"/>
-          <w:szCs w:val="20"/>
-          <w:lang w:val="en-ID" w:eastAsia="en-ID"/>
-        </w:rPr>
-        <w:t xml:space="preserve"> </w:t>
-      </w:r>
-      <w:proofErr w:type="spellStart"/>
-      <w:r>
-        <w:rPr>
-          <w:rFonts w:ascii="Times New Roman" w:eastAsia="Times New Roman" w:hAnsi="Times New Roman" w:cs="Times New Roman"/>
-          <w:sz w:val="20"/>
-          <w:szCs w:val="20"/>
-          <w:lang w:val="en-ID" w:eastAsia="en-ID"/>
-        </w:rPr>
-        <w:t>jurnal</w:t>
-      </w:r>
-      <w:proofErr w:type="spellEnd"/>
-      <w:r>
-        <w:rPr>
-          <w:rFonts w:ascii="Times New Roman" w:eastAsia="Times New Roman" w:hAnsi="Times New Roman" w:cs="Times New Roman"/>
-          <w:sz w:val="20"/>
-          <w:szCs w:val="20"/>
-          <w:lang w:val="en-ID" w:eastAsia="en-ID"/>
-        </w:rPr>
-        <w:t xml:space="preserve"> </w:t>
-      </w:r>
-      <w:proofErr w:type="spellStart"/>
-      <w:r>
-        <w:rPr>
-          <w:rFonts w:ascii="Times New Roman" w:eastAsia="Times New Roman" w:hAnsi="Times New Roman" w:cs="Times New Roman"/>
-          <w:sz w:val="20"/>
-          <w:szCs w:val="20"/>
-          <w:lang w:val="en-ID" w:eastAsia="en-ID"/>
-        </w:rPr>
-        <w:t>luaran</w:t>
-      </w:r>
-      <w:proofErr w:type="spellEnd"/>
-      <w:r>
-        <w:rPr>
-          <w:rFonts w:ascii="Times New Roman" w:eastAsia="Times New Roman" w:hAnsi="Times New Roman" w:cs="Times New Roman"/>
-          <w:sz w:val="20"/>
-          <w:szCs w:val="20"/>
-          <w:lang w:val="en-ID" w:eastAsia="en-ID"/>
-        </w:rPr>
-        <w:t xml:space="preserve"> </w:t>
-      </w:r>
-      <w:proofErr w:type="spellStart"/>
-      <w:r>
-        <w:rPr>
-          <w:rFonts w:ascii="Times New Roman" w:eastAsia="Times New Roman" w:hAnsi="Times New Roman" w:cs="Times New Roman"/>
-          <w:sz w:val="20"/>
-          <w:szCs w:val="20"/>
-          <w:lang w:val="en-ID" w:eastAsia="en-ID"/>
-        </w:rPr>
-        <w:t>wajib</w:t>
-      </w:r>
-      <w:proofErr w:type="spellEnd"/>
-      <w:r>
-        <w:rPr>
-          <w:rFonts w:ascii="Times New Roman" w:eastAsia="Times New Roman" w:hAnsi="Times New Roman" w:cs="Times New Roman"/>
-          <w:sz w:val="20"/>
-          <w:szCs w:val="20"/>
-          <w:lang w:val="en-ID" w:eastAsia="en-ID"/>
-        </w:rPr>
-        <w:t xml:space="preserve"> </w:t>
-      </w:r>
-      <w:proofErr w:type="spellStart"/>
-      <w:r>
-        <w:rPr>
-          <w:rFonts w:ascii="Times New Roman" w:eastAsia="Times New Roman" w:hAnsi="Times New Roman" w:cs="Times New Roman"/>
-          <w:sz w:val="20"/>
-          <w:szCs w:val="20"/>
-          <w:lang w:val="en-ID" w:eastAsia="en-ID"/>
-        </w:rPr>
-        <w:t>diterbitkan</w:t>
-      </w:r>
-      <w:proofErr w:type="spellEnd"/>
-      <w:r>
-        <w:rPr>
-          <w:rFonts w:ascii="Times New Roman" w:eastAsia="Times New Roman" w:hAnsi="Times New Roman" w:cs="Times New Roman"/>
-          <w:sz w:val="20"/>
-          <w:szCs w:val="20"/>
-          <w:lang w:val="en-ID" w:eastAsia="en-ID"/>
-        </w:rPr>
-        <w:t xml:space="preserve"> </w:t>
-      </w:r>
-      <w:proofErr w:type="spellStart"/>
-      <w:r>
-        <w:rPr>
-          <w:rFonts w:ascii="Times New Roman" w:eastAsia="Times New Roman" w:hAnsi="Times New Roman" w:cs="Times New Roman"/>
-          <w:sz w:val="20"/>
-          <w:szCs w:val="20"/>
-          <w:lang w:val="en-ID" w:eastAsia="en-ID"/>
-        </w:rPr>
-        <w:t>untuk</w:t>
-      </w:r>
-      <w:proofErr w:type="spellEnd"/>
-      <w:r>
-        <w:rPr>
-          <w:rFonts w:ascii="Times New Roman" w:eastAsia="Times New Roman" w:hAnsi="Times New Roman" w:cs="Times New Roman"/>
-          <w:sz w:val="20"/>
-          <w:szCs w:val="20"/>
-          <w:lang w:val="en-ID" w:eastAsia="en-ID"/>
-        </w:rPr>
-        <w:t xml:space="preserve"> </w:t>
-      </w:r>
-      <w:proofErr w:type="spellStart"/>
-      <w:r>
-        <w:rPr>
-          <w:rFonts w:ascii="Times New Roman" w:eastAsia="Times New Roman" w:hAnsi="Times New Roman" w:cs="Times New Roman"/>
-          <w:sz w:val="20"/>
-          <w:szCs w:val="20"/>
-          <w:lang w:val="en-ID" w:eastAsia="en-ID"/>
-        </w:rPr>
-        <w:t>m</w:t>
-      </w:r>
-      <w:r>
-        <w:rPr>
-          <w:rFonts w:ascii="Times New Roman" w:eastAsia="Times New Roman" w:hAnsi="Times New Roman" w:cs="Times New Roman"/>
-          <w:sz w:val="20"/>
-          <w:szCs w:val="20"/>
-          <w:lang w:val="en-ID" w:eastAsia="en-ID"/>
-        </w:rPr>
-        <w:t>emastikan</w:t>
-      </w:r>
-      <w:proofErr w:type="spellEnd"/>
-      <w:r>
-        <w:rPr>
-          <w:rFonts w:ascii="Times New Roman" w:eastAsia="Times New Roman" w:hAnsi="Times New Roman" w:cs="Times New Roman"/>
-          <w:sz w:val="20"/>
-          <w:szCs w:val="20"/>
-          <w:lang w:val="en-ID" w:eastAsia="en-ID"/>
-        </w:rPr>
-        <w:t xml:space="preserve"> </w:t>
-      </w:r>
-      <w:proofErr w:type="spellStart"/>
-      <w:r>
-        <w:rPr>
-          <w:rFonts w:ascii="Times New Roman" w:eastAsia="Times New Roman" w:hAnsi="Times New Roman" w:cs="Times New Roman"/>
-          <w:sz w:val="20"/>
-          <w:szCs w:val="20"/>
-          <w:lang w:val="en-ID" w:eastAsia="en-ID"/>
-        </w:rPr>
-        <w:t>prioritas</w:t>
-      </w:r>
-      <w:proofErr w:type="spellEnd"/>
-      <w:r>
-        <w:rPr>
-          <w:rFonts w:ascii="Times New Roman" w:eastAsia="Times New Roman" w:hAnsi="Times New Roman" w:cs="Times New Roman"/>
-          <w:sz w:val="20"/>
-          <w:szCs w:val="20"/>
-          <w:lang w:val="en-ID" w:eastAsia="en-ID"/>
-        </w:rPr>
-        <w:t xml:space="preserve"> </w:t>
-      </w:r>
-      <w:proofErr w:type="spellStart"/>
-      <w:r>
-        <w:rPr>
-          <w:rFonts w:ascii="Times New Roman" w:eastAsia="Times New Roman" w:hAnsi="Times New Roman" w:cs="Times New Roman"/>
-          <w:sz w:val="20"/>
-          <w:szCs w:val="20"/>
-          <w:lang w:val="en-ID" w:eastAsia="en-ID"/>
-        </w:rPr>
-        <w:t>publikasi</w:t>
-      </w:r>
-      <w:proofErr w:type="spellEnd"/>
-      <w:r>
-        <w:rPr>
-          <w:rFonts w:ascii="Times New Roman" w:eastAsia="Times New Roman" w:hAnsi="Times New Roman" w:cs="Times New Roman"/>
-          <w:sz w:val="20"/>
-          <w:szCs w:val="20"/>
-          <w:lang w:val="en-ID" w:eastAsia="en-ID"/>
-        </w:rPr>
-        <w:t xml:space="preserve"> dan </w:t>
-      </w:r>
-      <w:proofErr w:type="spellStart"/>
-      <w:r>
-        <w:rPr>
-          <w:rFonts w:ascii="Times New Roman" w:eastAsia="Times New Roman" w:hAnsi="Times New Roman" w:cs="Times New Roman"/>
-          <w:sz w:val="20"/>
-          <w:szCs w:val="20"/>
-          <w:lang w:val="en-ID" w:eastAsia="en-ID"/>
-        </w:rPr>
-        <w:t>melindungi</w:t>
-      </w:r>
-      <w:proofErr w:type="spellEnd"/>
-      <w:r>
-        <w:rPr>
-          <w:rFonts w:ascii="Times New Roman" w:eastAsia="Times New Roman" w:hAnsi="Times New Roman" w:cs="Times New Roman"/>
-          <w:sz w:val="20"/>
-          <w:szCs w:val="20"/>
-          <w:lang w:val="en-ID" w:eastAsia="en-ID"/>
-        </w:rPr>
-        <w:t xml:space="preserve"> </w:t>
-      </w:r>
-      <w:proofErr w:type="spellStart"/>
-      <w:r>
-        <w:rPr>
-          <w:rFonts w:ascii="Times New Roman" w:eastAsia="Times New Roman" w:hAnsi="Times New Roman" w:cs="Times New Roman"/>
-          <w:sz w:val="20"/>
-          <w:szCs w:val="20"/>
-          <w:lang w:val="en-ID" w:eastAsia="en-ID"/>
-        </w:rPr>
-        <w:t>klaim</w:t>
-      </w:r>
-      <w:proofErr w:type="spellEnd"/>
-      <w:r>
-        <w:rPr>
-          <w:rFonts w:ascii="Times New Roman" w:eastAsia="Times New Roman" w:hAnsi="Times New Roman" w:cs="Times New Roman"/>
-          <w:sz w:val="20"/>
-          <w:szCs w:val="20"/>
-          <w:lang w:val="en-ID" w:eastAsia="en-ID"/>
-        </w:rPr>
-        <w:t xml:space="preserve"> </w:t>
-      </w:r>
-      <w:proofErr w:type="spellStart"/>
-      <w:r>
-        <w:rPr>
-          <w:rFonts w:ascii="Times New Roman" w:eastAsia="Times New Roman" w:hAnsi="Times New Roman" w:cs="Times New Roman"/>
-          <w:sz w:val="20"/>
-          <w:szCs w:val="20"/>
-          <w:lang w:val="en-ID" w:eastAsia="en-ID"/>
-        </w:rPr>
-        <w:t>ilmiah</w:t>
-      </w:r>
-      <w:proofErr w:type="spellEnd"/>
-      <w:r>
-        <w:rPr>
-          <w:rFonts w:ascii="Times New Roman" w:eastAsia="Times New Roman" w:hAnsi="Times New Roman" w:cs="Times New Roman"/>
-          <w:sz w:val="20"/>
-          <w:szCs w:val="20"/>
-          <w:lang w:val="en-ID" w:eastAsia="en-ID"/>
-        </w:rPr>
-        <w:t xml:space="preserve"> </w:t>
-      </w:r>
-      <w:proofErr w:type="spellStart"/>
-      <w:r>
-        <w:rPr>
-          <w:rFonts w:ascii="Times New Roman" w:eastAsia="Times New Roman" w:hAnsi="Times New Roman" w:cs="Times New Roman"/>
-          <w:sz w:val="20"/>
-          <w:szCs w:val="20"/>
-          <w:lang w:val="en-ID" w:eastAsia="en-ID"/>
-        </w:rPr>
-        <w:t>sebelum</w:t>
-      </w:r>
-      <w:proofErr w:type="spellEnd"/>
-      <w:r>
-        <w:rPr>
-          <w:rFonts w:ascii="Times New Roman" w:eastAsia="Times New Roman" w:hAnsi="Times New Roman" w:cs="Times New Roman"/>
-          <w:sz w:val="20"/>
-          <w:szCs w:val="20"/>
-          <w:lang w:val="en-ID" w:eastAsia="en-ID"/>
-        </w:rPr>
-        <w:t xml:space="preserve"> </w:t>
-      </w:r>
-      <w:proofErr w:type="spellStart"/>
-      <w:r>
-        <w:rPr>
-          <w:rFonts w:ascii="Times New Roman" w:eastAsia="Times New Roman" w:hAnsi="Times New Roman" w:cs="Times New Roman"/>
-          <w:sz w:val="20"/>
-          <w:szCs w:val="20"/>
-          <w:lang w:val="en-ID" w:eastAsia="en-ID"/>
-        </w:rPr>
-        <w:t>dipublikasikan</w:t>
-      </w:r>
-      <w:proofErr w:type="spellEnd"/>
-      <w:r>
-        <w:rPr>
-          <w:rFonts w:ascii="Times New Roman" w:eastAsia="Times New Roman" w:hAnsi="Times New Roman" w:cs="Times New Roman"/>
-          <w:sz w:val="20"/>
-          <w:szCs w:val="20"/>
-          <w:lang w:val="en-ID" w:eastAsia="en-ID"/>
-        </w:rPr>
-        <w:t xml:space="preserve"> </w:t>
-      </w:r>
-      <w:proofErr w:type="spellStart"/>
-      <w:r>
-        <w:rPr>
-          <w:rFonts w:ascii="Times New Roman" w:eastAsia="Times New Roman" w:hAnsi="Times New Roman" w:cs="Times New Roman"/>
-          <w:sz w:val="20"/>
-          <w:szCs w:val="20"/>
-          <w:lang w:val="en-ID" w:eastAsia="en-ID"/>
-        </w:rPr>
-        <w:t>secara</w:t>
-      </w:r>
-      <w:proofErr w:type="spellEnd"/>
-      <w:r>
-        <w:rPr>
-          <w:rFonts w:ascii="Times New Roman" w:eastAsia="Times New Roman" w:hAnsi="Times New Roman" w:cs="Times New Roman"/>
-          <w:sz w:val="20"/>
-          <w:szCs w:val="20"/>
-          <w:lang w:val="en-ID" w:eastAsia="en-ID"/>
-        </w:rPr>
-        <w:t xml:space="preserve"> </w:t>
-      </w:r>
-      <w:proofErr w:type="spellStart"/>
-      <w:r>
-        <w:rPr>
-          <w:rFonts w:ascii="Times New Roman" w:eastAsia="Times New Roman" w:hAnsi="Times New Roman" w:cs="Times New Roman"/>
-          <w:sz w:val="20"/>
-          <w:szCs w:val="20"/>
-          <w:lang w:val="en-ID" w:eastAsia="en-ID"/>
-        </w:rPr>
-        <w:t>luas</w:t>
-      </w:r>
-      <w:proofErr w:type="spellEnd"/>
+        <w:t>emastikan prioritas publikasi dan melindungi klaim ilmiah sebelum dipublikasikan secara luas</w:t>
+      </w:r>
     </w:p>
     <w:permEnd w:id="361708070"/>
     <w:p>
@@ -24324,7 +22254,7 @@
         </w:rPr>
         <w:t xml:space="preserve">Centers for Disease Control and Prevention, "Malaria Biology," 2024. [Online]. Available: </w:t>
       </w:r>
-      <w:hyperlink r:id="rId19" w:history="1">
+      <w:hyperlink r:id="rId20" w:history="1">
         <w:r>
           <w:rPr>
             <w:rStyle w:val="Hyperlink"/>
@@ -25493,6 +23423,7 @@
   <w:style w:type="character" w:default="1" w:styleId="DefaultParagraphFont">
     <w:name w:val="Default Paragraph Font"/>
     <w:uiPriority w:val="1"/>
+    <w:semiHidden/>
     <w:unhideWhenUsed/>
   </w:style>
   <w:style w:type="table" w:default="1" w:styleId="TableNormal">
@@ -25854,6 +23785,25 @@
       <w:shd w:val="clear" w:color="auto" w:fill="E1DFDD"/>
     </w:rPr>
   </w:style>
+  <w:style w:type="paragraph" w:styleId="Caption">
+    <w:name w:val="caption"/>
+    <w:basedOn w:val="Normal"/>
+    <w:next w:val="Normal"/>
+    <w:uiPriority w:val="35"/>
+    <w:unhideWhenUsed/>
+    <w:qFormat/>
+    <w:rsid w:val="00F83088"/>
+    <w:pPr>
+      <w:spacing w:after="200"/>
+    </w:pPr>
+    <w:rPr>
+      <w:i/>
+      <w:iCs/>
+      <w:color w:val="0E2841" w:themeColor="text2"/>
+      <w:sz w:val="18"/>
+      <w:szCs w:val="18"/>
+    </w:rPr>
+  </w:style>
 </w:styles>
 </file>
 
@@ -26150,4 +24100,16 @@
     </a:ext>
   </a:extLst>
 </a:theme>
+</file>
+
+<file path=customXml/item1.xml><?xml version="1.0" encoding="utf-8"?>
+<b:Sources xmlns:b="http://schemas.openxmlformats.org/officeDocument/2006/bibliography" xmlns="http://schemas.openxmlformats.org/officeDocument/2006/bibliography" SelectedStyle="\APASixthEditionOfficeOnline.xsl" StyleName="APA" Version="6"/>
+</file>
+
+<file path=customXml/itemProps1.xml><?xml version="1.0" encoding="utf-8"?>
+<ds:datastoreItem xmlns:ds="http://schemas.openxmlformats.org/officeDocument/2006/customXml" ds:itemID="{BECA7199-86CB-4B18-A2B6-BF940BA3BFDA}">
+  <ds:schemaRefs>
+    <ds:schemaRef ds:uri="http://schemas.openxmlformats.org/officeDocument/2006/bibliography"/>
+  </ds:schemaRefs>
+</ds:datastoreItem>
 </file>